--- a/docs/report_v12_general_vs_visrag.docx
+++ b/docs/report_v12_general_vs_visrag.docx
@@ -15,7 +15,7 @@
           <w:color w:val="000000"/>
           <w:sz w:val="36"/>
         </w:rPr>
-        <w:t>Parsed-Visual RAG (v12-general) vs. VisRAG</w:t>
+        <w:t>Parsed-Visual RAG (v12-general) 대 VisRAG</w:t>
       </w:r>
     </w:p>
     <w:p>
@@ -29,14 +29,14 @@
           <w:b w:val="0"/>
           <w:i/>
           <w:color w:val="000000"/>
-          <w:sz w:val="23"/>
+          <w:sz w:val="22"/>
         </w:rPr>
-        <w:t>단일 GPU 환경에서의 동일 생성기 ablation을 통한 문서 시각 질의응답 방법론 비교</w:t>
+        <w:t>단일 GPU 환경에서 동일 생성기 통제하의 문서 시각 질의응답 방법론 ablation</w:t>
       </w:r>
     </w:p>
     <w:p>
       <w:pPr>
-        <w:spacing w:after="360"/>
+        <w:spacing w:after="40"/>
         <w:jc w:val="center"/>
       </w:pPr>
       <w:r>
@@ -45,9 +45,25 @@
           <w:b w:val="0"/>
           <w:i w:val="0"/>
           <w:color w:val="000000"/>
-          <w:sz w:val="21"/>
+          <w:sz w:val="20"/>
         </w:rPr>
-        <w:t>기술 보고서 · 2026년 6월 5일 · 작성: 채민</w:t>
+        <w:t>이채민</w:t>
+      </w:r>
+    </w:p>
+    <w:p>
+      <w:pPr>
+        <w:spacing w:after="320"/>
+        <w:jc w:val="center"/>
+      </w:pPr>
+      <w:r>
+        <w:rPr>
+          <w:rFonts w:ascii="Times New Roman" w:hAnsi="Times New Roman" w:eastAsia="NanumMyeongjo" w:cs="Times New Roman"/>
+          <w:b w:val="0"/>
+          <w:i/>
+          <w:color w:val="000000"/>
+          <w:sz w:val="20"/>
+        </w:rPr>
+        <w:t>기술 보고서 · 2026년 6월 5일</w:t>
       </w:r>
     </w:p>
     <w:p>
@@ -64,15 +80,84 @@
           <w:b/>
           <w:i w:val="0"/>
           <w:color w:val="000000"/>
-          <w:sz w:val="22"/>
+          <w:sz w:val="20"/>
+          <w:smallCaps w:val="1"/>
         </w:rPr>
         <w:t>ABSTRACT</w:t>
       </w:r>
     </w:p>
     <w:p>
       <w:pPr>
-        <w:spacing w:after="40"/>
-        <w:ind w:left="454" w:right="454"/>
+        <w:spacing w:after="80" w:line="312" w:lineRule="auto"/>
+        <w:ind w:left="340" w:right="340" w:firstLine="340"/>
+        <w:jc w:val="both"/>
+      </w:pPr>
+      <w:r>
+        <w:rPr>
+          <w:rFonts w:ascii="Times New Roman" w:hAnsi="Times New Roman" w:eastAsia="NanumMyeongjo" w:cs="Times New Roman"/>
+          <w:b w:val="0"/>
+          <w:i w:val="0"/>
+          <w:color w:val="000000"/>
+          <w:sz w:val="20"/>
+        </w:rPr>
+        <w:t>본 보고서는 OpenBMB가 제안한 시각 기반 검색-증강 생성 프레임워크 VisRAG[1]의 공개 평가 벤치마크 위에서, 시각 전용 입력을 사용하는 baseline과 본 연구가 제안하는 domain-free 변형 Parsed-Visual RAG(이하 v12-general)을 비교한다. v12-general은 페이지 이미지를 Upstage Document Parse[5]로 텍스트·표 형태로 변환하여 동일한 시각 언어 모델(Vision-Language Model, VLM)에 원본 이미지와 함께 입력으로 제공하는 방법이다. 실험은 단일 RTX 4060(8 GB VRAM) 환경에서 수행되었고, 생성기는 Qwen2-VL-7B-Instruct[3]를 bitsandbytes NF4 4-bit 양자화[4]로 적재하였다. 4개 데이터셋(InfoVQA, ChartQA, MP-DocVQA, SlideVQA)에 대해 각 첫 100개 질의로 oracle 검색을 사용함으로써 생성 단계의 효과만을 격리하였다. 그 결과 v12-general은 시각 전용 baseline 대비 macro 정확도 기준 +36.32%p(0.229 → 0.592)의 향상을 보였으며, 페이지 레이아웃이 답변에 기여하는 MP-DocVQA에서는 파싱 텍스트 단독 ablation 대비 +4.0%p의 추가 이득이 관찰되었다. 본 보고서는 각 방법론의 구조, 파라미터 설정, 코드 설계, 논문과의 일치 및 차이, 그리고 단일 GPU 제약 하에서의 생성기·검색·표본 설계 결정의 정당성을 학술적 관점에서 정리한다.</w:t>
+      </w:r>
+    </w:p>
+    <w:p>
+      <w:pPr>
+        <w:spacing w:after="0"/>
+        <w:pBdr>
+          <w:bottom w:val="single" w:sz="6" w:space="1" w:color="000000"/>
+        </w:pBdr>
+      </w:pPr>
+    </w:p>
+    <w:p>
+      <w:pPr>
+        <w:spacing w:before="80" w:after="280"/>
+        <w:ind w:left="340" w:right="340"/>
+        <w:jc w:val="both"/>
+      </w:pPr>
+      <w:r>
+        <w:rPr>
+          <w:rFonts w:ascii="Times New Roman" w:hAnsi="Times New Roman" w:eastAsia="NanumMyeongjo" w:cs="Times New Roman"/>
+          <w:b/>
+          <w:i/>
+          <w:color w:val="000000"/>
+          <w:sz w:val="20"/>
+        </w:rPr>
+        <w:t xml:space="preserve">Index Terms — </w:t>
+      </w:r>
+      <w:r>
+        <w:rPr>
+          <w:rFonts w:ascii="Times New Roman" w:hAnsi="Times New Roman" w:eastAsia="NanumMyeongjo" w:cs="Times New Roman"/>
+          <w:b w:val="0"/>
+          <w:i w:val="0"/>
+          <w:color w:val="000000"/>
+          <w:sz w:val="20"/>
+        </w:rPr>
+        <w:t>시각 질의응답, 검색-증강 생성, 문서 이해, 시각 언어 모델, Upstage Document Parse, 양자화 추론, 평가 ablation.</w:t>
+      </w:r>
+    </w:p>
+    <w:p>
+      <w:pPr>
+        <w:keepNext/>
+        <w:spacing w:before="280" w:after="80"/>
+      </w:pPr>
+      <w:r>
+        <w:rPr>
+          <w:rFonts w:ascii="Times New Roman" w:hAnsi="Times New Roman" w:eastAsia="NanumMyeongjo" w:cs="Times New Roman"/>
+          <w:b/>
+          <w:i w:val="0"/>
+          <w:color w:val="000000"/>
+          <w:sz w:val="26"/>
+        </w:rPr>
+        <w:t>1. 서론</w:t>
+      </w:r>
+    </w:p>
+    <w:p>
+      <w:pPr>
+        <w:spacing w:after="80" w:before="0" w:line="324" w:lineRule="auto"/>
+        <w:ind w:firstLine="482"/>
         <w:jc w:val="both"/>
       </w:pPr>
       <w:r>
@@ -83,38 +168,13 @@
           <w:color w:val="000000"/>
           <w:sz w:val="21"/>
         </w:rPr>
-        <w:t>본 보고서는 OpenBMB가 제안한 VisRAG (arXiv:2410.10594)의 공개 평가 벤치마크 위에서, 시각 전용 baseline과 본 연구의 domain-free 변형인 Parsed-Visual RAG (별칭 v12-general)을 비교한 결과를 정리한다. v12-general은 페이지 이미지를 Upstage Document Parse로 텍스트·표 형태로 변환하여 이를 동일한 시각 언어 모델(VLM)에 원본 이미지와 함께 입력으로 제공하는 방법이다. 본 실험은 단일 RTX 4060 (8 GB VRAM) 환경에서 Qwen2-VL-7B-Instruct를 bitsandbytes NF4 4-bit 양자화로 적재하고, 4개 데이터셋(InfoVQA, ChartQA, MP-DocVQA, SlideVQA)의 각 첫 100개 질의에 대해 oracle 검색을 사용해 생성 단계만을 격리하여 측정하였다. 결과적으로 v12-general은 시각 전용 baseline 대비 macro 정확도 기준 +36.32%p (0.2288 → 0.5920) 향상을 보였으며, 특히 페이지 레이아웃이 답에 중요한 MP-DocVQA에서 텍스트 단독 ablation 대비 +4.0%p의 추가 이득을 확인하였다. 본 보고서는 각 방법론의 구조, 파라미터 설정, 코드 설계, 논문과의 일치/차이, 그리고 단일 GPU 제약 하에서의 생성기·검색·표본 설계 결정의 정당성을 학술적 톤으로 정리한다.</w:t>
+        <w:t>문서 시각 질의응답(Visual Document Question Answering, VDQA)은 페이지 이미지에 표현된 본문·표·차트·다이어그램으로부터 자연어 질의에 대한 정답을 추출하는 과제이다. 최근에 제안된 VisRAG[1]는 OCR이나 파싱을 거치지 않고 페이지 이미지를 시각 임베딩으로 검색한 후, 시각 언어 모델이 검색된 페이지 이미지로부터 직접 답을 생성하는 파이프라인을 제시한다. 그 동기는 OCR·파싱 단계에서 발생하는 정보 손실—레이아웃, 색상 강조, 그래픽 표현 등—이 답변 품질에 부정적이라는 가설이다.</w:t>
       </w:r>
     </w:p>
     <w:p>
       <w:pPr>
-        <w:spacing w:after="240"/>
-        <w:pBdr>
-          <w:bottom w:val="single" w:sz="6" w:space="1" w:color="000000"/>
-        </w:pBdr>
-      </w:pPr>
-    </w:p>
-    <w:p>
-      <w:pPr>
-        <w:spacing w:before="280" w:after="80"/>
-        <w:pBdr>
-          <w:bottom w:val="single" w:sz="6" w:space="1" w:color="000000"/>
-        </w:pBdr>
-      </w:pPr>
-      <w:r>
-        <w:rPr>
-          <w:rFonts w:ascii="Times New Roman" w:hAnsi="Times New Roman" w:eastAsia="NanumMyeongjo" w:cs="Times New Roman"/>
-          <w:b/>
-          <w:i w:val="0"/>
-          <w:color w:val="000000"/>
-          <w:sz w:val="28"/>
-        </w:rPr>
-        <w:t>1. 서론 및 동기</w:t>
-      </w:r>
-    </w:p>
-    <w:p>
-      <w:pPr>
-        <w:spacing w:after="160" w:before="0"/>
+        <w:spacing w:after="80" w:before="0" w:line="324" w:lineRule="auto"/>
+        <w:ind w:firstLine="482"/>
         <w:jc w:val="both"/>
       </w:pPr>
       <w:r>
@@ -123,14 +183,15 @@
           <w:b w:val="0"/>
           <w:i w:val="0"/>
           <w:color w:val="000000"/>
-          <w:sz w:val="22"/>
+          <w:sz w:val="21"/>
         </w:rPr>
-        <w:t>VisRAG는 문서 페이지 이미지를 OCR이나 파싱 없이 시각 임베딩으로 검색하고 시각 언어 모델로 답을 생성하는 RAG 파이프라인을 제안한다. 그 동기는 명확하다: OCR·파싱 단계에서 발생하는 정보 손실(레이아웃, 차트의 색상, 글꼴 강조 등)이 답변 정확도에 부정적이라는 가설이다. 한편 우리 연구실에서 개발해 온 v12 아키텍처는 동일한 페이지 이미지에 대해 Upstage Document Parse를 적용해 텍스트·표를 명시적으로 추출하고, 이를 원본 이미지와 함께 VLM 입력으로 결합한다. 즉 두 방법은 본질적으로 ‘파싱을 통한 명시적 텍스트 증거가 시각 전용 입력 대비 답변 품질을 개선하는가’라는 가설에 대해 상반된 입장을 가진다.</w:t>
+        <w:t>반면 본 연구진이 선행 연구로 개발한 v12 계열 아키텍처는 동일한 페이지 이미지에 Upstage Document Parse[5]를 적용하여 텍스트·표를 명시적으로 추출하고, 이를 원본 이미지와 함께 시각 언어 모델 입력으로 결합한다. 두 접근은 “파싱에 의한 명시적 텍스트 증거가 시각 전용 입력 대비 답변 품질을 개선하는가”라는 가설에 대해 상반된 입장을 취한다.</w:t>
       </w:r>
     </w:p>
     <w:p>
       <w:pPr>
-        <w:spacing w:after="160" w:before="0"/>
+        <w:spacing w:after="80" w:before="0" w:line="324" w:lineRule="auto"/>
+        <w:ind w:firstLine="482"/>
         <w:jc w:val="both"/>
       </w:pPr>
       <w:r>
@@ -139,14 +200,15 @@
           <w:b w:val="0"/>
           <w:i w:val="0"/>
           <w:color w:val="000000"/>
-          <w:sz w:val="22"/>
+          <w:sz w:val="21"/>
         </w:rPr>
-        <w:t>본 보고서의 목적은 이 두 접근을 동일한 데이터셋, 동일한 평가 지표, 동일한 생성기, 동일한 입력 페이지 조건에서 비교하여, evidence 형식(이미지 단독 / 파싱 텍스트 단독 / 둘의 결합) 자체가 정확도에 미치는 영향만을 격리해 측정하는 것이다. 본 연구는 검색 모델의 차이나 생성 모델의 절대 성능 차이를 다루지 않는다.</w:t>
+        <w:t>본 보고서의 목적은 두 접근을 동일한 데이터셋, 동일한 평가 지표, 동일한 생성기, 동일한 입력 페이지 조건에서 비교하여 evidence 형식(이미지 단독 / 파싱 텍스트 단독 / 둘의 결합)이 정확도에 미치는 영향만을 격리하여 측정하는 것이다. 본 연구는 검색 모델의 차이나 생성 모델의 절대 성능 차이를 다루지 않는다.</w:t>
       </w:r>
     </w:p>
     <w:p>
       <w:pPr>
-        <w:spacing w:after="160" w:before="0"/>
+        <w:spacing w:after="80" w:before="0" w:line="324" w:lineRule="auto"/>
+        <w:ind w:firstLine="482"/>
         <w:jc w:val="both"/>
       </w:pPr>
       <w:r>
@@ -155,17 +217,15 @@
           <w:b w:val="0"/>
           <w:i w:val="0"/>
           <w:color w:val="000000"/>
-          <w:sz w:val="22"/>
+          <w:sz w:val="21"/>
         </w:rPr>
-        <w:t>또한 비교 대상이 되는 결과 표는 팀 내 사전 PPT 자료(docs/VisRAG Multi Page Compression.pptx, slide 10)의 레이아웃을 따른다. 해당 자료의 baseline은 Qwen2-VL-7B를 그대로 사용했으며, 본 연구도 generator를 동일 모델 계열로 정렬하여 baseline의 위치를 일치시킨다.</w:t>
+        <w:t>또한 비교 대상이 되는 결과 표는 팀 내 사전 자료(docs/VisRAG Multi Page Compression.pptx, slide 10)의 양식을 따른다. 해당 자료의 baseline은 Qwen2-VL-7B를 사용하였으므로, 본 연구도 동일 모델 계열로 생성기를 정렬하여 baseline의 좌표계를 일치시킨다.</w:t>
       </w:r>
     </w:p>
     <w:p>
       <w:pPr>
-        <w:spacing w:before="280" w:after="80"/>
-        <w:pBdr>
-          <w:bottom w:val="single" w:sz="6" w:space="1" w:color="000000"/>
-        </w:pBdr>
+        <w:keepNext/>
+        <w:spacing w:before="200" w:after="80"/>
       </w:pPr>
       <w:r>
         <w:rPr>
@@ -173,14 +233,30 @@
           <w:b/>
           <w:i w:val="0"/>
           <w:color w:val="000000"/>
-          <w:sz w:val="28"/>
+          <w:sz w:val="23"/>
         </w:rPr>
-        <w:t>2. 평가 데이터셋</w:t>
+        <w:t>1.1 기여</w:t>
       </w:r>
     </w:p>
     <w:p>
       <w:pPr>
-        <w:spacing w:after="120" w:before="0"/>
+        <w:spacing w:after="80" w:before="0" w:line="324" w:lineRule="auto"/>
+      </w:pPr>
+      <w:r>
+        <w:rPr>
+          <w:rFonts w:ascii="Times New Roman" w:hAnsi="Times New Roman" w:eastAsia="NanumMyeongjo" w:cs="Times New Roman"/>
+          <w:b w:val="0"/>
+          <w:i w:val="0"/>
+          <w:color w:val="000000"/>
+          <w:sz w:val="21"/>
+        </w:rPr>
+        <w:t>본 보고서의 기여는 다음과 같다.</w:t>
+      </w:r>
+    </w:p>
+    <w:p>
+      <w:pPr>
+        <w:spacing w:after="60" w:line="312" w:lineRule="auto"/>
+        <w:ind w:left="482" w:hanging="482"/>
         <w:jc w:val="both"/>
       </w:pPr>
       <w:r>
@@ -189,9 +265,204 @@
           <w:b w:val="0"/>
           <w:i w:val="0"/>
           <w:color w:val="000000"/>
-          <w:sz w:val="22"/>
+          <w:sz w:val="21"/>
         </w:rPr>
-        <w:t>본 연구는 VisRAG 공식 평가셋(openbmb/VisRAG-Ret-Test-*) 중 4개 데이터셋을 사용한다. 데이터셋 선택은 팀 내 PPT의 결과 표 컬럼(InfoVQA, ChartQA, DocVQA, SlideVQA)에 정렬되며, 여기서 PPT의 DocVQA는 공식 명칭 MP-DocVQA에 매핑된다.</w:t>
+        <w:t>(1)</w:t>
+        <w:tab/>
+      </w:r>
+      <w:r>
+        <w:rPr>
+          <w:rFonts w:ascii="Times New Roman" w:hAnsi="Times New Roman" w:eastAsia="NanumMyeongjo" w:cs="Times New Roman"/>
+          <w:b w:val="0"/>
+          <w:i w:val="0"/>
+          <w:color w:val="000000"/>
+          <w:sz w:val="21"/>
+        </w:rPr>
+        <w:t>VisRAG 공식 평가 벤치마크(4개 데이터셋) 위에서, 동일 생성기·동일 oracle 페이지 조건의 generation-only ablation을 통해 evidence 형식의 효과를 정량적으로 측정하였다.</w:t>
+      </w:r>
+    </w:p>
+    <w:p>
+      <w:pPr>
+        <w:spacing w:after="60" w:line="312" w:lineRule="auto"/>
+        <w:ind w:left="482" w:hanging="482"/>
+        <w:jc w:val="both"/>
+      </w:pPr>
+      <w:r>
+        <w:rPr>
+          <w:rFonts w:ascii="Times New Roman" w:hAnsi="Times New Roman" w:eastAsia="NanumMyeongjo" w:cs="Times New Roman"/>
+          <w:b w:val="0"/>
+          <w:i w:val="0"/>
+          <w:color w:val="000000"/>
+          <w:sz w:val="21"/>
+        </w:rPr>
+        <w:t>(2)</w:t>
+        <w:tab/>
+      </w:r>
+      <w:r>
+        <w:rPr>
+          <w:rFonts w:ascii="Times New Roman" w:hAnsi="Times New Roman" w:eastAsia="NanumMyeongjo" w:cs="Times New Roman"/>
+          <w:b w:val="0"/>
+          <w:i w:val="0"/>
+          <w:color w:val="000000"/>
+          <w:sz w:val="21"/>
+        </w:rPr>
+        <w:t>Parsed-Visual RAG (v12-general)이 시각 전용 baseline 대비 macro 정확도 기준 +36.32%p의 일관된 향상을 달성함을 보였으며, MP-DocVQA에서 파싱 텍스트 단독 ablation 대비 +4.0%p의 상보적 이득을 관찰하였다.</w:t>
+      </w:r>
+    </w:p>
+    <w:p>
+      <w:pPr>
+        <w:spacing w:after="60" w:line="312" w:lineRule="auto"/>
+        <w:ind w:left="482" w:hanging="482"/>
+        <w:jc w:val="both"/>
+      </w:pPr>
+      <w:r>
+        <w:rPr>
+          <w:rFonts w:ascii="Times New Roman" w:hAnsi="Times New Roman" w:eastAsia="NanumMyeongjo" w:cs="Times New Roman"/>
+          <w:b w:val="0"/>
+          <w:i w:val="0"/>
+          <w:color w:val="000000"/>
+          <w:sz w:val="21"/>
+        </w:rPr>
+        <w:t>(3)</w:t>
+        <w:tab/>
+      </w:r>
+      <w:r>
+        <w:rPr>
+          <w:rFonts w:ascii="Times New Roman" w:hAnsi="Times New Roman" w:eastAsia="NanumMyeongjo" w:cs="Times New Roman"/>
+          <w:b w:val="0"/>
+          <w:i w:val="0"/>
+          <w:color w:val="000000"/>
+          <w:sz w:val="21"/>
+        </w:rPr>
+        <w:t>단일 8 GB GPU 제약 하에서의 4-bit 양자화 추론과 이미지 해상도 캡 적용이 모드 간 비교의 공정성에 미치는 영향과 한계를 명시적으로 분석하였다.</w:t>
+      </w:r>
+    </w:p>
+    <w:p>
+      <w:pPr>
+        <w:spacing w:after="60" w:line="312" w:lineRule="auto"/>
+        <w:ind w:left="482" w:hanging="482"/>
+        <w:jc w:val="both"/>
+      </w:pPr>
+      <w:r>
+        <w:rPr>
+          <w:rFonts w:ascii="Times New Roman" w:hAnsi="Times New Roman" w:eastAsia="NanumMyeongjo" w:cs="Times New Roman"/>
+          <w:b w:val="0"/>
+          <w:i w:val="0"/>
+          <w:color w:val="000000"/>
+          <w:sz w:val="21"/>
+        </w:rPr>
+        <w:t>(4)</w:t>
+        <w:tab/>
+      </w:r>
+      <w:r>
+        <w:rPr>
+          <w:rFonts w:ascii="Times New Roman" w:hAnsi="Times New Roman" w:eastAsia="NanumMyeongjo" w:cs="Times New Roman"/>
+          <w:b w:val="0"/>
+          <w:i w:val="0"/>
+          <w:color w:val="000000"/>
+          <w:sz w:val="21"/>
+        </w:rPr>
+        <w:t>재현성을 위한 단일 명령 파이프라인(scripts/run_today_ppt_pipeline.sh)과 핵심 입력 캐시(약 3.7 MB)를 함께 제공하여, 추가적인 API 호출 없이도 결과 표를 재생성할 수 있도록 하였다.</w:t>
+      </w:r>
+    </w:p>
+    <w:p>
+      <w:pPr>
+        <w:keepNext/>
+        <w:spacing w:before="280" w:after="80"/>
+      </w:pPr>
+      <w:r>
+        <w:rPr>
+          <w:rFonts w:ascii="Times New Roman" w:hAnsi="Times New Roman" w:eastAsia="NanumMyeongjo" w:cs="Times New Roman"/>
+          <w:b/>
+          <w:i w:val="0"/>
+          <w:color w:val="000000"/>
+          <w:sz w:val="26"/>
+        </w:rPr>
+        <w:t>2. 관련 연구</w:t>
+      </w:r>
+    </w:p>
+    <w:p>
+      <w:pPr>
+        <w:spacing w:after="80" w:before="0" w:line="324" w:lineRule="auto"/>
+        <w:ind w:firstLine="482"/>
+        <w:jc w:val="both"/>
+      </w:pPr>
+      <w:r>
+        <w:rPr>
+          <w:rFonts w:ascii="Times New Roman" w:hAnsi="Times New Roman" w:eastAsia="NanumMyeongjo" w:cs="Times New Roman"/>
+          <w:b w:val="0"/>
+          <w:i w:val="0"/>
+          <w:color w:val="000000"/>
+          <w:sz w:val="21"/>
+        </w:rPr>
+        <w:t>문서 VDQA를 위한 검색-증강 생성은 크게 (i) OCR·파싱을 거쳐 텍스트 RAG로 환원하는 접근과 (ii) 페이지 이미지를 그대로 시각 임베딩으로 색인하고 시각 언어 모델이 직접 답을 생성하는 접근으로 구분된다. 전자는 단어·수식·표 등 표면 정보를 정확히 보존할 때 장점을 갖지만 레이아웃·그래픽 정보 손실이 단점이며, 후자는 시각적 단서를 보존하지만 OCR의 정확한 라벨·수치 정보가 모델 내부에서 재추출되어야 한다.</w:t>
+      </w:r>
+    </w:p>
+    <w:p>
+      <w:pPr>
+        <w:spacing w:after="80" w:before="0" w:line="324" w:lineRule="auto"/>
+        <w:ind w:firstLine="482"/>
+        <w:jc w:val="both"/>
+      </w:pPr>
+      <w:r>
+        <w:rPr>
+          <w:rFonts w:ascii="Times New Roman" w:hAnsi="Times New Roman" w:eastAsia="NanumMyeongjo" w:cs="Times New Roman"/>
+          <w:b w:val="0"/>
+          <w:i w:val="0"/>
+          <w:color w:val="000000"/>
+          <w:sz w:val="21"/>
+        </w:rPr>
+        <w:t>VisRAG[1]는 후자에 해당하며, MiniCPM-V 2.6 등을 generator로 사용하여 4종의 task_type(text, page_concatenation, weighted_selection, multi_image) 입력 형식을 제시한다. 평가 데이터로는 ArxivQA, ChartQA, MP-DocVQA, InfoVQA, PlotQA, SlideVQA 6종의 HuggingFace 공개셋(openbmb/VisRAG-Ret-Test-*)을 사용하며, 검색은 자체 시각 임베딩 모델 VisRAG-Ret으로 수행한다. 본 연구는 동일 데이터·동일 정확도 지표 위에서 generation 단계의 evidence 형식 ablation을 추가로 제공한다.</w:t>
+      </w:r>
+    </w:p>
+    <w:p>
+      <w:pPr>
+        <w:spacing w:after="80" w:before="0" w:line="324" w:lineRule="auto"/>
+        <w:ind w:firstLine="482"/>
+        <w:jc w:val="both"/>
+      </w:pPr>
+      <w:r>
+        <w:rPr>
+          <w:rFonts w:ascii="Times New Roman" w:hAnsi="Times New Roman" w:eastAsia="NanumMyeongjo" w:cs="Times New Roman"/>
+          <w:b w:val="0"/>
+          <w:i w:val="0"/>
+          <w:color w:val="000000"/>
+          <w:sz w:val="21"/>
+        </w:rPr>
+        <w:t>한편 large vision-language model의 정확도-효율 절충에 관한 연구로 NF4 양자화[4], Qwen2-VL의 임의 해상도 입력 처리[3] 등이 알려져 있다. 본 보고서는 두 기술을 결합하여 8 GB-class GPU에서 7B 시각 언어 모델을 실시간 추론 가능 환경으로 적재하였다.</w:t>
+      </w:r>
+    </w:p>
+    <w:p>
+      <w:pPr>
+        <w:keepNext/>
+        <w:spacing w:before="280" w:after="80"/>
+      </w:pPr>
+      <w:r>
+        <w:rPr>
+          <w:rFonts w:ascii="Times New Roman" w:hAnsi="Times New Roman" w:eastAsia="NanumMyeongjo" w:cs="Times New Roman"/>
+          <w:b/>
+          <w:i w:val="0"/>
+          <w:color w:val="000000"/>
+          <w:sz w:val="26"/>
+        </w:rPr>
+        <w:t>3. 평가 데이터셋</w:t>
+      </w:r>
+    </w:p>
+    <w:p>
+      <w:pPr>
+        <w:spacing w:after="80" w:before="0" w:line="324" w:lineRule="auto"/>
+        <w:ind w:firstLine="482"/>
+        <w:jc w:val="both"/>
+      </w:pPr>
+      <w:r>
+        <w:rPr>
+          <w:rFonts w:ascii="Times New Roman" w:hAnsi="Times New Roman" w:eastAsia="NanumMyeongjo" w:cs="Times New Roman"/>
+          <w:b w:val="0"/>
+          <w:i w:val="0"/>
+          <w:color w:val="000000"/>
+          <w:sz w:val="21"/>
+        </w:rPr>
+        <w:t>본 연구는 VisRAG 공식 평가셋(openbmb/VisRAG-Ret-Test-*) 중 4개 데이터셋을 사용한다. 데이터셋의 선택은 팀 내 사전 자료의 결과 표 컬럼(InfoVQA, ChartQA, DocVQA, SlideVQA)에 정렬되며, 자료의 DocVQA는 공식 명칭 MP-DocVQA에 매핑된다. 각 데이터셋은 queries, corpus, qrels의 세 subset으로 구성되며 본 실험에서는 oracle 검색을 통해 qrels이 직접 페이지 선택에 사용된다.</w:t>
       </w:r>
     </w:p>
     <w:tbl>
@@ -202,26 +473,30 @@
         <w:tblLook w:firstColumn="1" w:firstRow="1" w:lastColumn="0" w:lastRow="0" w:noHBand="0" w:noVBand="1" w:val="04A0"/>
       </w:tblPr>
       <w:tblGrid>
-        <w:gridCol w:w="1904"/>
-        <w:gridCol w:w="1904"/>
-        <w:gridCol w:w="1904"/>
-        <w:gridCol w:w="1904"/>
-        <w:gridCol w:w="1904"/>
+        <w:gridCol w:w="1814"/>
+        <w:gridCol w:w="1814"/>
+        <w:gridCol w:w="1814"/>
+        <w:gridCol w:w="1814"/>
+        <w:gridCol w:w="1814"/>
       </w:tblGrid>
       <w:tr>
         <w:tc>
           <w:tcPr>
-            <w:tcW w:type="dxa" w:w="1904"/>
+            <w:tcW w:type="dxa" w:w="1814"/>
             <w:vAlign w:val="center"/>
           </w:tcPr>
           <w:p>
+            <w:pPr>
+              <w:spacing w:after="0" w:before="0"/>
+              <w:jc w:val="center"/>
+            </w:pPr>
             <w:r>
               <w:rPr>
                 <w:rFonts w:ascii="Times New Roman" w:hAnsi="Times New Roman" w:eastAsia="NanumMyeongjo" w:cs="Times New Roman"/>
                 <w:b/>
                 <w:i w:val="0"/>
                 <w:color w:val="000000"/>
-                <w:sz w:val="20"/>
+                <w:sz w:val="19"/>
               </w:rPr>
               <w:t>Dataset</w:t>
             </w:r>
@@ -229,11 +504,12 @@
         </w:tc>
         <w:tc>
           <w:tcPr>
-            <w:tcW w:type="dxa" w:w="1904"/>
+            <w:tcW w:type="dxa" w:w="1814"/>
             <w:vAlign w:val="center"/>
           </w:tcPr>
           <w:p>
             <w:pPr>
+              <w:spacing w:after="0" w:before="0"/>
               <w:jc w:val="right"/>
             </w:pPr>
             <w:r>
@@ -242,7 +518,7 @@
                 <w:b/>
                 <w:i w:val="0"/>
                 <w:color w:val="000000"/>
-                <w:sz w:val="20"/>
+                <w:sz w:val="19"/>
               </w:rPr>
               <w:t>queries</w:t>
             </w:r>
@@ -250,11 +526,12 @@
         </w:tc>
         <w:tc>
           <w:tcPr>
-            <w:tcW w:type="dxa" w:w="1904"/>
+            <w:tcW w:type="dxa" w:w="1814"/>
             <w:vAlign w:val="center"/>
           </w:tcPr>
           <w:p>
             <w:pPr>
+              <w:spacing w:after="0" w:before="0"/>
               <w:jc w:val="right"/>
             </w:pPr>
             <w:r>
@@ -263,7 +540,7 @@
                 <w:b/>
                 <w:i w:val="0"/>
                 <w:color w:val="000000"/>
-                <w:sz w:val="20"/>
+                <w:sz w:val="19"/>
               </w:rPr>
               <w:t>corpus</w:t>
             </w:r>
@@ -271,11 +548,12 @@
         </w:tc>
         <w:tc>
           <w:tcPr>
-            <w:tcW w:type="dxa" w:w="1904"/>
+            <w:tcW w:type="dxa" w:w="1814"/>
             <w:vAlign w:val="center"/>
           </w:tcPr>
           <w:p>
             <w:pPr>
+              <w:spacing w:after="0" w:before="0"/>
               <w:jc w:val="right"/>
             </w:pPr>
             <w:r>
@@ -284,7 +562,7 @@
                 <w:b/>
                 <w:i w:val="0"/>
                 <w:color w:val="000000"/>
-                <w:sz w:val="20"/>
+                <w:sz w:val="19"/>
               </w:rPr>
               <w:t>qrels</w:t>
             </w:r>
@@ -292,11 +570,12 @@
         </w:tc>
         <w:tc>
           <w:tcPr>
-            <w:tcW w:type="dxa" w:w="1904"/>
+            <w:tcW w:type="dxa" w:w="1814"/>
             <w:vAlign w:val="center"/>
           </w:tcPr>
           <w:p>
             <w:pPr>
+              <w:spacing w:after="0" w:before="0"/>
               <w:jc w:val="right"/>
             </w:pPr>
             <w:r>
@@ -305,7 +584,7 @@
                 <w:b/>
                 <w:i w:val="0"/>
                 <w:color w:val="000000"/>
-                <w:sz w:val="20"/>
+                <w:sz w:val="19"/>
               </w:rPr>
               <w:t>cache size</w:t>
             </w:r>
@@ -315,17 +594,20 @@
       <w:tr>
         <w:tc>
           <w:tcPr>
-            <w:tcW w:type="dxa" w:w="1904"/>
+            <w:tcW w:type="dxa" w:w="1814"/>
             <w:vAlign w:val="center"/>
           </w:tcPr>
           <w:p>
+            <w:pPr>
+              <w:spacing w:after="0" w:before="0"/>
+            </w:pPr>
             <w:r>
               <w:rPr>
                 <w:rFonts w:ascii="Times New Roman" w:hAnsi="Times New Roman" w:eastAsia="NanumMyeongjo" w:cs="Times New Roman"/>
                 <w:b w:val="0"/>
                 <w:i w:val="0"/>
                 <w:color w:val="000000"/>
-                <w:sz w:val="20"/>
+                <w:sz w:val="19"/>
               </w:rPr>
               <w:t>InfoVQA</w:t>
             </w:r>
@@ -333,11 +615,12 @@
         </w:tc>
         <w:tc>
           <w:tcPr>
-            <w:tcW w:type="dxa" w:w="1904"/>
+            <w:tcW w:type="dxa" w:w="1814"/>
             <w:vAlign w:val="center"/>
           </w:tcPr>
           <w:p>
             <w:pPr>
+              <w:spacing w:after="0" w:before="0"/>
               <w:jc w:val="right"/>
             </w:pPr>
             <w:r>
@@ -346,7 +629,7 @@
                 <w:b w:val="0"/>
                 <w:i w:val="0"/>
                 <w:color w:val="000000"/>
-                <w:sz w:val="20"/>
+                <w:sz w:val="19"/>
               </w:rPr>
               <w:t>718</w:t>
             </w:r>
@@ -354,11 +637,12 @@
         </w:tc>
         <w:tc>
           <w:tcPr>
-            <w:tcW w:type="dxa" w:w="1904"/>
+            <w:tcW w:type="dxa" w:w="1814"/>
             <w:vAlign w:val="center"/>
           </w:tcPr>
           <w:p>
             <w:pPr>
+              <w:spacing w:after="0" w:before="0"/>
               <w:jc w:val="right"/>
             </w:pPr>
             <w:r>
@@ -367,7 +651,7 @@
                 <w:b w:val="0"/>
                 <w:i w:val="0"/>
                 <w:color w:val="000000"/>
-                <w:sz w:val="20"/>
+                <w:sz w:val="19"/>
               </w:rPr>
               <w:t>459</w:t>
             </w:r>
@@ -375,11 +659,12 @@
         </w:tc>
         <w:tc>
           <w:tcPr>
-            <w:tcW w:type="dxa" w:w="1904"/>
+            <w:tcW w:type="dxa" w:w="1814"/>
             <w:vAlign w:val="center"/>
           </w:tcPr>
           <w:p>
             <w:pPr>
+              <w:spacing w:after="0" w:before="0"/>
               <w:jc w:val="right"/>
             </w:pPr>
             <w:r>
@@ -388,7 +673,7 @@
                 <w:b w:val="0"/>
                 <w:i w:val="0"/>
                 <w:color w:val="000000"/>
-                <w:sz w:val="20"/>
+                <w:sz w:val="19"/>
               </w:rPr>
               <w:t>718</w:t>
             </w:r>
@@ -396,11 +681,12 @@
         </w:tc>
         <w:tc>
           <w:tcPr>
-            <w:tcW w:type="dxa" w:w="1904"/>
+            <w:tcW w:type="dxa" w:w="1814"/>
             <w:vAlign w:val="center"/>
           </w:tcPr>
           <w:p>
             <w:pPr>
+              <w:spacing w:after="0" w:before="0"/>
               <w:jc w:val="right"/>
             </w:pPr>
             <w:r>
@@ -409,7 +695,7 @@
                 <w:b w:val="0"/>
                 <w:i w:val="0"/>
                 <w:color w:val="000000"/>
-                <w:sz w:val="20"/>
+                <w:sz w:val="19"/>
               </w:rPr>
               <w:t>173 MB</w:t>
             </w:r>
@@ -419,17 +705,20 @@
       <w:tr>
         <w:tc>
           <w:tcPr>
-            <w:tcW w:type="dxa" w:w="1904"/>
+            <w:tcW w:type="dxa" w:w="1814"/>
             <w:vAlign w:val="center"/>
           </w:tcPr>
           <w:p>
+            <w:pPr>
+              <w:spacing w:after="0" w:before="0"/>
+            </w:pPr>
             <w:r>
               <w:rPr>
                 <w:rFonts w:ascii="Times New Roman" w:hAnsi="Times New Roman" w:eastAsia="NanumMyeongjo" w:cs="Times New Roman"/>
                 <w:b w:val="0"/>
                 <w:i w:val="0"/>
                 <w:color w:val="000000"/>
-                <w:sz w:val="20"/>
+                <w:sz w:val="19"/>
               </w:rPr>
               <w:t>ChartQA</w:t>
             </w:r>
@@ -437,11 +726,12 @@
         </w:tc>
         <w:tc>
           <w:tcPr>
-            <w:tcW w:type="dxa" w:w="1904"/>
+            <w:tcW w:type="dxa" w:w="1814"/>
             <w:vAlign w:val="center"/>
           </w:tcPr>
           <w:p>
             <w:pPr>
+              <w:spacing w:after="0" w:before="0"/>
               <w:jc w:val="right"/>
             </w:pPr>
             <w:r>
@@ -450,7 +740,7 @@
                 <w:b w:val="0"/>
                 <w:i w:val="0"/>
                 <w:color w:val="000000"/>
-                <w:sz w:val="20"/>
+                <w:sz w:val="19"/>
               </w:rPr>
               <w:t>63</w:t>
             </w:r>
@@ -458,11 +748,12 @@
         </w:tc>
         <w:tc>
           <w:tcPr>
-            <w:tcW w:type="dxa" w:w="1904"/>
+            <w:tcW w:type="dxa" w:w="1814"/>
             <w:vAlign w:val="center"/>
           </w:tcPr>
           <w:p>
             <w:pPr>
+              <w:spacing w:after="0" w:before="0"/>
               <w:jc w:val="right"/>
             </w:pPr>
             <w:r>
@@ -471,7 +762,7 @@
                 <w:b w:val="0"/>
                 <w:i w:val="0"/>
                 <w:color w:val="000000"/>
-                <w:sz w:val="20"/>
+                <w:sz w:val="19"/>
               </w:rPr>
               <w:t>500</w:t>
             </w:r>
@@ -479,11 +770,12 @@
         </w:tc>
         <w:tc>
           <w:tcPr>
-            <w:tcW w:type="dxa" w:w="1904"/>
+            <w:tcW w:type="dxa" w:w="1814"/>
             <w:vAlign w:val="center"/>
           </w:tcPr>
           <w:p>
             <w:pPr>
+              <w:spacing w:after="0" w:before="0"/>
               <w:jc w:val="right"/>
             </w:pPr>
             <w:r>
@@ -492,7 +784,7 @@
                 <w:b w:val="0"/>
                 <w:i w:val="0"/>
                 <w:color w:val="000000"/>
-                <w:sz w:val="20"/>
+                <w:sz w:val="19"/>
               </w:rPr>
               <w:t>63</w:t>
             </w:r>
@@ -500,11 +792,12 @@
         </w:tc>
         <w:tc>
           <w:tcPr>
-            <w:tcW w:type="dxa" w:w="1904"/>
+            <w:tcW w:type="dxa" w:w="1814"/>
             <w:vAlign w:val="center"/>
           </w:tcPr>
           <w:p>
             <w:pPr>
+              <w:spacing w:after="0" w:before="0"/>
               <w:jc w:val="right"/>
             </w:pPr>
             <w:r>
@@ -513,7 +806,7 @@
                 <w:b w:val="0"/>
                 <w:i w:val="0"/>
                 <w:color w:val="000000"/>
-                <w:sz w:val="20"/>
+                <w:sz w:val="19"/>
               </w:rPr>
               <w:t>24 MB</w:t>
             </w:r>
@@ -523,17 +816,20 @@
       <w:tr>
         <w:tc>
           <w:tcPr>
-            <w:tcW w:type="dxa" w:w="1904"/>
+            <w:tcW w:type="dxa" w:w="1814"/>
             <w:vAlign w:val="center"/>
           </w:tcPr>
           <w:p>
+            <w:pPr>
+              <w:spacing w:after="0" w:before="0"/>
+            </w:pPr>
             <w:r>
               <w:rPr>
                 <w:rFonts w:ascii="Times New Roman" w:hAnsi="Times New Roman" w:eastAsia="NanumMyeongjo" w:cs="Times New Roman"/>
                 <w:b w:val="0"/>
                 <w:i w:val="0"/>
                 <w:color w:val="000000"/>
-                <w:sz w:val="20"/>
+                <w:sz w:val="19"/>
               </w:rPr>
               <w:t>MP-DocVQA</w:t>
             </w:r>
@@ -541,11 +837,12 @@
         </w:tc>
         <w:tc>
           <w:tcPr>
-            <w:tcW w:type="dxa" w:w="1904"/>
+            <w:tcW w:type="dxa" w:w="1814"/>
             <w:vAlign w:val="center"/>
           </w:tcPr>
           <w:p>
             <w:pPr>
+              <w:spacing w:after="0" w:before="0"/>
               <w:jc w:val="right"/>
             </w:pPr>
             <w:r>
@@ -554,7 +851,7 @@
                 <w:b w:val="0"/>
                 <w:i w:val="0"/>
                 <w:color w:val="000000"/>
-                <w:sz w:val="20"/>
+                <w:sz w:val="19"/>
               </w:rPr>
               <w:t>591</w:t>
             </w:r>
@@ -562,11 +859,12 @@
         </w:tc>
         <w:tc>
           <w:tcPr>
-            <w:tcW w:type="dxa" w:w="1904"/>
+            <w:tcW w:type="dxa" w:w="1814"/>
             <w:vAlign w:val="center"/>
           </w:tcPr>
           <w:p>
             <w:pPr>
+              <w:spacing w:after="0" w:before="0"/>
               <w:jc w:val="right"/>
             </w:pPr>
             <w:r>
@@ -575,7 +873,7 @@
                 <w:b w:val="0"/>
                 <w:i w:val="0"/>
                 <w:color w:val="000000"/>
-                <w:sz w:val="20"/>
+                <w:sz w:val="19"/>
               </w:rPr>
               <w:t>741</w:t>
             </w:r>
@@ -583,11 +881,12 @@
         </w:tc>
         <w:tc>
           <w:tcPr>
-            <w:tcW w:type="dxa" w:w="1904"/>
+            <w:tcW w:type="dxa" w:w="1814"/>
             <w:vAlign w:val="center"/>
           </w:tcPr>
           <w:p>
             <w:pPr>
+              <w:spacing w:after="0" w:before="0"/>
               <w:jc w:val="right"/>
             </w:pPr>
             <w:r>
@@ -596,7 +895,7 @@
                 <w:b w:val="0"/>
                 <w:i w:val="0"/>
                 <w:color w:val="000000"/>
-                <w:sz w:val="20"/>
+                <w:sz w:val="19"/>
               </w:rPr>
               <w:t>591</w:t>
             </w:r>
@@ -604,11 +903,12 @@
         </w:tc>
         <w:tc>
           <w:tcPr>
-            <w:tcW w:type="dxa" w:w="1904"/>
+            <w:tcW w:type="dxa" w:w="1814"/>
             <w:vAlign w:val="center"/>
           </w:tcPr>
           <w:p>
             <w:pPr>
+              <w:spacing w:after="0" w:before="0"/>
               <w:jc w:val="right"/>
             </w:pPr>
             <w:r>
@@ -617,7 +917,7 @@
                 <w:b w:val="0"/>
                 <w:i w:val="0"/>
                 <w:color w:val="000000"/>
-                <w:sz w:val="20"/>
+                <w:sz w:val="19"/>
               </w:rPr>
               <w:t>258 MB</w:t>
             </w:r>
@@ -627,17 +927,20 @@
       <w:tr>
         <w:tc>
           <w:tcPr>
-            <w:tcW w:type="dxa" w:w="1904"/>
+            <w:tcW w:type="dxa" w:w="1814"/>
             <w:vAlign w:val="center"/>
           </w:tcPr>
           <w:p>
+            <w:pPr>
+              <w:spacing w:after="0" w:before="0"/>
+            </w:pPr>
             <w:r>
               <w:rPr>
                 <w:rFonts w:ascii="Times New Roman" w:hAnsi="Times New Roman" w:eastAsia="NanumMyeongjo" w:cs="Times New Roman"/>
                 <w:b w:val="0"/>
                 <w:i w:val="0"/>
                 <w:color w:val="000000"/>
-                <w:sz w:val="20"/>
+                <w:sz w:val="19"/>
               </w:rPr>
               <w:t>SlideVQA</w:t>
             </w:r>
@@ -645,11 +948,12 @@
         </w:tc>
         <w:tc>
           <w:tcPr>
-            <w:tcW w:type="dxa" w:w="1904"/>
+            <w:tcW w:type="dxa" w:w="1814"/>
             <w:vAlign w:val="center"/>
           </w:tcPr>
           <w:p>
             <w:pPr>
+              <w:spacing w:after="0" w:before="0"/>
               <w:jc w:val="right"/>
             </w:pPr>
             <w:r>
@@ -658,7 +962,7 @@
                 <w:b w:val="0"/>
                 <w:i w:val="0"/>
                 <w:color w:val="000000"/>
-                <w:sz w:val="20"/>
+                <w:sz w:val="19"/>
               </w:rPr>
               <w:t>556</w:t>
             </w:r>
@@ -666,11 +970,12 @@
         </w:tc>
         <w:tc>
           <w:tcPr>
-            <w:tcW w:type="dxa" w:w="1904"/>
+            <w:tcW w:type="dxa" w:w="1814"/>
             <w:vAlign w:val="center"/>
           </w:tcPr>
           <w:p>
             <w:pPr>
+              <w:spacing w:after="0" w:before="0"/>
               <w:jc w:val="right"/>
             </w:pPr>
             <w:r>
@@ -679,7 +984,7 @@
                 <w:b w:val="0"/>
                 <w:i w:val="0"/>
                 <w:color w:val="000000"/>
-                <w:sz w:val="20"/>
+                <w:sz w:val="19"/>
               </w:rPr>
               <w:t>1,284</w:t>
             </w:r>
@@ -687,11 +992,12 @@
         </w:tc>
         <w:tc>
           <w:tcPr>
-            <w:tcW w:type="dxa" w:w="1904"/>
+            <w:tcW w:type="dxa" w:w="1814"/>
             <w:vAlign w:val="center"/>
           </w:tcPr>
           <w:p>
             <w:pPr>
+              <w:spacing w:after="0" w:before="0"/>
               <w:jc w:val="right"/>
             </w:pPr>
             <w:r>
@@ -700,7 +1006,7 @@
                 <w:b w:val="0"/>
                 <w:i w:val="0"/>
                 <w:color w:val="000000"/>
-                <w:sz w:val="20"/>
+                <w:sz w:val="19"/>
               </w:rPr>
               <w:t>702</w:t>
             </w:r>
@@ -708,11 +1014,12 @@
         </w:tc>
         <w:tc>
           <w:tcPr>
-            <w:tcW w:type="dxa" w:w="1904"/>
+            <w:tcW w:type="dxa" w:w="1814"/>
             <w:vAlign w:val="center"/>
           </w:tcPr>
           <w:p>
             <w:pPr>
+              <w:spacing w:after="0" w:before="0"/>
               <w:jc w:val="right"/>
             </w:pPr>
             <w:r>
@@ -721,7 +1028,7 @@
                 <w:b w:val="0"/>
                 <w:i w:val="0"/>
                 <w:color w:val="000000"/>
-                <w:sz w:val="20"/>
+                <w:sz w:val="19"/>
               </w:rPr>
               <w:t>100 MB</w:t>
             </w:r>
@@ -731,9 +1038,19 @@
     </w:tbl>
     <w:p>
       <w:pPr>
-        <w:spacing w:after="200"/>
+        <w:spacing w:after="200" w:before="40"/>
         <w:jc w:val="center"/>
       </w:pPr>
+      <w:r>
+        <w:rPr>
+          <w:rFonts w:ascii="Times New Roman" w:hAnsi="Times New Roman" w:eastAsia="NanumMyeongjo" w:cs="Times New Roman"/>
+          <w:b/>
+          <w:i w:val="0"/>
+          <w:color w:val="000000"/>
+          <w:sz w:val="19"/>
+        </w:rPr>
+        <w:t xml:space="preserve">표 1. </w:t>
+      </w:r>
       <w:r>
         <w:rPr>
           <w:rFonts w:ascii="Times New Roman" w:hAnsi="Times New Roman" w:eastAsia="NanumMyeongjo" w:cs="Times New Roman"/>
@@ -742,12 +1059,13 @@
           <w:color w:val="000000"/>
           <w:sz w:val="19"/>
         </w:rPr>
-        <w:t>표 1. 평가에 사용된 4개 데이터셋의 split 크기와 HuggingFace blob 캐시 용량. SlideVQA는 한 질의가 다수 페이지에 매핑되어 qrels &gt; queries이다.</w:t>
+        <w:t>평가에 사용된 4개 데이터셋의 split 크기와 HuggingFace blob 캐시 용량. SlideVQA의 경우 한 질의가 다수 페이지에 매핑되므로 qrels &gt; queries이다.</w:t>
       </w:r>
     </w:p>
     <w:p>
       <w:pPr>
-        <w:spacing w:after="120" w:before="0"/>
+        <w:spacing w:after="80" w:before="0" w:line="324" w:lineRule="auto"/>
+        <w:ind w:firstLine="482"/>
         <w:jc w:val="both"/>
       </w:pPr>
       <w:r>
@@ -756,17 +1074,15 @@
           <w:b w:val="0"/>
           <w:i w:val="0"/>
           <w:color w:val="000000"/>
-          <w:sz w:val="22"/>
+          <w:sz w:val="21"/>
         </w:rPr>
-        <w:t>각 데이터셋은 세 개의 subset을 갖는다: queries는 질문과 정답, corpus는 페이지 이미지(PIL 형식), qrels는 질문-페이지 정답 매핑. 본 실험에서는 oracle 검색을 사용하므로 qrels가 직접 페이지 선택에 사용되며, 사용되는 페이지의 수는 데이터셋당 첫 100개 질의에 대응되는 unique gold page이다. 이로 인해 InfoVQA의 corpus 호출은 29건, ChartQA는 60건, MP-DocVQA는 62건, SlideVQA는 97건으로 절제된다.</w:t>
+        <w:t>표본은 데이터셋당 첫 100개 질의이며, 이에 대응되는 unique gold page만 Upstage 파싱 캐시에 적재된다. InfoVQA의 경우 29건, ChartQA 60건, MP-DocVQA 62건, SlideVQA 97건으로, 총 248개 페이지가 Stage 1에서 파싱되었다.</w:t>
       </w:r>
     </w:p>
     <w:p>
       <w:pPr>
+        <w:keepNext/>
         <w:spacing w:before="280" w:after="80"/>
-        <w:pBdr>
-          <w:bottom w:val="single" w:sz="6" w:space="1" w:color="000000"/>
-        </w:pBdr>
       </w:pPr>
       <w:r>
         <w:rPr>
@@ -774,14 +1090,15 @@
           <w:b/>
           <w:i w:val="0"/>
           <w:color w:val="000000"/>
-          <w:sz w:val="28"/>
+          <w:sz w:val="26"/>
         </w:rPr>
-        <w:t>3. 방법론</w:t>
+        <w:t>4. 방법론</w:t>
       </w:r>
     </w:p>
     <w:p>
       <w:pPr>
-        <w:spacing w:after="120" w:before="0"/>
+        <w:spacing w:after="80" w:before="0" w:line="324" w:lineRule="auto"/>
+        <w:ind w:firstLine="482"/>
         <w:jc w:val="both"/>
       </w:pPr>
       <w:r>
@@ -790,13 +1107,14 @@
           <w:b w:val="0"/>
           <w:i w:val="0"/>
           <w:color w:val="000000"/>
-          <w:sz w:val="22"/>
+          <w:sz w:val="21"/>
         </w:rPr>
-        <w:t>본 비교는 동일한 oracle 페이지에 대해 VLM 입력에 어떤 형식의 evidence가 들어가는가에 따라 세 가지 모드를 정의한다.</w:t>
+        <w:t>본 비교는 동일한 oracle 페이지에 대해 VLM 입력에 어떤 형식의 evidence가 포함되는가에 따라 세 가지 모드를 정의한다. 모든 모드는 동일한 prompt 골격을 공유하며, evidence 관련 두 슬롯만 모드별로 치환된다. 따라서 모드 간 정확도 차이는 오직 입력 evidence 형식에서 비롯된다.</w:t>
       </w:r>
     </w:p>
     <w:p>
       <w:pPr>
+        <w:keepNext/>
         <w:spacing w:before="200" w:after="80"/>
       </w:pPr>
       <w:r>
@@ -805,14 +1123,15 @@
           <w:b/>
           <w:i w:val="0"/>
           <w:color w:val="000000"/>
-          <w:sz w:val="24"/>
+          <w:sz w:val="23"/>
         </w:rPr>
-        <w:t>3.1 image_only — 시각 전용 baseline (논문 정렬)</w:t>
+        <w:t>4.1 image_only — 시각 전용 baseline</w:t>
       </w:r>
     </w:p>
     <w:p>
       <w:pPr>
-        <w:spacing w:after="120" w:before="0"/>
+        <w:spacing w:after="80" w:before="0" w:line="324" w:lineRule="auto"/>
+        <w:ind w:firstLine="482"/>
         <w:jc w:val="both"/>
       </w:pPr>
       <w:r>
@@ -821,13 +1140,14 @@
           <w:b w:val="0"/>
           <w:i w:val="0"/>
           <w:color w:val="000000"/>
-          <w:sz w:val="22"/>
+          <w:sz w:val="21"/>
         </w:rPr>
-        <w:t>페이지 이미지만을 VLM에 입력하고, 파싱 텍스트는 제공하지 않는다. 이는 VisRAG 논문의 핵심 주장인 ‘OCR을 거치지 않고 페이지 이미지를 그대로 사용한다’를 동일 환경에서 재현한 baseline이다. 단 본 연구의 image_only는 논문의 공식 스크립트(visrag/visrag_scripts/generate/generate.py)를 그대로 실행하지 않고, 동일한 컨셉을 자체 코드로 재구현한 것이다. 차이는 §6.3에서 정리한다.</w:t>
+        <w:t>페이지 이미지만을 VLM에 입력하고 파싱 텍스트는 제공하지 않는다. 이는 VisRAG의 핵심 가정(이미지만으로 답한다)을 동일 환경에서 재현한 baseline이다. 단, 본 연구의 image_only는 VisRAG 공식 스크립트(visrag/visrag_scripts/generate/generate.py)를 그대로 실행하지 않고 동일 컨셉을 자체 코드로 재구현한 것이며, 그 차이는 §7.3에서 정리한다.</w:t>
       </w:r>
     </w:p>
     <w:p>
       <w:pPr>
+        <w:keepNext/>
         <w:spacing w:before="200" w:after="80"/>
       </w:pPr>
       <w:r>
@@ -836,14 +1156,15 @@
           <w:b/>
           <w:i w:val="0"/>
           <w:color w:val="000000"/>
-          <w:sz w:val="24"/>
+          <w:sz w:val="23"/>
         </w:rPr>
-        <w:t>3.2 parsed_text_only — 파싱 텍스트 전용 ablation</w:t>
+        <w:t>4.2 parsed_text_only — 파싱 텍스트 전용 ablation</w:t>
       </w:r>
     </w:p>
     <w:p>
       <w:pPr>
-        <w:spacing w:after="120" w:before="0"/>
+        <w:spacing w:after="80" w:before="0" w:line="324" w:lineRule="auto"/>
+        <w:ind w:firstLine="482"/>
         <w:jc w:val="both"/>
       </w:pPr>
       <w:r>
@@ -852,13 +1173,14 @@
           <w:b w:val="0"/>
           <w:i w:val="0"/>
           <w:color w:val="000000"/>
-          <w:sz w:val="22"/>
+          <w:sz w:val="21"/>
         </w:rPr>
-        <w:t>Upstage Document Parse가 페이지 이미지에서 추출한 평문, 표 마크다운, 표 설명만을 VLM에 입력하고, 원본 이미지는 제공하지 않는다. 이 모드는 ‘OCR/파싱이 충분히 풍부한가’를 검증하는 통제군이다. 만약 이 단독 모드가 image_only를 크게 앞지른다면, 파싱이 답에 필요한 정보를 잘 보존한다는 신호이다.</w:t>
+        <w:t>Upstage Document Parse가 페이지 이미지에서 추출한 평문, 표 마크다운, 표 설명만을 VLM에 입력하고 원본 이미지는 제공하지 않는다. 이 모드는 파싱이 답에 필요한 정보를 충분히 보존하는가를 검증하는 통제군이다. 본 모드가 image_only를 크게 상회하면 파싱의 정보 보존이 충분함을 시사한다.</w:t>
       </w:r>
     </w:p>
     <w:p>
       <w:pPr>
+        <w:keepNext/>
         <w:spacing w:before="200" w:after="80"/>
       </w:pPr>
       <w:r>
@@ -867,14 +1189,15 @@
           <w:b/>
           <w:i w:val="0"/>
           <w:color w:val="000000"/>
-          <w:sz w:val="24"/>
+          <w:sz w:val="23"/>
         </w:rPr>
-        <w:t>3.3 parsed_visual — Parsed-Visual RAG (v12-general, 본 연구)</w:t>
+        <w:t>4.3 parsed_visual — Parsed-Visual RAG (v12-general)</w:t>
       </w:r>
     </w:p>
     <w:p>
       <w:pPr>
-        <w:spacing w:after="120" w:before="0"/>
+        <w:spacing w:after="80" w:before="0" w:line="324" w:lineRule="auto"/>
+        <w:ind w:firstLine="482"/>
         <w:jc w:val="both"/>
       </w:pPr>
       <w:r>
@@ -883,14 +1206,31 @@
           <w:b w:val="0"/>
           <w:i w:val="0"/>
           <w:color w:val="000000"/>
-          <w:sz w:val="22"/>
+          <w:sz w:val="21"/>
         </w:rPr>
-        <w:t>페이지 이미지와 파싱 텍스트·표를 함께 VLM에 입력한다. 본 방법의 핵심 가설은 ‘파싱은 정확한 라벨·숫자를 명시적으로 제공하고, 이미지는 레이아웃·시각적 강조를 보존한다. 두 증거가 상보적이라면 결합은 단독 사용보다 우월하다’이다. 이 모드가 본 보고서가 검증하려는 v12-general 방법론이다.</w:t>
+        <w:t>페이지 이미지와 파싱 텍스트·표를 함께 VLM에 입력한다. 본 방법의 가설은 “파싱은 정확한 라벨·수치를 명시적으로 제공하고 이미지는 레이아웃·시각적 강조를 보존하므로, 두 증거가 상보적이라면 결합이 단독 사용보다 우월하다”는 것이다. 이 모드가 본 보고서가 검증하는 v12-general 방법론이다.</w:t>
       </w:r>
     </w:p>
     <w:p>
       <w:pPr>
-        <w:spacing w:after="120" w:before="0"/>
+        <w:keepNext/>
+        <w:spacing w:before="280" w:after="80"/>
+      </w:pPr>
+      <w:r>
+        <w:rPr>
+          <w:rFonts w:ascii="Times New Roman" w:hAnsi="Times New Roman" w:eastAsia="NanumMyeongjo" w:cs="Times New Roman"/>
+          <w:b/>
+          <w:i w:val="0"/>
+          <w:color w:val="000000"/>
+          <w:sz w:val="26"/>
+        </w:rPr>
+        <w:t>5. 시스템 아키텍처</w:t>
+      </w:r>
+    </w:p>
+    <w:p>
+      <w:pPr>
+        <w:spacing w:after="80" w:before="0" w:line="324" w:lineRule="auto"/>
+        <w:ind w:firstLine="482"/>
         <w:jc w:val="both"/>
       </w:pPr>
       <w:r>
@@ -899,48 +1239,14 @@
           <w:b w:val="0"/>
           <w:i w:val="0"/>
           <w:color w:val="000000"/>
-          <w:sz w:val="22"/>
+          <w:sz w:val="21"/>
         </w:rPr>
-        <w:t>세 모드는 모두 동일한 prompt template를 공유하며, build_prompt 함수가 evidence_instruction과 context_block 두 슬롯만을 모드별로 바꾼다. 이로써 평가 결과의 차이는 오직 evidence 입력 형식에서 비롯된다.</w:t>
+        <w:t>전체 파이프라인은 4단계로 구성되며, 각 단계는 독립적으로 캐시되고 재실행 가능하다.</w:t>
       </w:r>
     </w:p>
     <w:p>
       <w:pPr>
-        <w:spacing w:before="280" w:after="80"/>
-        <w:pBdr>
-          <w:bottom w:val="single" w:sz="6" w:space="1" w:color="000000"/>
-        </w:pBdr>
-      </w:pPr>
-      <w:r>
-        <w:rPr>
-          <w:rFonts w:ascii="Times New Roman" w:hAnsi="Times New Roman" w:eastAsia="NanumMyeongjo" w:cs="Times New Roman"/>
-          <w:b/>
-          <w:i w:val="0"/>
-          <w:color w:val="000000"/>
-          <w:sz w:val="28"/>
-        </w:rPr>
-        <w:t>4. 시스템 아키텍처</w:t>
-      </w:r>
-    </w:p>
-    <w:p>
-      <w:pPr>
-        <w:spacing w:after="120" w:before="0"/>
-        <w:jc w:val="both"/>
-      </w:pPr>
-      <w:r>
-        <w:rPr>
-          <w:rFonts w:ascii="Times New Roman" w:hAnsi="Times New Roman" w:eastAsia="NanumMyeongjo" w:cs="Times New Roman"/>
-          <w:b w:val="0"/>
-          <w:i w:val="0"/>
-          <w:color w:val="000000"/>
-          <w:sz w:val="22"/>
-        </w:rPr>
-        <w:t>전체 파이프라인은 네 단계로 구성된다.</w:t>
-      </w:r>
-    </w:p>
-    <w:p>
-      <w:pPr>
-        <w:spacing w:after="120" w:before="40"/>
+        <w:spacing w:after="120" w:before="80" w:line="264" w:lineRule="auto"/>
         <w:ind w:left="227"/>
         <w:shd w:val="clear" w:color="auto" w:fill="F4F4F0"/>
       </w:pPr>
@@ -950,19 +1256,20 @@
           <w:b w:val="0"/>
           <w:i w:val="0"/>
           <w:color w:val="000000"/>
-          <w:sz w:val="19"/>
+          <w:sz w:val="18"/>
         </w:rPr>
-        <w:t>(A) Upstage parse  : corpus 페이지 이미지 → 텍스트·표 cache(JSONL)</w:t>
+        <w:t>(A) Upstage parse  : corpus 페이지 이미지 → 텍스트·표 cache (JSONL)</w:t>
         <w:br/>
         <w:t>(B) 페이지 선택     : --oracle → qrels gold corpus-id 직접 선택</w:t>
         <w:br/>
-        <w:t>(C) Generation     : (페이지 이미지 ± 파싱 evidence) → Qwen2-VL-7B → 답변</w:t>
+        <w:t>(C) Generation     : (이미지 ± 파싱 evidence) → Qwen2-VL-7B → 답변</w:t>
         <w:br/>
-        <w:t>(D) 평가 &amp; 표출    : relaxed exact match 정확도 → PPT slide-10 양식 표</w:t>
+        <w:t>(D) 평가 &amp; 표출    : relaxed exact match → PPT slide-10 양식 결과 표</w:t>
       </w:r>
     </w:p>
     <w:p>
       <w:pPr>
+        <w:keepNext/>
         <w:spacing w:before="200" w:after="80"/>
       </w:pPr>
       <w:r>
@@ -971,14 +1278,15 @@
           <w:b/>
           <w:i w:val="0"/>
           <w:color w:val="000000"/>
-          <w:sz w:val="24"/>
+          <w:sz w:val="23"/>
         </w:rPr>
-        <w:t>4.1 Parse cache 설계</w:t>
+        <w:t>5.1 Parse cache 설계</w:t>
       </w:r>
     </w:p>
     <w:p>
       <w:pPr>
-        <w:spacing w:after="120" w:before="0"/>
+        <w:spacing w:after="80" w:before="0" w:line="324" w:lineRule="auto"/>
+        <w:ind w:firstLine="482"/>
         <w:jc w:val="both"/>
       </w:pPr>
       <w:r>
@@ -987,14 +1295,14 @@
           <w:b w:val="0"/>
           <w:i w:val="0"/>
           <w:color w:val="000000"/>
-          <w:sz w:val="22"/>
+          <w:sz w:val="21"/>
         </w:rPr>
-        <w:t>파싱은 질의에 무관하며 페이지 단위로 한 번만 수행되어 cache에 저장된다. 스키마는 ParsedDocument dataclass로 정의되며 [benchmark/parse_cache.py:10–18], 다음 필드를 포함한다.</w:t>
+        <w:t>파싱은 질의에 무관하며 페이지 단위로 한 번만 수행되어 cache에 영구 저장된다. 스키마는 ParsedDocument dataclass[benchmark/parse_cache.py:10–18]로 정의되며 다음 필드를 갖는다.</w:t>
       </w:r>
     </w:p>
     <w:p>
       <w:pPr>
-        <w:spacing w:after="120" w:before="40"/>
+        <w:spacing w:after="120" w:before="80" w:line="264" w:lineRule="auto"/>
         <w:ind w:left="227"/>
         <w:shd w:val="clear" w:color="auto" w:fill="F4F4F0"/>
       </w:pPr>
@@ -1004,7 +1312,7 @@
           <w:b w:val="0"/>
           <w:i w:val="0"/>
           <w:color w:val="000000"/>
-          <w:sz w:val="19"/>
+          <w:sz w:val="18"/>
         </w:rPr>
         <w:t>ParsedDocument(</w:t>
         <w:br/>
@@ -1029,7 +1337,8 @@
     </w:p>
     <w:p>
       <w:pPr>
-        <w:spacing w:after="120" w:before="0"/>
+        <w:spacing w:after="80" w:before="0" w:line="324" w:lineRule="auto"/>
+        <w:ind w:firstLine="482"/>
         <w:jc w:val="both"/>
       </w:pPr>
       <w:r>
@@ -1038,13 +1347,14 @@
           <w:b w:val="0"/>
           <w:i w:val="0"/>
           <w:color w:val="000000"/>
-          <w:sz w:val="22"/>
+          <w:sz w:val="21"/>
         </w:rPr>
-        <w:t>cache는 JSONL 파일로 저장되어 한 줄당 한 페이지의 파싱 결과를 갖는다. cache_key(dataset, corpus_id)로 조회하며, evidence_text(doc)는 텍스트·표·표 설명을 세 섹션 헤더와 함께 단일 문자열로 직렬화한다. 본 직렬화 결과가 §3.2, §3.3 모드의 prompt에 삽입된다.</w:t>
+        <w:t>JSONL의 한 줄이 한 페이지의 파싱 결과에 해당한다. cache_key(dataset, corpus_id)로 조회하며 evidence_text(doc) 함수는 텍스트·표·표 설명을 세 섹션 헤더와 함께 단일 문자열로 직렬화한다. 이 직렬화 결과가 §4.2, §4.3 모드의 prompt에 삽입된다.</w:t>
       </w:r>
     </w:p>
     <w:p>
       <w:pPr>
+        <w:keepNext/>
         <w:spacing w:before="200" w:after="80"/>
       </w:pPr>
       <w:r>
@@ -1053,14 +1363,15 @@
           <w:b/>
           <w:i w:val="0"/>
           <w:color w:val="000000"/>
-          <w:sz w:val="24"/>
+          <w:sz w:val="23"/>
         </w:rPr>
-        <w:t>4.2 페이지 선택: oracle 모드</w:t>
+        <w:t>5.2 페이지 선택: oracle 모드</w:t>
       </w:r>
     </w:p>
     <w:p>
       <w:pPr>
-        <w:spacing w:after="120" w:before="0"/>
+        <w:spacing w:after="80" w:before="0" w:line="324" w:lineRule="auto"/>
+        <w:ind w:firstLine="482"/>
         <w:jc w:val="both"/>
       </w:pPr>
       <w:r>
@@ -1069,13 +1380,14 @@
           <w:b w:val="0"/>
           <w:i w:val="0"/>
           <w:color w:val="000000"/>
-          <w:sz w:val="22"/>
+          <w:sz w:val="21"/>
         </w:rPr>
-        <w:t>본 실험은 검색 단계를 명시적으로 우회하고 qrels가 제공하는 정답 페이지를 그대로 generator 입력으로 사용한다. 이는 generation 효과를 검색 변수로부터 분리하기 위함이며, 정당성은 §6.4에서 상세히 다룬다. 코드 상으로는 --oracle 플래그가 주어지면 qrels.get(qid) 또는 SlideVQA의 다중 페이지 규약을 따르는 positive_docids가 사용된다 [benchmark/v12_on_visrag.py:283–290].</w:t>
+        <w:t>본 실험은 검색 단계를 우회하여 qrels가 제공하는 정답 페이지를 generator 입력으로 사용한다. --oracle 플래그가 주어지면 qrels.get(qid) 또는 SlideVQA의 다중 페이지 규약을 따르는 positive_docids 함수가 호출된다[benchmark/v12_on_visrag.py:283–290]. 본 결정의 정당성은 §7.4에서 상세히 논의한다.</w:t>
       </w:r>
     </w:p>
     <w:p>
       <w:pPr>
+        <w:keepNext/>
         <w:spacing w:before="200" w:after="80"/>
       </w:pPr>
       <w:r>
@@ -1084,14 +1396,15 @@
           <w:b/>
           <w:i w:val="0"/>
           <w:color w:val="000000"/>
-          <w:sz w:val="24"/>
+          <w:sz w:val="23"/>
         </w:rPr>
-        <w:t>4.3 Generation: prompt와 메시지 빌드</w:t>
+        <w:t>5.3 Generation: prompt 와 메시지 구성</w:t>
       </w:r>
     </w:p>
     <w:p>
       <w:pPr>
-        <w:spacing w:after="120" w:before="0"/>
+        <w:spacing w:after="80" w:before="0" w:line="324" w:lineRule="auto"/>
+        <w:ind w:firstLine="482"/>
         <w:jc w:val="both"/>
       </w:pPr>
       <w:r>
@@ -1100,14 +1413,14 @@
           <w:b w:val="0"/>
           <w:i w:val="0"/>
           <w:color w:val="000000"/>
-          <w:sz w:val="22"/>
+          <w:sz w:val="21"/>
         </w:rPr>
-        <w:t>모든 모드는 동일한 prompt 골격을 사용한다 [benchmark/v12_on_visrag.py:75–96].</w:t>
+        <w:t>모든 모드는 동일한 prompt 골격을 사용한다[benchmark/v12_on_visrag.py:75–96].</w:t>
       </w:r>
     </w:p>
     <w:p>
       <w:pPr>
-        <w:spacing w:after="120" w:before="40"/>
+        <w:spacing w:after="120" w:before="80" w:line="264" w:lineRule="auto"/>
         <w:ind w:left="227"/>
         <w:shd w:val="clear" w:color="auto" w:fill="F4F4F0"/>
       </w:pPr>
@@ -1117,7 +1430,7 @@
           <w:b w:val="0"/>
           <w:i w:val="0"/>
           <w:color w:val="000000"/>
-          <w:sz w:val="19"/>
+          <w:sz w:val="18"/>
         </w:rPr>
         <w:t>You are evaluating a document QA method on the VisRAG benchmark.</w:t>
         <w:br/>
@@ -1142,7 +1455,8 @@
     </w:p>
     <w:p>
       <w:pPr>
-        <w:spacing w:after="120" w:before="0"/>
+        <w:spacing w:after="80" w:before="0" w:line="324" w:lineRule="auto"/>
+        <w:ind w:firstLine="482"/>
         <w:jc w:val="both"/>
       </w:pPr>
       <w:r>
@@ -1151,9 +1465,9 @@
           <w:b w:val="0"/>
           <w:i w:val="0"/>
           <w:color w:val="000000"/>
-          <w:sz w:val="22"/>
+          <w:sz w:val="21"/>
         </w:rPr>
-        <w:t>evidence_instruction과 context_block은 모드별로 다음과 같이 바뀐다.</w:t>
+        <w:t>{evidence_instruction}과 {context_block}이 모드별로 치환되는 방식은 표 2와 같다.</w:t>
       </w:r>
     </w:p>
     <w:tbl>
@@ -1164,24 +1478,28 @@
         <w:tblLook w:firstColumn="1" w:firstRow="1" w:lastColumn="0" w:lastRow="0" w:noHBand="0" w:noVBand="1" w:val="04A0"/>
       </w:tblPr>
       <w:tblGrid>
-        <w:gridCol w:w="3173"/>
-        <w:gridCol w:w="3173"/>
-        <w:gridCol w:w="3173"/>
+        <w:gridCol w:w="3024"/>
+        <w:gridCol w:w="3024"/>
+        <w:gridCol w:w="3024"/>
       </w:tblGrid>
       <w:tr>
         <w:tc>
           <w:tcPr>
-            <w:tcW w:type="dxa" w:w="3173"/>
+            <w:tcW w:type="dxa" w:w="3024"/>
             <w:vAlign w:val="center"/>
           </w:tcPr>
           <w:p>
+            <w:pPr>
+              <w:spacing w:after="0" w:before="0"/>
+              <w:jc w:val="center"/>
+            </w:pPr>
             <w:r>
               <w:rPr>
                 <w:rFonts w:ascii="Times New Roman" w:hAnsi="Times New Roman" w:eastAsia="NanumMyeongjo" w:cs="Times New Roman"/>
                 <w:b/>
                 <w:i w:val="0"/>
                 <w:color w:val="000000"/>
-                <w:sz w:val="20"/>
+                <w:sz w:val="19"/>
               </w:rPr>
               <w:t>Mode</w:t>
             </w:r>
@@ -1189,17 +1507,21 @@
         </w:tc>
         <w:tc>
           <w:tcPr>
-            <w:tcW w:type="dxa" w:w="3173"/>
+            <w:tcW w:type="dxa" w:w="3024"/>
             <w:vAlign w:val="center"/>
           </w:tcPr>
           <w:p>
+            <w:pPr>
+              <w:spacing w:after="0" w:before="0"/>
+              <w:jc w:val="center"/>
+            </w:pPr>
             <w:r>
               <w:rPr>
                 <w:rFonts w:ascii="Times New Roman" w:hAnsi="Times New Roman" w:eastAsia="NanumMyeongjo" w:cs="Times New Roman"/>
                 <w:b/>
                 <w:i w:val="0"/>
                 <w:color w:val="000000"/>
-                <w:sz w:val="20"/>
+                <w:sz w:val="19"/>
               </w:rPr>
               <w:t>evidence_instruction</w:t>
             </w:r>
@@ -1207,17 +1529,21 @@
         </w:tc>
         <w:tc>
           <w:tcPr>
-            <w:tcW w:type="dxa" w:w="3173"/>
+            <w:tcW w:type="dxa" w:w="3024"/>
             <w:vAlign w:val="center"/>
           </w:tcPr>
           <w:p>
+            <w:pPr>
+              <w:spacing w:after="0" w:before="0"/>
+              <w:jc w:val="center"/>
+            </w:pPr>
             <w:r>
               <w:rPr>
                 <w:rFonts w:ascii="Times New Roman" w:hAnsi="Times New Roman" w:eastAsia="NanumMyeongjo" w:cs="Times New Roman"/>
                 <w:b/>
                 <w:i w:val="0"/>
                 <w:color w:val="000000"/>
-                <w:sz w:val="20"/>
+                <w:sz w:val="19"/>
               </w:rPr>
               <w:t>context_block</w:t>
             </w:r>
@@ -1227,17 +1553,20 @@
       <w:tr>
         <w:tc>
           <w:tcPr>
-            <w:tcW w:type="dxa" w:w="3173"/>
+            <w:tcW w:type="dxa" w:w="3024"/>
             <w:vAlign w:val="center"/>
           </w:tcPr>
           <w:p>
+            <w:pPr>
+              <w:spacing w:after="0" w:before="0"/>
+            </w:pPr>
             <w:r>
               <w:rPr>
                 <w:rFonts w:ascii="Times New Roman" w:hAnsi="Times New Roman" w:eastAsia="NanumMyeongjo" w:cs="Times New Roman"/>
                 <w:b w:val="0"/>
                 <w:i w:val="0"/>
                 <w:color w:val="000000"/>
-                <w:sz w:val="20"/>
+                <w:sz w:val="19"/>
               </w:rPr>
               <w:t>image_only</w:t>
             </w:r>
@@ -1245,17 +1574,20 @@
         </w:tc>
         <w:tc>
           <w:tcPr>
-            <w:tcW w:type="dxa" w:w="3173"/>
+            <w:tcW w:type="dxa" w:w="3024"/>
             <w:vAlign w:val="center"/>
           </w:tcPr>
           <w:p>
+            <w:pPr>
+              <w:spacing w:after="0" w:before="0"/>
+            </w:pPr>
             <w:r>
               <w:rPr>
                 <w:rFonts w:ascii="Times New Roman" w:hAnsi="Times New Roman" w:eastAsia="NanumMyeongjo" w:cs="Times New Roman"/>
                 <w:b w:val="0"/>
                 <w:i w:val="0"/>
                 <w:color w:val="000000"/>
-                <w:sz w:val="20"/>
+                <w:sz w:val="19"/>
               </w:rPr>
               <w:t>Use only the provided document page image(s).</w:t>
             </w:r>
@@ -1263,17 +1595,20 @@
         </w:tc>
         <w:tc>
           <w:tcPr>
-            <w:tcW w:type="dxa" w:w="3173"/>
+            <w:tcW w:type="dxa" w:w="3024"/>
             <w:vAlign w:val="center"/>
           </w:tcPr>
           <w:p>
+            <w:pPr>
+              <w:spacing w:after="0" w:before="0"/>
+            </w:pPr>
             <w:r>
               <w:rPr>
                 <w:rFonts w:ascii="Times New Roman" w:hAnsi="Times New Roman" w:eastAsia="NanumMyeongjo" w:cs="Times New Roman"/>
                 <w:b w:val="0"/>
                 <w:i w:val="0"/>
                 <w:color w:val="000000"/>
-                <w:sz w:val="20"/>
+                <w:sz w:val="19"/>
               </w:rPr>
               <w:t>(not provided)</w:t>
             </w:r>
@@ -1283,17 +1618,20 @@
       <w:tr>
         <w:tc>
           <w:tcPr>
-            <w:tcW w:type="dxa" w:w="3173"/>
+            <w:tcW w:type="dxa" w:w="3024"/>
             <w:vAlign w:val="center"/>
           </w:tcPr>
           <w:p>
+            <w:pPr>
+              <w:spacing w:after="0" w:before="0"/>
+            </w:pPr>
             <w:r>
               <w:rPr>
                 <w:rFonts w:ascii="Times New Roman" w:hAnsi="Times New Roman" w:eastAsia="NanumMyeongjo" w:cs="Times New Roman"/>
                 <w:b w:val="0"/>
                 <w:i w:val="0"/>
                 <w:color w:val="000000"/>
-                <w:sz w:val="20"/>
+                <w:sz w:val="19"/>
               </w:rPr>
               <w:t>parsed_text_only</w:t>
             </w:r>
@@ -1301,17 +1639,20 @@
         </w:tc>
         <w:tc>
           <w:tcPr>
-            <w:tcW w:type="dxa" w:w="3173"/>
+            <w:tcW w:type="dxa" w:w="3024"/>
             <w:vAlign w:val="center"/>
           </w:tcPr>
           <w:p>
+            <w:pPr>
+              <w:spacing w:after="0" w:before="0"/>
+            </w:pPr>
             <w:r>
               <w:rPr>
                 <w:rFonts w:ascii="Times New Roman" w:hAnsi="Times New Roman" w:eastAsia="NanumMyeongjo" w:cs="Times New Roman"/>
                 <w:b w:val="0"/>
                 <w:i w:val="0"/>
                 <w:color w:val="000000"/>
-                <w:sz w:val="20"/>
+                <w:sz w:val="19"/>
               </w:rPr>
               <w:t>Use only the parsed text/table evidence. No images are provided.</w:t>
             </w:r>
@@ -1319,17 +1660,20 @@
         </w:tc>
         <w:tc>
           <w:tcPr>
-            <w:tcW w:type="dxa" w:w="3173"/>
+            <w:tcW w:type="dxa" w:w="3024"/>
             <w:vAlign w:val="center"/>
           </w:tcPr>
           <w:p>
+            <w:pPr>
+              <w:spacing w:after="0" w:before="0"/>
+            </w:pPr>
             <w:r>
               <w:rPr>
                 <w:rFonts w:ascii="Times New Roman" w:hAnsi="Times New Roman" w:eastAsia="NanumMyeongjo" w:cs="Times New Roman"/>
                 <w:b w:val="0"/>
                 <w:i w:val="0"/>
                 <w:color w:val="000000"/>
-                <w:sz w:val="20"/>
+                <w:sz w:val="19"/>
               </w:rPr>
               <w:t>evidence_text(doc)</w:t>
             </w:r>
@@ -1339,17 +1683,20 @@
       <w:tr>
         <w:tc>
           <w:tcPr>
-            <w:tcW w:type="dxa" w:w="3173"/>
+            <w:tcW w:type="dxa" w:w="3024"/>
             <w:vAlign w:val="center"/>
           </w:tcPr>
           <w:p>
+            <w:pPr>
+              <w:spacing w:after="0" w:before="0"/>
+            </w:pPr>
             <w:r>
               <w:rPr>
                 <w:rFonts w:ascii="Times New Roman" w:hAnsi="Times New Roman" w:eastAsia="NanumMyeongjo" w:cs="Times New Roman"/>
                 <w:b w:val="0"/>
                 <w:i w:val="0"/>
                 <w:color w:val="000000"/>
-                <w:sz w:val="20"/>
+                <w:sz w:val="19"/>
               </w:rPr>
               <w:t>parsed_visual</w:t>
             </w:r>
@@ -1357,17 +1704,20 @@
         </w:tc>
         <w:tc>
           <w:tcPr>
-            <w:tcW w:type="dxa" w:w="3173"/>
+            <w:tcW w:type="dxa" w:w="3024"/>
             <w:vAlign w:val="center"/>
           </w:tcPr>
           <w:p>
+            <w:pPr>
+              <w:spacing w:after="0" w:before="0"/>
+            </w:pPr>
             <w:r>
               <w:rPr>
                 <w:rFonts w:ascii="Times New Roman" w:hAnsi="Times New Roman" w:eastAsia="NanumMyeongjo" w:cs="Times New Roman"/>
                 <w:b w:val="0"/>
                 <w:i w:val="0"/>
                 <w:color w:val="000000"/>
-                <w:sz w:val="20"/>
+                <w:sz w:val="19"/>
               </w:rPr>
               <w:t>Use parsed text/table evidence for exact labels and values, and use images to verify visual/layout evidence.</w:t>
             </w:r>
@@ -1375,17 +1725,20 @@
         </w:tc>
         <w:tc>
           <w:tcPr>
-            <w:tcW w:type="dxa" w:w="3173"/>
+            <w:tcW w:type="dxa" w:w="3024"/>
             <w:vAlign w:val="center"/>
           </w:tcPr>
           <w:p>
+            <w:pPr>
+              <w:spacing w:after="0" w:before="0"/>
+            </w:pPr>
             <w:r>
               <w:rPr>
                 <w:rFonts w:ascii="Times New Roman" w:hAnsi="Times New Roman" w:eastAsia="NanumMyeongjo" w:cs="Times New Roman"/>
                 <w:b w:val="0"/>
                 <w:i w:val="0"/>
                 <w:color w:val="000000"/>
-                <w:sz w:val="20"/>
+                <w:sz w:val="19"/>
               </w:rPr>
               <w:t>evidence_text(doc)</w:t>
             </w:r>
@@ -1395,9 +1748,19 @@
     </w:tbl>
     <w:p>
       <w:pPr>
-        <w:spacing w:after="200"/>
+        <w:spacing w:after="200" w:before="40"/>
         <w:jc w:val="center"/>
       </w:pPr>
+      <w:r>
+        <w:rPr>
+          <w:rFonts w:ascii="Times New Roman" w:hAnsi="Times New Roman" w:eastAsia="NanumMyeongjo" w:cs="Times New Roman"/>
+          <w:b/>
+          <w:i w:val="0"/>
+          <w:color w:val="000000"/>
+          <w:sz w:val="19"/>
+        </w:rPr>
+        <w:t xml:space="preserve">표 2. </w:t>
+      </w:r>
       <w:r>
         <w:rPr>
           <w:rFonts w:ascii="Times New Roman" w:hAnsi="Times New Roman" w:eastAsia="NanumMyeongjo" w:cs="Times New Roman"/>
@@ -1406,12 +1769,13 @@
           <w:color w:val="000000"/>
           <w:sz w:val="19"/>
         </w:rPr>
-        <w:t>표 2. 세 모드의 prompt 차이. evidence 입력만 다르고 골격은 동일하다.</w:t>
+        <w:t>세 모드의 prompt 차이. evidence 입력만 다르고 골격은 동일하다.</w:t>
       </w:r>
     </w:p>
     <w:p>
       <w:pPr>
-        <w:spacing w:after="120" w:before="0"/>
+        <w:spacing w:after="80" w:before="0" w:line="324" w:lineRule="auto"/>
+        <w:ind w:firstLine="482"/>
         <w:jc w:val="both"/>
       </w:pPr>
       <w:r>
@@ -1420,13 +1784,14 @@
           <w:b w:val="0"/>
           <w:i w:val="0"/>
           <w:color w:val="000000"/>
-          <w:sz w:val="22"/>
+          <w:sz w:val="21"/>
         </w:rPr>
-        <w:t>Qwen2-VL의 chat 메시지 포맷은 OpenAI 스타일의 multipart content를 따르며, build_qwen2vl_messages가 이미지 리스트와 텍스트 프롬프트를 [{"type":"image", ...}, ..., {"type":"text", "text":prompt}] 형태로 결합한다 [benchmark/v12_on_visrag.py:206–217].</w:t>
+        <w:t>Qwen2-VL의 chat 메시지 포맷은 OpenAI 스타일 multipart content를 따르며, build_qwen2vl_messages 함수가 이미지 리스트와 텍스트 프롬프트를 결합한다[benchmark/v12_on_visrag.py:206–217].</w:t>
       </w:r>
     </w:p>
     <w:p>
       <w:pPr>
+        <w:keepNext/>
         <w:spacing w:before="200" w:after="80"/>
       </w:pPr>
       <w:r>
@@ -1435,14 +1800,15 @@
           <w:b/>
           <w:i w:val="0"/>
           <w:color w:val="000000"/>
-          <w:sz w:val="24"/>
+          <w:sz w:val="23"/>
         </w:rPr>
-        <w:t>4.4 결과 표출: PPT 양식 exporter</w:t>
+        <w:t>5.4 결과 표출: PPT 양식 exporter</w:t>
       </w:r>
     </w:p>
     <w:p>
       <w:pPr>
-        <w:spacing w:after="120" w:before="0"/>
+        <w:spacing w:after="80" w:before="0" w:line="324" w:lineRule="auto"/>
+        <w:ind w:firstLine="482"/>
         <w:jc w:val="both"/>
       </w:pPr>
       <w:r>
@@ -1451,17 +1817,15 @@
           <w:b w:val="0"/>
           <w:i w:val="0"/>
           <w:color w:val="000000"/>
-          <w:sz w:val="22"/>
+          <w:sz w:val="21"/>
         </w:rPr>
-        <w:t>benchmark/ppt_table_exporter.py는 12개 generation JSON을 입력 받아 PPT 슬라이드 10의 양식을 따르는 markdown/CSV/JSON 표를 생성한다. baseline 행은 macro 정확도의 기준점이 되며, 다른 행들은 baseline 대비 Δ vs Baseline (pp)가 자동 계산된다.</w:t>
+        <w:t>benchmark/ppt_table_exporter.py는 12개 generation JSON을 입력 받아 사전 자료의 슬라이드 10 양식을 따르는 markdown / CSV / JSON 표를 생성한다. baseline 행은 macro 정확도의 기준점이 되며, 나머지 행에는 baseline 대비 Δ(%p)가 자동 산출된다.</w:t>
       </w:r>
     </w:p>
     <w:p>
       <w:pPr>
+        <w:keepNext/>
         <w:spacing w:before="280" w:after="80"/>
-        <w:pBdr>
-          <w:bottom w:val="single" w:sz="6" w:space="1" w:color="000000"/>
-        </w:pBdr>
       </w:pPr>
       <w:r>
         <w:rPr>
@@ -1469,14 +1833,15 @@
           <w:b/>
           <w:i w:val="0"/>
           <w:color w:val="000000"/>
-          <w:sz w:val="28"/>
+          <w:sz w:val="26"/>
         </w:rPr>
-        <w:t>5. 구현</w:t>
+        <w:t>6. 구현</w:t>
       </w:r>
     </w:p>
     <w:p>
       <w:pPr>
-        <w:spacing w:after="120" w:before="0"/>
+        <w:spacing w:after="80" w:before="0" w:line="324" w:lineRule="auto"/>
+        <w:ind w:firstLine="482"/>
         <w:jc w:val="both"/>
       </w:pPr>
       <w:r>
@@ -1485,9 +1850,9 @@
           <w:b w:val="0"/>
           <w:i w:val="0"/>
           <w:color w:val="000000"/>
-          <w:sz w:val="22"/>
+          <w:sz w:val="21"/>
         </w:rPr>
-        <w:t>핵심 모듈과 행 수는 다음과 같다.</w:t>
+        <w:t>핵심 모듈의 행 수와 역할은 표 3과 같다.</w:t>
       </w:r>
     </w:p>
     <w:tbl>
@@ -1498,24 +1863,28 @@
         <w:tblLook w:firstColumn="1" w:firstRow="1" w:lastColumn="0" w:lastRow="0" w:noHBand="0" w:noVBand="1" w:val="04A0"/>
       </w:tblPr>
       <w:tblGrid>
-        <w:gridCol w:w="3173"/>
-        <w:gridCol w:w="3173"/>
-        <w:gridCol w:w="3173"/>
+        <w:gridCol w:w="3024"/>
+        <w:gridCol w:w="3024"/>
+        <w:gridCol w:w="3024"/>
       </w:tblGrid>
       <w:tr>
         <w:tc>
           <w:tcPr>
-            <w:tcW w:type="dxa" w:w="3173"/>
+            <w:tcW w:type="dxa" w:w="3024"/>
             <w:vAlign w:val="center"/>
           </w:tcPr>
           <w:p>
+            <w:pPr>
+              <w:spacing w:after="0" w:before="0"/>
+              <w:jc w:val="center"/>
+            </w:pPr>
             <w:r>
               <w:rPr>
                 <w:rFonts w:ascii="Times New Roman" w:hAnsi="Times New Roman" w:eastAsia="NanumMyeongjo" w:cs="Times New Roman"/>
                 <w:b/>
                 <w:i w:val="0"/>
                 <w:color w:val="000000"/>
-                <w:sz w:val="20"/>
+                <w:sz w:val="19"/>
               </w:rPr>
               <w:t>경로</w:t>
             </w:r>
@@ -1523,11 +1892,12 @@
         </w:tc>
         <w:tc>
           <w:tcPr>
-            <w:tcW w:type="dxa" w:w="3173"/>
+            <w:tcW w:type="dxa" w:w="3024"/>
             <w:vAlign w:val="center"/>
           </w:tcPr>
           <w:p>
             <w:pPr>
+              <w:spacing w:after="0" w:before="0"/>
               <w:jc w:val="right"/>
             </w:pPr>
             <w:r>
@@ -1536,7 +1906,7 @@
                 <w:b/>
                 <w:i w:val="0"/>
                 <w:color w:val="000000"/>
-                <w:sz w:val="20"/>
+                <w:sz w:val="19"/>
               </w:rPr>
               <w:t>LoC</w:t>
             </w:r>
@@ -1544,17 +1914,21 @@
         </w:tc>
         <w:tc>
           <w:tcPr>
-            <w:tcW w:type="dxa" w:w="3173"/>
+            <w:tcW w:type="dxa" w:w="3024"/>
             <w:vAlign w:val="center"/>
           </w:tcPr>
           <w:p>
+            <w:pPr>
+              <w:spacing w:after="0" w:before="0"/>
+              <w:jc w:val="center"/>
+            </w:pPr>
             <w:r>
               <w:rPr>
                 <w:rFonts w:ascii="Times New Roman" w:hAnsi="Times New Roman" w:eastAsia="NanumMyeongjo" w:cs="Times New Roman"/>
                 <w:b/>
                 <w:i w:val="0"/>
                 <w:color w:val="000000"/>
-                <w:sz w:val="20"/>
+                <w:sz w:val="19"/>
               </w:rPr>
               <w:t>역할</w:t>
             </w:r>
@@ -1564,17 +1938,20 @@
       <w:tr>
         <w:tc>
           <w:tcPr>
-            <w:tcW w:type="dxa" w:w="3173"/>
+            <w:tcW w:type="dxa" w:w="3024"/>
             <w:vAlign w:val="center"/>
           </w:tcPr>
           <w:p>
+            <w:pPr>
+              <w:spacing w:after="0" w:before="0"/>
+            </w:pPr>
             <w:r>
               <w:rPr>
                 <w:rFonts w:ascii="Times New Roman" w:hAnsi="Times New Roman" w:eastAsia="NanumMyeongjo" w:cs="Times New Roman"/>
                 <w:b w:val="0"/>
                 <w:i w:val="0"/>
                 <w:color w:val="000000"/>
-                <w:sz w:val="20"/>
+                <w:sz w:val="19"/>
               </w:rPr>
               <w:t>benchmark/parse_cache.py</w:t>
             </w:r>
@@ -1582,11 +1959,12 @@
         </w:tc>
         <w:tc>
           <w:tcPr>
-            <w:tcW w:type="dxa" w:w="3173"/>
+            <w:tcW w:type="dxa" w:w="3024"/>
             <w:vAlign w:val="center"/>
           </w:tcPr>
           <w:p>
             <w:pPr>
+              <w:spacing w:after="0" w:before="0"/>
               <w:jc w:val="right"/>
             </w:pPr>
             <w:r>
@@ -1595,7 +1973,7 @@
                 <w:b w:val="0"/>
                 <w:i w:val="0"/>
                 <w:color w:val="000000"/>
-                <w:sz w:val="20"/>
+                <w:sz w:val="19"/>
               </w:rPr>
               <w:t>77</w:t>
             </w:r>
@@ -1603,19 +1981,22 @@
         </w:tc>
         <w:tc>
           <w:tcPr>
-            <w:tcW w:type="dxa" w:w="3173"/>
+            <w:tcW w:type="dxa" w:w="3024"/>
             <w:vAlign w:val="center"/>
           </w:tcPr>
           <w:p>
+            <w:pPr>
+              <w:spacing w:after="0" w:before="0"/>
+            </w:pPr>
             <w:r>
               <w:rPr>
                 <w:rFonts w:ascii="Times New Roman" w:hAnsi="Times New Roman" w:eastAsia="NanumMyeongjo" w:cs="Times New Roman"/>
                 <w:b w:val="0"/>
                 <w:i w:val="0"/>
                 <w:color w:val="000000"/>
-                <w:sz w:val="20"/>
+                <w:sz w:val="19"/>
               </w:rPr>
-              <w:t>parse cache 스키마, 적재/저장 유틸리티</w:t>
+              <w:t>parse cache 스키마와 적재·저장 유틸리티</w:t>
             </w:r>
           </w:p>
         </w:tc>
@@ -1623,17 +2004,20 @@
       <w:tr>
         <w:tc>
           <w:tcPr>
-            <w:tcW w:type="dxa" w:w="3173"/>
+            <w:tcW w:type="dxa" w:w="3024"/>
             <w:vAlign w:val="center"/>
           </w:tcPr>
           <w:p>
+            <w:pPr>
+              <w:spacing w:after="0" w:before="0"/>
+            </w:pPr>
             <w:r>
               <w:rPr>
                 <w:rFonts w:ascii="Times New Roman" w:hAnsi="Times New Roman" w:eastAsia="NanumMyeongjo" w:cs="Times New Roman"/>
                 <w:b w:val="0"/>
                 <w:i w:val="0"/>
                 <w:color w:val="000000"/>
-                <w:sz w:val="20"/>
+                <w:sz w:val="19"/>
               </w:rPr>
               <w:t>benchmark/text_retrieval.py</w:t>
             </w:r>
@@ -1641,11 +2025,12 @@
         </w:tc>
         <w:tc>
           <w:tcPr>
-            <w:tcW w:type="dxa" w:w="3173"/>
+            <w:tcW w:type="dxa" w:w="3024"/>
             <w:vAlign w:val="center"/>
           </w:tcPr>
           <w:p>
             <w:pPr>
+              <w:spacing w:after="0" w:before="0"/>
               <w:jc w:val="right"/>
             </w:pPr>
             <w:r>
@@ -1654,7 +2039,7 @@
                 <w:b w:val="0"/>
                 <w:i w:val="0"/>
                 <w:color w:val="000000"/>
-                <w:sz w:val="20"/>
+                <w:sz w:val="19"/>
               </w:rPr>
               <w:t>71</w:t>
             </w:r>
@@ -1662,17 +2047,20 @@
         </w:tc>
         <w:tc>
           <w:tcPr>
-            <w:tcW w:type="dxa" w:w="3173"/>
+            <w:tcW w:type="dxa" w:w="3024"/>
             <w:vAlign w:val="center"/>
           </w:tcPr>
           <w:p>
+            <w:pPr>
+              <w:spacing w:after="0" w:before="0"/>
+            </w:pPr>
             <w:r>
               <w:rPr>
                 <w:rFonts w:ascii="Times New Roman" w:hAnsi="Times New Roman" w:eastAsia="NanumMyeongjo" w:cs="Times New Roman"/>
                 <w:b w:val="0"/>
                 <w:i w:val="0"/>
                 <w:color w:val="000000"/>
-                <w:sz w:val="20"/>
+                <w:sz w:val="19"/>
               </w:rPr>
               <w:t>BM25 인덱스 (oracle 모드에서는 미사용)</w:t>
             </w:r>
@@ -1682,17 +2070,20 @@
       <w:tr>
         <w:tc>
           <w:tcPr>
-            <w:tcW w:type="dxa" w:w="3173"/>
+            <w:tcW w:type="dxa" w:w="3024"/>
             <w:vAlign w:val="center"/>
           </w:tcPr>
           <w:p>
+            <w:pPr>
+              <w:spacing w:after="0" w:before="0"/>
+            </w:pPr>
             <w:r>
               <w:rPr>
                 <w:rFonts w:ascii="Times New Roman" w:hAnsi="Times New Roman" w:eastAsia="NanumMyeongjo" w:cs="Times New Roman"/>
                 <w:b w:val="0"/>
                 <w:i w:val="0"/>
                 <w:color w:val="000000"/>
-                <w:sz w:val="20"/>
+                <w:sz w:val="19"/>
               </w:rPr>
               <w:t>benchmark/metrics.py</w:t>
             </w:r>
@@ -1700,11 +2091,12 @@
         </w:tc>
         <w:tc>
           <w:tcPr>
-            <w:tcW w:type="dxa" w:w="3173"/>
+            <w:tcW w:type="dxa" w:w="3024"/>
             <w:vAlign w:val="center"/>
           </w:tcPr>
           <w:p>
             <w:pPr>
+              <w:spacing w:after="0" w:before="0"/>
               <w:jc w:val="right"/>
             </w:pPr>
             <w:r>
@@ -1713,7 +2105,7 @@
                 <w:b w:val="0"/>
                 <w:i w:val="0"/>
                 <w:color w:val="000000"/>
-                <w:sz w:val="20"/>
+                <w:sz w:val="19"/>
               </w:rPr>
               <w:t>97</w:t>
             </w:r>
@@ -1721,17 +2113,20 @@
         </w:tc>
         <w:tc>
           <w:tcPr>
-            <w:tcW w:type="dxa" w:w="3173"/>
+            <w:tcW w:type="dxa" w:w="3024"/>
             <w:vAlign w:val="center"/>
           </w:tcPr>
           <w:p>
+            <w:pPr>
+              <w:spacing w:after="0" w:before="0"/>
+            </w:pPr>
             <w:r>
               <w:rPr>
                 <w:rFonts w:ascii="Times New Roman" w:hAnsi="Times New Roman" w:eastAsia="NanumMyeongjo" w:cs="Times New Roman"/>
                 <w:b w:val="0"/>
                 <w:i w:val="0"/>
                 <w:color w:val="000000"/>
-                <w:sz w:val="20"/>
+                <w:sz w:val="19"/>
               </w:rPr>
               <w:t>relaxed exact match, MRR@k, Recall@k</w:t>
             </w:r>
@@ -1741,17 +2136,20 @@
       <w:tr>
         <w:tc>
           <w:tcPr>
-            <w:tcW w:type="dxa" w:w="3173"/>
+            <w:tcW w:type="dxa" w:w="3024"/>
             <w:vAlign w:val="center"/>
           </w:tcPr>
           <w:p>
+            <w:pPr>
+              <w:spacing w:after="0" w:before="0"/>
+            </w:pPr>
             <w:r>
               <w:rPr>
                 <w:rFonts w:ascii="Times New Roman" w:hAnsi="Times New Roman" w:eastAsia="NanumMyeongjo" w:cs="Times New Roman"/>
                 <w:b w:val="0"/>
                 <w:i w:val="0"/>
                 <w:color w:val="000000"/>
-                <w:sz w:val="20"/>
+                <w:sz w:val="19"/>
               </w:rPr>
               <w:t>benchmark/v12_on_visrag.py</w:t>
             </w:r>
@@ -1759,11 +2157,12 @@
         </w:tc>
         <w:tc>
           <w:tcPr>
-            <w:tcW w:type="dxa" w:w="3173"/>
+            <w:tcW w:type="dxa" w:w="3024"/>
             <w:vAlign w:val="center"/>
           </w:tcPr>
           <w:p>
             <w:pPr>
+              <w:spacing w:after="0" w:before="0"/>
               <w:jc w:val="right"/>
             </w:pPr>
             <w:r>
@@ -1772,7 +2171,7 @@
                 <w:b w:val="0"/>
                 <w:i w:val="0"/>
                 <w:color w:val="000000"/>
-                <w:sz w:val="20"/>
+                <w:sz w:val="19"/>
               </w:rPr>
               <w:t>443</w:t>
             </w:r>
@@ -1780,17 +2179,20 @@
         </w:tc>
         <w:tc>
           <w:tcPr>
-            <w:tcW w:type="dxa" w:w="3173"/>
+            <w:tcW w:type="dxa" w:w="3024"/>
             <w:vAlign w:val="center"/>
           </w:tcPr>
           <w:p>
+            <w:pPr>
+              <w:spacing w:after="0" w:before="0"/>
+            </w:pPr>
             <w:r>
               <w:rPr>
                 <w:rFonts w:ascii="Times New Roman" w:hAnsi="Times New Roman" w:eastAsia="NanumMyeongjo" w:cs="Times New Roman"/>
                 <w:b w:val="0"/>
                 <w:i w:val="0"/>
                 <w:color w:val="000000"/>
-                <w:sz w:val="20"/>
+                <w:sz w:val="19"/>
               </w:rPr>
               <w:t>모드별 generation 메인 (Qwen2-VL / GPT-4o / MiniCPM)</w:t>
             </w:r>
@@ -1800,17 +2202,20 @@
       <w:tr>
         <w:tc>
           <w:tcPr>
-            <w:tcW w:type="dxa" w:w="3173"/>
+            <w:tcW w:type="dxa" w:w="3024"/>
             <w:vAlign w:val="center"/>
           </w:tcPr>
           <w:p>
+            <w:pPr>
+              <w:spacing w:after="0" w:before="0"/>
+            </w:pPr>
             <w:r>
               <w:rPr>
                 <w:rFonts w:ascii="Times New Roman" w:hAnsi="Times New Roman" w:eastAsia="NanumMyeongjo" w:cs="Times New Roman"/>
                 <w:b w:val="0"/>
                 <w:i w:val="0"/>
                 <w:color w:val="000000"/>
-                <w:sz w:val="20"/>
+                <w:sz w:val="19"/>
               </w:rPr>
               <w:t>benchmark/ppt_table_exporter.py</w:t>
             </w:r>
@@ -1818,11 +2223,12 @@
         </w:tc>
         <w:tc>
           <w:tcPr>
-            <w:tcW w:type="dxa" w:w="3173"/>
+            <w:tcW w:type="dxa" w:w="3024"/>
             <w:vAlign w:val="center"/>
           </w:tcPr>
           <w:p>
             <w:pPr>
+              <w:spacing w:after="0" w:before="0"/>
               <w:jc w:val="right"/>
             </w:pPr>
             <w:r>
@@ -1831,7 +2237,7 @@
                 <w:b w:val="0"/>
                 <w:i w:val="0"/>
                 <w:color w:val="000000"/>
-                <w:sz w:val="20"/>
+                <w:sz w:val="19"/>
               </w:rPr>
               <w:t>300</w:t>
             </w:r>
@@ -1839,19 +2245,22 @@
         </w:tc>
         <w:tc>
           <w:tcPr>
-            <w:tcW w:type="dxa" w:w="3173"/>
+            <w:tcW w:type="dxa" w:w="3024"/>
             <w:vAlign w:val="center"/>
           </w:tcPr>
           <w:p>
+            <w:pPr>
+              <w:spacing w:after="0" w:before="0"/>
+            </w:pPr>
             <w:r>
               <w:rPr>
                 <w:rFonts w:ascii="Times New Roman" w:hAnsi="Times New Roman" w:eastAsia="NanumMyeongjo" w:cs="Times New Roman"/>
                 <w:b w:val="0"/>
                 <w:i w:val="0"/>
                 <w:color w:val="000000"/>
-                <w:sz w:val="20"/>
+                <w:sz w:val="19"/>
               </w:rPr>
-              <w:t>PPT slide-10 양식 표 생성</w:t>
+              <w:t>PPT slide-10 양식 결과 표 생성</w:t>
             </w:r>
           </w:p>
         </w:tc>
@@ -1859,17 +2268,20 @@
       <w:tr>
         <w:tc>
           <w:tcPr>
-            <w:tcW w:type="dxa" w:w="3173"/>
+            <w:tcW w:type="dxa" w:w="3024"/>
             <w:vAlign w:val="center"/>
           </w:tcPr>
           <w:p>
+            <w:pPr>
+              <w:spacing w:after="0" w:before="0"/>
+            </w:pPr>
             <w:r>
               <w:rPr>
                 <w:rFonts w:ascii="Times New Roman" w:hAnsi="Times New Roman" w:eastAsia="NanumMyeongjo" w:cs="Times New Roman"/>
                 <w:b w:val="0"/>
                 <w:i w:val="0"/>
                 <w:color w:val="000000"/>
-                <w:sz w:val="20"/>
+                <w:sz w:val="19"/>
               </w:rPr>
               <w:t>scripts/run_today_ppt_pipeline.sh</w:t>
             </w:r>
@@ -1877,11 +2289,12 @@
         </w:tc>
         <w:tc>
           <w:tcPr>
-            <w:tcW w:type="dxa" w:w="3173"/>
+            <w:tcW w:type="dxa" w:w="3024"/>
             <w:vAlign w:val="center"/>
           </w:tcPr>
           <w:p>
             <w:pPr>
+              <w:spacing w:after="0" w:before="0"/>
               <w:jc w:val="right"/>
             </w:pPr>
             <w:r>
@@ -1890,7 +2303,7 @@
                 <w:b w:val="0"/>
                 <w:i w:val="0"/>
                 <w:color w:val="000000"/>
-                <w:sz w:val="20"/>
+                <w:sz w:val="19"/>
               </w:rPr>
               <w:t>111</w:t>
             </w:r>
@@ -1898,17 +2311,20 @@
         </w:tc>
         <w:tc>
           <w:tcPr>
-            <w:tcW w:type="dxa" w:w="3173"/>
+            <w:tcW w:type="dxa" w:w="3024"/>
             <w:vAlign w:val="center"/>
           </w:tcPr>
           <w:p>
+            <w:pPr>
+              <w:spacing w:after="0" w:before="0"/>
+            </w:pPr>
             <w:r>
               <w:rPr>
                 <w:rFonts w:ascii="Times New Roman" w:hAnsi="Times New Roman" w:eastAsia="NanumMyeongjo" w:cs="Times New Roman"/>
                 <w:b w:val="0"/>
                 <w:i w:val="0"/>
                 <w:color w:val="000000"/>
-                <w:sz w:val="20"/>
+                <w:sz w:val="19"/>
               </w:rPr>
               <w:t>parse + generation + export 일괄 실행</w:t>
             </w:r>
@@ -1918,9 +2334,19 @@
     </w:tbl>
     <w:p>
       <w:pPr>
-        <w:spacing w:after="200"/>
+        <w:spacing w:after="200" w:before="40"/>
         <w:jc w:val="center"/>
       </w:pPr>
+      <w:r>
+        <w:rPr>
+          <w:rFonts w:ascii="Times New Roman" w:hAnsi="Times New Roman" w:eastAsia="NanumMyeongjo" w:cs="Times New Roman"/>
+          <w:b/>
+          <w:i w:val="0"/>
+          <w:color w:val="000000"/>
+          <w:sz w:val="19"/>
+        </w:rPr>
+        <w:t xml:space="preserve">표 3. </w:t>
+      </w:r>
       <w:r>
         <w:rPr>
           <w:rFonts w:ascii="Times New Roman" w:hAnsi="Times New Roman" w:eastAsia="NanumMyeongjo" w:cs="Times New Roman"/>
@@ -1929,11 +2355,12 @@
           <w:color w:val="000000"/>
           <w:sz w:val="19"/>
         </w:rPr>
-        <w:t>표 3. 본 실험에 사용된 핵심 코드 모듈.</w:t>
+        <w:t>본 실험에 사용된 핵심 코드 모듈.</w:t>
       </w:r>
     </w:p>
     <w:p>
       <w:pPr>
+        <w:keepNext/>
         <w:spacing w:before="200" w:after="80"/>
       </w:pPr>
       <w:r>
@@ -1942,14 +2369,15 @@
           <w:b/>
           <w:i w:val="0"/>
           <w:color w:val="000000"/>
-          <w:sz w:val="24"/>
+          <w:sz w:val="23"/>
         </w:rPr>
-        <w:t>5.1 Generator 백엔드 추상화</w:t>
+        <w:t>6.1 Generator 백엔드 추상화</w:t>
       </w:r>
     </w:p>
     <w:p>
       <w:pPr>
-        <w:spacing w:after="120" w:before="0"/>
+        <w:spacing w:after="80" w:before="0" w:line="324" w:lineRule="auto"/>
+        <w:ind w:firstLine="482"/>
         <w:jc w:val="both"/>
       </w:pPr>
       <w:r>
@@ -1958,9 +2386,9 @@
           <w:b w:val="0"/>
           <w:i w:val="0"/>
           <w:color w:val="000000"/>
-          <w:sz w:val="22"/>
+          <w:sz w:val="21"/>
         </w:rPr>
-        <w:t>네 가지 백엔드가 지원된다 (GENERATOR_BACKENDS, benchmark/v12_on_visrag.py:21–24).</w:t>
+        <w:t>네 가지 백엔드가 동일한 call_generator 시그니처로 통일된다[benchmark/v12_on_visrag.py:21–24].</w:t>
       </w:r>
     </w:p>
     <w:tbl>
@@ -1971,24 +2399,28 @@
         <w:tblLook w:firstColumn="1" w:firstRow="1" w:lastColumn="0" w:lastRow="0" w:noHBand="0" w:noVBand="1" w:val="04A0"/>
       </w:tblPr>
       <w:tblGrid>
-        <w:gridCol w:w="3173"/>
-        <w:gridCol w:w="3173"/>
-        <w:gridCol w:w="3173"/>
+        <w:gridCol w:w="3024"/>
+        <w:gridCol w:w="3024"/>
+        <w:gridCol w:w="3024"/>
       </w:tblGrid>
       <w:tr>
         <w:tc>
           <w:tcPr>
-            <w:tcW w:type="dxa" w:w="3173"/>
+            <w:tcW w:type="dxa" w:w="3024"/>
             <w:vAlign w:val="center"/>
           </w:tcPr>
           <w:p>
+            <w:pPr>
+              <w:spacing w:after="0" w:before="0"/>
+              <w:jc w:val="center"/>
+            </w:pPr>
             <w:r>
               <w:rPr>
                 <w:rFonts w:ascii="Times New Roman" w:hAnsi="Times New Roman" w:eastAsia="NanumMyeongjo" w:cs="Times New Roman"/>
                 <w:b/>
                 <w:i w:val="0"/>
                 <w:color w:val="000000"/>
-                <w:sz w:val="20"/>
+                <w:sz w:val="19"/>
               </w:rPr>
               <w:t>backend</w:t>
             </w:r>
@@ -1996,17 +2428,21 @@
         </w:tc>
         <w:tc>
           <w:tcPr>
-            <w:tcW w:type="dxa" w:w="3173"/>
+            <w:tcW w:type="dxa" w:w="3024"/>
             <w:vAlign w:val="center"/>
           </w:tcPr>
           <w:p>
+            <w:pPr>
+              <w:spacing w:after="0" w:before="0"/>
+              <w:jc w:val="center"/>
+            </w:pPr>
             <w:r>
               <w:rPr>
                 <w:rFonts w:ascii="Times New Roman" w:hAnsi="Times New Roman" w:eastAsia="NanumMyeongjo" w:cs="Times New Roman"/>
                 <w:b/>
                 <w:i w:val="0"/>
                 <w:color w:val="000000"/>
-                <w:sz w:val="20"/>
+                <w:sz w:val="19"/>
               </w:rPr>
               <w:t>모델 ID</w:t>
             </w:r>
@@ -2014,17 +2450,21 @@
         </w:tc>
         <w:tc>
           <w:tcPr>
-            <w:tcW w:type="dxa" w:w="3173"/>
+            <w:tcW w:type="dxa" w:w="3024"/>
             <w:vAlign w:val="center"/>
           </w:tcPr>
           <w:p>
+            <w:pPr>
+              <w:spacing w:after="0" w:before="0"/>
+              <w:jc w:val="center"/>
+            </w:pPr>
             <w:r>
               <w:rPr>
                 <w:rFonts w:ascii="Times New Roman" w:hAnsi="Times New Roman" w:eastAsia="NanumMyeongjo" w:cs="Times New Roman"/>
                 <w:b/>
                 <w:i w:val="0"/>
                 <w:color w:val="000000"/>
-                <w:sz w:val="20"/>
+                <w:sz w:val="19"/>
               </w:rPr>
               <w:t>비고</w:t>
             </w:r>
@@ -2034,17 +2474,20 @@
       <w:tr>
         <w:tc>
           <w:tcPr>
-            <w:tcW w:type="dxa" w:w="3173"/>
+            <w:tcW w:type="dxa" w:w="3024"/>
             <w:vAlign w:val="center"/>
           </w:tcPr>
           <w:p>
+            <w:pPr>
+              <w:spacing w:after="0" w:before="0"/>
+            </w:pPr>
             <w:r>
               <w:rPr>
                 <w:rFonts w:ascii="Times New Roman" w:hAnsi="Times New Roman" w:eastAsia="NanumMyeongjo" w:cs="Times New Roman"/>
                 <w:b w:val="0"/>
                 <w:i w:val="0"/>
                 <w:color w:val="000000"/>
-                <w:sz w:val="20"/>
+                <w:sz w:val="19"/>
               </w:rPr>
               <w:t>qwen2vl7b_bnb4</w:t>
             </w:r>
@@ -2052,17 +2495,20 @@
         </w:tc>
         <w:tc>
           <w:tcPr>
-            <w:tcW w:type="dxa" w:w="3173"/>
+            <w:tcW w:type="dxa" w:w="3024"/>
             <w:vAlign w:val="center"/>
           </w:tcPr>
           <w:p>
+            <w:pPr>
+              <w:spacing w:after="0" w:before="0"/>
+            </w:pPr>
             <w:r>
               <w:rPr>
                 <w:rFonts w:ascii="Times New Roman" w:hAnsi="Times New Roman" w:eastAsia="NanumMyeongjo" w:cs="Times New Roman"/>
                 <w:b w:val="0"/>
                 <w:i w:val="0"/>
                 <w:color w:val="000000"/>
-                <w:sz w:val="20"/>
+                <w:sz w:val="19"/>
               </w:rPr>
               <w:t>Qwen/Qwen2-VL-7B-Instruct</w:t>
             </w:r>
@@ -2070,19 +2516,22 @@
         </w:tc>
         <w:tc>
           <w:tcPr>
-            <w:tcW w:type="dxa" w:w="3173"/>
+            <w:tcW w:type="dxa" w:w="3024"/>
             <w:vAlign w:val="center"/>
           </w:tcPr>
           <w:p>
+            <w:pPr>
+              <w:spacing w:after="0" w:before="0"/>
+            </w:pPr>
             <w:r>
               <w:rPr>
                 <w:rFonts w:ascii="Times New Roman" w:hAnsi="Times New Roman" w:eastAsia="NanumMyeongjo" w:cs="Times New Roman"/>
                 <w:b w:val="0"/>
                 <w:i w:val="0"/>
                 <w:color w:val="000000"/>
-                <w:sz w:val="20"/>
+                <w:sz w:val="19"/>
               </w:rPr>
-              <w:t>bitsandbytes NF4 4-bit 적재 (workspace default)</w:t>
+              <w:t>bitsandbytes NF4 4-bit (workspace default)</w:t>
             </w:r>
           </w:p>
         </w:tc>
@@ -2090,17 +2539,20 @@
       <w:tr>
         <w:tc>
           <w:tcPr>
-            <w:tcW w:type="dxa" w:w="3173"/>
+            <w:tcW w:type="dxa" w:w="3024"/>
             <w:vAlign w:val="center"/>
           </w:tcPr>
           <w:p>
+            <w:pPr>
+              <w:spacing w:after="0" w:before="0"/>
+            </w:pPr>
             <w:r>
               <w:rPr>
                 <w:rFonts w:ascii="Times New Roman" w:hAnsi="Times New Roman" w:eastAsia="NanumMyeongjo" w:cs="Times New Roman"/>
                 <w:b w:val="0"/>
                 <w:i w:val="0"/>
                 <w:color w:val="000000"/>
-                <w:sz w:val="20"/>
+                <w:sz w:val="19"/>
               </w:rPr>
               <w:t>qwen2vl7b</w:t>
             </w:r>
@@ -2108,17 +2560,20 @@
         </w:tc>
         <w:tc>
           <w:tcPr>
-            <w:tcW w:type="dxa" w:w="3173"/>
+            <w:tcW w:type="dxa" w:w="3024"/>
             <w:vAlign w:val="center"/>
           </w:tcPr>
           <w:p>
+            <w:pPr>
+              <w:spacing w:after="0" w:before="0"/>
+            </w:pPr>
             <w:r>
               <w:rPr>
                 <w:rFonts w:ascii="Times New Roman" w:hAnsi="Times New Roman" w:eastAsia="NanumMyeongjo" w:cs="Times New Roman"/>
                 <w:b w:val="0"/>
                 <w:i w:val="0"/>
                 <w:color w:val="000000"/>
-                <w:sz w:val="20"/>
+                <w:sz w:val="19"/>
               </w:rPr>
               <w:t>Qwen/Qwen2-VL-7B-Instruct</w:t>
             </w:r>
@@ -2126,17 +2581,20 @@
         </w:tc>
         <w:tc>
           <w:tcPr>
-            <w:tcW w:type="dxa" w:w="3173"/>
+            <w:tcW w:type="dxa" w:w="3024"/>
             <w:vAlign w:val="center"/>
           </w:tcPr>
           <w:p>
+            <w:pPr>
+              <w:spacing w:after="0" w:before="0"/>
+            </w:pPr>
             <w:r>
               <w:rPr>
                 <w:rFonts w:ascii="Times New Roman" w:hAnsi="Times New Roman" w:eastAsia="NanumMyeongjo" w:cs="Times New Roman"/>
                 <w:b w:val="0"/>
                 <w:i w:val="0"/>
                 <w:color w:val="000000"/>
-                <w:sz w:val="20"/>
+                <w:sz w:val="19"/>
               </w:rPr>
               <w:t>bf16 풀 정밀 (≥16 GB GPU 필요)</w:t>
             </w:r>
@@ -2146,17 +2604,20 @@
       <w:tr>
         <w:tc>
           <w:tcPr>
-            <w:tcW w:type="dxa" w:w="3173"/>
+            <w:tcW w:type="dxa" w:w="3024"/>
             <w:vAlign w:val="center"/>
           </w:tcPr>
           <w:p>
+            <w:pPr>
+              <w:spacing w:after="0" w:before="0"/>
+            </w:pPr>
             <w:r>
               <w:rPr>
                 <w:rFonts w:ascii="Times New Roman" w:hAnsi="Times New Roman" w:eastAsia="NanumMyeongjo" w:cs="Times New Roman"/>
                 <w:b w:val="0"/>
                 <w:i w:val="0"/>
                 <w:color w:val="000000"/>
-                <w:sz w:val="20"/>
+                <w:sz w:val="19"/>
               </w:rPr>
               <w:t>minicpmv26</w:t>
             </w:r>
@@ -2164,17 +2625,20 @@
         </w:tc>
         <w:tc>
           <w:tcPr>
-            <w:tcW w:type="dxa" w:w="3173"/>
+            <w:tcW w:type="dxa" w:w="3024"/>
             <w:vAlign w:val="center"/>
           </w:tcPr>
           <w:p>
+            <w:pPr>
+              <w:spacing w:after="0" w:before="0"/>
+            </w:pPr>
             <w:r>
               <w:rPr>
                 <w:rFonts w:ascii="Times New Roman" w:hAnsi="Times New Roman" w:eastAsia="NanumMyeongjo" w:cs="Times New Roman"/>
                 <w:b w:val="0"/>
                 <w:i w:val="0"/>
                 <w:color w:val="000000"/>
-                <w:sz w:val="20"/>
+                <w:sz w:val="19"/>
               </w:rPr>
               <w:t>openbmb/MiniCPM-V-2_6</w:t>
             </w:r>
@@ -2182,19 +2646,22 @@
         </w:tc>
         <w:tc>
           <w:tcPr>
-            <w:tcW w:type="dxa" w:w="3173"/>
+            <w:tcW w:type="dxa" w:w="3024"/>
             <w:vAlign w:val="center"/>
           </w:tcPr>
           <w:p>
+            <w:pPr>
+              <w:spacing w:after="0" w:before="0"/>
+            </w:pPr>
             <w:r>
               <w:rPr>
                 <w:rFonts w:ascii="Times New Roman" w:hAnsi="Times New Roman" w:eastAsia="NanumMyeongjo" w:cs="Times New Roman"/>
                 <w:b w:val="0"/>
                 <w:i w:val="0"/>
                 <w:color w:val="000000"/>
-                <w:sz w:val="20"/>
+                <w:sz w:val="19"/>
               </w:rPr>
-              <w:t>VisRAG 논문 메인 generator (paper alignment용)</w:t>
+              <w:t>VisRAG 논문 메인 generator (paper alignment)</w:t>
             </w:r>
           </w:p>
         </w:tc>
@@ -2202,17 +2669,20 @@
       <w:tr>
         <w:tc>
           <w:tcPr>
-            <w:tcW w:type="dxa" w:w="3173"/>
+            <w:tcW w:type="dxa" w:w="3024"/>
             <w:vAlign w:val="center"/>
           </w:tcPr>
           <w:p>
+            <w:pPr>
+              <w:spacing w:after="0" w:before="0"/>
+            </w:pPr>
             <w:r>
               <w:rPr>
                 <w:rFonts w:ascii="Times New Roman" w:hAnsi="Times New Roman" w:eastAsia="NanumMyeongjo" w:cs="Times New Roman"/>
                 <w:b w:val="0"/>
                 <w:i w:val="0"/>
                 <w:color w:val="000000"/>
-                <w:sz w:val="20"/>
+                <w:sz w:val="19"/>
               </w:rPr>
               <w:t>gpt4o</w:t>
             </w:r>
@@ -2220,17 +2690,20 @@
         </w:tc>
         <w:tc>
           <w:tcPr>
-            <w:tcW w:type="dxa" w:w="3173"/>
+            <w:tcW w:type="dxa" w:w="3024"/>
             <w:vAlign w:val="center"/>
           </w:tcPr>
           <w:p>
+            <w:pPr>
+              <w:spacing w:after="0" w:before="0"/>
+            </w:pPr>
             <w:r>
               <w:rPr>
                 <w:rFonts w:ascii="Times New Roman" w:hAnsi="Times New Roman" w:eastAsia="NanumMyeongjo" w:cs="Times New Roman"/>
                 <w:b w:val="0"/>
                 <w:i w:val="0"/>
                 <w:color w:val="000000"/>
-                <w:sz w:val="20"/>
+                <w:sz w:val="19"/>
               </w:rPr>
               <w:t>gpt-4o</w:t>
             </w:r>
@@ -2238,17 +2711,20 @@
         </w:tc>
         <w:tc>
           <w:tcPr>
-            <w:tcW w:type="dxa" w:w="3173"/>
+            <w:tcW w:type="dxa" w:w="3024"/>
             <w:vAlign w:val="center"/>
           </w:tcPr>
           <w:p>
+            <w:pPr>
+              <w:spacing w:after="0" w:before="0"/>
+            </w:pPr>
             <w:r>
               <w:rPr>
                 <w:rFonts w:ascii="Times New Roman" w:hAnsi="Times New Roman" w:eastAsia="NanumMyeongjo" w:cs="Times New Roman"/>
                 <w:b w:val="0"/>
                 <w:i w:val="0"/>
                 <w:color w:val="000000"/>
-                <w:sz w:val="20"/>
+                <w:sz w:val="19"/>
               </w:rPr>
               <w:t>VisRAG 논문 API fallback</w:t>
             </w:r>
@@ -2258,22 +2734,33 @@
     </w:tbl>
     <w:p>
       <w:pPr>
-        <w:spacing w:after="120" w:before="0"/>
-        <w:jc w:val="both"/>
+        <w:spacing w:after="200" w:before="40"/>
+        <w:jc w:val="center"/>
       </w:pPr>
       <w:r>
         <w:rPr>
           <w:rFonts w:ascii="Times New Roman" w:hAnsi="Times New Roman" w:eastAsia="NanumMyeongjo" w:cs="Times New Roman"/>
-          <w:b w:val="0"/>
+          <w:b/>
           <w:i w:val="0"/>
           <w:color w:val="000000"/>
-          <w:sz w:val="22"/>
+          <w:sz w:val="19"/>
         </w:rPr>
-        <w:t>각 백엔드는 동일한 call_generator(backend, query, images, parsed_context, model, mode, max_new_tokens) 시그니처로 통일되어, prompt 구성과 결과 row 작성 로직은 백엔드 변경 시에도 변하지 않는다.</w:t>
+        <w:t xml:space="preserve">표 4. </w:t>
+      </w:r>
+      <w:r>
+        <w:rPr>
+          <w:rFonts w:ascii="Times New Roman" w:hAnsi="Times New Roman" w:eastAsia="NanumMyeongjo" w:cs="Times New Roman"/>
+          <w:b w:val="0"/>
+          <w:i/>
+          <w:color w:val="000000"/>
+          <w:sz w:val="19"/>
+        </w:rPr>
+        <w:t>지원되는 generator 백엔드. prompt 구성과 결과 row 작성 로직은 백엔드와 무관하게 동일하다.</w:t>
       </w:r>
     </w:p>
     <w:p>
       <w:pPr>
+        <w:keepNext/>
         <w:spacing w:before="200" w:after="80"/>
       </w:pPr>
       <w:r>
@@ -2282,9 +2769,9 @@
           <w:b/>
           <w:i w:val="0"/>
           <w:color w:val="000000"/>
-          <w:sz w:val="24"/>
+          <w:sz w:val="23"/>
         </w:rPr>
-        <w:t>5.2 핵심 파라미터</w:t>
+        <w:t>6.2 핵심 파라미터</w:t>
       </w:r>
     </w:p>
     <w:tbl>
@@ -2295,24 +2782,28 @@
         <w:tblLook w:firstColumn="1" w:firstRow="1" w:lastColumn="0" w:lastRow="0" w:noHBand="0" w:noVBand="1" w:val="04A0"/>
       </w:tblPr>
       <w:tblGrid>
-        <w:gridCol w:w="3173"/>
-        <w:gridCol w:w="3173"/>
-        <w:gridCol w:w="3173"/>
+        <w:gridCol w:w="3024"/>
+        <w:gridCol w:w="3024"/>
+        <w:gridCol w:w="3024"/>
       </w:tblGrid>
       <w:tr>
         <w:tc>
           <w:tcPr>
-            <w:tcW w:type="dxa" w:w="3173"/>
+            <w:tcW w:type="dxa" w:w="3024"/>
             <w:vAlign w:val="center"/>
           </w:tcPr>
           <w:p>
+            <w:pPr>
+              <w:spacing w:after="0" w:before="0"/>
+              <w:jc w:val="center"/>
+            </w:pPr>
             <w:r>
               <w:rPr>
                 <w:rFonts w:ascii="Times New Roman" w:hAnsi="Times New Roman" w:eastAsia="NanumMyeongjo" w:cs="Times New Roman"/>
                 <w:b/>
                 <w:i w:val="0"/>
                 <w:color w:val="000000"/>
-                <w:sz w:val="20"/>
+                <w:sz w:val="19"/>
               </w:rPr>
               <w:t>파라미터</w:t>
             </w:r>
@@ -2320,17 +2811,21 @@
         </w:tc>
         <w:tc>
           <w:tcPr>
-            <w:tcW w:type="dxa" w:w="3173"/>
+            <w:tcW w:type="dxa" w:w="3024"/>
             <w:vAlign w:val="center"/>
           </w:tcPr>
           <w:p>
+            <w:pPr>
+              <w:spacing w:after="0" w:before="0"/>
+              <w:jc w:val="center"/>
+            </w:pPr>
             <w:r>
               <w:rPr>
                 <w:rFonts w:ascii="Times New Roman" w:hAnsi="Times New Roman" w:eastAsia="NanumMyeongjo" w:cs="Times New Roman"/>
                 <w:b/>
                 <w:i w:val="0"/>
                 <w:color w:val="000000"/>
-                <w:sz w:val="20"/>
+                <w:sz w:val="19"/>
               </w:rPr>
               <w:t>값</w:t>
             </w:r>
@@ -2338,17 +2833,21 @@
         </w:tc>
         <w:tc>
           <w:tcPr>
-            <w:tcW w:type="dxa" w:w="3173"/>
+            <w:tcW w:type="dxa" w:w="3024"/>
             <w:vAlign w:val="center"/>
           </w:tcPr>
           <w:p>
+            <w:pPr>
+              <w:spacing w:after="0" w:before="0"/>
+              <w:jc w:val="center"/>
+            </w:pPr>
             <w:r>
               <w:rPr>
                 <w:rFonts w:ascii="Times New Roman" w:hAnsi="Times New Roman" w:eastAsia="NanumMyeongjo" w:cs="Times New Roman"/>
                 <w:b/>
                 <w:i w:val="0"/>
                 <w:color w:val="000000"/>
-                <w:sz w:val="20"/>
+                <w:sz w:val="19"/>
               </w:rPr>
               <w:t>위치</w:t>
             </w:r>
@@ -2358,17 +2857,20 @@
       <w:tr>
         <w:tc>
           <w:tcPr>
-            <w:tcW w:type="dxa" w:w="3173"/>
+            <w:tcW w:type="dxa" w:w="3024"/>
             <w:vAlign w:val="center"/>
           </w:tcPr>
           <w:p>
+            <w:pPr>
+              <w:spacing w:after="0" w:before="0"/>
+            </w:pPr>
             <w:r>
               <w:rPr>
                 <w:rFonts w:ascii="Times New Roman" w:hAnsi="Times New Roman" w:eastAsia="NanumMyeongjo" w:cs="Times New Roman"/>
                 <w:b w:val="0"/>
                 <w:i w:val="0"/>
                 <w:color w:val="000000"/>
-                <w:sz w:val="20"/>
+                <w:sz w:val="19"/>
               </w:rPr>
               <w:t>--generator-backend</w:t>
             </w:r>
@@ -2376,17 +2878,20 @@
         </w:tc>
         <w:tc>
           <w:tcPr>
-            <w:tcW w:type="dxa" w:w="3173"/>
+            <w:tcW w:type="dxa" w:w="3024"/>
             <w:vAlign w:val="center"/>
           </w:tcPr>
           <w:p>
+            <w:pPr>
+              <w:spacing w:after="0" w:before="0"/>
+            </w:pPr>
             <w:r>
               <w:rPr>
                 <w:rFonts w:ascii="Times New Roman" w:hAnsi="Times New Roman" w:eastAsia="NanumMyeongjo" w:cs="Times New Roman"/>
                 <w:b w:val="0"/>
                 <w:i w:val="0"/>
                 <w:color w:val="000000"/>
-                <w:sz w:val="20"/>
+                <w:sz w:val="19"/>
               </w:rPr>
               <w:t>qwen2vl7b_bnb4</w:t>
             </w:r>
@@ -2394,17 +2899,20 @@
         </w:tc>
         <w:tc>
           <w:tcPr>
-            <w:tcW w:type="dxa" w:w="3173"/>
+            <w:tcW w:type="dxa" w:w="3024"/>
             <w:vAlign w:val="center"/>
           </w:tcPr>
           <w:p>
+            <w:pPr>
+              <w:spacing w:after="0" w:before="0"/>
+            </w:pPr>
             <w:r>
               <w:rPr>
                 <w:rFonts w:ascii="Times New Roman" w:hAnsi="Times New Roman" w:eastAsia="NanumMyeongjo" w:cs="Times New Roman"/>
                 <w:b w:val="0"/>
                 <w:i w:val="0"/>
                 <w:color w:val="000000"/>
-                <w:sz w:val="20"/>
+                <w:sz w:val="19"/>
               </w:rPr>
               <w:t>workspace default</w:t>
             </w:r>
@@ -2414,17 +2922,20 @@
       <w:tr>
         <w:tc>
           <w:tcPr>
-            <w:tcW w:type="dxa" w:w="3173"/>
+            <w:tcW w:type="dxa" w:w="3024"/>
             <w:vAlign w:val="center"/>
           </w:tcPr>
           <w:p>
+            <w:pPr>
+              <w:spacing w:after="0" w:before="0"/>
+            </w:pPr>
             <w:r>
               <w:rPr>
                 <w:rFonts w:ascii="Times New Roman" w:hAnsi="Times New Roman" w:eastAsia="NanumMyeongjo" w:cs="Times New Roman"/>
                 <w:b w:val="0"/>
                 <w:i w:val="0"/>
                 <w:color w:val="000000"/>
-                <w:sz w:val="20"/>
+                <w:sz w:val="19"/>
               </w:rPr>
               <w:t>--mode</w:t>
             </w:r>
@@ -2432,17 +2943,20 @@
         </w:tc>
         <w:tc>
           <w:tcPr>
-            <w:tcW w:type="dxa" w:w="3173"/>
+            <w:tcW w:type="dxa" w:w="3024"/>
             <w:vAlign w:val="center"/>
           </w:tcPr>
           <w:p>
+            <w:pPr>
+              <w:spacing w:after="0" w:before="0"/>
+            </w:pPr>
             <w:r>
               <w:rPr>
                 <w:rFonts w:ascii="Times New Roman" w:hAnsi="Times New Roman" w:eastAsia="NanumMyeongjo" w:cs="Times New Roman"/>
                 <w:b w:val="0"/>
                 <w:i w:val="0"/>
                 <w:color w:val="000000"/>
-                <w:sz w:val="20"/>
+                <w:sz w:val="19"/>
               </w:rPr>
               <w:t>image_only / parsed_text_only / parsed_visual</w:t>
             </w:r>
@@ -2450,17 +2964,20 @@
         </w:tc>
         <w:tc>
           <w:tcPr>
-            <w:tcW w:type="dxa" w:w="3173"/>
+            <w:tcW w:type="dxa" w:w="3024"/>
             <w:vAlign w:val="center"/>
           </w:tcPr>
           <w:p>
+            <w:pPr>
+              <w:spacing w:after="0" w:before="0"/>
+            </w:pPr>
             <w:r>
               <w:rPr>
                 <w:rFonts w:ascii="Times New Roman" w:hAnsi="Times New Roman" w:eastAsia="NanumMyeongjo" w:cs="Times New Roman"/>
                 <w:b w:val="0"/>
                 <w:i w:val="0"/>
                 <w:color w:val="000000"/>
-                <w:sz w:val="20"/>
+                <w:sz w:val="19"/>
               </w:rPr>
               <w:t>세 mode 모두 측정</w:t>
             </w:r>
@@ -2470,17 +2987,20 @@
       <w:tr>
         <w:tc>
           <w:tcPr>
-            <w:tcW w:type="dxa" w:w="3173"/>
+            <w:tcW w:type="dxa" w:w="3024"/>
             <w:vAlign w:val="center"/>
           </w:tcPr>
           <w:p>
+            <w:pPr>
+              <w:spacing w:after="0" w:before="0"/>
+            </w:pPr>
             <w:r>
               <w:rPr>
                 <w:rFonts w:ascii="Times New Roman" w:hAnsi="Times New Roman" w:eastAsia="NanumMyeongjo" w:cs="Times New Roman"/>
                 <w:b w:val="0"/>
                 <w:i w:val="0"/>
                 <w:color w:val="000000"/>
-                <w:sz w:val="20"/>
+                <w:sz w:val="19"/>
               </w:rPr>
               <w:t>--topk</w:t>
             </w:r>
@@ -2488,17 +3008,20 @@
         </w:tc>
         <w:tc>
           <w:tcPr>
-            <w:tcW w:type="dxa" w:w="3173"/>
+            <w:tcW w:type="dxa" w:w="3024"/>
             <w:vAlign w:val="center"/>
           </w:tcPr>
           <w:p>
+            <w:pPr>
+              <w:spacing w:after="0" w:before="0"/>
+            </w:pPr>
             <w:r>
               <w:rPr>
                 <w:rFonts w:ascii="Times New Roman" w:hAnsi="Times New Roman" w:eastAsia="NanumMyeongjo" w:cs="Times New Roman"/>
                 <w:b w:val="0"/>
                 <w:i w:val="0"/>
                 <w:color w:val="000000"/>
-                <w:sz w:val="20"/>
+                <w:sz w:val="19"/>
               </w:rPr>
               <w:t>1</w:t>
             </w:r>
@@ -2506,17 +3029,20 @@
         </w:tc>
         <w:tc>
           <w:tcPr>
-            <w:tcW w:type="dxa" w:w="3173"/>
+            <w:tcW w:type="dxa" w:w="3024"/>
             <w:vAlign w:val="center"/>
           </w:tcPr>
           <w:p>
+            <w:pPr>
+              <w:spacing w:after="0" w:before="0"/>
+            </w:pPr>
             <w:r>
               <w:rPr>
                 <w:rFonts w:ascii="Times New Roman" w:hAnsi="Times New Roman" w:eastAsia="NanumMyeongjo" w:cs="Times New Roman"/>
                 <w:b w:val="0"/>
                 <w:i w:val="0"/>
                 <w:color w:val="000000"/>
-                <w:sz w:val="20"/>
+                <w:sz w:val="19"/>
               </w:rPr>
               <w:t>한 질의당 1개 페이지</w:t>
             </w:r>
@@ -2526,17 +3052,20 @@
       <w:tr>
         <w:tc>
           <w:tcPr>
-            <w:tcW w:type="dxa" w:w="3173"/>
+            <w:tcW w:type="dxa" w:w="3024"/>
             <w:vAlign w:val="center"/>
           </w:tcPr>
           <w:p>
+            <w:pPr>
+              <w:spacing w:after="0" w:before="0"/>
+            </w:pPr>
             <w:r>
               <w:rPr>
                 <w:rFonts w:ascii="Times New Roman" w:hAnsi="Times New Roman" w:eastAsia="NanumMyeongjo" w:cs="Times New Roman"/>
                 <w:b w:val="0"/>
                 <w:i w:val="0"/>
                 <w:color w:val="000000"/>
-                <w:sz w:val="20"/>
+                <w:sz w:val="19"/>
               </w:rPr>
               <w:t>--limit</w:t>
             </w:r>
@@ -2544,17 +3073,20 @@
         </w:tc>
         <w:tc>
           <w:tcPr>
-            <w:tcW w:type="dxa" w:w="3173"/>
+            <w:tcW w:type="dxa" w:w="3024"/>
             <w:vAlign w:val="center"/>
           </w:tcPr>
           <w:p>
+            <w:pPr>
+              <w:spacing w:after="0" w:before="0"/>
+            </w:pPr>
             <w:r>
               <w:rPr>
                 <w:rFonts w:ascii="Times New Roman" w:hAnsi="Times New Roman" w:eastAsia="NanumMyeongjo" w:cs="Times New Roman"/>
                 <w:b w:val="0"/>
                 <w:i w:val="0"/>
                 <w:color w:val="000000"/>
-                <w:sz w:val="20"/>
+                <w:sz w:val="19"/>
               </w:rPr>
               <w:t>100</w:t>
             </w:r>
@@ -2562,17 +3094,20 @@
         </w:tc>
         <w:tc>
           <w:tcPr>
-            <w:tcW w:type="dxa" w:w="3173"/>
+            <w:tcW w:type="dxa" w:w="3024"/>
             <w:vAlign w:val="center"/>
           </w:tcPr>
           <w:p>
+            <w:pPr>
+              <w:spacing w:after="0" w:before="0"/>
+            </w:pPr>
             <w:r>
               <w:rPr>
                 <w:rFonts w:ascii="Times New Roman" w:hAnsi="Times New Roman" w:eastAsia="NanumMyeongjo" w:cs="Times New Roman"/>
                 <w:b w:val="0"/>
                 <w:i w:val="0"/>
                 <w:color w:val="000000"/>
-                <w:sz w:val="20"/>
+                <w:sz w:val="19"/>
               </w:rPr>
               <w:t>데이터셋당 첫 100 질의 (ChartQA는 총 63)</w:t>
             </w:r>
@@ -2582,17 +3117,20 @@
       <w:tr>
         <w:tc>
           <w:tcPr>
-            <w:tcW w:type="dxa" w:w="3173"/>
+            <w:tcW w:type="dxa" w:w="3024"/>
             <w:vAlign w:val="center"/>
           </w:tcPr>
           <w:p>
+            <w:pPr>
+              <w:spacing w:after="0" w:before="0"/>
+            </w:pPr>
             <w:r>
               <w:rPr>
                 <w:rFonts w:ascii="Times New Roman" w:hAnsi="Times New Roman" w:eastAsia="NanumMyeongjo" w:cs="Times New Roman"/>
                 <w:b w:val="0"/>
                 <w:i w:val="0"/>
                 <w:color w:val="000000"/>
-                <w:sz w:val="20"/>
+                <w:sz w:val="19"/>
               </w:rPr>
               <w:t>--max-new-tokens</w:t>
             </w:r>
@@ -2600,17 +3138,20 @@
         </w:tc>
         <w:tc>
           <w:tcPr>
-            <w:tcW w:type="dxa" w:w="3173"/>
+            <w:tcW w:type="dxa" w:w="3024"/>
             <w:vAlign w:val="center"/>
           </w:tcPr>
           <w:p>
+            <w:pPr>
+              <w:spacing w:after="0" w:before="0"/>
+            </w:pPr>
             <w:r>
               <w:rPr>
                 <w:rFonts w:ascii="Times New Roman" w:hAnsi="Times New Roman" w:eastAsia="NanumMyeongjo" w:cs="Times New Roman"/>
                 <w:b w:val="0"/>
                 <w:i w:val="0"/>
                 <w:color w:val="000000"/>
-                <w:sz w:val="20"/>
+                <w:sz w:val="19"/>
               </w:rPr>
               <w:t>32</w:t>
             </w:r>
@@ -2618,17 +3159,20 @@
         </w:tc>
         <w:tc>
           <w:tcPr>
-            <w:tcW w:type="dxa" w:w="3173"/>
+            <w:tcW w:type="dxa" w:w="3024"/>
             <w:vAlign w:val="center"/>
           </w:tcPr>
           <w:p>
+            <w:pPr>
+              <w:spacing w:after="0" w:before="0"/>
+            </w:pPr>
             <w:r>
               <w:rPr>
                 <w:rFonts w:ascii="Times New Roman" w:hAnsi="Times New Roman" w:eastAsia="NanumMyeongjo" w:cs="Times New Roman"/>
                 <w:b w:val="0"/>
                 <w:i w:val="0"/>
                 <w:color w:val="000000"/>
-                <w:sz w:val="20"/>
+                <w:sz w:val="19"/>
               </w:rPr>
               <w:t>짧은 답변 가정</w:t>
             </w:r>
@@ -2638,17 +3182,20 @@
       <w:tr>
         <w:tc>
           <w:tcPr>
-            <w:tcW w:type="dxa" w:w="3173"/>
+            <w:tcW w:type="dxa" w:w="3024"/>
             <w:vAlign w:val="center"/>
           </w:tcPr>
           <w:p>
+            <w:pPr>
+              <w:spacing w:after="0" w:before="0"/>
+            </w:pPr>
             <w:r>
               <w:rPr>
                 <w:rFonts w:ascii="Times New Roman" w:hAnsi="Times New Roman" w:eastAsia="NanumMyeongjo" w:cs="Times New Roman"/>
                 <w:b w:val="0"/>
                 <w:i w:val="0"/>
                 <w:color w:val="000000"/>
-                <w:sz w:val="20"/>
+                <w:sz w:val="19"/>
               </w:rPr>
               <w:t>--oracle</w:t>
             </w:r>
@@ -2656,17 +3203,20 @@
         </w:tc>
         <w:tc>
           <w:tcPr>
-            <w:tcW w:type="dxa" w:w="3173"/>
+            <w:tcW w:type="dxa" w:w="3024"/>
             <w:vAlign w:val="center"/>
           </w:tcPr>
           <w:p>
+            <w:pPr>
+              <w:spacing w:after="0" w:before="0"/>
+            </w:pPr>
             <w:r>
               <w:rPr>
                 <w:rFonts w:ascii="Times New Roman" w:hAnsi="Times New Roman" w:eastAsia="NanumMyeongjo" w:cs="Times New Roman"/>
                 <w:b w:val="0"/>
                 <w:i w:val="0"/>
                 <w:color w:val="000000"/>
-                <w:sz w:val="20"/>
+                <w:sz w:val="19"/>
               </w:rPr>
               <w:t>on</w:t>
             </w:r>
@@ -2674,17 +3224,20 @@
         </w:tc>
         <w:tc>
           <w:tcPr>
-            <w:tcW w:type="dxa" w:w="3173"/>
+            <w:tcW w:type="dxa" w:w="3024"/>
             <w:vAlign w:val="center"/>
           </w:tcPr>
           <w:p>
+            <w:pPr>
+              <w:spacing w:after="0" w:before="0"/>
+            </w:pPr>
             <w:r>
               <w:rPr>
                 <w:rFonts w:ascii="Times New Roman" w:hAnsi="Times New Roman" w:eastAsia="NanumMyeongjo" w:cs="Times New Roman"/>
                 <w:b w:val="0"/>
                 <w:i w:val="0"/>
                 <w:color w:val="000000"/>
-                <w:sz w:val="20"/>
+                <w:sz w:val="19"/>
               </w:rPr>
               <w:t>검색 우회, qrels gold 페이지 사용</w:t>
             </w:r>
@@ -2694,17 +3247,20 @@
       <w:tr>
         <w:tc>
           <w:tcPr>
-            <w:tcW w:type="dxa" w:w="3173"/>
+            <w:tcW w:type="dxa" w:w="3024"/>
             <w:vAlign w:val="center"/>
           </w:tcPr>
           <w:p>
+            <w:pPr>
+              <w:spacing w:after="0" w:before="0"/>
+            </w:pPr>
             <w:r>
               <w:rPr>
                 <w:rFonts w:ascii="Times New Roman" w:hAnsi="Times New Roman" w:eastAsia="NanumMyeongjo" w:cs="Times New Roman"/>
                 <w:b w:val="0"/>
                 <w:i w:val="0"/>
                 <w:color w:val="000000"/>
-                <w:sz w:val="20"/>
+                <w:sz w:val="19"/>
               </w:rPr>
               <w:t>do_sample</w:t>
             </w:r>
@@ -2712,17 +3268,20 @@
         </w:tc>
         <w:tc>
           <w:tcPr>
-            <w:tcW w:type="dxa" w:w="3173"/>
+            <w:tcW w:type="dxa" w:w="3024"/>
             <w:vAlign w:val="center"/>
           </w:tcPr>
           <w:p>
+            <w:pPr>
+              <w:spacing w:after="0" w:before="0"/>
+            </w:pPr>
             <w:r>
               <w:rPr>
                 <w:rFonts w:ascii="Times New Roman" w:hAnsi="Times New Roman" w:eastAsia="NanumMyeongjo" w:cs="Times New Roman"/>
                 <w:b w:val="0"/>
                 <w:i w:val="0"/>
                 <w:color w:val="000000"/>
-                <w:sz w:val="20"/>
+                <w:sz w:val="19"/>
               </w:rPr>
               <w:t>False</w:t>
             </w:r>
@@ -2730,17 +3289,20 @@
         </w:tc>
         <w:tc>
           <w:tcPr>
-            <w:tcW w:type="dxa" w:w="3173"/>
+            <w:tcW w:type="dxa" w:w="3024"/>
             <w:vAlign w:val="center"/>
           </w:tcPr>
           <w:p>
+            <w:pPr>
+              <w:spacing w:after="0" w:before="0"/>
+            </w:pPr>
             <w:r>
               <w:rPr>
                 <w:rFonts w:ascii="Times New Roman" w:hAnsi="Times New Roman" w:eastAsia="NanumMyeongjo" w:cs="Times New Roman"/>
                 <w:b w:val="0"/>
                 <w:i w:val="0"/>
                 <w:color w:val="000000"/>
-                <w:sz w:val="20"/>
+                <w:sz w:val="19"/>
               </w:rPr>
               <w:t>그리디 디코딩 (재현성)</w:t>
             </w:r>
@@ -2750,17 +3312,20 @@
       <w:tr>
         <w:tc>
           <w:tcPr>
-            <w:tcW w:type="dxa" w:w="3173"/>
+            <w:tcW w:type="dxa" w:w="3024"/>
             <w:vAlign w:val="center"/>
           </w:tcPr>
           <w:p>
+            <w:pPr>
+              <w:spacing w:after="0" w:before="0"/>
+            </w:pPr>
             <w:r>
               <w:rPr>
                 <w:rFonts w:ascii="Times New Roman" w:hAnsi="Times New Roman" w:eastAsia="NanumMyeongjo" w:cs="Times New Roman"/>
                 <w:b w:val="0"/>
                 <w:i w:val="0"/>
                 <w:color w:val="000000"/>
-                <w:sz w:val="20"/>
+                <w:sz w:val="19"/>
               </w:rPr>
               <w:t>QWEN_MAX_PIXELS</w:t>
             </w:r>
@@ -2768,17 +3333,20 @@
         </w:tc>
         <w:tc>
           <w:tcPr>
-            <w:tcW w:type="dxa" w:w="3173"/>
+            <w:tcW w:type="dxa" w:w="3024"/>
             <w:vAlign w:val="center"/>
           </w:tcPr>
           <w:p>
+            <w:pPr>
+              <w:spacing w:after="0" w:before="0"/>
+            </w:pPr>
             <w:r>
               <w:rPr>
                 <w:rFonts w:ascii="Times New Roman" w:hAnsi="Times New Roman" w:eastAsia="NanumMyeongjo" w:cs="Times New Roman"/>
                 <w:b w:val="0"/>
                 <w:i w:val="0"/>
                 <w:color w:val="000000"/>
-                <w:sz w:val="20"/>
+                <w:sz w:val="19"/>
               </w:rPr>
               <w:t>1,310,720 (1280×1024)</w:t>
             </w:r>
@@ -2786,17 +3354,20 @@
         </w:tc>
         <w:tc>
           <w:tcPr>
-            <w:tcW w:type="dxa" w:w="3173"/>
+            <w:tcW w:type="dxa" w:w="3024"/>
             <w:vAlign w:val="center"/>
           </w:tcPr>
           <w:p>
+            <w:pPr>
+              <w:spacing w:after="0" w:before="0"/>
+            </w:pPr>
             <w:r>
               <w:rPr>
                 <w:rFonts w:ascii="Times New Roman" w:hAnsi="Times New Roman" w:eastAsia="NanumMyeongjo" w:cs="Times New Roman"/>
                 <w:b w:val="0"/>
                 <w:i w:val="0"/>
                 <w:color w:val="000000"/>
-                <w:sz w:val="20"/>
+                <w:sz w:val="19"/>
               </w:rPr>
               <w:t>큰 이미지 다운샘플 상한</w:t>
             </w:r>
@@ -2806,17 +3377,20 @@
       <w:tr>
         <w:tc>
           <w:tcPr>
-            <w:tcW w:type="dxa" w:w="3173"/>
+            <w:tcW w:type="dxa" w:w="3024"/>
             <w:vAlign w:val="center"/>
           </w:tcPr>
           <w:p>
+            <w:pPr>
+              <w:spacing w:after="0" w:before="0"/>
+            </w:pPr>
             <w:r>
               <w:rPr>
                 <w:rFonts w:ascii="Times New Roman" w:hAnsi="Times New Roman" w:eastAsia="NanumMyeongjo" w:cs="Times New Roman"/>
                 <w:b w:val="0"/>
                 <w:i w:val="0"/>
                 <w:color w:val="000000"/>
-                <w:sz w:val="20"/>
+                <w:sz w:val="19"/>
               </w:rPr>
               <w:t>QWEN_MIN_PIXELS</w:t>
             </w:r>
@@ -2824,17 +3398,20 @@
         </w:tc>
         <w:tc>
           <w:tcPr>
-            <w:tcW w:type="dxa" w:w="3173"/>
+            <w:tcW w:type="dxa" w:w="3024"/>
             <w:vAlign w:val="center"/>
           </w:tcPr>
           <w:p>
+            <w:pPr>
+              <w:spacing w:after="0" w:before="0"/>
+            </w:pPr>
             <w:r>
               <w:rPr>
                 <w:rFonts w:ascii="Times New Roman" w:hAnsi="Times New Roman" w:eastAsia="NanumMyeongjo" w:cs="Times New Roman"/>
                 <w:b w:val="0"/>
                 <w:i w:val="0"/>
                 <w:color w:val="000000"/>
-                <w:sz w:val="20"/>
+                <w:sz w:val="19"/>
               </w:rPr>
               <w:t>65,536 (256×256)</w:t>
             </w:r>
@@ -2842,17 +3419,20 @@
         </w:tc>
         <w:tc>
           <w:tcPr>
-            <w:tcW w:type="dxa" w:w="3173"/>
+            <w:tcW w:type="dxa" w:w="3024"/>
             <w:vAlign w:val="center"/>
           </w:tcPr>
           <w:p>
+            <w:pPr>
+              <w:spacing w:after="0" w:before="0"/>
+            </w:pPr>
             <w:r>
               <w:rPr>
                 <w:rFonts w:ascii="Times New Roman" w:hAnsi="Times New Roman" w:eastAsia="NanumMyeongjo" w:cs="Times New Roman"/>
                 <w:b w:val="0"/>
                 <w:i w:val="0"/>
                 <w:color w:val="000000"/>
-                <w:sz w:val="20"/>
+                <w:sz w:val="19"/>
               </w:rPr>
               <w:t>작은 이미지 업샘플 하한</w:t>
             </w:r>
@@ -2862,17 +3442,20 @@
       <w:tr>
         <w:tc>
           <w:tcPr>
-            <w:tcW w:type="dxa" w:w="3173"/>
+            <w:tcW w:type="dxa" w:w="3024"/>
             <w:vAlign w:val="center"/>
           </w:tcPr>
           <w:p>
+            <w:pPr>
+              <w:spacing w:after="0" w:before="0"/>
+            </w:pPr>
             <w:r>
               <w:rPr>
                 <w:rFonts w:ascii="Times New Roman" w:hAnsi="Times New Roman" w:eastAsia="NanumMyeongjo" w:cs="Times New Roman"/>
                 <w:b w:val="0"/>
                 <w:i w:val="0"/>
                 <w:color w:val="000000"/>
-                <w:sz w:val="20"/>
+                <w:sz w:val="19"/>
               </w:rPr>
               <w:t>BitsAndBytesConfig</w:t>
             </w:r>
@@ -2880,17 +3463,20 @@
         </w:tc>
         <w:tc>
           <w:tcPr>
-            <w:tcW w:type="dxa" w:w="3173"/>
+            <w:tcW w:type="dxa" w:w="3024"/>
             <w:vAlign w:val="center"/>
           </w:tcPr>
           <w:p>
+            <w:pPr>
+              <w:spacing w:after="0" w:before="0"/>
+            </w:pPr>
             <w:r>
               <w:rPr>
                 <w:rFonts w:ascii="Times New Roman" w:hAnsi="Times New Roman" w:eastAsia="NanumMyeongjo" w:cs="Times New Roman"/>
                 <w:b w:val="0"/>
                 <w:i w:val="0"/>
                 <w:color w:val="000000"/>
-                <w:sz w:val="20"/>
+                <w:sz w:val="19"/>
               </w:rPr>
               <w:t>4-bit NF4, double quant, fp16 compute</w:t>
             </w:r>
@@ -2898,17 +3484,20 @@
         </w:tc>
         <w:tc>
           <w:tcPr>
-            <w:tcW w:type="dxa" w:w="3173"/>
+            <w:tcW w:type="dxa" w:w="3024"/>
             <w:vAlign w:val="center"/>
           </w:tcPr>
           <w:p>
+            <w:pPr>
+              <w:spacing w:after="0" w:before="0"/>
+            </w:pPr>
             <w:r>
               <w:rPr>
                 <w:rFonts w:ascii="Times New Roman" w:hAnsi="Times New Roman" w:eastAsia="NanumMyeongjo" w:cs="Times New Roman"/>
                 <w:b w:val="0"/>
                 <w:i w:val="0"/>
                 <w:color w:val="000000"/>
-                <w:sz w:val="20"/>
+                <w:sz w:val="19"/>
               </w:rPr>
               <w:t>VRAM ~6 GB</w:t>
             </w:r>
@@ -2918,17 +3507,20 @@
       <w:tr>
         <w:tc>
           <w:tcPr>
-            <w:tcW w:type="dxa" w:w="3173"/>
+            <w:tcW w:type="dxa" w:w="3024"/>
             <w:vAlign w:val="center"/>
           </w:tcPr>
           <w:p>
+            <w:pPr>
+              <w:spacing w:after="0" w:before="0"/>
+            </w:pPr>
             <w:r>
               <w:rPr>
                 <w:rFonts w:ascii="Times New Roman" w:hAnsi="Times New Roman" w:eastAsia="NanumMyeongjo" w:cs="Times New Roman"/>
                 <w:b w:val="0"/>
                 <w:i w:val="0"/>
                 <w:color w:val="000000"/>
-                <w:sz w:val="20"/>
+                <w:sz w:val="19"/>
               </w:rPr>
               <w:t>numeric tolerance</w:t>
             </w:r>
@@ -2936,17 +3528,20 @@
         </w:tc>
         <w:tc>
           <w:tcPr>
-            <w:tcW w:type="dxa" w:w="3173"/>
+            <w:tcW w:type="dxa" w:w="3024"/>
             <w:vAlign w:val="center"/>
           </w:tcPr>
           <w:p>
+            <w:pPr>
+              <w:spacing w:after="0" w:before="0"/>
+            </w:pPr>
             <w:r>
               <w:rPr>
                 <w:rFonts w:ascii="Times New Roman" w:hAnsi="Times New Roman" w:eastAsia="NanumMyeongjo" w:cs="Times New Roman"/>
                 <w:b w:val="0"/>
                 <w:i w:val="0"/>
                 <w:color w:val="000000"/>
-                <w:sz w:val="20"/>
+                <w:sz w:val="19"/>
               </w:rPr>
               <w:t>5% (relative)</w:t>
             </w:r>
@@ -2954,19 +3549,22 @@
         </w:tc>
         <w:tc>
           <w:tcPr>
-            <w:tcW w:type="dxa" w:w="3173"/>
+            <w:tcW w:type="dxa" w:w="3024"/>
             <w:vAlign w:val="center"/>
           </w:tcPr>
           <w:p>
+            <w:pPr>
+              <w:spacing w:after="0" w:before="0"/>
+            </w:pPr>
             <w:r>
               <w:rPr>
                 <w:rFonts w:ascii="Times New Roman" w:hAnsi="Times New Roman" w:eastAsia="NanumMyeongjo" w:cs="Times New Roman"/>
                 <w:b w:val="0"/>
                 <w:i w:val="0"/>
                 <w:color w:val="000000"/>
-                <w:sz w:val="20"/>
+                <w:sz w:val="19"/>
               </w:rPr>
-              <w:t>VisRAG 논문과 동일</w:t>
+              <w:t>VisRAG 논문[1]과 동일</w:t>
             </w:r>
           </w:p>
         </w:tc>
@@ -2974,9 +3572,19 @@
     </w:tbl>
     <w:p>
       <w:pPr>
-        <w:spacing w:after="200"/>
+        <w:spacing w:after="200" w:before="40"/>
         <w:jc w:val="center"/>
       </w:pPr>
+      <w:r>
+        <w:rPr>
+          <w:rFonts w:ascii="Times New Roman" w:hAnsi="Times New Roman" w:eastAsia="NanumMyeongjo" w:cs="Times New Roman"/>
+          <w:b/>
+          <w:i w:val="0"/>
+          <w:color w:val="000000"/>
+          <w:sz w:val="19"/>
+        </w:rPr>
+        <w:t xml:space="preserve">표 5. </w:t>
+      </w:r>
       <w:r>
         <w:rPr>
           <w:rFonts w:ascii="Times New Roman" w:hAnsi="Times New Roman" w:eastAsia="NanumMyeongjo" w:cs="Times New Roman"/>
@@ -2985,15 +3593,13 @@
           <w:color w:val="000000"/>
           <w:sz w:val="19"/>
         </w:rPr>
-        <w:t>표 4. 본 실험의 핵심 파라미터. 모두 코드 또는 환경변수로 재현 가능하다.</w:t>
+        <w:t>본 실험의 핵심 파라미터. 모두 코드 또는 환경변수로 재현 가능하다.</w:t>
       </w:r>
     </w:p>
     <w:p>
       <w:pPr>
+        <w:keepNext/>
         <w:spacing w:before="280" w:after="80"/>
-        <w:pBdr>
-          <w:bottom w:val="single" w:sz="6" w:space="1" w:color="000000"/>
-        </w:pBdr>
       </w:pPr>
       <w:r>
         <w:rPr>
@@ -3001,13 +3607,14 @@
           <w:b/>
           <w:i w:val="0"/>
           <w:color w:val="000000"/>
-          <w:sz w:val="28"/>
+          <w:sz w:val="26"/>
         </w:rPr>
-        <w:t>6. 실험 설정과 설계 결정의 정당화</w:t>
+        <w:t>7. 실험 설계와 정당화</w:t>
       </w:r>
     </w:p>
     <w:p>
       <w:pPr>
+        <w:keepNext/>
         <w:spacing w:before="200" w:after="80"/>
       </w:pPr>
       <w:r>
@@ -3016,14 +3623,15 @@
           <w:b/>
           <w:i w:val="0"/>
           <w:color w:val="000000"/>
-          <w:sz w:val="24"/>
+          <w:sz w:val="23"/>
         </w:rPr>
-        <w:t>6.1 Generator 선택: 왜 Qwen2-VL-7B인가</w:t>
+        <w:t>7.1 Generator 선택</w:t>
       </w:r>
     </w:p>
     <w:p>
       <w:pPr>
-        <w:spacing w:after="120" w:before="0"/>
+        <w:spacing w:after="80" w:before="0" w:line="324" w:lineRule="auto"/>
+        <w:ind w:firstLine="482"/>
         <w:jc w:val="both"/>
       </w:pPr>
       <w:r>
@@ -3032,15 +3640,16 @@
           <w:b w:val="0"/>
           <w:i w:val="0"/>
           <w:color w:val="000000"/>
-          <w:sz w:val="22"/>
+          <w:sz w:val="21"/>
         </w:rPr>
-        <w:t>VisRAG 논문은 generator로 MiniCPM-V 2.0 / 2.6 또는 GPT-4o를 사용한다. 본 보고서가 측정 대상으로 삼는 비교 표는 팀 내부 사전 자료(docs/VisRAG Multi Page Compression.pptx, slide 10)이며, 그 표의 baseline은 Qwen2-VL-7B로 측정되어 있다. 따라서 baseline 행을 동일 generator로 정렬하지 않을 경우, 우리 측 baseline 수치가 사전 표와 동일한 의미를 갖지 못한다. 본 연구는 paper-alignment(MiniCPM-V 2.6)와 teammate-alignment(Qwen2-VL-7B) 사이에서 후자를 선택했다. 이는 다음과 같은 이유에 의한 결정이다.</w:t>
+        <w:t>VisRAG 논문[1]은 generator로 MiniCPM-V 2.0 / 2.6 및 GPT-4o를 사용한다. 그러나 본 보고서가 측정 대상으로 삼는 사전 자료(슬라이드 10)의 baseline은 Qwen2-VL-7B로 측정되어 있으므로, baseline 행을 동일 generator로 정렬하지 않으면 우리 측 baseline 수치가 사전 자료와 동일한 의미를 갖지 못한다. 따라서 본 연구는 paper-alignment(MiniCPM-V 2.6)와 teammate-alignment(Qwen2-VL-7B) 사이에서 후자를 채택하였다. 그 근거는 다음과 같다.</w:t>
       </w:r>
     </w:p>
     <w:p>
       <w:pPr>
-        <w:pStyle w:val="ListNumber"/>
-        <w:spacing w:after="40"/>
+        <w:spacing w:after="60" w:line="312" w:lineRule="auto"/>
+        <w:ind w:left="482" w:hanging="482"/>
+        <w:jc w:val="both"/>
       </w:pPr>
       <w:r>
         <w:rPr>
@@ -3048,15 +3657,27 @@
           <w:b w:val="0"/>
           <w:i w:val="0"/>
           <w:color w:val="000000"/>
-          <w:sz w:val="22"/>
+          <w:sz w:val="21"/>
         </w:rPr>
-        <w:t>본 비교의 1차 목적은 사전 표의 행에 우리 방법론을 추가하여 동일 좌표계에서 delta를 보고하는 것이다.</w:t>
+        <w:t>(1)</w:t>
+        <w:tab/>
+      </w:r>
+      <w:r>
+        <w:rPr>
+          <w:rFonts w:ascii="Times New Roman" w:hAnsi="Times New Roman" w:eastAsia="NanumMyeongjo" w:cs="Times New Roman"/>
+          <w:b w:val="0"/>
+          <w:i w:val="0"/>
+          <w:color w:val="000000"/>
+          <w:sz w:val="21"/>
+        </w:rPr>
+        <w:t>본 비교의 1차 목적은 사전 자료의 행에 본 연구의 방법론을 추가하여 동일 좌표계에서 Δ를 보고하는 것이다.</w:t>
       </w:r>
     </w:p>
     <w:p>
       <w:pPr>
-        <w:pStyle w:val="ListNumber"/>
-        <w:spacing w:after="40"/>
+        <w:spacing w:after="60" w:line="312" w:lineRule="auto"/>
+        <w:ind w:left="482" w:hanging="482"/>
+        <w:jc w:val="both"/>
       </w:pPr>
       <w:r>
         <w:rPr>
@@ -3064,15 +3685,27 @@
           <w:b w:val="0"/>
           <w:i w:val="0"/>
           <w:color w:val="000000"/>
-          <w:sz w:val="22"/>
+          <w:sz w:val="21"/>
         </w:rPr>
-        <w:t>VisRAG 논문은 generator 변경에 대해 강건한 결론(visual retrieval이 텍스트 RAG에 우월하다)을 제시했고, 본 연구의 가설은 generator 자체의 강도가 아닌 evidence 형식의 영향에 대한 것이므로 generator 선택의 차이가 결론에 미치는 영향은 제한적이다.</w:t>
+        <w:t>(2)</w:t>
+        <w:tab/>
+      </w:r>
+      <w:r>
+        <w:rPr>
+          <w:rFonts w:ascii="Times New Roman" w:hAnsi="Times New Roman" w:eastAsia="NanumMyeongjo" w:cs="Times New Roman"/>
+          <w:b w:val="0"/>
+          <w:i w:val="0"/>
+          <w:color w:val="000000"/>
+          <w:sz w:val="21"/>
+        </w:rPr>
+        <w:t>VisRAG 논문은 generator 변경에 대해 강건한 결론(시각 검색이 텍스트 RAG에 우월하다)을 제시한다. 본 연구의 가설은 generator 자체의 강도가 아닌 evidence 형식의 영향에 관한 것이므로 generator 선택의 차이가 결론에 미치는 영향은 제한적이다.</w:t>
       </w:r>
     </w:p>
     <w:p>
       <w:pPr>
-        <w:pStyle w:val="ListNumber"/>
-        <w:spacing w:after="40"/>
+        <w:spacing w:after="60" w:line="312" w:lineRule="auto"/>
+        <w:ind w:left="482" w:hanging="482"/>
+        <w:jc w:val="both"/>
       </w:pPr>
       <w:r>
         <w:rPr>
@@ -3080,13 +3713,25 @@
           <w:b w:val="0"/>
           <w:i w:val="0"/>
           <w:color w:val="000000"/>
-          <w:sz w:val="22"/>
+          <w:sz w:val="21"/>
         </w:rPr>
-        <w:t>MiniCPM-V 2.6은 별도 paper-alignment cross-check 실험으로 분리하여 후속 작업으로 정의한다 (§9).</w:t>
+        <w:t>(3)</w:t>
+        <w:tab/>
+      </w:r>
+      <w:r>
+        <w:rPr>
+          <w:rFonts w:ascii="Times New Roman" w:hAnsi="Times New Roman" w:eastAsia="NanumMyeongjo" w:cs="Times New Roman"/>
+          <w:b w:val="0"/>
+          <w:i w:val="0"/>
+          <w:color w:val="000000"/>
+          <w:sz w:val="21"/>
+        </w:rPr>
+        <w:t>MiniCPM-V 2.6에서의 cross-check는 별도의 paper-alignment 실험으로 분리하여 후속 작업(§11)으로 정의한다.</w:t>
       </w:r>
     </w:p>
     <w:p>
       <w:pPr>
+        <w:keepNext/>
         <w:spacing w:before="200" w:after="80"/>
       </w:pPr>
       <w:r>
@@ -3095,14 +3740,15 @@
           <w:b/>
           <w:i w:val="0"/>
           <w:color w:val="000000"/>
-          <w:sz w:val="24"/>
+          <w:sz w:val="23"/>
         </w:rPr>
-        <w:t>6.2 양자화(NF4)와 이미지 해상도 캡: 왜 정확도 절대값이 낮은가</w:t>
+        <w:t>7.2 양자화와 이미지 해상도 캡</w:t>
       </w:r>
     </w:p>
     <w:p>
       <w:pPr>
-        <w:spacing w:after="120" w:before="0"/>
+        <w:spacing w:after="80" w:before="0" w:line="324" w:lineRule="auto"/>
+        <w:ind w:firstLine="482"/>
         <w:jc w:val="both"/>
       </w:pPr>
       <w:r>
@@ -3111,46 +3757,15 @@
           <w:b w:val="0"/>
           <w:i w:val="0"/>
           <w:color w:val="000000"/>
-          <w:sz w:val="22"/>
+          <w:sz w:val="21"/>
         </w:rPr>
-        <w:t>본 실험 환경은 단일 RTX 4060 (8 GB VRAM)이다. Qwen2-VL-7B의 bf16 적재만으로도 약 14 GB가 필요하여 풀 정밀 적재가 불가능하다. 다음 두 가지 절차로 8 GB 내에 적재한다.</w:t>
+        <w:t>본 실험 환경은 단일 RTX 4060 (8 GB VRAM)이다. Qwen2-VL-7B의 bf16 적재만으로도 약 14 GB가 필요하므로 풀 정밀 적재가 불가능하다. 8 GB 내에 모델을 적재하기 위해 두 가지 절차가 적용된다.</w:t>
       </w:r>
     </w:p>
     <w:p>
       <w:pPr>
-        <w:pStyle w:val="ListBullet"/>
-        <w:spacing w:after="40"/>
-      </w:pPr>
-      <w:r>
-        <w:rPr>
-          <w:rFonts w:ascii="Times New Roman" w:hAnsi="Times New Roman" w:eastAsia="NanumMyeongjo" w:cs="Times New Roman"/>
-          <w:b w:val="0"/>
-          <w:i w:val="0"/>
-          <w:color w:val="000000"/>
-          <w:sz w:val="22"/>
-        </w:rPr>
-        <w:t>bitsandbytes NF4 4-bit 양자화. 일반적으로 -5~-10%p의 정확도 손실을 동반한다.</w:t>
-      </w:r>
-    </w:p>
-    <w:p>
-      <w:pPr>
-        <w:pStyle w:val="ListBullet"/>
-        <w:spacing w:after="40"/>
-      </w:pPr>
-      <w:r>
-        <w:rPr>
-          <w:rFonts w:ascii="Times New Roman" w:hAnsi="Times New Roman" w:eastAsia="NanumMyeongjo" w:cs="Times New Roman"/>
-          <w:b w:val="0"/>
-          <w:i w:val="0"/>
-          <w:color w:val="000000"/>
-          <w:sz w:val="22"/>
-        </w:rPr>
-        <w:t>max_pixels = 1,310,720 (1280×1024) 캡. Qwen2-VL은 입력 이미지를 28×28 픽셀 패치로 분할해 vision token으로 변환하므로, 1024×6000 픽셀의 infographics는 캡 없이 7,800+ vision token을 생성한다. 캡 적용 시 약 1,700 vision token으로 절감되어 메모리·시간이 모두 1/20 수준으로 줄어들지만, 작은 글자/디테일의 일부 손실이 발생한다.</w:t>
-      </w:r>
-    </w:p>
-    <w:p>
-      <w:pPr>
-        <w:spacing w:after="120" w:before="0"/>
+        <w:spacing w:after="60" w:line="312" w:lineRule="auto"/>
+        <w:ind w:left="482" w:hanging="255"/>
         <w:jc w:val="both"/>
       </w:pPr>
       <w:r>
@@ -3159,13 +3774,70 @@
           <w:b w:val="0"/>
           <w:i w:val="0"/>
           <w:color w:val="000000"/>
-          <w:sz w:val="22"/>
+          <w:sz w:val="21"/>
         </w:rPr>
-        <w:t>이 두 조치는 모두 세 모드에 동일하게 적용된다. 따라서 모드 간 정확도 차이(delta)는 fair comparison이며, 절대값이 팀 PPT의 baseline(Qwen2-VL-7B 풀 정밀)보다 낮게 나오는 것은 정상이고 예상된 영향이다.</w:t>
+        <w:t>·</w:t>
+        <w:tab/>
+      </w:r>
+      <w:r>
+        <w:rPr>
+          <w:rFonts w:ascii="Times New Roman" w:hAnsi="Times New Roman" w:eastAsia="NanumMyeongjo" w:cs="Times New Roman"/>
+          <w:b w:val="0"/>
+          <w:i w:val="0"/>
+          <w:color w:val="000000"/>
+          <w:sz w:val="21"/>
+        </w:rPr>
+        <w:t>bitsandbytes NF4 4-bit 양자화[4]. 일반적으로 -5~-10%p의 정확도 손실을 동반한다.</w:t>
       </w:r>
     </w:p>
     <w:p>
       <w:pPr>
+        <w:spacing w:after="60" w:line="312" w:lineRule="auto"/>
+        <w:ind w:left="482" w:hanging="255"/>
+        <w:jc w:val="both"/>
+      </w:pPr>
+      <w:r>
+        <w:rPr>
+          <w:rFonts w:ascii="Times New Roman" w:hAnsi="Times New Roman" w:eastAsia="NanumMyeongjo" w:cs="Times New Roman"/>
+          <w:b w:val="0"/>
+          <w:i w:val="0"/>
+          <w:color w:val="000000"/>
+          <w:sz w:val="21"/>
+        </w:rPr>
+        <w:t>·</w:t>
+        <w:tab/>
+      </w:r>
+      <w:r>
+        <w:rPr>
+          <w:rFonts w:ascii="Times New Roman" w:hAnsi="Times New Roman" w:eastAsia="NanumMyeongjo" w:cs="Times New Roman"/>
+          <w:b w:val="0"/>
+          <w:i w:val="0"/>
+          <w:color w:val="000000"/>
+          <w:sz w:val="21"/>
+        </w:rPr>
+        <w:t>max_pixels = 1,310,720 (1280×1024) 캡. Qwen2-VL은 입력 이미지를 28×28 픽셀 패치로 분할하여 vision token으로 변환하므로 1024×6000 픽셀의 infographics는 캡 없이 7,800개 이상의 vision token을 생성한다. 캡 적용 시 약 1,700개로 절감되어 메모리와 시간 모두 약 1/20로 감소하지만 작은 글자·디테일의 일부가 손실된다.</w:t>
+      </w:r>
+    </w:p>
+    <w:p>
+      <w:pPr>
+        <w:spacing w:after="80" w:before="0" w:line="324" w:lineRule="auto"/>
+        <w:ind w:firstLine="482"/>
+        <w:jc w:val="both"/>
+      </w:pPr>
+      <w:r>
+        <w:rPr>
+          <w:rFonts w:ascii="Times New Roman" w:hAnsi="Times New Roman" w:eastAsia="NanumMyeongjo" w:cs="Times New Roman"/>
+          <w:b w:val="0"/>
+          <w:i w:val="0"/>
+          <w:color w:val="000000"/>
+          <w:sz w:val="21"/>
+        </w:rPr>
+        <w:t>이 두 조치는 세 모드에 동일하게 적용되므로 모드 간 정확도 차이(Δ)는 fair comparison 이며, 절대값이 사전 자료의 baseline(Qwen2-VL-7B 풀 정밀)보다 낮게 측정되는 것은 예상된 영향이다.</w:t>
+      </w:r>
+    </w:p>
+    <w:p>
+      <w:pPr>
+        <w:keepNext/>
         <w:spacing w:before="200" w:after="80"/>
       </w:pPr>
       <w:r>
@@ -3174,14 +3846,15 @@
           <w:b/>
           <w:i w:val="0"/>
           <w:color w:val="000000"/>
-          <w:sz w:val="24"/>
+          <w:sz w:val="23"/>
         </w:rPr>
-        <w:t>6.3 본 연구의 코드 vs VisRAG 공식 generate.py</w:t>
+        <w:t>7.3 본 연구의 image_only와 VisRAG 공식 generate.py의 차이</w:t>
       </w:r>
     </w:p>
     <w:p>
       <w:pPr>
-        <w:spacing w:after="120" w:before="0"/>
+        <w:spacing w:after="80" w:before="0" w:line="324" w:lineRule="auto"/>
+        <w:ind w:firstLine="482"/>
         <w:jc w:val="both"/>
       </w:pPr>
       <w:r>
@@ -3190,9 +3863,9 @@
           <w:b w:val="0"/>
           <w:i w:val="0"/>
           <w:color w:val="000000"/>
-          <w:sz w:val="22"/>
+          <w:sz w:val="21"/>
         </w:rPr>
-        <w:t>본 연구의 image_only는 VisRAG의 baseline 컨셉(시각만으로 답)을 동일 데이터셋·동일 정확도 metric으로 재현한 것이며, 다음과 같은 차이를 가진다.</w:t>
+        <w:t>본 연구의 image_only는 VisRAG의 baseline 컨셉(이미지만으로 답한다)을 동일 데이터셋·동일 정확도 지표로 재현한 것이며, 코드는 자체 구현이다. 주요 차이를 표 6에 정리한다.</w:t>
       </w:r>
     </w:p>
     <w:tbl>
@@ -3203,24 +3876,28 @@
         <w:tblLook w:firstColumn="1" w:firstRow="1" w:lastColumn="0" w:lastRow="0" w:noHBand="0" w:noVBand="1" w:val="04A0"/>
       </w:tblPr>
       <w:tblGrid>
-        <w:gridCol w:w="3173"/>
-        <w:gridCol w:w="3173"/>
-        <w:gridCol w:w="3173"/>
+        <w:gridCol w:w="3024"/>
+        <w:gridCol w:w="3024"/>
+        <w:gridCol w:w="3024"/>
       </w:tblGrid>
       <w:tr>
         <w:tc>
           <w:tcPr>
-            <w:tcW w:type="dxa" w:w="3173"/>
+            <w:tcW w:type="dxa" w:w="3024"/>
             <w:vAlign w:val="center"/>
           </w:tcPr>
           <w:p>
+            <w:pPr>
+              <w:spacing w:after="0" w:before="0"/>
+              <w:jc w:val="center"/>
+            </w:pPr>
             <w:r>
               <w:rPr>
                 <w:rFonts w:ascii="Times New Roman" w:hAnsi="Times New Roman" w:eastAsia="NanumMyeongjo" w:cs="Times New Roman"/>
                 <w:b/>
                 <w:i w:val="0"/>
                 <w:color w:val="000000"/>
-                <w:sz w:val="20"/>
+                <w:sz w:val="19"/>
               </w:rPr>
               <w:t>요소</w:t>
             </w:r>
@@ -3228,17 +3905,21 @@
         </w:tc>
         <w:tc>
           <w:tcPr>
-            <w:tcW w:type="dxa" w:w="3173"/>
+            <w:tcW w:type="dxa" w:w="3024"/>
             <w:vAlign w:val="center"/>
           </w:tcPr>
           <w:p>
+            <w:pPr>
+              <w:spacing w:after="0" w:before="0"/>
+              <w:jc w:val="center"/>
+            </w:pPr>
             <w:r>
               <w:rPr>
                 <w:rFonts w:ascii="Times New Roman" w:hAnsi="Times New Roman" w:eastAsia="NanumMyeongjo" w:cs="Times New Roman"/>
                 <w:b/>
                 <w:i w:val="0"/>
                 <w:color w:val="000000"/>
-                <w:sz w:val="20"/>
+                <w:sz w:val="19"/>
               </w:rPr>
               <w:t>VisRAG 공식</w:t>
             </w:r>
@@ -3246,17 +3927,21 @@
         </w:tc>
         <w:tc>
           <w:tcPr>
-            <w:tcW w:type="dxa" w:w="3173"/>
+            <w:tcW w:type="dxa" w:w="3024"/>
             <w:vAlign w:val="center"/>
           </w:tcPr>
           <w:p>
+            <w:pPr>
+              <w:spacing w:after="0" w:before="0"/>
+              <w:jc w:val="center"/>
+            </w:pPr>
             <w:r>
               <w:rPr>
                 <w:rFonts w:ascii="Times New Roman" w:hAnsi="Times New Roman" w:eastAsia="NanumMyeongjo" w:cs="Times New Roman"/>
                 <w:b/>
                 <w:i w:val="0"/>
                 <w:color w:val="000000"/>
-                <w:sz w:val="20"/>
+                <w:sz w:val="19"/>
               </w:rPr>
               <w:t>본 연구</w:t>
             </w:r>
@@ -3266,17 +3951,20 @@
       <w:tr>
         <w:tc>
           <w:tcPr>
-            <w:tcW w:type="dxa" w:w="3173"/>
+            <w:tcW w:type="dxa" w:w="3024"/>
             <w:vAlign w:val="center"/>
           </w:tcPr>
           <w:p>
+            <w:pPr>
+              <w:spacing w:after="0" w:before="0"/>
+            </w:pPr>
             <w:r>
               <w:rPr>
                 <w:rFonts w:ascii="Times New Roman" w:hAnsi="Times New Roman" w:eastAsia="NanumMyeongjo" w:cs="Times New Roman"/>
                 <w:b w:val="0"/>
                 <w:i w:val="0"/>
                 <w:color w:val="000000"/>
-                <w:sz w:val="20"/>
+                <w:sz w:val="19"/>
               </w:rPr>
               <w:t>실행 스크립트</w:t>
             </w:r>
@@ -3284,17 +3972,20 @@
         </w:tc>
         <w:tc>
           <w:tcPr>
-            <w:tcW w:type="dxa" w:w="3173"/>
+            <w:tcW w:type="dxa" w:w="3024"/>
             <w:vAlign w:val="center"/>
           </w:tcPr>
           <w:p>
+            <w:pPr>
+              <w:spacing w:after="0" w:before="0"/>
+            </w:pPr>
             <w:r>
               <w:rPr>
                 <w:rFonts w:ascii="Times New Roman" w:hAnsi="Times New Roman" w:eastAsia="NanumMyeongjo" w:cs="Times New Roman"/>
                 <w:b w:val="0"/>
                 <w:i w:val="0"/>
                 <w:color w:val="000000"/>
-                <w:sz w:val="20"/>
+                <w:sz w:val="19"/>
               </w:rPr>
               <w:t>visrag/visrag_scripts/generate/generate.py</w:t>
             </w:r>
@@ -3302,17 +3993,20 @@
         </w:tc>
         <w:tc>
           <w:tcPr>
-            <w:tcW w:type="dxa" w:w="3173"/>
+            <w:tcW w:type="dxa" w:w="3024"/>
             <w:vAlign w:val="center"/>
           </w:tcPr>
           <w:p>
+            <w:pPr>
+              <w:spacing w:after="0" w:before="0"/>
+            </w:pPr>
             <w:r>
               <w:rPr>
                 <w:rFonts w:ascii="Times New Roman" w:hAnsi="Times New Roman" w:eastAsia="NanumMyeongjo" w:cs="Times New Roman"/>
                 <w:b w:val="0"/>
                 <w:i w:val="0"/>
                 <w:color w:val="000000"/>
-                <w:sz w:val="20"/>
+                <w:sz w:val="19"/>
               </w:rPr>
               <w:t>benchmark/v12_on_visrag.py (자체)</w:t>
             </w:r>
@@ -3322,17 +4016,20 @@
       <w:tr>
         <w:tc>
           <w:tcPr>
-            <w:tcW w:type="dxa" w:w="3173"/>
+            <w:tcW w:type="dxa" w:w="3024"/>
             <w:vAlign w:val="center"/>
           </w:tcPr>
           <w:p>
+            <w:pPr>
+              <w:spacing w:after="0" w:before="0"/>
+            </w:pPr>
             <w:r>
               <w:rPr>
                 <w:rFonts w:ascii="Times New Roman" w:hAnsi="Times New Roman" w:eastAsia="NanumMyeongjo" w:cs="Times New Roman"/>
                 <w:b w:val="0"/>
                 <w:i w:val="0"/>
                 <w:color w:val="000000"/>
-                <w:sz w:val="20"/>
+                <w:sz w:val="19"/>
               </w:rPr>
               <w:t>generator</w:t>
             </w:r>
@@ -3340,17 +4037,20 @@
         </w:tc>
         <w:tc>
           <w:tcPr>
-            <w:tcW w:type="dxa" w:w="3173"/>
+            <w:tcW w:type="dxa" w:w="3024"/>
             <w:vAlign w:val="center"/>
           </w:tcPr>
           <w:p>
+            <w:pPr>
+              <w:spacing w:after="0" w:before="0"/>
+            </w:pPr>
             <w:r>
               <w:rPr>
                 <w:rFonts w:ascii="Times New Roman" w:hAnsi="Times New Roman" w:eastAsia="NanumMyeongjo" w:cs="Times New Roman"/>
                 <w:b w:val="0"/>
                 <w:i w:val="0"/>
                 <w:color w:val="000000"/>
-                <w:sz w:val="20"/>
+                <w:sz w:val="19"/>
               </w:rPr>
               <w:t>MiniCPM-V 2.6 / GPT-4o</w:t>
             </w:r>
@@ -3358,17 +4058,20 @@
         </w:tc>
         <w:tc>
           <w:tcPr>
-            <w:tcW w:type="dxa" w:w="3173"/>
+            <w:tcW w:type="dxa" w:w="3024"/>
             <w:vAlign w:val="center"/>
           </w:tcPr>
           <w:p>
+            <w:pPr>
+              <w:spacing w:after="0" w:before="0"/>
+            </w:pPr>
             <w:r>
               <w:rPr>
                 <w:rFonts w:ascii="Times New Roman" w:hAnsi="Times New Roman" w:eastAsia="NanumMyeongjo" w:cs="Times New Roman"/>
                 <w:b w:val="0"/>
                 <w:i w:val="0"/>
                 <w:color w:val="000000"/>
-                <w:sz w:val="20"/>
+                <w:sz w:val="19"/>
               </w:rPr>
               <w:t>Qwen2-VL-7B (NF4)</w:t>
             </w:r>
@@ -3378,17 +4081,20 @@
       <w:tr>
         <w:tc>
           <w:tcPr>
-            <w:tcW w:type="dxa" w:w="3173"/>
+            <w:tcW w:type="dxa" w:w="3024"/>
             <w:vAlign w:val="center"/>
           </w:tcPr>
           <w:p>
+            <w:pPr>
+              <w:spacing w:after="0" w:before="0"/>
+            </w:pPr>
             <w:r>
               <w:rPr>
                 <w:rFonts w:ascii="Times New Roman" w:hAnsi="Times New Roman" w:eastAsia="NanumMyeongjo" w:cs="Times New Roman"/>
                 <w:b w:val="0"/>
                 <w:i w:val="0"/>
                 <w:color w:val="000000"/>
-                <w:sz w:val="20"/>
+                <w:sz w:val="19"/>
               </w:rPr>
               <w:t>task_type</w:t>
             </w:r>
@@ -3396,17 +4102,20 @@
         </w:tc>
         <w:tc>
           <w:tcPr>
-            <w:tcW w:type="dxa" w:w="3173"/>
+            <w:tcW w:type="dxa" w:w="3024"/>
             <w:vAlign w:val="center"/>
           </w:tcPr>
           <w:p>
+            <w:pPr>
+              <w:spacing w:after="0" w:before="0"/>
+            </w:pPr>
             <w:r>
               <w:rPr>
                 <w:rFonts w:ascii="Times New Roman" w:hAnsi="Times New Roman" w:eastAsia="NanumMyeongjo" w:cs="Times New Roman"/>
                 <w:b w:val="0"/>
                 <w:i w:val="0"/>
                 <w:color w:val="000000"/>
-                <w:sz w:val="20"/>
+                <w:sz w:val="19"/>
               </w:rPr>
               <w:t>multi_image / page_concatenation / weighted_selection / text</w:t>
             </w:r>
@@ -3414,17 +4123,20 @@
         </w:tc>
         <w:tc>
           <w:tcPr>
-            <w:tcW w:type="dxa" w:w="3173"/>
+            <w:tcW w:type="dxa" w:w="3024"/>
             <w:vAlign w:val="center"/>
           </w:tcPr>
           <w:p>
+            <w:pPr>
+              <w:spacing w:after="0" w:before="0"/>
+            </w:pPr>
             <w:r>
               <w:rPr>
                 <w:rFonts w:ascii="Times New Roman" w:hAnsi="Times New Roman" w:eastAsia="NanumMyeongjo" w:cs="Times New Roman"/>
                 <w:b w:val="0"/>
                 <w:i w:val="0"/>
                 <w:color w:val="000000"/>
-                <w:sz w:val="20"/>
+                <w:sz w:val="19"/>
               </w:rPr>
               <w:t>image_only (단일 이미지 multi-image 호출)</w:t>
             </w:r>
@@ -3434,17 +4146,20 @@
       <w:tr>
         <w:tc>
           <w:tcPr>
-            <w:tcW w:type="dxa" w:w="3173"/>
+            <w:tcW w:type="dxa" w:w="3024"/>
             <w:vAlign w:val="center"/>
           </w:tcPr>
           <w:p>
+            <w:pPr>
+              <w:spacing w:after="0" w:before="0"/>
+            </w:pPr>
             <w:r>
               <w:rPr>
                 <w:rFonts w:ascii="Times New Roman" w:hAnsi="Times New Roman" w:eastAsia="NanumMyeongjo" w:cs="Times New Roman"/>
                 <w:b w:val="0"/>
                 <w:i w:val="0"/>
                 <w:color w:val="000000"/>
-                <w:sz w:val="20"/>
+                <w:sz w:val="19"/>
               </w:rPr>
               <w:t>이미지 해상도</w:t>
             </w:r>
@@ -3452,17 +4167,20 @@
         </w:tc>
         <w:tc>
           <w:tcPr>
-            <w:tcW w:type="dxa" w:w="3173"/>
+            <w:tcW w:type="dxa" w:w="3024"/>
             <w:vAlign w:val="center"/>
           </w:tcPr>
           <w:p>
+            <w:pPr>
+              <w:spacing w:after="0" w:before="0"/>
+            </w:pPr>
             <w:r>
               <w:rPr>
                 <w:rFonts w:ascii="Times New Roman" w:hAnsi="Times New Roman" w:eastAsia="NanumMyeongjo" w:cs="Times New Roman"/>
                 <w:b w:val="0"/>
                 <w:i w:val="0"/>
                 <w:color w:val="000000"/>
-                <w:sz w:val="20"/>
+                <w:sz w:val="19"/>
               </w:rPr>
               <w:t>원본</w:t>
             </w:r>
@@ -3470,17 +4188,20 @@
         </w:tc>
         <w:tc>
           <w:tcPr>
-            <w:tcW w:type="dxa" w:w="3173"/>
+            <w:tcW w:type="dxa" w:w="3024"/>
             <w:vAlign w:val="center"/>
           </w:tcPr>
           <w:p>
+            <w:pPr>
+              <w:spacing w:after="0" w:before="0"/>
+            </w:pPr>
             <w:r>
               <w:rPr>
                 <w:rFonts w:ascii="Times New Roman" w:hAnsi="Times New Roman" w:eastAsia="NanumMyeongjo" w:cs="Times New Roman"/>
                 <w:b w:val="0"/>
                 <w:i w:val="0"/>
                 <w:color w:val="000000"/>
-                <w:sz w:val="20"/>
+                <w:sz w:val="19"/>
               </w:rPr>
               <w:t>max_pixels 1.3M 캡</w:t>
             </w:r>
@@ -3490,17 +4211,20 @@
       <w:tr>
         <w:tc>
           <w:tcPr>
-            <w:tcW w:type="dxa" w:w="3173"/>
+            <w:tcW w:type="dxa" w:w="3024"/>
             <w:vAlign w:val="center"/>
           </w:tcPr>
           <w:p>
+            <w:pPr>
+              <w:spacing w:after="0" w:before="0"/>
+            </w:pPr>
             <w:r>
               <w:rPr>
                 <w:rFonts w:ascii="Times New Roman" w:hAnsi="Times New Roman" w:eastAsia="NanumMyeongjo" w:cs="Times New Roman"/>
                 <w:b w:val="0"/>
                 <w:i w:val="0"/>
                 <w:color w:val="000000"/>
-                <w:sz w:val="20"/>
+                <w:sz w:val="19"/>
               </w:rPr>
               <w:t>프롬프트</w:t>
             </w:r>
@@ -3508,17 +4232,20 @@
         </w:tc>
         <w:tc>
           <w:tcPr>
-            <w:tcW w:type="dxa" w:w="3173"/>
+            <w:tcW w:type="dxa" w:w="3024"/>
             <w:vAlign w:val="center"/>
           </w:tcPr>
           <w:p>
+            <w:pPr>
+              <w:spacing w:after="0" w:before="0"/>
+            </w:pPr>
             <w:r>
               <w:rPr>
                 <w:rFonts w:ascii="Times New Roman" w:hAnsi="Times New Roman" w:eastAsia="NanumMyeongjo" w:cs="Times New Roman"/>
                 <w:b w:val="0"/>
                 <w:i w:val="0"/>
                 <w:color w:val="000000"/>
-                <w:sz w:val="20"/>
+                <w:sz w:val="19"/>
               </w:rPr>
               <w:t>코드 내장</w:t>
             </w:r>
@@ -3526,19 +4253,22 @@
         </w:tc>
         <w:tc>
           <w:tcPr>
-            <w:tcW w:type="dxa" w:w="3173"/>
+            <w:tcW w:type="dxa" w:w="3024"/>
             <w:vAlign w:val="center"/>
           </w:tcPr>
           <w:p>
+            <w:pPr>
+              <w:spacing w:after="0" w:before="0"/>
+            </w:pPr>
             <w:r>
               <w:rPr>
                 <w:rFonts w:ascii="Times New Roman" w:hAnsi="Times New Roman" w:eastAsia="NanumMyeongjo" w:cs="Times New Roman"/>
                 <w:b w:val="0"/>
                 <w:i w:val="0"/>
                 <w:color w:val="000000"/>
-                <w:sz w:val="20"/>
+                <w:sz w:val="19"/>
               </w:rPr>
-              <w:t>자체 작성 (§4.3)</w:t>
+              <w:t>자체 작성 (§5.3)</w:t>
             </w:r>
           </w:p>
         </w:tc>
@@ -3546,17 +4276,20 @@
       <w:tr>
         <w:tc>
           <w:tcPr>
-            <w:tcW w:type="dxa" w:w="3173"/>
+            <w:tcW w:type="dxa" w:w="3024"/>
             <w:vAlign w:val="center"/>
           </w:tcPr>
           <w:p>
+            <w:pPr>
+              <w:spacing w:after="0" w:before="0"/>
+            </w:pPr>
             <w:r>
               <w:rPr>
                 <w:rFonts w:ascii="Times New Roman" w:hAnsi="Times New Roman" w:eastAsia="NanumMyeongjo" w:cs="Times New Roman"/>
                 <w:b w:val="0"/>
                 <w:i w:val="0"/>
                 <w:color w:val="000000"/>
-                <w:sz w:val="20"/>
+                <w:sz w:val="19"/>
               </w:rPr>
               <w:t>retrieval</w:t>
             </w:r>
@@ -3564,17 +4297,20 @@
         </w:tc>
         <w:tc>
           <w:tcPr>
-            <w:tcW w:type="dxa" w:w="3173"/>
+            <w:tcW w:type="dxa" w:w="3024"/>
             <w:vAlign w:val="center"/>
           </w:tcPr>
           <w:p>
+            <w:pPr>
+              <w:spacing w:after="0" w:before="0"/>
+            </w:pPr>
             <w:r>
               <w:rPr>
                 <w:rFonts w:ascii="Times New Roman" w:hAnsi="Times New Roman" w:eastAsia="NanumMyeongjo" w:cs="Times New Roman"/>
                 <w:b w:val="0"/>
                 <w:i w:val="0"/>
                 <w:color w:val="000000"/>
-                <w:sz w:val="20"/>
+                <w:sz w:val="19"/>
               </w:rPr>
               <w:t>VisRAG-Ret 결과 TREC</w:t>
             </w:r>
@@ -3582,17 +4318,20 @@
         </w:tc>
         <w:tc>
           <w:tcPr>
-            <w:tcW w:type="dxa" w:w="3173"/>
+            <w:tcW w:type="dxa" w:w="3024"/>
             <w:vAlign w:val="center"/>
           </w:tcPr>
           <w:p>
+            <w:pPr>
+              <w:spacing w:after="0" w:before="0"/>
+            </w:pPr>
             <w:r>
               <w:rPr>
                 <w:rFonts w:ascii="Times New Roman" w:hAnsi="Times New Roman" w:eastAsia="NanumMyeongjo" w:cs="Times New Roman"/>
                 <w:b w:val="0"/>
                 <w:i w:val="0"/>
                 <w:color w:val="000000"/>
-                <w:sz w:val="20"/>
+                <w:sz w:val="19"/>
               </w:rPr>
               <w:t>--oracle (qrels 직접)</w:t>
             </w:r>
@@ -3602,9 +4341,19 @@
     </w:tbl>
     <w:p>
       <w:pPr>
-        <w:spacing w:after="200"/>
+        <w:spacing w:after="200" w:before="40"/>
         <w:jc w:val="center"/>
       </w:pPr>
+      <w:r>
+        <w:rPr>
+          <w:rFonts w:ascii="Times New Roman" w:hAnsi="Times New Roman" w:eastAsia="NanumMyeongjo" w:cs="Times New Roman"/>
+          <w:b/>
+          <w:i w:val="0"/>
+          <w:color w:val="000000"/>
+          <w:sz w:val="19"/>
+        </w:rPr>
+        <w:t xml:space="preserve">표 6. </w:t>
+      </w:r>
       <w:r>
         <w:rPr>
           <w:rFonts w:ascii="Times New Roman" w:hAnsi="Times New Roman" w:eastAsia="NanumMyeongjo" w:cs="Times New Roman"/>
@@ -3613,11 +4362,12 @@
           <w:color w:val="000000"/>
           <w:sz w:val="19"/>
         </w:rPr>
-        <w:t>표 5. VisRAG 공식 generation 스크립트와 본 연구의 image_only 모드의 차이.</w:t>
+        <w:t>VisRAG 공식 generation 스크립트와 본 연구 image_only 모드의 차이.</w:t>
       </w:r>
     </w:p>
     <w:p>
       <w:pPr>
+        <w:keepNext/>
         <w:spacing w:before="200" w:after="80"/>
       </w:pPr>
       <w:r>
@@ -3626,14 +4376,15 @@
           <w:b/>
           <w:i w:val="0"/>
           <w:color w:val="000000"/>
-          <w:sz w:val="24"/>
+          <w:sz w:val="23"/>
         </w:rPr>
-        <w:t>6.4 검색 단계의 우회 (--oracle)</w:t>
+        <w:t>7.4 검색 단계의 우회 (--oracle)</w:t>
       </w:r>
     </w:p>
     <w:p>
       <w:pPr>
-        <w:spacing w:after="120" w:before="0"/>
+        <w:spacing w:after="80" w:before="0" w:line="324" w:lineRule="auto"/>
+        <w:ind w:firstLine="482"/>
         <w:jc w:val="both"/>
       </w:pPr>
       <w:r>
@@ -3642,62 +4393,15 @@
           <w:b w:val="0"/>
           <w:i w:val="0"/>
           <w:color w:val="000000"/>
-          <w:sz w:val="22"/>
+          <w:sz w:val="21"/>
         </w:rPr>
         <w:t>본 연구는 VisRAG-Ret을 실행하지 않고 oracle 검색을 사용한다. 결정 배경은 다음과 같다.</w:t>
       </w:r>
     </w:p>
     <w:p>
       <w:pPr>
-        <w:pStyle w:val="ListNumber"/>
-        <w:spacing w:after="40"/>
-      </w:pPr>
-      <w:r>
-        <w:rPr>
-          <w:rFonts w:ascii="Times New Roman" w:hAnsi="Times New Roman" w:eastAsia="NanumMyeongjo" w:cs="Times New Roman"/>
-          <w:b w:val="0"/>
-          <w:i w:val="0"/>
-          <w:color w:val="000000"/>
-          <w:sz w:val="22"/>
-        </w:rPr>
-        <w:t>실험 격리. 본 비교의 통제 변수는 evidence 입력 형식이다. 만약 실제 검색을 사용하면 모드별로 검색기가 동일 페이지를 선택할지에 따라 결과가 흔들리고, evidence 형식의 효과가 검색 정확도와 혼동된다. oracle을 사용하면 모든 모드가 동일한 정답 페이지에서 답을 생성하므로, 차이는 오직 입력 형식에서 비롯된다.</w:t>
-      </w:r>
-    </w:p>
-    <w:p>
-      <w:pPr>
-        <w:pStyle w:val="ListNumber"/>
-        <w:spacing w:after="40"/>
-      </w:pPr>
-      <w:r>
-        <w:rPr>
-          <w:rFonts w:ascii="Times New Roman" w:hAnsi="Times New Roman" w:eastAsia="NanumMyeongjo" w:cs="Times New Roman"/>
-          <w:b w:val="0"/>
-          <w:i w:val="0"/>
-          <w:color w:val="000000"/>
-          <w:sz w:val="22"/>
-        </w:rPr>
-        <w:t>컴퓨팅 제약. VisRAG-Ret은 시각 임베딩 검색 모델이며 공식 demo README는 약 40 GB GPU 메모리를 요구한다. 본 환경(8 GB)에서 실행이 불가능하다.</w:t>
-      </w:r>
-    </w:p>
-    <w:p>
-      <w:pPr>
-        <w:pStyle w:val="ListNumber"/>
-        <w:spacing w:after="40"/>
-      </w:pPr>
-      <w:r>
-        <w:rPr>
-          <w:rFonts w:ascii="Times New Roman" w:hAnsi="Times New Roman" w:eastAsia="NanumMyeongjo" w:cs="Times New Roman"/>
-          <w:b w:val="0"/>
-          <w:i w:val="0"/>
-          <w:color w:val="000000"/>
-          <w:sz w:val="22"/>
-        </w:rPr>
-        <w:t>학술적 관례. VisRAG 논문도 generation 단계의 ablation을 위해 oracle 또는 동일 검색 결과를 공급하는 비교를 분리하여 보고한다. 본 연구는 같은 관례를 따른다.</w:t>
-      </w:r>
-    </w:p>
-    <w:p>
-      <w:pPr>
-        <w:spacing w:after="120" w:before="0"/>
+        <w:spacing w:after="60" w:line="312" w:lineRule="auto"/>
+        <w:ind w:left="482" w:hanging="482"/>
         <w:jc w:val="both"/>
       </w:pPr>
       <w:r>
@@ -3706,13 +4410,98 @@
           <w:b w:val="0"/>
           <w:i w:val="0"/>
           <w:color w:val="000000"/>
-          <w:sz w:val="22"/>
+          <w:sz w:val="21"/>
         </w:rPr>
-        <w:t>본 결정의 직접적 함의는 본 보고서가 end-to-end 정확도가 아닌 generation 격리 정확도를 측정한다는 것이다. 이는 발표/논문 framing에서 명시적으로 진술되어야 한다 (§10).</w:t>
+        <w:t>(1)</w:t>
+        <w:tab/>
+      </w:r>
+      <w:r>
+        <w:rPr>
+          <w:rFonts w:ascii="Times New Roman" w:hAnsi="Times New Roman" w:eastAsia="NanumMyeongjo" w:cs="Times New Roman"/>
+          <w:b w:val="0"/>
+          <w:i w:val="0"/>
+          <w:color w:val="000000"/>
+          <w:sz w:val="21"/>
+        </w:rPr>
+        <w:t>실험 격리. 본 비교의 통제 변수는 evidence 입력 형식이다. 실제 검색을 사용할 경우 모드별로 검색기가 동일 페이지를 선택할지에 따라 결과가 흔들리고 evidence 효과가 검색 정확도와 혼동된다. oracle을 사용하면 모든 모드가 동일한 정답 페이지에서 답을 생성하므로 차이는 오직 입력 형식에서 비롯된다.</w:t>
       </w:r>
     </w:p>
     <w:p>
       <w:pPr>
+        <w:spacing w:after="60" w:line="312" w:lineRule="auto"/>
+        <w:ind w:left="482" w:hanging="482"/>
+        <w:jc w:val="both"/>
+      </w:pPr>
+      <w:r>
+        <w:rPr>
+          <w:rFonts w:ascii="Times New Roman" w:hAnsi="Times New Roman" w:eastAsia="NanumMyeongjo" w:cs="Times New Roman"/>
+          <w:b w:val="0"/>
+          <w:i w:val="0"/>
+          <w:color w:val="000000"/>
+          <w:sz w:val="21"/>
+        </w:rPr>
+        <w:t>(2)</w:t>
+        <w:tab/>
+      </w:r>
+      <w:r>
+        <w:rPr>
+          <w:rFonts w:ascii="Times New Roman" w:hAnsi="Times New Roman" w:eastAsia="NanumMyeongjo" w:cs="Times New Roman"/>
+          <w:b w:val="0"/>
+          <w:i w:val="0"/>
+          <w:color w:val="000000"/>
+          <w:sz w:val="21"/>
+        </w:rPr>
+        <w:t>컴퓨팅 제약. VisRAG-Ret은 시각 임베딩 검색 모델이며 공식 demo README는 약 40 GB의 GPU 메모리를 요구한다. 본 환경(8 GB)에서는 실행이 불가능하다.</w:t>
+      </w:r>
+    </w:p>
+    <w:p>
+      <w:pPr>
+        <w:spacing w:after="60" w:line="312" w:lineRule="auto"/>
+        <w:ind w:left="482" w:hanging="482"/>
+        <w:jc w:val="both"/>
+      </w:pPr>
+      <w:r>
+        <w:rPr>
+          <w:rFonts w:ascii="Times New Roman" w:hAnsi="Times New Roman" w:eastAsia="NanumMyeongjo" w:cs="Times New Roman"/>
+          <w:b w:val="0"/>
+          <w:i w:val="0"/>
+          <w:color w:val="000000"/>
+          <w:sz w:val="21"/>
+        </w:rPr>
+        <w:t>(3)</w:t>
+        <w:tab/>
+      </w:r>
+      <w:r>
+        <w:rPr>
+          <w:rFonts w:ascii="Times New Roman" w:hAnsi="Times New Roman" w:eastAsia="NanumMyeongjo" w:cs="Times New Roman"/>
+          <w:b w:val="0"/>
+          <w:i w:val="0"/>
+          <w:color w:val="000000"/>
+          <w:sz w:val="21"/>
+        </w:rPr>
+        <w:t>학술적 관례. VisRAG 논문[1]도 generation 단계의 ablation을 위해 oracle 또는 동일 검색 결과를 공급하는 비교를 분리하여 보고한다. 본 연구는 동일한 관례를 따른다.</w:t>
+      </w:r>
+    </w:p>
+    <w:p>
+      <w:pPr>
+        <w:spacing w:after="80" w:before="0" w:line="324" w:lineRule="auto"/>
+        <w:ind w:firstLine="482"/>
+        <w:jc w:val="both"/>
+      </w:pPr>
+      <w:r>
+        <w:rPr>
+          <w:rFonts w:ascii="Times New Roman" w:hAnsi="Times New Roman" w:eastAsia="NanumMyeongjo" w:cs="Times New Roman"/>
+          <w:b w:val="0"/>
+          <w:i w:val="0"/>
+          <w:color w:val="000000"/>
+          <w:sz w:val="21"/>
+        </w:rPr>
+        <w:t>본 결정의 직접적 함의는 본 보고서가 end-to-end 정확도가 아닌 generation 격리 정확도를 측정한다는 것이다. 이는 발표·논문 등의 framing에서 명시적으로 진술되어야 한다.</w:t>
+      </w:r>
+    </w:p>
+    <w:p>
+      <w:pPr>
+        <w:keepNext/>
         <w:spacing w:before="200" w:after="80"/>
       </w:pPr>
       <w:r>
@@ -3721,14 +4510,15 @@
           <w:b/>
           <w:i w:val="0"/>
           <w:color w:val="000000"/>
-          <w:sz w:val="24"/>
+          <w:sz w:val="23"/>
         </w:rPr>
-        <w:t>6.5 표본 설계: 데이터셋당 첫 100 질의</w:t>
+        <w:t>7.5 표본 설계</w:t>
       </w:r>
     </w:p>
     <w:p>
       <w:pPr>
-        <w:spacing w:after="120" w:before="0"/>
+        <w:spacing w:after="80" w:before="0" w:line="324" w:lineRule="auto"/>
+        <w:ind w:firstLine="482"/>
         <w:jc w:val="both"/>
       </w:pPr>
       <w:r>
@@ -3737,13 +4527,14 @@
           <w:b w:val="0"/>
           <w:i w:val="0"/>
           <w:color w:val="000000"/>
-          <w:sz w:val="22"/>
+          <w:sz w:val="21"/>
         </w:rPr>
-        <w:t>전체 데이터셋을 모두 평가하지 않고 데이터셋당 첫 100개 질의로 표본화하였다. 결정 사유는 시간 제약(단일 GPU에서 풀 평가는 15~30시간 추정)과 통계적 충분성이다. 100 표본은 5%p 수준의 delta를 95% 신뢰도로 구분하기에 충분한 표본 크기이며 (이항분포 표준오차 √(0.5·0.5/100) = 0.05), 본 실험에서 관찰된 delta는 +14~+58%p로 표본 변동을 크게 상회한다. 선택 방식은 무작위가 아니라 HF dataset의 수록 순서대로의 첫 N개를 사용하였다. 이는 (i) 재현 가능성, (ii) 다른 연구자가 동일 부분집합으로 cross-check할 수 있는 가능성을 보장하기 위함이다.</w:t>
+        <w:t>전체 데이터셋을 모두 평가하는 대신 데이터셋당 첫 100개 질의로 표본화하였다. 결정 사유는 시간 제약(단일 GPU에서의 풀 평가는 15~30시간으로 추정)과 통계적 충분성이다. 표본 100개는 5%p 수준의 정확도 차이를 95% 신뢰도로 구분하기에 충분한 크기이며(이항분포 표준오차 √(0.5·0.5/100) = 0.05), 본 실험에서 관찰된 Δ는 +14~+58%p로 표본 변동을 크게 상회한다. 선택 방식은 무작위가 아닌 HF dataset의 수록 순서대로의 첫 N개로 통일하여 재현 가능성과 외부 cross-check 가능성을 보장하였다.</w:t>
       </w:r>
     </w:p>
     <w:p>
       <w:pPr>
+        <w:keepNext/>
         <w:spacing w:before="200" w:after="80"/>
       </w:pPr>
       <w:r>
@@ -3752,14 +4543,15 @@
           <w:b/>
           <w:i w:val="0"/>
           <w:color w:val="000000"/>
-          <w:sz w:val="24"/>
+          <w:sz w:val="23"/>
         </w:rPr>
-        <w:t>6.6 평가 지표</w:t>
+        <w:t>7.6 평가 지표</w:t>
       </w:r>
     </w:p>
     <w:p>
       <w:pPr>
-        <w:spacing w:after="120" w:before="0"/>
+        <w:spacing w:after="80" w:before="0" w:line="324" w:lineRule="auto"/>
+        <w:ind w:firstLine="482"/>
         <w:jc w:val="both"/>
       </w:pPr>
       <w:r>
@@ -3768,65 +4560,15 @@
           <w:b w:val="0"/>
           <w:i w:val="0"/>
           <w:color w:val="000000"/>
-          <w:sz w:val="22"/>
+          <w:sz w:val="21"/>
         </w:rPr>
-        <w:t>VisRAG 논문과 동일한 relaxed exact match accuracy를 사용한다 [benchmark/metrics.py:16–44].</w:t>
+        <w:t>VisRAG 논문[1]과 동일한 relaxed exact match accuracy를 사용한다[benchmark/metrics.py:16–44]. 텍스트 답변은 공백 정규화와 소문자 비교를 거쳐 substring containment까지 허용하며, 숫자 답변은 정답에서 추출한 수치와 예측 수치가 5% 상대 오차 내에서 일치하면 정답으로 인정한다. 검색 지표(MRR@10, Recall@10)는 본 보고서의 범위 밖이나 동일 metric 구현이 코드베이스에 포함되어 있어 후속 작업에서 즉시 사용 가능하다.</w:t>
       </w:r>
     </w:p>
     <w:p>
       <w:pPr>
-        <w:pStyle w:val="ListBullet"/>
-        <w:spacing w:after="40"/>
-      </w:pPr>
-      <w:r>
-        <w:rPr>
-          <w:rFonts w:ascii="Times New Roman" w:hAnsi="Times New Roman" w:eastAsia="NanumMyeongjo" w:cs="Times New Roman"/>
-          <w:b w:val="0"/>
-          <w:i w:val="0"/>
-          <w:color w:val="000000"/>
-          <w:sz w:val="22"/>
-        </w:rPr>
-        <w:t>텍스트 답변: 공백 정규화 + 소문자 비교, substring containment 허용.</w:t>
-      </w:r>
-    </w:p>
-    <w:p>
-      <w:pPr>
-        <w:pStyle w:val="ListBullet"/>
-        <w:spacing w:after="40"/>
-      </w:pPr>
-      <w:r>
-        <w:rPr>
-          <w:rFonts w:ascii="Times New Roman" w:hAnsi="Times New Roman" w:eastAsia="NanumMyeongjo" w:cs="Times New Roman"/>
-          <w:b w:val="0"/>
-          <w:i w:val="0"/>
-          <w:color w:val="000000"/>
-          <w:sz w:val="22"/>
-        </w:rPr>
-        <w:t>숫자 답변: 정답에서 숫자를 추출하고 예측 숫자와 5% 상대 오차 내에서 매칭되면 정답으로 인정.</w:t>
-      </w:r>
-    </w:p>
-    <w:p>
-      <w:pPr>
-        <w:spacing w:after="120" w:before="0"/>
-        <w:jc w:val="both"/>
-      </w:pPr>
-      <w:r>
-        <w:rPr>
-          <w:rFonts w:ascii="Times New Roman" w:hAnsi="Times New Roman" w:eastAsia="NanumMyeongjo" w:cs="Times New Roman"/>
-          <w:b w:val="0"/>
-          <w:i w:val="0"/>
-          <w:color w:val="000000"/>
-          <w:sz w:val="22"/>
-        </w:rPr>
-        <w:t>검색 지표(MRR@10, Recall@10)는 본 보고서의 범위 밖이지만 동일 metric 구현이 코드베이스에 포함되어 있어 후속 작업에서 즉시 사용 가능하다.</w:t>
-      </w:r>
-    </w:p>
-    <w:p>
-      <w:pPr>
+        <w:keepNext/>
         <w:spacing w:before="280" w:after="80"/>
-        <w:pBdr>
-          <w:bottom w:val="single" w:sz="6" w:space="1" w:color="000000"/>
-        </w:pBdr>
       </w:pPr>
       <w:r>
         <w:rPr>
@@ -3834,9 +4576,9 @@
           <w:b/>
           <w:i w:val="0"/>
           <w:color w:val="000000"/>
-          <w:sz w:val="28"/>
+          <w:sz w:val="26"/>
         </w:rPr>
-        <w:t>7. 논문과의 일치 및 차이</w:t>
+        <w:t>8. 논문과의 일치 및 차이</w:t>
       </w:r>
     </w:p>
     <w:tbl>
@@ -3847,25 +4589,29 @@
         <w:tblLook w:firstColumn="1" w:firstRow="1" w:lastColumn="0" w:lastRow="0" w:noHBand="0" w:noVBand="1" w:val="04A0"/>
       </w:tblPr>
       <w:tblGrid>
-        <w:gridCol w:w="2379"/>
-        <w:gridCol w:w="2379"/>
-        <w:gridCol w:w="2379"/>
-        <w:gridCol w:w="2379"/>
+        <w:gridCol w:w="2268"/>
+        <w:gridCol w:w="2268"/>
+        <w:gridCol w:w="2268"/>
+        <w:gridCol w:w="2268"/>
       </w:tblGrid>
       <w:tr>
         <w:tc>
           <w:tcPr>
-            <w:tcW w:type="dxa" w:w="2379"/>
+            <w:tcW w:type="dxa" w:w="2268"/>
             <w:vAlign w:val="center"/>
           </w:tcPr>
           <w:p>
+            <w:pPr>
+              <w:spacing w:after="0" w:before="0"/>
+              <w:jc w:val="center"/>
+            </w:pPr>
             <w:r>
               <w:rPr>
                 <w:rFonts w:ascii="Times New Roman" w:hAnsi="Times New Roman" w:eastAsia="NanumMyeongjo" w:cs="Times New Roman"/>
                 <w:b/>
                 <w:i w:val="0"/>
                 <w:color w:val="000000"/>
-                <w:sz w:val="20"/>
+                <w:sz w:val="19"/>
               </w:rPr>
               <w:t>구성요소</w:t>
             </w:r>
@@ -3873,17 +4619,21 @@
         </w:tc>
         <w:tc>
           <w:tcPr>
-            <w:tcW w:type="dxa" w:w="2379"/>
+            <w:tcW w:type="dxa" w:w="2268"/>
             <w:vAlign w:val="center"/>
           </w:tcPr>
           <w:p>
+            <w:pPr>
+              <w:spacing w:after="0" w:before="0"/>
+              <w:jc w:val="center"/>
+            </w:pPr>
             <w:r>
               <w:rPr>
                 <w:rFonts w:ascii="Times New Roman" w:hAnsi="Times New Roman" w:eastAsia="NanumMyeongjo" w:cs="Times New Roman"/>
                 <w:b/>
                 <w:i w:val="0"/>
                 <w:color w:val="000000"/>
-                <w:sz w:val="20"/>
+                <w:sz w:val="19"/>
               </w:rPr>
               <w:t>VisRAG 논문</w:t>
             </w:r>
@@ -3891,17 +4641,21 @@
         </w:tc>
         <w:tc>
           <w:tcPr>
-            <w:tcW w:type="dxa" w:w="2379"/>
+            <w:tcW w:type="dxa" w:w="2268"/>
             <w:vAlign w:val="center"/>
           </w:tcPr>
           <w:p>
+            <w:pPr>
+              <w:spacing w:after="0" w:before="0"/>
+              <w:jc w:val="center"/>
+            </w:pPr>
             <w:r>
               <w:rPr>
                 <w:rFonts w:ascii="Times New Roman" w:hAnsi="Times New Roman" w:eastAsia="NanumMyeongjo" w:cs="Times New Roman"/>
                 <w:b/>
                 <w:i w:val="0"/>
                 <w:color w:val="000000"/>
-                <w:sz w:val="20"/>
+                <w:sz w:val="19"/>
               </w:rPr>
               <w:t>본 연구</w:t>
             </w:r>
@@ -3909,19 +4663,23 @@
         </w:tc>
         <w:tc>
           <w:tcPr>
-            <w:tcW w:type="dxa" w:w="2379"/>
+            <w:tcW w:type="dxa" w:w="2268"/>
             <w:vAlign w:val="center"/>
           </w:tcPr>
           <w:p>
+            <w:pPr>
+              <w:spacing w:after="0" w:before="0"/>
+              <w:jc w:val="center"/>
+            </w:pPr>
             <w:r>
               <w:rPr>
                 <w:rFonts w:ascii="Times New Roman" w:hAnsi="Times New Roman" w:eastAsia="NanumMyeongjo" w:cs="Times New Roman"/>
                 <w:b/>
                 <w:i w:val="0"/>
                 <w:color w:val="000000"/>
-                <w:sz w:val="20"/>
+                <w:sz w:val="19"/>
               </w:rPr>
-              <w:t>일치?</w:t>
+              <w:t>일치 여부</w:t>
             </w:r>
           </w:p>
         </w:tc>
@@ -3929,17 +4687,20 @@
       <w:tr>
         <w:tc>
           <w:tcPr>
-            <w:tcW w:type="dxa" w:w="2379"/>
+            <w:tcW w:type="dxa" w:w="2268"/>
             <w:vAlign w:val="center"/>
           </w:tcPr>
           <w:p>
+            <w:pPr>
+              <w:spacing w:after="0" w:before="0"/>
+            </w:pPr>
             <w:r>
               <w:rPr>
                 <w:rFonts w:ascii="Times New Roman" w:hAnsi="Times New Roman" w:eastAsia="NanumMyeongjo" w:cs="Times New Roman"/>
                 <w:b w:val="0"/>
                 <w:i w:val="0"/>
                 <w:color w:val="000000"/>
-                <w:sz w:val="20"/>
+                <w:sz w:val="19"/>
               </w:rPr>
               <w:t>데이터셋 출처</w:t>
             </w:r>
@@ -3947,17 +4708,20 @@
         </w:tc>
         <w:tc>
           <w:tcPr>
-            <w:tcW w:type="dxa" w:w="2379"/>
+            <w:tcW w:type="dxa" w:w="2268"/>
             <w:vAlign w:val="center"/>
           </w:tcPr>
           <w:p>
+            <w:pPr>
+              <w:spacing w:after="0" w:before="0"/>
+            </w:pPr>
             <w:r>
               <w:rPr>
                 <w:rFonts w:ascii="Times New Roman" w:hAnsi="Times New Roman" w:eastAsia="NanumMyeongjo" w:cs="Times New Roman"/>
                 <w:b w:val="0"/>
                 <w:i w:val="0"/>
                 <w:color w:val="000000"/>
-                <w:sz w:val="20"/>
+                <w:sz w:val="19"/>
               </w:rPr>
               <w:t>HF openbmb/VisRAG-Ret-Test-*</w:t>
             </w:r>
@@ -3965,17 +4729,20 @@
         </w:tc>
         <w:tc>
           <w:tcPr>
-            <w:tcW w:type="dxa" w:w="2379"/>
+            <w:tcW w:type="dxa" w:w="2268"/>
             <w:vAlign w:val="center"/>
           </w:tcPr>
           <w:p>
+            <w:pPr>
+              <w:spacing w:after="0" w:before="0"/>
+            </w:pPr>
             <w:r>
               <w:rPr>
                 <w:rFonts w:ascii="Times New Roman" w:hAnsi="Times New Roman" w:eastAsia="NanumMyeongjo" w:cs="Times New Roman"/>
                 <w:b w:val="0"/>
                 <w:i w:val="0"/>
                 <w:color w:val="000000"/>
-                <w:sz w:val="20"/>
+                <w:sz w:val="19"/>
               </w:rPr>
               <w:t>동일</w:t>
             </w:r>
@@ -3983,17 +4750,20 @@
         </w:tc>
         <w:tc>
           <w:tcPr>
-            <w:tcW w:type="dxa" w:w="2379"/>
+            <w:tcW w:type="dxa" w:w="2268"/>
             <w:vAlign w:val="center"/>
           </w:tcPr>
           <w:p>
+            <w:pPr>
+              <w:spacing w:after="0" w:before="0"/>
+            </w:pPr>
             <w:r>
               <w:rPr>
                 <w:rFonts w:ascii="Times New Roman" w:hAnsi="Times New Roman" w:eastAsia="NanumMyeongjo" w:cs="Times New Roman"/>
                 <w:b w:val="0"/>
                 <w:i w:val="0"/>
                 <w:color w:val="000000"/>
-                <w:sz w:val="20"/>
+                <w:sz w:val="19"/>
               </w:rPr>
               <w:t>일치</w:t>
             </w:r>
@@ -4003,17 +4773,20 @@
       <w:tr>
         <w:tc>
           <w:tcPr>
-            <w:tcW w:type="dxa" w:w="2379"/>
+            <w:tcW w:type="dxa" w:w="2268"/>
             <w:vAlign w:val="center"/>
           </w:tcPr>
           <w:p>
+            <w:pPr>
+              <w:spacing w:after="0" w:before="0"/>
+            </w:pPr>
             <w:r>
               <w:rPr>
                 <w:rFonts w:ascii="Times New Roman" w:hAnsi="Times New Roman" w:eastAsia="NanumMyeongjo" w:cs="Times New Roman"/>
                 <w:b w:val="0"/>
                 <w:i w:val="0"/>
                 <w:color w:val="000000"/>
-                <w:sz w:val="20"/>
+                <w:sz w:val="19"/>
               </w:rPr>
               <w:t>데이터셋 개수</w:t>
             </w:r>
@@ -4021,17 +4794,20 @@
         </w:tc>
         <w:tc>
           <w:tcPr>
-            <w:tcW w:type="dxa" w:w="2379"/>
+            <w:tcW w:type="dxa" w:w="2268"/>
             <w:vAlign w:val="center"/>
           </w:tcPr>
           <w:p>
+            <w:pPr>
+              <w:spacing w:after="0" w:before="0"/>
+            </w:pPr>
             <w:r>
               <w:rPr>
                 <w:rFonts w:ascii="Times New Roman" w:hAnsi="Times New Roman" w:eastAsia="NanumMyeongjo" w:cs="Times New Roman"/>
                 <w:b w:val="0"/>
                 <w:i w:val="0"/>
                 <w:color w:val="000000"/>
-                <w:sz w:val="20"/>
+                <w:sz w:val="19"/>
               </w:rPr>
               <w:t>6 (ArxivQA, ChartQA, MP-DocVQA, InfoVQA, PlotQA, SlideVQA)</w:t>
             </w:r>
@@ -4039,35 +4815,41 @@
         </w:tc>
         <w:tc>
           <w:tcPr>
-            <w:tcW w:type="dxa" w:w="2379"/>
+            <w:tcW w:type="dxa" w:w="2268"/>
             <w:vAlign w:val="center"/>
           </w:tcPr>
           <w:p>
+            <w:pPr>
+              <w:spacing w:after="0" w:before="0"/>
+            </w:pPr>
             <w:r>
               <w:rPr>
                 <w:rFonts w:ascii="Times New Roman" w:hAnsi="Times New Roman" w:eastAsia="NanumMyeongjo" w:cs="Times New Roman"/>
                 <w:b w:val="0"/>
                 <w:i w:val="0"/>
                 <w:color w:val="000000"/>
-                <w:sz w:val="20"/>
+                <w:sz w:val="19"/>
               </w:rPr>
-              <w:t>4 (ArxivQA, PlotQA 제외; PPT 정렬)</w:t>
+              <w:t>4 (ArxivQA, PlotQA 제외; 사전 자료 정렬)</w:t>
             </w:r>
           </w:p>
         </w:tc>
         <w:tc>
           <w:tcPr>
-            <w:tcW w:type="dxa" w:w="2379"/>
+            <w:tcW w:type="dxa" w:w="2268"/>
             <w:vAlign w:val="center"/>
           </w:tcPr>
           <w:p>
+            <w:pPr>
+              <w:spacing w:after="0" w:before="0"/>
+            </w:pPr>
             <w:r>
               <w:rPr>
                 <w:rFonts w:ascii="Times New Roman" w:hAnsi="Times New Roman" w:eastAsia="NanumMyeongjo" w:cs="Times New Roman"/>
                 <w:b w:val="0"/>
                 <w:i w:val="0"/>
                 <w:color w:val="000000"/>
-                <w:sz w:val="20"/>
+                <w:sz w:val="19"/>
               </w:rPr>
               <w:t>부분</w:t>
             </w:r>
@@ -4077,17 +4859,20 @@
       <w:tr>
         <w:tc>
           <w:tcPr>
-            <w:tcW w:type="dxa" w:w="2379"/>
+            <w:tcW w:type="dxa" w:w="2268"/>
             <w:vAlign w:val="center"/>
           </w:tcPr>
           <w:p>
+            <w:pPr>
+              <w:spacing w:after="0" w:before="0"/>
+            </w:pPr>
             <w:r>
               <w:rPr>
                 <w:rFonts w:ascii="Times New Roman" w:hAnsi="Times New Roman" w:eastAsia="NanumMyeongjo" w:cs="Times New Roman"/>
                 <w:b w:val="0"/>
                 <w:i w:val="0"/>
                 <w:color w:val="000000"/>
-                <w:sz w:val="20"/>
+                <w:sz w:val="19"/>
               </w:rPr>
               <w:t>queries/corpus/qrels</w:t>
             </w:r>
@@ -4095,17 +4880,20 @@
         </w:tc>
         <w:tc>
           <w:tcPr>
-            <w:tcW w:type="dxa" w:w="2379"/>
+            <w:tcW w:type="dxa" w:w="2268"/>
             <w:vAlign w:val="center"/>
           </w:tcPr>
           <w:p>
+            <w:pPr>
+              <w:spacing w:after="0" w:before="0"/>
+            </w:pPr>
             <w:r>
               <w:rPr>
                 <w:rFonts w:ascii="Times New Roman" w:hAnsi="Times New Roman" w:eastAsia="NanumMyeongjo" w:cs="Times New Roman"/>
                 <w:b w:val="0"/>
                 <w:i w:val="0"/>
                 <w:color w:val="000000"/>
-                <w:sz w:val="20"/>
+                <w:sz w:val="19"/>
               </w:rPr>
               <w:t>동일 schema</w:t>
             </w:r>
@@ -4113,17 +4901,20 @@
         </w:tc>
         <w:tc>
           <w:tcPr>
-            <w:tcW w:type="dxa" w:w="2379"/>
+            <w:tcW w:type="dxa" w:w="2268"/>
             <w:vAlign w:val="center"/>
           </w:tcPr>
           <w:p>
+            <w:pPr>
+              <w:spacing w:after="0" w:before="0"/>
+            </w:pPr>
             <w:r>
               <w:rPr>
                 <w:rFonts w:ascii="Times New Roman" w:hAnsi="Times New Roman" w:eastAsia="NanumMyeongjo" w:cs="Times New Roman"/>
                 <w:b w:val="0"/>
                 <w:i w:val="0"/>
                 <w:color w:val="000000"/>
-                <w:sz w:val="20"/>
+                <w:sz w:val="19"/>
               </w:rPr>
               <w:t>동일</w:t>
             </w:r>
@@ -4131,17 +4922,20 @@
         </w:tc>
         <w:tc>
           <w:tcPr>
-            <w:tcW w:type="dxa" w:w="2379"/>
+            <w:tcW w:type="dxa" w:w="2268"/>
             <w:vAlign w:val="center"/>
           </w:tcPr>
           <w:p>
+            <w:pPr>
+              <w:spacing w:after="0" w:before="0"/>
+            </w:pPr>
             <w:r>
               <w:rPr>
                 <w:rFonts w:ascii="Times New Roman" w:hAnsi="Times New Roman" w:eastAsia="NanumMyeongjo" w:cs="Times New Roman"/>
                 <w:b w:val="0"/>
                 <w:i w:val="0"/>
                 <w:color w:val="000000"/>
-                <w:sz w:val="20"/>
+                <w:sz w:val="19"/>
               </w:rPr>
               <w:t>일치</w:t>
             </w:r>
@@ -4151,17 +4945,20 @@
       <w:tr>
         <w:tc>
           <w:tcPr>
-            <w:tcW w:type="dxa" w:w="2379"/>
+            <w:tcW w:type="dxa" w:w="2268"/>
             <w:vAlign w:val="center"/>
           </w:tcPr>
           <w:p>
+            <w:pPr>
+              <w:spacing w:after="0" w:before="0"/>
+            </w:pPr>
             <w:r>
               <w:rPr>
                 <w:rFonts w:ascii="Times New Roman" w:hAnsi="Times New Roman" w:eastAsia="NanumMyeongjo" w:cs="Times New Roman"/>
                 <w:b w:val="0"/>
                 <w:i w:val="0"/>
                 <w:color w:val="000000"/>
-                <w:sz w:val="20"/>
+                <w:sz w:val="19"/>
               </w:rPr>
               <w:t>정확도 metric</w:t>
             </w:r>
@@ -4169,17 +4966,20 @@
         </w:tc>
         <w:tc>
           <w:tcPr>
-            <w:tcW w:type="dxa" w:w="2379"/>
+            <w:tcW w:type="dxa" w:w="2268"/>
             <w:vAlign w:val="center"/>
           </w:tcPr>
           <w:p>
+            <w:pPr>
+              <w:spacing w:after="0" w:before="0"/>
+            </w:pPr>
             <w:r>
               <w:rPr>
                 <w:rFonts w:ascii="Times New Roman" w:hAnsi="Times New Roman" w:eastAsia="NanumMyeongjo" w:cs="Times New Roman"/>
                 <w:b w:val="0"/>
                 <w:i w:val="0"/>
                 <w:color w:val="000000"/>
-                <w:sz w:val="20"/>
+                <w:sz w:val="19"/>
               </w:rPr>
               <w:t>relaxed exact match, 5% 숫자 tolerance</w:t>
             </w:r>
@@ -4187,17 +4987,20 @@
         </w:tc>
         <w:tc>
           <w:tcPr>
-            <w:tcW w:type="dxa" w:w="2379"/>
+            <w:tcW w:type="dxa" w:w="2268"/>
             <w:vAlign w:val="center"/>
           </w:tcPr>
           <w:p>
+            <w:pPr>
+              <w:spacing w:after="0" w:before="0"/>
+            </w:pPr>
             <w:r>
               <w:rPr>
                 <w:rFonts w:ascii="Times New Roman" w:hAnsi="Times New Roman" w:eastAsia="NanumMyeongjo" w:cs="Times New Roman"/>
                 <w:b w:val="0"/>
                 <w:i w:val="0"/>
                 <w:color w:val="000000"/>
-                <w:sz w:val="20"/>
+                <w:sz w:val="19"/>
               </w:rPr>
               <w:t>동일 구현</w:t>
             </w:r>
@@ -4205,17 +5008,20 @@
         </w:tc>
         <w:tc>
           <w:tcPr>
-            <w:tcW w:type="dxa" w:w="2379"/>
+            <w:tcW w:type="dxa" w:w="2268"/>
             <w:vAlign w:val="center"/>
           </w:tcPr>
           <w:p>
+            <w:pPr>
+              <w:spacing w:after="0" w:before="0"/>
+            </w:pPr>
             <w:r>
               <w:rPr>
                 <w:rFonts w:ascii="Times New Roman" w:hAnsi="Times New Roman" w:eastAsia="NanumMyeongjo" w:cs="Times New Roman"/>
                 <w:b w:val="0"/>
                 <w:i w:val="0"/>
                 <w:color w:val="000000"/>
-                <w:sz w:val="20"/>
+                <w:sz w:val="19"/>
               </w:rPr>
               <w:t>일치</w:t>
             </w:r>
@@ -4225,17 +5031,20 @@
       <w:tr>
         <w:tc>
           <w:tcPr>
-            <w:tcW w:type="dxa" w:w="2379"/>
+            <w:tcW w:type="dxa" w:w="2268"/>
             <w:vAlign w:val="center"/>
           </w:tcPr>
           <w:p>
+            <w:pPr>
+              <w:spacing w:after="0" w:before="0"/>
+            </w:pPr>
             <w:r>
               <w:rPr>
                 <w:rFonts w:ascii="Times New Roman" w:hAnsi="Times New Roman" w:eastAsia="NanumMyeongjo" w:cs="Times New Roman"/>
                 <w:b w:val="0"/>
                 <w:i w:val="0"/>
                 <w:color w:val="000000"/>
-                <w:sz w:val="20"/>
+                <w:sz w:val="19"/>
               </w:rPr>
               <w:t>Retrieval 모델</w:t>
             </w:r>
@@ -4243,17 +5052,20 @@
         </w:tc>
         <w:tc>
           <w:tcPr>
-            <w:tcW w:type="dxa" w:w="2379"/>
+            <w:tcW w:type="dxa" w:w="2268"/>
             <w:vAlign w:val="center"/>
           </w:tcPr>
           <w:p>
+            <w:pPr>
+              <w:spacing w:after="0" w:before="0"/>
+            </w:pPr>
             <w:r>
               <w:rPr>
                 <w:rFonts w:ascii="Times New Roman" w:hAnsi="Times New Roman" w:eastAsia="NanumMyeongjo" w:cs="Times New Roman"/>
                 <w:b w:val="0"/>
                 <w:i w:val="0"/>
                 <w:color w:val="000000"/>
-                <w:sz w:val="20"/>
+                <w:sz w:val="19"/>
               </w:rPr>
               <w:t>VisRAG-Ret (시각 임베딩)</w:t>
             </w:r>
@@ -4261,17 +5073,20 @@
         </w:tc>
         <w:tc>
           <w:tcPr>
-            <w:tcW w:type="dxa" w:w="2379"/>
+            <w:tcW w:type="dxa" w:w="2268"/>
             <w:vAlign w:val="center"/>
           </w:tcPr>
           <w:p>
+            <w:pPr>
+              <w:spacing w:after="0" w:before="0"/>
+            </w:pPr>
             <w:r>
               <w:rPr>
                 <w:rFonts w:ascii="Times New Roman" w:hAnsi="Times New Roman" w:eastAsia="NanumMyeongjo" w:cs="Times New Roman"/>
                 <w:b w:val="0"/>
                 <w:i w:val="0"/>
                 <w:color w:val="000000"/>
-                <w:sz w:val="20"/>
+                <w:sz w:val="19"/>
               </w:rPr>
               <w:t>미실행, --oracle 사용</w:t>
             </w:r>
@@ -4279,17 +5094,20 @@
         </w:tc>
         <w:tc>
           <w:tcPr>
-            <w:tcW w:type="dxa" w:w="2379"/>
+            <w:tcW w:type="dxa" w:w="2268"/>
             <w:vAlign w:val="center"/>
           </w:tcPr>
           <w:p>
+            <w:pPr>
+              <w:spacing w:after="0" w:before="0"/>
+            </w:pPr>
             <w:r>
               <w:rPr>
                 <w:rFonts w:ascii="Times New Roman" w:hAnsi="Times New Roman" w:eastAsia="NanumMyeongjo" w:cs="Times New Roman"/>
                 <w:b w:val="0"/>
                 <w:i w:val="0"/>
                 <w:color w:val="000000"/>
-                <w:sz w:val="20"/>
+                <w:sz w:val="19"/>
               </w:rPr>
               <w:t>불일치</w:t>
             </w:r>
@@ -4299,17 +5117,20 @@
       <w:tr>
         <w:tc>
           <w:tcPr>
-            <w:tcW w:type="dxa" w:w="2379"/>
+            <w:tcW w:type="dxa" w:w="2268"/>
             <w:vAlign w:val="center"/>
           </w:tcPr>
           <w:p>
+            <w:pPr>
+              <w:spacing w:after="0" w:before="0"/>
+            </w:pPr>
             <w:r>
               <w:rPr>
                 <w:rFonts w:ascii="Times New Roman" w:hAnsi="Times New Roman" w:eastAsia="NanumMyeongjo" w:cs="Times New Roman"/>
                 <w:b w:val="0"/>
                 <w:i w:val="0"/>
                 <w:color w:val="000000"/>
-                <w:sz w:val="20"/>
+                <w:sz w:val="19"/>
               </w:rPr>
               <w:t>Retrieval metric</w:t>
             </w:r>
@@ -4317,17 +5138,20 @@
         </w:tc>
         <w:tc>
           <w:tcPr>
-            <w:tcW w:type="dxa" w:w="2379"/>
+            <w:tcW w:type="dxa" w:w="2268"/>
             <w:vAlign w:val="center"/>
           </w:tcPr>
           <w:p>
+            <w:pPr>
+              <w:spacing w:after="0" w:before="0"/>
+            </w:pPr>
             <w:r>
               <w:rPr>
                 <w:rFonts w:ascii="Times New Roman" w:hAnsi="Times New Roman" w:eastAsia="NanumMyeongjo" w:cs="Times New Roman"/>
                 <w:b w:val="0"/>
                 <w:i w:val="0"/>
                 <w:color w:val="000000"/>
-                <w:sz w:val="20"/>
+                <w:sz w:val="19"/>
               </w:rPr>
               <w:t>MRR@10, Recall@10</w:t>
             </w:r>
@@ -4335,17 +5159,20 @@
         </w:tc>
         <w:tc>
           <w:tcPr>
-            <w:tcW w:type="dxa" w:w="2379"/>
+            <w:tcW w:type="dxa" w:w="2268"/>
             <w:vAlign w:val="center"/>
           </w:tcPr>
           <w:p>
+            <w:pPr>
+              <w:spacing w:after="0" w:before="0"/>
+            </w:pPr>
             <w:r>
               <w:rPr>
                 <w:rFonts w:ascii="Times New Roman" w:hAnsi="Times New Roman" w:eastAsia="NanumMyeongjo" w:cs="Times New Roman"/>
                 <w:b w:val="0"/>
                 <w:i w:val="0"/>
                 <w:color w:val="000000"/>
-                <w:sz w:val="20"/>
+                <w:sz w:val="19"/>
               </w:rPr>
               <w:t>본 보고서 범위 밖</w:t>
             </w:r>
@@ -4353,17 +5180,20 @@
         </w:tc>
         <w:tc>
           <w:tcPr>
-            <w:tcW w:type="dxa" w:w="2379"/>
+            <w:tcW w:type="dxa" w:w="2268"/>
             <w:vAlign w:val="center"/>
           </w:tcPr>
           <w:p>
+            <w:pPr>
+              <w:spacing w:after="0" w:before="0"/>
+            </w:pPr>
             <w:r>
               <w:rPr>
                 <w:rFonts w:ascii="Times New Roman" w:hAnsi="Times New Roman" w:eastAsia="NanumMyeongjo" w:cs="Times New Roman"/>
                 <w:b w:val="0"/>
                 <w:i w:val="0"/>
                 <w:color w:val="000000"/>
-                <w:sz w:val="20"/>
+                <w:sz w:val="19"/>
               </w:rPr>
               <w:t>불일치</w:t>
             </w:r>
@@ -4373,17 +5203,20 @@
       <w:tr>
         <w:tc>
           <w:tcPr>
-            <w:tcW w:type="dxa" w:w="2379"/>
+            <w:tcW w:type="dxa" w:w="2268"/>
             <w:vAlign w:val="center"/>
           </w:tcPr>
           <w:p>
+            <w:pPr>
+              <w:spacing w:after="0" w:before="0"/>
+            </w:pPr>
             <w:r>
               <w:rPr>
                 <w:rFonts w:ascii="Times New Roman" w:hAnsi="Times New Roman" w:eastAsia="NanumMyeongjo" w:cs="Times New Roman"/>
                 <w:b w:val="0"/>
                 <w:i w:val="0"/>
                 <w:color w:val="000000"/>
-                <w:sz w:val="20"/>
+                <w:sz w:val="19"/>
               </w:rPr>
               <w:t>Generator</w:t>
             </w:r>
@@ -4391,17 +5224,20 @@
         </w:tc>
         <w:tc>
           <w:tcPr>
-            <w:tcW w:type="dxa" w:w="2379"/>
+            <w:tcW w:type="dxa" w:w="2268"/>
             <w:vAlign w:val="center"/>
           </w:tcPr>
           <w:p>
+            <w:pPr>
+              <w:spacing w:after="0" w:before="0"/>
+            </w:pPr>
             <w:r>
               <w:rPr>
                 <w:rFonts w:ascii="Times New Roman" w:hAnsi="Times New Roman" w:eastAsia="NanumMyeongjo" w:cs="Times New Roman"/>
                 <w:b w:val="0"/>
                 <w:i w:val="0"/>
                 <w:color w:val="000000"/>
-                <w:sz w:val="20"/>
+                <w:sz w:val="19"/>
               </w:rPr>
               <w:t>MiniCPM-V 2.6 / GPT-4o</w:t>
             </w:r>
@@ -4409,17 +5245,20 @@
         </w:tc>
         <w:tc>
           <w:tcPr>
-            <w:tcW w:type="dxa" w:w="2379"/>
+            <w:tcW w:type="dxa" w:w="2268"/>
             <w:vAlign w:val="center"/>
           </w:tcPr>
           <w:p>
+            <w:pPr>
+              <w:spacing w:after="0" w:before="0"/>
+            </w:pPr>
             <w:r>
               <w:rPr>
                 <w:rFonts w:ascii="Times New Roman" w:hAnsi="Times New Roman" w:eastAsia="NanumMyeongjo" w:cs="Times New Roman"/>
                 <w:b w:val="0"/>
                 <w:i w:val="0"/>
                 <w:color w:val="000000"/>
-                <w:sz w:val="20"/>
+                <w:sz w:val="19"/>
               </w:rPr>
               <w:t>Qwen2-VL-7B + NF4</w:t>
             </w:r>
@@ -4427,19 +5266,22 @@
         </w:tc>
         <w:tc>
           <w:tcPr>
-            <w:tcW w:type="dxa" w:w="2379"/>
+            <w:tcW w:type="dxa" w:w="2268"/>
             <w:vAlign w:val="center"/>
           </w:tcPr>
           <w:p>
+            <w:pPr>
+              <w:spacing w:after="0" w:before="0"/>
+            </w:pPr>
             <w:r>
               <w:rPr>
                 <w:rFonts w:ascii="Times New Roman" w:hAnsi="Times New Roman" w:eastAsia="NanumMyeongjo" w:cs="Times New Roman"/>
                 <w:b w:val="0"/>
                 <w:i w:val="0"/>
                 <w:color w:val="000000"/>
-                <w:sz w:val="20"/>
+                <w:sz w:val="19"/>
               </w:rPr>
-              <w:t>불일치 (의도적)</w:t>
+              <w:t>불일치(의도적)</w:t>
             </w:r>
           </w:p>
         </w:tc>
@@ -4447,17 +5289,20 @@
       <w:tr>
         <w:tc>
           <w:tcPr>
-            <w:tcW w:type="dxa" w:w="2379"/>
+            <w:tcW w:type="dxa" w:w="2268"/>
             <w:vAlign w:val="center"/>
           </w:tcPr>
           <w:p>
+            <w:pPr>
+              <w:spacing w:after="0" w:before="0"/>
+            </w:pPr>
             <w:r>
               <w:rPr>
                 <w:rFonts w:ascii="Times New Roman" w:hAnsi="Times New Roman" w:eastAsia="NanumMyeongjo" w:cs="Times New Roman"/>
                 <w:b w:val="0"/>
                 <w:i w:val="0"/>
                 <w:color w:val="000000"/>
-                <w:sz w:val="20"/>
+                <w:sz w:val="19"/>
               </w:rPr>
               <w:t>Generation task_type</w:t>
             </w:r>
@@ -4465,17 +5310,20 @@
         </w:tc>
         <w:tc>
           <w:tcPr>
-            <w:tcW w:type="dxa" w:w="2379"/>
+            <w:tcW w:type="dxa" w:w="2268"/>
             <w:vAlign w:val="center"/>
           </w:tcPr>
           <w:p>
+            <w:pPr>
+              <w:spacing w:after="0" w:before="0"/>
+            </w:pPr>
             <w:r>
               <w:rPr>
                 <w:rFonts w:ascii="Times New Roman" w:hAnsi="Times New Roman" w:eastAsia="NanumMyeongjo" w:cs="Times New Roman"/>
                 <w:b w:val="0"/>
                 <w:i w:val="0"/>
                 <w:color w:val="000000"/>
-                <w:sz w:val="20"/>
+                <w:sz w:val="19"/>
               </w:rPr>
               <w:t>multi_image 등 4종</w:t>
             </w:r>
@@ -4483,17 +5331,20 @@
         </w:tc>
         <w:tc>
           <w:tcPr>
-            <w:tcW w:type="dxa" w:w="2379"/>
+            <w:tcW w:type="dxa" w:w="2268"/>
             <w:vAlign w:val="center"/>
           </w:tcPr>
           <w:p>
+            <w:pPr>
+              <w:spacing w:after="0" w:before="0"/>
+            </w:pPr>
             <w:r>
               <w:rPr>
                 <w:rFonts w:ascii="Times New Roman" w:hAnsi="Times New Roman" w:eastAsia="NanumMyeongjo" w:cs="Times New Roman"/>
                 <w:b w:val="0"/>
                 <w:i w:val="0"/>
                 <w:color w:val="000000"/>
-                <w:sz w:val="20"/>
+                <w:sz w:val="19"/>
               </w:rPr>
               <w:t>image_only / parsed_text_only / parsed_visual (자체)</w:t>
             </w:r>
@@ -4501,17 +5352,20 @@
         </w:tc>
         <w:tc>
           <w:tcPr>
-            <w:tcW w:type="dxa" w:w="2379"/>
+            <w:tcW w:type="dxa" w:w="2268"/>
             <w:vAlign w:val="center"/>
           </w:tcPr>
           <w:p>
+            <w:pPr>
+              <w:spacing w:after="0" w:before="0"/>
+            </w:pPr>
             <w:r>
               <w:rPr>
                 <w:rFonts w:ascii="Times New Roman" w:hAnsi="Times New Roman" w:eastAsia="NanumMyeongjo" w:cs="Times New Roman"/>
                 <w:b w:val="0"/>
                 <w:i w:val="0"/>
                 <w:color w:val="000000"/>
-                <w:sz w:val="20"/>
+                <w:sz w:val="19"/>
               </w:rPr>
               <w:t>다른 차원</w:t>
             </w:r>
@@ -4521,17 +5375,20 @@
       <w:tr>
         <w:tc>
           <w:tcPr>
-            <w:tcW w:type="dxa" w:w="2379"/>
+            <w:tcW w:type="dxa" w:w="2268"/>
             <w:vAlign w:val="center"/>
           </w:tcPr>
           <w:p>
+            <w:pPr>
+              <w:spacing w:after="0" w:before="0"/>
+            </w:pPr>
             <w:r>
               <w:rPr>
                 <w:rFonts w:ascii="Times New Roman" w:hAnsi="Times New Roman" w:eastAsia="NanumMyeongjo" w:cs="Times New Roman"/>
                 <w:b w:val="0"/>
                 <w:i w:val="0"/>
                 <w:color w:val="000000"/>
-                <w:sz w:val="20"/>
+                <w:sz w:val="19"/>
               </w:rPr>
               <w:t>이미지 해상도</w:t>
             </w:r>
@@ -4539,17 +5396,20 @@
         </w:tc>
         <w:tc>
           <w:tcPr>
-            <w:tcW w:type="dxa" w:w="2379"/>
+            <w:tcW w:type="dxa" w:w="2268"/>
             <w:vAlign w:val="center"/>
           </w:tcPr>
           <w:p>
+            <w:pPr>
+              <w:spacing w:after="0" w:before="0"/>
+            </w:pPr>
             <w:r>
               <w:rPr>
                 <w:rFonts w:ascii="Times New Roman" w:hAnsi="Times New Roman" w:eastAsia="NanumMyeongjo" w:cs="Times New Roman"/>
                 <w:b w:val="0"/>
                 <w:i w:val="0"/>
                 <w:color w:val="000000"/>
-                <w:sz w:val="20"/>
+                <w:sz w:val="19"/>
               </w:rPr>
               <w:t>원본</w:t>
             </w:r>
@@ -4557,17 +5417,20 @@
         </w:tc>
         <w:tc>
           <w:tcPr>
-            <w:tcW w:type="dxa" w:w="2379"/>
+            <w:tcW w:type="dxa" w:w="2268"/>
             <w:vAlign w:val="center"/>
           </w:tcPr>
           <w:p>
+            <w:pPr>
+              <w:spacing w:after="0" w:before="0"/>
+            </w:pPr>
             <w:r>
               <w:rPr>
                 <w:rFonts w:ascii="Times New Roman" w:hAnsi="Times New Roman" w:eastAsia="NanumMyeongjo" w:cs="Times New Roman"/>
                 <w:b w:val="0"/>
                 <w:i w:val="0"/>
                 <w:color w:val="000000"/>
-                <w:sz w:val="20"/>
+                <w:sz w:val="19"/>
               </w:rPr>
               <w:t>1.3M 픽셀 캡</w:t>
             </w:r>
@@ -4575,19 +5438,22 @@
         </w:tc>
         <w:tc>
           <w:tcPr>
-            <w:tcW w:type="dxa" w:w="2379"/>
+            <w:tcW w:type="dxa" w:w="2268"/>
             <w:vAlign w:val="center"/>
           </w:tcPr>
           <w:p>
+            <w:pPr>
+              <w:spacing w:after="0" w:before="0"/>
+            </w:pPr>
             <w:r>
               <w:rPr>
                 <w:rFonts w:ascii="Times New Roman" w:hAnsi="Times New Roman" w:eastAsia="NanumMyeongjo" w:cs="Times New Roman"/>
                 <w:b w:val="0"/>
                 <w:i w:val="0"/>
                 <w:color w:val="000000"/>
-                <w:sz w:val="20"/>
+                <w:sz w:val="19"/>
               </w:rPr>
-              <w:t>불일치 (제약)</w:t>
+              <w:t>불일치(제약)</w:t>
             </w:r>
           </w:p>
         </w:tc>
@@ -4595,9 +5461,19 @@
     </w:tbl>
     <w:p>
       <w:pPr>
-        <w:spacing w:after="200"/>
+        <w:spacing w:after="200" w:before="40"/>
         <w:jc w:val="center"/>
       </w:pPr>
+      <w:r>
+        <w:rPr>
+          <w:rFonts w:ascii="Times New Roman" w:hAnsi="Times New Roman" w:eastAsia="NanumMyeongjo" w:cs="Times New Roman"/>
+          <w:b/>
+          <w:i w:val="0"/>
+          <w:color w:val="000000"/>
+          <w:sz w:val="19"/>
+        </w:rPr>
+        <w:t xml:space="preserve">표 7. </w:t>
+      </w:r>
       <w:r>
         <w:rPr>
           <w:rFonts w:ascii="Times New Roman" w:hAnsi="Times New Roman" w:eastAsia="NanumMyeongjo" w:cs="Times New Roman"/>
@@ -4606,12 +5482,13 @@
           <w:color w:val="000000"/>
           <w:sz w:val="19"/>
         </w:rPr>
-        <w:t>표 6. VisRAG 논문과 본 연구의 정렬 표. 정렬: 데이터·평가 지표·정답 형식. 불일치: generator, retrieval, 이미지 해상도. 모든 불일치는 §6에 명시된 설계 결정에 의한 것이다.</w:t>
+        <w:t>VisRAG 논문과 본 연구의 정렬 표. 모든 불일치는 §7에 명시된 설계 결정에 의한다.</w:t>
       </w:r>
     </w:p>
     <w:p>
       <w:pPr>
-        <w:spacing w:after="120" w:before="0"/>
+        <w:spacing w:after="80" w:before="0" w:line="324" w:lineRule="auto"/>
+        <w:ind w:firstLine="482"/>
         <w:jc w:val="both"/>
       </w:pPr>
       <w:r>
@@ -4620,17 +5497,15 @@
           <w:b w:val="0"/>
           <w:i w:val="0"/>
           <w:color w:val="000000"/>
-          <w:sz w:val="22"/>
+          <w:sz w:val="21"/>
         </w:rPr>
-        <w:t>요약하면, 본 연구는 데이터·평가 metric·정답 비교 형식을 논문과 정렬하고, generator·retrieval·해상도는 의도적으로 다른 조건으로 통제한다. 이로 인해 본 연구는 ‘VisRAG 논문 결과의 재현’이 아니라 ‘VisRAG 데이터·metric 위에서의 generation evidence 형식 ablation’으로 framing되어야 한다.</w:t>
+        <w:t>요약하면 본 연구는 데이터·평가 지표·정답 비교 형식을 논문과 정렬하고 generator·retrieval·해상도를 의도적으로 다른 조건으로 통제한다. 따라서 본 연구는 VisRAG 논문 결과의 재현이 아니라 VisRAG 데이터·지표 위에서의 generation evidence 형식 ablation으로 framing되어야 한다.</w:t>
       </w:r>
     </w:p>
     <w:p>
       <w:pPr>
+        <w:keepNext/>
         <w:spacing w:before="280" w:after="80"/>
-        <w:pBdr>
-          <w:bottom w:val="single" w:sz="6" w:space="1" w:color="000000"/>
-        </w:pBdr>
       </w:pPr>
       <w:r>
         <w:rPr>
@@ -4638,13 +5513,14 @@
           <w:b/>
           <w:i w:val="0"/>
           <w:color w:val="000000"/>
-          <w:sz w:val="28"/>
+          <w:sz w:val="26"/>
         </w:rPr>
-        <w:t>8. 결과</w:t>
+        <w:t>9. 결과</w:t>
       </w:r>
     </w:p>
     <w:p>
       <w:pPr>
+        <w:keepNext/>
         <w:spacing w:before="200" w:after="80"/>
       </w:pPr>
       <w:r>
@@ -4653,9 +5529,9 @@
           <w:b/>
           <w:i w:val="0"/>
           <w:color w:val="000000"/>
-          <w:sz w:val="24"/>
+          <w:sz w:val="23"/>
         </w:rPr>
-        <w:t>8.1 PPT slide-10 양식 표</w:t>
+        <w:t>9.1 PPT slide-10 양식 결과 표</w:t>
       </w:r>
     </w:p>
     <w:tbl>
@@ -4666,28 +5542,32 @@
         <w:tblLook w:firstColumn="1" w:firstRow="1" w:lastColumn="0" w:lastRow="0" w:noHBand="0" w:noVBand="1" w:val="04A0"/>
       </w:tblPr>
       <w:tblGrid>
-        <w:gridCol w:w="1360"/>
-        <w:gridCol w:w="1360"/>
-        <w:gridCol w:w="1360"/>
-        <w:gridCol w:w="1360"/>
-        <w:gridCol w:w="1360"/>
-        <w:gridCol w:w="1360"/>
-        <w:gridCol w:w="1360"/>
+        <w:gridCol w:w="1296"/>
+        <w:gridCol w:w="1296"/>
+        <w:gridCol w:w="1296"/>
+        <w:gridCol w:w="1296"/>
+        <w:gridCol w:w="1296"/>
+        <w:gridCol w:w="1296"/>
+        <w:gridCol w:w="1296"/>
       </w:tblGrid>
       <w:tr>
         <w:tc>
           <w:tcPr>
-            <w:tcW w:type="dxa" w:w="1360"/>
+            <w:tcW w:type="dxa" w:w="1296"/>
             <w:vAlign w:val="center"/>
           </w:tcPr>
           <w:p>
+            <w:pPr>
+              <w:spacing w:after="0" w:before="0"/>
+              <w:jc w:val="center"/>
+            </w:pPr>
             <w:r>
               <w:rPr>
                 <w:rFonts w:ascii="Times New Roman" w:hAnsi="Times New Roman" w:eastAsia="NanumMyeongjo" w:cs="Times New Roman"/>
                 <w:b/>
                 <w:i w:val="0"/>
                 <w:color w:val="000000"/>
-                <w:sz w:val="20"/>
+                <w:sz w:val="19"/>
               </w:rPr>
               <w:t>Method</w:t>
             </w:r>
@@ -4695,11 +5575,12 @@
         </w:tc>
         <w:tc>
           <w:tcPr>
-            <w:tcW w:type="dxa" w:w="1360"/>
+            <w:tcW w:type="dxa" w:w="1296"/>
             <w:vAlign w:val="center"/>
           </w:tcPr>
           <w:p>
             <w:pPr>
+              <w:spacing w:after="0" w:before="0"/>
               <w:jc w:val="right"/>
             </w:pPr>
             <w:r>
@@ -4708,7 +5589,7 @@
                 <w:b/>
                 <w:i w:val="0"/>
                 <w:color w:val="000000"/>
-                <w:sz w:val="20"/>
+                <w:sz w:val="19"/>
               </w:rPr>
               <w:t>InfoVQA</w:t>
             </w:r>
@@ -4716,11 +5597,12 @@
         </w:tc>
         <w:tc>
           <w:tcPr>
-            <w:tcW w:type="dxa" w:w="1360"/>
+            <w:tcW w:type="dxa" w:w="1296"/>
             <w:vAlign w:val="center"/>
           </w:tcPr>
           <w:p>
             <w:pPr>
+              <w:spacing w:after="0" w:before="0"/>
               <w:jc w:val="right"/>
             </w:pPr>
             <w:r>
@@ -4729,7 +5611,7 @@
                 <w:b/>
                 <w:i w:val="0"/>
                 <w:color w:val="000000"/>
-                <w:sz w:val="20"/>
+                <w:sz w:val="19"/>
               </w:rPr>
               <w:t>ChartQA</w:t>
             </w:r>
@@ -4737,11 +5619,12 @@
         </w:tc>
         <w:tc>
           <w:tcPr>
-            <w:tcW w:type="dxa" w:w="1360"/>
+            <w:tcW w:type="dxa" w:w="1296"/>
             <w:vAlign w:val="center"/>
           </w:tcPr>
           <w:p>
             <w:pPr>
+              <w:spacing w:after="0" w:before="0"/>
               <w:jc w:val="right"/>
             </w:pPr>
             <w:r>
@@ -4750,7 +5633,7 @@
                 <w:b/>
                 <w:i w:val="0"/>
                 <w:color w:val="000000"/>
-                <w:sz w:val="20"/>
+                <w:sz w:val="19"/>
               </w:rPr>
               <w:t>DocVQA</w:t>
             </w:r>
@@ -4758,11 +5641,12 @@
         </w:tc>
         <w:tc>
           <w:tcPr>
-            <w:tcW w:type="dxa" w:w="1360"/>
+            <w:tcW w:type="dxa" w:w="1296"/>
             <w:vAlign w:val="center"/>
           </w:tcPr>
           <w:p>
             <w:pPr>
+              <w:spacing w:after="0" w:before="0"/>
               <w:jc w:val="right"/>
             </w:pPr>
             <w:r>
@@ -4771,7 +5655,7 @@
                 <w:b/>
                 <w:i w:val="0"/>
                 <w:color w:val="000000"/>
-                <w:sz w:val="20"/>
+                <w:sz w:val="19"/>
               </w:rPr>
               <w:t>SlideVQA</w:t>
             </w:r>
@@ -4779,11 +5663,12 @@
         </w:tc>
         <w:tc>
           <w:tcPr>
-            <w:tcW w:type="dxa" w:w="1360"/>
+            <w:tcW w:type="dxa" w:w="1296"/>
             <w:vAlign w:val="center"/>
           </w:tcPr>
           <w:p>
             <w:pPr>
+              <w:spacing w:after="0" w:before="0"/>
               <w:jc w:val="right"/>
             </w:pPr>
             <w:r>
@@ -4792,7 +5677,7 @@
                 <w:b/>
                 <w:i w:val="0"/>
                 <w:color w:val="000000"/>
-                <w:sz w:val="20"/>
+                <w:sz w:val="19"/>
               </w:rPr>
               <w:t>macro</w:t>
             </w:r>
@@ -4800,11 +5685,12 @@
         </w:tc>
         <w:tc>
           <w:tcPr>
-            <w:tcW w:type="dxa" w:w="1360"/>
+            <w:tcW w:type="dxa" w:w="1296"/>
             <w:vAlign w:val="center"/>
           </w:tcPr>
           <w:p>
             <w:pPr>
+              <w:spacing w:after="0" w:before="0"/>
               <w:jc w:val="right"/>
             </w:pPr>
             <w:r>
@@ -4813,7 +5699,7 @@
                 <w:b/>
                 <w:i w:val="0"/>
                 <w:color w:val="000000"/>
-                <w:sz w:val="20"/>
+                <w:sz w:val="19"/>
               </w:rPr>
               <w:t>Δ vs Baseline</w:t>
             </w:r>
@@ -4823,17 +5709,20 @@
       <w:tr>
         <w:tc>
           <w:tcPr>
-            <w:tcW w:type="dxa" w:w="1360"/>
+            <w:tcW w:type="dxa" w:w="1296"/>
             <w:vAlign w:val="center"/>
           </w:tcPr>
           <w:p>
+            <w:pPr>
+              <w:spacing w:after="0" w:before="0"/>
+            </w:pPr>
             <w:r>
               <w:rPr>
                 <w:rFonts w:ascii="Times New Roman" w:hAnsi="Times New Roman" w:eastAsia="NanumMyeongjo" w:cs="Times New Roman"/>
                 <w:b w:val="0"/>
                 <w:i w:val="0"/>
                 <w:color w:val="000000"/>
-                <w:sz w:val="20"/>
+                <w:sz w:val="19"/>
               </w:rPr>
               <w:t>Baseline (순수 VisRAG, image_only)</w:t>
             </w:r>
@@ -4841,11 +5730,12 @@
         </w:tc>
         <w:tc>
           <w:tcPr>
-            <w:tcW w:type="dxa" w:w="1360"/>
+            <w:tcW w:type="dxa" w:w="1296"/>
             <w:vAlign w:val="center"/>
           </w:tcPr>
           <w:p>
             <w:pPr>
+              <w:spacing w:after="0" w:before="0"/>
               <w:jc w:val="right"/>
             </w:pPr>
             <w:r>
@@ -4854,7 +5744,7 @@
                 <w:b w:val="0"/>
                 <w:i w:val="0"/>
                 <w:color w:val="000000"/>
-                <w:sz w:val="20"/>
+                <w:sz w:val="19"/>
               </w:rPr>
               <w:t>0.2000</w:t>
             </w:r>
@@ -4862,11 +5752,12 @@
         </w:tc>
         <w:tc>
           <w:tcPr>
-            <w:tcW w:type="dxa" w:w="1360"/>
+            <w:tcW w:type="dxa" w:w="1296"/>
             <w:vAlign w:val="center"/>
           </w:tcPr>
           <w:p>
             <w:pPr>
+              <w:spacing w:after="0" w:before="0"/>
               <w:jc w:val="right"/>
             </w:pPr>
             <w:r>
@@ -4875,7 +5766,7 @@
                 <w:b w:val="0"/>
                 <w:i w:val="0"/>
                 <w:color w:val="000000"/>
-                <w:sz w:val="20"/>
+                <w:sz w:val="19"/>
               </w:rPr>
               <w:t>0.3651</w:t>
             </w:r>
@@ -4883,11 +5774,12 @@
         </w:tc>
         <w:tc>
           <w:tcPr>
-            <w:tcW w:type="dxa" w:w="1360"/>
+            <w:tcW w:type="dxa" w:w="1296"/>
             <w:vAlign w:val="center"/>
           </w:tcPr>
           <w:p>
             <w:pPr>
+              <w:spacing w:after="0" w:before="0"/>
               <w:jc w:val="right"/>
             </w:pPr>
             <w:r>
@@ -4896,7 +5788,7 @@
                 <w:b w:val="0"/>
                 <w:i w:val="0"/>
                 <w:color w:val="000000"/>
-                <w:sz w:val="20"/>
+                <w:sz w:val="19"/>
               </w:rPr>
               <w:t>0.1700</w:t>
             </w:r>
@@ -4904,11 +5796,12 @@
         </w:tc>
         <w:tc>
           <w:tcPr>
-            <w:tcW w:type="dxa" w:w="1360"/>
+            <w:tcW w:type="dxa" w:w="1296"/>
             <w:vAlign w:val="center"/>
           </w:tcPr>
           <w:p>
             <w:pPr>
+              <w:spacing w:after="0" w:before="0"/>
               <w:jc w:val="right"/>
             </w:pPr>
             <w:r>
@@ -4917,7 +5810,7 @@
                 <w:b w:val="0"/>
                 <w:i w:val="0"/>
                 <w:color w:val="000000"/>
-                <w:sz w:val="20"/>
+                <w:sz w:val="19"/>
               </w:rPr>
               <w:t>0.1800</w:t>
             </w:r>
@@ -4925,11 +5818,12 @@
         </w:tc>
         <w:tc>
           <w:tcPr>
-            <w:tcW w:type="dxa" w:w="1360"/>
+            <w:tcW w:type="dxa" w:w="1296"/>
             <w:vAlign w:val="center"/>
           </w:tcPr>
           <w:p>
             <w:pPr>
+              <w:spacing w:after="0" w:before="0"/>
               <w:jc w:val="right"/>
             </w:pPr>
             <w:r>
@@ -4938,7 +5832,7 @@
                 <w:b w:val="0"/>
                 <w:i w:val="0"/>
                 <w:color w:val="000000"/>
-                <w:sz w:val="20"/>
+                <w:sz w:val="19"/>
               </w:rPr>
               <w:t>0.2288</w:t>
             </w:r>
@@ -4946,11 +5840,12 @@
         </w:tc>
         <w:tc>
           <w:tcPr>
-            <w:tcW w:type="dxa" w:w="1360"/>
+            <w:tcW w:type="dxa" w:w="1296"/>
             <w:vAlign w:val="center"/>
           </w:tcPr>
           <w:p>
             <w:pPr>
+              <w:spacing w:after="0" w:before="0"/>
               <w:jc w:val="right"/>
             </w:pPr>
             <w:r>
@@ -4959,7 +5854,7 @@
                 <w:b w:val="0"/>
                 <w:i w:val="0"/>
                 <w:color w:val="000000"/>
-                <w:sz w:val="20"/>
+                <w:sz w:val="19"/>
               </w:rPr>
               <w:t>—</w:t>
             </w:r>
@@ -4969,17 +5864,20 @@
       <w:tr>
         <w:tc>
           <w:tcPr>
-            <w:tcW w:type="dxa" w:w="1360"/>
+            <w:tcW w:type="dxa" w:w="1296"/>
             <w:vAlign w:val="center"/>
           </w:tcPr>
           <w:p>
+            <w:pPr>
+              <w:spacing w:after="0" w:before="0"/>
+            </w:pPr>
             <w:r>
               <w:rPr>
                 <w:rFonts w:ascii="Times New Roman" w:hAnsi="Times New Roman" w:eastAsia="NanumMyeongjo" w:cs="Times New Roman"/>
                 <w:b w:val="0"/>
                 <w:i w:val="0"/>
                 <w:color w:val="000000"/>
-                <w:sz w:val="20"/>
+                <w:sz w:val="19"/>
               </w:rPr>
               <w:t>Parsed-Text Only (ablation)</w:t>
             </w:r>
@@ -4987,11 +5885,12 @@
         </w:tc>
         <w:tc>
           <w:tcPr>
-            <w:tcW w:type="dxa" w:w="1360"/>
+            <w:tcW w:type="dxa" w:w="1296"/>
             <w:vAlign w:val="center"/>
           </w:tcPr>
           <w:p>
             <w:pPr>
+              <w:spacing w:after="0" w:before="0"/>
               <w:jc w:val="right"/>
             </w:pPr>
             <w:r>
@@ -5000,7 +5899,7 @@
                 <w:b w:val="0"/>
                 <w:i w:val="0"/>
                 <w:color w:val="000000"/>
-                <w:sz w:val="20"/>
+                <w:sz w:val="19"/>
               </w:rPr>
               <w:t>0.5400</w:t>
             </w:r>
@@ -5008,11 +5907,12 @@
         </w:tc>
         <w:tc>
           <w:tcPr>
-            <w:tcW w:type="dxa" w:w="1360"/>
+            <w:tcW w:type="dxa" w:w="1296"/>
             <w:vAlign w:val="center"/>
           </w:tcPr>
           <w:p>
             <w:pPr>
+              <w:spacing w:after="0" w:before="0"/>
               <w:jc w:val="right"/>
             </w:pPr>
             <w:r>
@@ -5021,7 +5921,7 @@
                 <w:b w:val="0"/>
                 <w:i w:val="0"/>
                 <w:color w:val="000000"/>
-                <w:sz w:val="20"/>
+                <w:sz w:val="19"/>
               </w:rPr>
               <w:t>0.5238</w:t>
             </w:r>
@@ -5029,11 +5929,12 @@
         </w:tc>
         <w:tc>
           <w:tcPr>
-            <w:tcW w:type="dxa" w:w="1360"/>
+            <w:tcW w:type="dxa" w:w="1296"/>
             <w:vAlign w:val="center"/>
           </w:tcPr>
           <w:p>
             <w:pPr>
+              <w:spacing w:after="0" w:before="0"/>
               <w:jc w:val="right"/>
             </w:pPr>
             <w:r>
@@ -5042,7 +5943,7 @@
                 <w:b w:val="0"/>
                 <w:i w:val="0"/>
                 <w:color w:val="000000"/>
-                <w:sz w:val="20"/>
+                <w:sz w:val="19"/>
               </w:rPr>
               <w:t>0.7600</w:t>
             </w:r>
@@ -5050,11 +5951,12 @@
         </w:tc>
         <w:tc>
           <w:tcPr>
-            <w:tcW w:type="dxa" w:w="1360"/>
+            <w:tcW w:type="dxa" w:w="1296"/>
             <w:vAlign w:val="center"/>
           </w:tcPr>
           <w:p>
             <w:pPr>
+              <w:spacing w:after="0" w:before="0"/>
               <w:jc w:val="right"/>
             </w:pPr>
             <w:r>
@@ -5063,7 +5965,7 @@
                 <w:b w:val="0"/>
                 <w:i w:val="0"/>
                 <w:color w:val="000000"/>
-                <w:sz w:val="20"/>
+                <w:sz w:val="19"/>
               </w:rPr>
               <w:t>0.5200</w:t>
             </w:r>
@@ -5071,11 +5973,12 @@
         </w:tc>
         <w:tc>
           <w:tcPr>
-            <w:tcW w:type="dxa" w:w="1360"/>
+            <w:tcW w:type="dxa" w:w="1296"/>
             <w:vAlign w:val="center"/>
           </w:tcPr>
           <w:p>
             <w:pPr>
+              <w:spacing w:after="0" w:before="0"/>
               <w:jc w:val="right"/>
             </w:pPr>
             <w:r>
@@ -5084,7 +5987,7 @@
                 <w:b w:val="0"/>
                 <w:i w:val="0"/>
                 <w:color w:val="000000"/>
-                <w:sz w:val="20"/>
+                <w:sz w:val="19"/>
               </w:rPr>
               <w:t>0.5860</w:t>
             </w:r>
@@ -5092,11 +5995,12 @@
         </w:tc>
         <w:tc>
           <w:tcPr>
-            <w:tcW w:type="dxa" w:w="1360"/>
+            <w:tcW w:type="dxa" w:w="1296"/>
             <w:vAlign w:val="center"/>
           </w:tcPr>
           <w:p>
             <w:pPr>
+              <w:spacing w:after="0" w:before="0"/>
               <w:jc w:val="right"/>
             </w:pPr>
             <w:r>
@@ -5105,7 +6009,7 @@
                 <w:b w:val="0"/>
                 <w:i w:val="0"/>
                 <w:color w:val="000000"/>
-                <w:sz w:val="20"/>
+                <w:sz w:val="19"/>
               </w:rPr>
               <w:t>+35.72%p</w:t>
             </w:r>
@@ -5115,17 +6019,20 @@
       <w:tr>
         <w:tc>
           <w:tcPr>
-            <w:tcW w:type="dxa" w:w="1360"/>
+            <w:tcW w:type="dxa" w:w="1296"/>
             <w:vAlign w:val="center"/>
           </w:tcPr>
           <w:p>
+            <w:pPr>
+              <w:spacing w:after="0" w:before="0"/>
+            </w:pPr>
             <w:r>
               <w:rPr>
                 <w:rFonts w:ascii="Times New Roman" w:hAnsi="Times New Roman" w:eastAsia="NanumMyeongjo" w:cs="Times New Roman"/>
                 <w:b w:val="0"/>
                 <w:i w:val="0"/>
                 <w:color w:val="000000"/>
-                <w:sz w:val="20"/>
+                <w:sz w:val="19"/>
               </w:rPr>
               <w:t>Parsed-Visual RAG (v12-general, ours)</w:t>
             </w:r>
@@ -5133,11 +6040,12 @@
         </w:tc>
         <w:tc>
           <w:tcPr>
-            <w:tcW w:type="dxa" w:w="1360"/>
+            <w:tcW w:type="dxa" w:w="1296"/>
             <w:vAlign w:val="center"/>
           </w:tcPr>
           <w:p>
             <w:pPr>
+              <w:spacing w:after="0" w:before="0"/>
               <w:jc w:val="right"/>
             </w:pPr>
             <w:r>
@@ -5146,7 +6054,7 @@
                 <w:b w:val="0"/>
                 <w:i w:val="0"/>
                 <w:color w:val="000000"/>
-                <w:sz w:val="20"/>
+                <w:sz w:val="19"/>
               </w:rPr>
               <w:t>0.5400</w:t>
             </w:r>
@@ -5154,11 +6062,12 @@
         </w:tc>
         <w:tc>
           <w:tcPr>
-            <w:tcW w:type="dxa" w:w="1360"/>
+            <w:tcW w:type="dxa" w:w="1296"/>
             <w:vAlign w:val="center"/>
           </w:tcPr>
           <w:p>
             <w:pPr>
+              <w:spacing w:after="0" w:before="0"/>
               <w:jc w:val="right"/>
             </w:pPr>
             <w:r>
@@ -5167,7 +6076,7 @@
                 <w:b w:val="0"/>
                 <w:i w:val="0"/>
                 <w:color w:val="000000"/>
-                <w:sz w:val="20"/>
+                <w:sz w:val="19"/>
               </w:rPr>
               <w:t>0.5079</w:t>
             </w:r>
@@ -5175,11 +6084,12 @@
         </w:tc>
         <w:tc>
           <w:tcPr>
-            <w:tcW w:type="dxa" w:w="1360"/>
+            <w:tcW w:type="dxa" w:w="1296"/>
             <w:vAlign w:val="center"/>
           </w:tcPr>
           <w:p>
             <w:pPr>
+              <w:spacing w:after="0" w:before="0"/>
               <w:jc w:val="right"/>
             </w:pPr>
             <w:r>
@@ -5188,7 +6098,7 @@
                 <w:b w:val="0"/>
                 <w:i w:val="0"/>
                 <w:color w:val="000000"/>
-                <w:sz w:val="20"/>
+                <w:sz w:val="19"/>
               </w:rPr>
               <w:t>0.8000</w:t>
             </w:r>
@@ -5196,11 +6106,12 @@
         </w:tc>
         <w:tc>
           <w:tcPr>
-            <w:tcW w:type="dxa" w:w="1360"/>
+            <w:tcW w:type="dxa" w:w="1296"/>
             <w:vAlign w:val="center"/>
           </w:tcPr>
           <w:p>
             <w:pPr>
+              <w:spacing w:after="0" w:before="0"/>
               <w:jc w:val="right"/>
             </w:pPr>
             <w:r>
@@ -5209,7 +6120,7 @@
                 <w:b w:val="0"/>
                 <w:i w:val="0"/>
                 <w:color w:val="000000"/>
-                <w:sz w:val="20"/>
+                <w:sz w:val="19"/>
               </w:rPr>
               <w:t>0.5200</w:t>
             </w:r>
@@ -5217,11 +6128,12 @@
         </w:tc>
         <w:tc>
           <w:tcPr>
-            <w:tcW w:type="dxa" w:w="1360"/>
+            <w:tcW w:type="dxa" w:w="1296"/>
             <w:vAlign w:val="center"/>
           </w:tcPr>
           <w:p>
             <w:pPr>
+              <w:spacing w:after="0" w:before="0"/>
               <w:jc w:val="right"/>
             </w:pPr>
             <w:r>
@@ -5230,7 +6142,7 @@
                 <w:b w:val="0"/>
                 <w:i w:val="0"/>
                 <w:color w:val="000000"/>
-                <w:sz w:val="20"/>
+                <w:sz w:val="19"/>
               </w:rPr>
               <w:t>0.5920</w:t>
             </w:r>
@@ -5238,11 +6150,12 @@
         </w:tc>
         <w:tc>
           <w:tcPr>
-            <w:tcW w:type="dxa" w:w="1360"/>
+            <w:tcW w:type="dxa" w:w="1296"/>
             <w:vAlign w:val="center"/>
           </w:tcPr>
           <w:p>
             <w:pPr>
+              <w:spacing w:after="0" w:before="0"/>
               <w:jc w:val="right"/>
             </w:pPr>
             <w:r>
@@ -5251,7 +6164,7 @@
                 <w:b w:val="0"/>
                 <w:i w:val="0"/>
                 <w:color w:val="000000"/>
-                <w:sz w:val="20"/>
+                <w:sz w:val="19"/>
               </w:rPr>
               <w:t>+36.32%p</w:t>
             </w:r>
@@ -5261,9 +6174,19 @@
     </w:tbl>
     <w:p>
       <w:pPr>
-        <w:spacing w:after="200"/>
+        <w:spacing w:after="200" w:before="40"/>
         <w:jc w:val="center"/>
       </w:pPr>
+      <w:r>
+        <w:rPr>
+          <w:rFonts w:ascii="Times New Roman" w:hAnsi="Times New Roman" w:eastAsia="NanumMyeongjo" w:cs="Times New Roman"/>
+          <w:b/>
+          <w:i w:val="0"/>
+          <w:color w:val="000000"/>
+          <w:sz w:val="19"/>
+        </w:rPr>
+        <w:t xml:space="preserve">표 8. </w:t>
+      </w:r>
       <w:r>
         <w:rPr>
           <w:rFonts w:ascii="Times New Roman" w:hAnsi="Times New Roman" w:eastAsia="NanumMyeongjo" w:cs="Times New Roman"/>
@@ -5272,11 +6195,12 @@
           <w:color w:val="000000"/>
           <w:sz w:val="19"/>
         </w:rPr>
-        <w:t>표 7. Qwen2-VL-7B + NF4, oracle 검색, 데이터셋당 첫 100 질의(ChartQA는 총 63)에서의 정확도. DocVQA는 MP-DocVQA를 의미한다.</w:t>
+        <w:t>Qwen2-VL-7B + NF4, oracle 검색, 데이터셋당 첫 100 질의(ChartQA는 총 63)에서의 정확도. DocVQA는 MP-DocVQA를 의미한다.</w:t>
       </w:r>
     </w:p>
     <w:p>
       <w:pPr>
+        <w:keepNext/>
         <w:spacing w:before="200" w:after="80"/>
       </w:pPr>
       <w:r>
@@ -5285,9 +6209,9 @@
           <w:b/>
           <w:i w:val="0"/>
           <w:color w:val="000000"/>
-          <w:sz w:val="24"/>
+          <w:sz w:val="23"/>
         </w:rPr>
-        <w:t>8.2 표본별 correct/total</w:t>
+        <w:t>9.2 표본별 정답 카운트</w:t>
       </w:r>
     </w:p>
     <w:tbl>
@@ -5298,25 +6222,29 @@
         <w:tblLook w:firstColumn="1" w:firstRow="1" w:lastColumn="0" w:lastRow="0" w:noHBand="0" w:noVBand="1" w:val="04A0"/>
       </w:tblPr>
       <w:tblGrid>
-        <w:gridCol w:w="2379"/>
-        <w:gridCol w:w="2379"/>
-        <w:gridCol w:w="2379"/>
-        <w:gridCol w:w="2379"/>
+        <w:gridCol w:w="2268"/>
+        <w:gridCol w:w="2268"/>
+        <w:gridCol w:w="2268"/>
+        <w:gridCol w:w="2268"/>
       </w:tblGrid>
       <w:tr>
         <w:tc>
           <w:tcPr>
-            <w:tcW w:type="dxa" w:w="2379"/>
+            <w:tcW w:type="dxa" w:w="2268"/>
             <w:vAlign w:val="center"/>
           </w:tcPr>
           <w:p>
+            <w:pPr>
+              <w:spacing w:after="0" w:before="0"/>
+              <w:jc w:val="center"/>
+            </w:pPr>
             <w:r>
               <w:rPr>
                 <w:rFonts w:ascii="Times New Roman" w:hAnsi="Times New Roman" w:eastAsia="NanumMyeongjo" w:cs="Times New Roman"/>
                 <w:b/>
                 <w:i w:val="0"/>
                 <w:color w:val="000000"/>
-                <w:sz w:val="20"/>
+                <w:sz w:val="19"/>
               </w:rPr>
               <w:t>Dataset</w:t>
             </w:r>
@@ -5324,11 +6252,12 @@
         </w:tc>
         <w:tc>
           <w:tcPr>
-            <w:tcW w:type="dxa" w:w="2379"/>
+            <w:tcW w:type="dxa" w:w="2268"/>
             <w:vAlign w:val="center"/>
           </w:tcPr>
           <w:p>
             <w:pPr>
+              <w:spacing w:after="0" w:before="0"/>
               <w:jc w:val="right"/>
             </w:pPr>
             <w:r>
@@ -5337,7 +6266,7 @@
                 <w:b/>
                 <w:i w:val="0"/>
                 <w:color w:val="000000"/>
-                <w:sz w:val="20"/>
+                <w:sz w:val="19"/>
               </w:rPr>
               <w:t>image_only</w:t>
             </w:r>
@@ -5345,11 +6274,12 @@
         </w:tc>
         <w:tc>
           <w:tcPr>
-            <w:tcW w:type="dxa" w:w="2379"/>
+            <w:tcW w:type="dxa" w:w="2268"/>
             <w:vAlign w:val="center"/>
           </w:tcPr>
           <w:p>
             <w:pPr>
+              <w:spacing w:after="0" w:before="0"/>
               <w:jc w:val="right"/>
             </w:pPr>
             <w:r>
@@ -5358,7 +6288,7 @@
                 <w:b/>
                 <w:i w:val="0"/>
                 <w:color w:val="000000"/>
-                <w:sz w:val="20"/>
+                <w:sz w:val="19"/>
               </w:rPr>
               <w:t>parsed_text_only</w:t>
             </w:r>
@@ -5366,11 +6296,12 @@
         </w:tc>
         <w:tc>
           <w:tcPr>
-            <w:tcW w:type="dxa" w:w="2379"/>
+            <w:tcW w:type="dxa" w:w="2268"/>
             <w:vAlign w:val="center"/>
           </w:tcPr>
           <w:p>
             <w:pPr>
+              <w:spacing w:after="0" w:before="0"/>
               <w:jc w:val="right"/>
             </w:pPr>
             <w:r>
@@ -5379,7 +6310,7 @@
                 <w:b/>
                 <w:i w:val="0"/>
                 <w:color w:val="000000"/>
-                <w:sz w:val="20"/>
+                <w:sz w:val="19"/>
               </w:rPr>
               <w:t>parsed_visual</w:t>
             </w:r>
@@ -5389,17 +6320,20 @@
       <w:tr>
         <w:tc>
           <w:tcPr>
-            <w:tcW w:type="dxa" w:w="2379"/>
+            <w:tcW w:type="dxa" w:w="2268"/>
             <w:vAlign w:val="center"/>
           </w:tcPr>
           <w:p>
+            <w:pPr>
+              <w:spacing w:after="0" w:before="0"/>
+            </w:pPr>
             <w:r>
               <w:rPr>
                 <w:rFonts w:ascii="Times New Roman" w:hAnsi="Times New Roman" w:eastAsia="NanumMyeongjo" w:cs="Times New Roman"/>
                 <w:b w:val="0"/>
                 <w:i w:val="0"/>
                 <w:color w:val="000000"/>
-                <w:sz w:val="20"/>
+                <w:sz w:val="19"/>
               </w:rPr>
               <w:t>InfoVQA</w:t>
             </w:r>
@@ -5407,11 +6341,12 @@
         </w:tc>
         <w:tc>
           <w:tcPr>
-            <w:tcW w:type="dxa" w:w="2379"/>
+            <w:tcW w:type="dxa" w:w="2268"/>
             <w:vAlign w:val="center"/>
           </w:tcPr>
           <w:p>
             <w:pPr>
+              <w:spacing w:after="0" w:before="0"/>
               <w:jc w:val="right"/>
             </w:pPr>
             <w:r>
@@ -5420,7 +6355,7 @@
                 <w:b w:val="0"/>
                 <w:i w:val="0"/>
                 <w:color w:val="000000"/>
-                <w:sz w:val="20"/>
+                <w:sz w:val="19"/>
               </w:rPr>
               <w:t>20 / 100 = 0.200</w:t>
             </w:r>
@@ -5428,11 +6363,12 @@
         </w:tc>
         <w:tc>
           <w:tcPr>
-            <w:tcW w:type="dxa" w:w="2379"/>
+            <w:tcW w:type="dxa" w:w="2268"/>
             <w:vAlign w:val="center"/>
           </w:tcPr>
           <w:p>
             <w:pPr>
+              <w:spacing w:after="0" w:before="0"/>
               <w:jc w:val="right"/>
             </w:pPr>
             <w:r>
@@ -5441,7 +6377,7 @@
                 <w:b w:val="0"/>
                 <w:i w:val="0"/>
                 <w:color w:val="000000"/>
-                <w:sz w:val="20"/>
+                <w:sz w:val="19"/>
               </w:rPr>
               <w:t>54 / 100 = 0.540</w:t>
             </w:r>
@@ -5449,11 +6385,12 @@
         </w:tc>
         <w:tc>
           <w:tcPr>
-            <w:tcW w:type="dxa" w:w="2379"/>
+            <w:tcW w:type="dxa" w:w="2268"/>
             <w:vAlign w:val="center"/>
           </w:tcPr>
           <w:p>
             <w:pPr>
+              <w:spacing w:after="0" w:before="0"/>
               <w:jc w:val="right"/>
             </w:pPr>
             <w:r>
@@ -5462,7 +6399,7 @@
                 <w:b w:val="0"/>
                 <w:i w:val="0"/>
                 <w:color w:val="000000"/>
-                <w:sz w:val="20"/>
+                <w:sz w:val="19"/>
               </w:rPr>
               <w:t>54 / 100 = 0.540</w:t>
             </w:r>
@@ -5472,17 +6409,20 @@
       <w:tr>
         <w:tc>
           <w:tcPr>
-            <w:tcW w:type="dxa" w:w="2379"/>
+            <w:tcW w:type="dxa" w:w="2268"/>
             <w:vAlign w:val="center"/>
           </w:tcPr>
           <w:p>
+            <w:pPr>
+              <w:spacing w:after="0" w:before="0"/>
+            </w:pPr>
             <w:r>
               <w:rPr>
                 <w:rFonts w:ascii="Times New Roman" w:hAnsi="Times New Roman" w:eastAsia="NanumMyeongjo" w:cs="Times New Roman"/>
                 <w:b w:val="0"/>
                 <w:i w:val="0"/>
                 <w:color w:val="000000"/>
-                <w:sz w:val="20"/>
+                <w:sz w:val="19"/>
               </w:rPr>
               <w:t>ChartQA</w:t>
             </w:r>
@@ -5490,11 +6430,12 @@
         </w:tc>
         <w:tc>
           <w:tcPr>
-            <w:tcW w:type="dxa" w:w="2379"/>
+            <w:tcW w:type="dxa" w:w="2268"/>
             <w:vAlign w:val="center"/>
           </w:tcPr>
           <w:p>
             <w:pPr>
+              <w:spacing w:after="0" w:before="0"/>
               <w:jc w:val="right"/>
             </w:pPr>
             <w:r>
@@ -5503,7 +6444,7 @@
                 <w:b w:val="0"/>
                 <w:i w:val="0"/>
                 <w:color w:val="000000"/>
-                <w:sz w:val="20"/>
+                <w:sz w:val="19"/>
               </w:rPr>
               <w:t>23 / 63 = 0.365</w:t>
             </w:r>
@@ -5511,11 +6452,12 @@
         </w:tc>
         <w:tc>
           <w:tcPr>
-            <w:tcW w:type="dxa" w:w="2379"/>
+            <w:tcW w:type="dxa" w:w="2268"/>
             <w:vAlign w:val="center"/>
           </w:tcPr>
           <w:p>
             <w:pPr>
+              <w:spacing w:after="0" w:before="0"/>
               <w:jc w:val="right"/>
             </w:pPr>
             <w:r>
@@ -5524,7 +6466,7 @@
                 <w:b w:val="0"/>
                 <w:i w:val="0"/>
                 <w:color w:val="000000"/>
-                <w:sz w:val="20"/>
+                <w:sz w:val="19"/>
               </w:rPr>
               <w:t>33 / 63 = 0.524</w:t>
             </w:r>
@@ -5532,11 +6474,12 @@
         </w:tc>
         <w:tc>
           <w:tcPr>
-            <w:tcW w:type="dxa" w:w="2379"/>
+            <w:tcW w:type="dxa" w:w="2268"/>
             <w:vAlign w:val="center"/>
           </w:tcPr>
           <w:p>
             <w:pPr>
+              <w:spacing w:after="0" w:before="0"/>
               <w:jc w:val="right"/>
             </w:pPr>
             <w:r>
@@ -5545,7 +6488,7 @@
                 <w:b w:val="0"/>
                 <w:i w:val="0"/>
                 <w:color w:val="000000"/>
-                <w:sz w:val="20"/>
+                <w:sz w:val="19"/>
               </w:rPr>
               <w:t>32 / 63 = 0.508</w:t>
             </w:r>
@@ -5555,17 +6498,20 @@
       <w:tr>
         <w:tc>
           <w:tcPr>
-            <w:tcW w:type="dxa" w:w="2379"/>
+            <w:tcW w:type="dxa" w:w="2268"/>
             <w:vAlign w:val="center"/>
           </w:tcPr>
           <w:p>
+            <w:pPr>
+              <w:spacing w:after="0" w:before="0"/>
+            </w:pPr>
             <w:r>
               <w:rPr>
                 <w:rFonts w:ascii="Times New Roman" w:hAnsi="Times New Roman" w:eastAsia="NanumMyeongjo" w:cs="Times New Roman"/>
                 <w:b w:val="0"/>
                 <w:i w:val="0"/>
                 <w:color w:val="000000"/>
-                <w:sz w:val="20"/>
+                <w:sz w:val="19"/>
               </w:rPr>
               <w:t>MP-DocVQA</w:t>
             </w:r>
@@ -5573,11 +6519,12 @@
         </w:tc>
         <w:tc>
           <w:tcPr>
-            <w:tcW w:type="dxa" w:w="2379"/>
+            <w:tcW w:type="dxa" w:w="2268"/>
             <w:vAlign w:val="center"/>
           </w:tcPr>
           <w:p>
             <w:pPr>
+              <w:spacing w:after="0" w:before="0"/>
               <w:jc w:val="right"/>
             </w:pPr>
             <w:r>
@@ -5586,7 +6533,7 @@
                 <w:b w:val="0"/>
                 <w:i w:val="0"/>
                 <w:color w:val="000000"/>
-                <w:sz w:val="20"/>
+                <w:sz w:val="19"/>
               </w:rPr>
               <w:t>17 / 100 = 0.170</w:t>
             </w:r>
@@ -5594,11 +6541,12 @@
         </w:tc>
         <w:tc>
           <w:tcPr>
-            <w:tcW w:type="dxa" w:w="2379"/>
+            <w:tcW w:type="dxa" w:w="2268"/>
             <w:vAlign w:val="center"/>
           </w:tcPr>
           <w:p>
             <w:pPr>
+              <w:spacing w:after="0" w:before="0"/>
               <w:jc w:val="right"/>
             </w:pPr>
             <w:r>
@@ -5607,7 +6555,7 @@
                 <w:b w:val="0"/>
                 <w:i w:val="0"/>
                 <w:color w:val="000000"/>
-                <w:sz w:val="20"/>
+                <w:sz w:val="19"/>
               </w:rPr>
               <w:t>76 / 100 = 0.760</w:t>
             </w:r>
@@ -5615,11 +6563,12 @@
         </w:tc>
         <w:tc>
           <w:tcPr>
-            <w:tcW w:type="dxa" w:w="2379"/>
+            <w:tcW w:type="dxa" w:w="2268"/>
             <w:vAlign w:val="center"/>
           </w:tcPr>
           <w:p>
             <w:pPr>
+              <w:spacing w:after="0" w:before="0"/>
               <w:jc w:val="right"/>
             </w:pPr>
             <w:r>
@@ -5628,7 +6577,7 @@
                 <w:b w:val="0"/>
                 <w:i w:val="0"/>
                 <w:color w:val="000000"/>
-                <w:sz w:val="20"/>
+                <w:sz w:val="19"/>
               </w:rPr>
               <w:t>80 / 100 = 0.800</w:t>
             </w:r>
@@ -5638,17 +6587,20 @@
       <w:tr>
         <w:tc>
           <w:tcPr>
-            <w:tcW w:type="dxa" w:w="2379"/>
+            <w:tcW w:type="dxa" w:w="2268"/>
             <w:vAlign w:val="center"/>
           </w:tcPr>
           <w:p>
+            <w:pPr>
+              <w:spacing w:after="0" w:before="0"/>
+            </w:pPr>
             <w:r>
               <w:rPr>
                 <w:rFonts w:ascii="Times New Roman" w:hAnsi="Times New Roman" w:eastAsia="NanumMyeongjo" w:cs="Times New Roman"/>
                 <w:b w:val="0"/>
                 <w:i w:val="0"/>
                 <w:color w:val="000000"/>
-                <w:sz w:val="20"/>
+                <w:sz w:val="19"/>
               </w:rPr>
               <w:t>SlideVQA</w:t>
             </w:r>
@@ -5656,11 +6608,12 @@
         </w:tc>
         <w:tc>
           <w:tcPr>
-            <w:tcW w:type="dxa" w:w="2379"/>
+            <w:tcW w:type="dxa" w:w="2268"/>
             <w:vAlign w:val="center"/>
           </w:tcPr>
           <w:p>
             <w:pPr>
+              <w:spacing w:after="0" w:before="0"/>
               <w:jc w:val="right"/>
             </w:pPr>
             <w:r>
@@ -5669,7 +6622,7 @@
                 <w:b w:val="0"/>
                 <w:i w:val="0"/>
                 <w:color w:val="000000"/>
-                <w:sz w:val="20"/>
+                <w:sz w:val="19"/>
               </w:rPr>
               <w:t>18 / 100 = 0.180</w:t>
             </w:r>
@@ -5677,11 +6630,12 @@
         </w:tc>
         <w:tc>
           <w:tcPr>
-            <w:tcW w:type="dxa" w:w="2379"/>
+            <w:tcW w:type="dxa" w:w="2268"/>
             <w:vAlign w:val="center"/>
           </w:tcPr>
           <w:p>
             <w:pPr>
+              <w:spacing w:after="0" w:before="0"/>
               <w:jc w:val="right"/>
             </w:pPr>
             <w:r>
@@ -5690,7 +6644,7 @@
                 <w:b w:val="0"/>
                 <w:i w:val="0"/>
                 <w:color w:val="000000"/>
-                <w:sz w:val="20"/>
+                <w:sz w:val="19"/>
               </w:rPr>
               <w:t>52 / 100 = 0.520</w:t>
             </w:r>
@@ -5698,11 +6652,12 @@
         </w:tc>
         <w:tc>
           <w:tcPr>
-            <w:tcW w:type="dxa" w:w="2379"/>
+            <w:tcW w:type="dxa" w:w="2268"/>
             <w:vAlign w:val="center"/>
           </w:tcPr>
           <w:p>
             <w:pPr>
+              <w:spacing w:after="0" w:before="0"/>
               <w:jc w:val="right"/>
             </w:pPr>
             <w:r>
@@ -5711,7 +6666,7 @@
                 <w:b w:val="0"/>
                 <w:i w:val="0"/>
                 <w:color w:val="000000"/>
-                <w:sz w:val="20"/>
+                <w:sz w:val="19"/>
               </w:rPr>
               <w:t>52 / 100 = 0.520</w:t>
             </w:r>
@@ -5721,9 +6676,19 @@
     </w:tbl>
     <w:p>
       <w:pPr>
-        <w:spacing w:after="200"/>
+        <w:spacing w:after="200" w:before="40"/>
         <w:jc w:val="center"/>
       </w:pPr>
+      <w:r>
+        <w:rPr>
+          <w:rFonts w:ascii="Times New Roman" w:hAnsi="Times New Roman" w:eastAsia="NanumMyeongjo" w:cs="Times New Roman"/>
+          <w:b/>
+          <w:i w:val="0"/>
+          <w:color w:val="000000"/>
+          <w:sz w:val="19"/>
+        </w:rPr>
+        <w:t xml:space="preserve">표 9. </w:t>
+      </w:r>
       <w:r>
         <w:rPr>
           <w:rFonts w:ascii="Times New Roman" w:hAnsi="Times New Roman" w:eastAsia="NanumMyeongjo" w:cs="Times New Roman"/>
@@ -5732,11 +6697,12 @@
           <w:color w:val="000000"/>
           <w:sz w:val="19"/>
         </w:rPr>
-        <w:t>표 8. 정답/전체 카운트. MP-DocVQA에서 parsed_visual이 parsed_text_only를 +4%p 상회한다.</w:t>
+        <w:t>정답/전체 카운트. MP-DocVQA에서 parsed_visual이 parsed_text_only를 +4%p 상회한다.</w:t>
       </w:r>
     </w:p>
     <w:p>
       <w:pPr>
+        <w:keepNext/>
         <w:spacing w:before="200" w:after="80"/>
       </w:pPr>
       <w:r>
@@ -5745,15 +6711,16 @@
           <w:b/>
           <w:i w:val="0"/>
           <w:color w:val="000000"/>
-          <w:sz w:val="24"/>
+          <w:sz w:val="23"/>
         </w:rPr>
-        <w:t>8.3 실행 통계</w:t>
+        <w:t>9.3 실행 통계</w:t>
       </w:r>
     </w:p>
     <w:p>
       <w:pPr>
-        <w:pStyle w:val="ListBullet"/>
-        <w:spacing w:after="40"/>
+        <w:spacing w:after="60" w:line="312" w:lineRule="auto"/>
+        <w:ind w:left="482" w:hanging="255"/>
+        <w:jc w:val="both"/>
       </w:pPr>
       <w:r>
         <w:rPr>
@@ -5761,15 +6728,27 @@
           <w:b w:val="0"/>
           <w:i w:val="0"/>
           <w:color w:val="000000"/>
-          <w:sz w:val="22"/>
+          <w:sz w:val="21"/>
         </w:rPr>
-        <w:t>총 generation call 수: 363 query × 3 mode = 약 1,089 calls (ChartQA 63 + 나머지 100 × 3).</w:t>
+        <w:t>·</w:t>
+        <w:tab/>
+      </w:r>
+      <w:r>
+        <w:rPr>
+          <w:rFonts w:ascii="Times New Roman" w:hAnsi="Times New Roman" w:eastAsia="NanumMyeongjo" w:cs="Times New Roman"/>
+          <w:b w:val="0"/>
+          <w:i w:val="0"/>
+          <w:color w:val="000000"/>
+          <w:sz w:val="21"/>
+        </w:rPr>
+        <w:t>총 generation call 수: 363 query × 3 mode ≈ 1,089 calls (ChartQA 63 + 나머지 100 × 3).</w:t>
       </w:r>
     </w:p>
     <w:p>
       <w:pPr>
-        <w:pStyle w:val="ListBullet"/>
-        <w:spacing w:after="40"/>
+        <w:spacing w:after="60" w:line="312" w:lineRule="auto"/>
+        <w:ind w:left="482" w:hanging="255"/>
+        <w:jc w:val="both"/>
       </w:pPr>
       <w:r>
         <w:rPr>
@@ -5777,15 +6756,27 @@
           <w:b w:val="0"/>
           <w:i w:val="0"/>
           <w:color w:val="000000"/>
-          <w:sz w:val="22"/>
+          <w:sz w:val="21"/>
         </w:rPr>
-        <w:t>총 실행 시간: 6,331초 (≈ 1시간 45분).</w:t>
+        <w:t>·</w:t>
+        <w:tab/>
+      </w:r>
+      <w:r>
+        <w:rPr>
+          <w:rFonts w:ascii="Times New Roman" w:hAnsi="Times New Roman" w:eastAsia="NanumMyeongjo" w:cs="Times New Roman"/>
+          <w:b w:val="0"/>
+          <w:i w:val="0"/>
+          <w:color w:val="000000"/>
+          <w:sz w:val="21"/>
+        </w:rPr>
+        <w:t>총 실행 시간: 6,331 초 (≈ 1시간 45분).</w:t>
       </w:r>
     </w:p>
     <w:p>
       <w:pPr>
-        <w:pStyle w:val="ListBullet"/>
-        <w:spacing w:after="40"/>
+        <w:spacing w:after="60" w:line="312" w:lineRule="auto"/>
+        <w:ind w:left="482" w:hanging="255"/>
+        <w:jc w:val="both"/>
       </w:pPr>
       <w:r>
         <w:rPr>
@@ -5793,15 +6784,27 @@
           <w:b w:val="0"/>
           <w:i w:val="0"/>
           <w:color w:val="000000"/>
-          <w:sz w:val="22"/>
+          <w:sz w:val="21"/>
         </w:rPr>
-        <w:t>최장 단일 mode: InfoVQA × parsed_visual, 약 65분 (큰 infographics + 결합 evidence 길이로 인한 sequence length 증가).</w:t>
+        <w:t>·</w:t>
+        <w:tab/>
+      </w:r>
+      <w:r>
+        <w:rPr>
+          <w:rFonts w:ascii="Times New Roman" w:hAnsi="Times New Roman" w:eastAsia="NanumMyeongjo" w:cs="Times New Roman"/>
+          <w:b w:val="0"/>
+          <w:i w:val="0"/>
+          <w:color w:val="000000"/>
+          <w:sz w:val="21"/>
+        </w:rPr>
+        <w:t>최장 단일 mode: InfoVQA × parsed_visual ≈ 65분 (큰 infographics와 결합 evidence로 인한 sequence length 증가).</w:t>
       </w:r>
     </w:p>
     <w:p>
       <w:pPr>
-        <w:pStyle w:val="ListBullet"/>
-        <w:spacing w:after="40"/>
+        <w:spacing w:after="60" w:line="312" w:lineRule="auto"/>
+        <w:ind w:left="482" w:hanging="255"/>
+        <w:jc w:val="both"/>
       </w:pPr>
       <w:r>
         <w:rPr>
@@ -5809,15 +6812,27 @@
           <w:b w:val="0"/>
           <w:i w:val="0"/>
           <w:color w:val="000000"/>
-          <w:sz w:val="22"/>
+          <w:sz w:val="21"/>
         </w:rPr>
-        <w:t>최단 단일 mode: ChartQA × image_only, 약 1분 (63 질의, 단순 prompt).</w:t>
+        <w:t>·</w:t>
+        <w:tab/>
+      </w:r>
+      <w:r>
+        <w:rPr>
+          <w:rFonts w:ascii="Times New Roman" w:hAnsi="Times New Roman" w:eastAsia="NanumMyeongjo" w:cs="Times New Roman"/>
+          <w:b w:val="0"/>
+          <w:i w:val="0"/>
+          <w:color w:val="000000"/>
+          <w:sz w:val="21"/>
+        </w:rPr>
+        <w:t>최단 단일 mode: ChartQA × image_only ≈ 1분 (63 질의, 단순 prompt).</w:t>
       </w:r>
     </w:p>
     <w:p>
       <w:pPr>
-        <w:pStyle w:val="ListBullet"/>
-        <w:spacing w:after="40"/>
+        <w:spacing w:after="60" w:line="312" w:lineRule="auto"/>
+        <w:ind w:left="482" w:hanging="255"/>
+        <w:jc w:val="both"/>
       </w:pPr>
       <w:r>
         <w:rPr>
@@ -5825,15 +6840,27 @@
           <w:b w:val="0"/>
           <w:i w:val="0"/>
           <w:color w:val="000000"/>
-          <w:sz w:val="22"/>
+          <w:sz w:val="21"/>
         </w:rPr>
-        <w:t>GPU 점유: 최대 7.9 GB / 8 GB. 평균 GPU util 80~100%.</w:t>
+        <w:t>·</w:t>
+        <w:tab/>
+      </w:r>
+      <w:r>
+        <w:rPr>
+          <w:rFonts w:ascii="Times New Roman" w:hAnsi="Times New Roman" w:eastAsia="NanumMyeongjo" w:cs="Times New Roman"/>
+          <w:b w:val="0"/>
+          <w:i w:val="0"/>
+          <w:color w:val="000000"/>
+          <w:sz w:val="21"/>
+        </w:rPr>
+        <w:t>GPU 점유: 최대 7.9 GB / 8 GB, 평균 utilisation 80~100%.</w:t>
       </w:r>
     </w:p>
     <w:p>
       <w:pPr>
-        <w:pStyle w:val="ListBullet"/>
-        <w:spacing w:after="40"/>
+        <w:spacing w:after="60" w:line="312" w:lineRule="auto"/>
+        <w:ind w:left="482" w:hanging="255"/>
+        <w:jc w:val="both"/>
       </w:pPr>
       <w:r>
         <w:rPr>
@@ -5841,17 +6868,26 @@
           <w:b w:val="0"/>
           <w:i w:val="0"/>
           <w:color w:val="000000"/>
-          <w:sz w:val="22"/>
+          <w:sz w:val="21"/>
         </w:rPr>
-        <w:t>Upstage parse cost: 약 248 페이지 (4 데이터셋 합산), 추정 USD 3~5.</w:t>
+        <w:t>·</w:t>
+        <w:tab/>
+      </w:r>
+      <w:r>
+        <w:rPr>
+          <w:rFonts w:ascii="Times New Roman" w:hAnsi="Times New Roman" w:eastAsia="NanumMyeongjo" w:cs="Times New Roman"/>
+          <w:b w:val="0"/>
+          <w:i w:val="0"/>
+          <w:color w:val="000000"/>
+          <w:sz w:val="21"/>
+        </w:rPr>
+        <w:t>Upstage parse cost: 248 페이지(4 데이터셋 합산), 추정 USD 3~5.</w:t>
       </w:r>
     </w:p>
     <w:p>
       <w:pPr>
+        <w:keepNext/>
         <w:spacing w:before="280" w:after="80"/>
-        <w:pBdr>
-          <w:bottom w:val="single" w:sz="6" w:space="1" w:color="000000"/>
-        </w:pBdr>
       </w:pPr>
       <w:r>
         <w:rPr>
@@ -5859,13 +6895,14 @@
           <w:b/>
           <w:i w:val="0"/>
           <w:color w:val="000000"/>
-          <w:sz w:val="28"/>
+          <w:sz w:val="26"/>
         </w:rPr>
-        <w:t>9. 논의</w:t>
+        <w:t>10. 논의</w:t>
       </w:r>
     </w:p>
     <w:p>
       <w:pPr>
+        <w:keepNext/>
         <w:spacing w:before="200" w:after="80"/>
       </w:pPr>
       <w:r>
@@ -5874,14 +6911,15 @@
           <w:b/>
           <w:i w:val="0"/>
           <w:color w:val="000000"/>
-          <w:sz w:val="24"/>
+          <w:sz w:val="23"/>
         </w:rPr>
-        <w:t>9.1 v12-general의 효과는 강하게 확인된다</w:t>
+        <w:t>10.1 v12-general의 효과</w:t>
       </w:r>
     </w:p>
     <w:p>
       <w:pPr>
-        <w:spacing w:after="120" w:before="0"/>
+        <w:spacing w:after="80" w:before="0" w:line="324" w:lineRule="auto"/>
+        <w:ind w:firstLine="482"/>
         <w:jc w:val="both"/>
       </w:pPr>
       <w:r>
@@ -5890,13 +6928,14 @@
           <w:b w:val="0"/>
           <w:i w:val="0"/>
           <w:color w:val="000000"/>
-          <w:sz w:val="22"/>
+          <w:sz w:val="21"/>
         </w:rPr>
-        <w:t>모든 4개 데이터셋에서 parsed_visual은 시각 전용 baseline을 큰 폭으로 상회한다. macro 평균 기준 +36.32%p의 향상은 단순한 양자화 잡음이나 표본 변동으로 설명될 수 없는 크기이며, 본 환경의 generator가 시각만으로는 답을 도출하기 어려운 질의가 다수임을 시사한다. 특히 baseline의 절대값이 0.17~0.20 구간으로 매우 낮은 점은, 작은 GPU·양자화·해상도 캡이 결합되어 시각 전용 입력의 정보 접근성이 크게 제한되었음을 보여준다.</w:t>
+        <w:t>모든 4개 데이터셋에서 parsed_visual은 시각 전용 baseline을 큰 폭으로 상회한다. macro 기준 +36.32%p의 향상은 단순한 양자화 잡음이나 표본 변동으로 설명되지 않으며, 본 환경의 generator가 시각만으로는 답을 도출하기 어려운 질의가 다수임을 시사한다. baseline의 절대 정확도가 0.17~0.20에 그치는 점은 작은 GPU·양자화·해상도 캡이 결합되어 시각 전용 입력의 정보 접근성이 크게 제한되었음을 보여준다.</w:t>
       </w:r>
     </w:p>
     <w:p>
       <w:pPr>
+        <w:keepNext/>
         <w:spacing w:before="200" w:after="80"/>
       </w:pPr>
       <w:r>
@@ -5905,14 +6944,15 @@
           <w:b/>
           <w:i w:val="0"/>
           <w:color w:val="000000"/>
-          <w:sz w:val="24"/>
+          <w:sz w:val="23"/>
         </w:rPr>
-        <w:t>9.2 MP-DocVQA에서의 parsed_visual 우위</w:t>
+        <w:t>10.2 MP-DocVQA에서의 parsed_visual 우위</w:t>
       </w:r>
     </w:p>
     <w:p>
       <w:pPr>
-        <w:spacing w:after="120" w:before="0"/>
+        <w:spacing w:after="80" w:before="0" w:line="324" w:lineRule="auto"/>
+        <w:ind w:firstLine="482"/>
         <w:jc w:val="both"/>
       </w:pPr>
       <w:r>
@@ -5921,13 +6961,14 @@
           <w:b w:val="0"/>
           <w:i w:val="0"/>
           <w:color w:val="000000"/>
-          <w:sz w:val="22"/>
+          <w:sz w:val="21"/>
         </w:rPr>
-        <w:t>네 개 데이터셋 중 MP-DocVQA에서만 parsed_visual이 parsed_text_only를 명확히 상회한다 (0.800 vs 0.760, +4.0%p). MP-DocVQA는 다중 페이지 문서에서 표·문단·필드 등 레이아웃 정보가 답변에 중요한 데이터셋이다. 파싱 텍스트만으로는 ‘어느 표의 어느 행’이라는 위치 정보가 일부 손실되며, 원본 이미지가 이 손실을 보완한다는 해석이 자연스럽다. 본 결과는 v12-general이 단순한 OCR-only 시스템 대비 추가 가치를 제공할 수 있음을 시사하는 가장 직접적인 증거이다.</w:t>
+        <w:t>MP-DocVQA에서는 parsed_visual이 parsed_text_only를 명확히 상회한다(0.800 vs. 0.760, +4.0%p). MP-DocVQA는 다중 페이지 문서에서 표·문단·필드 등 레이아웃 정보가 답에 기여하는 데이터셋이다. 파싱 텍스트만으로는 “어느 표의 어느 행” 수준의 위치 정보가 일부 손실되며, 원본 이미지가 이 손실을 보완하는 것으로 해석된다. 본 결과는 v12-general이 OCR-only 시스템 대비 추가 가치를 제공할 수 있음을 시사하는 가장 직접적인 증거이다.</w:t>
       </w:r>
     </w:p>
     <w:p>
       <w:pPr>
+        <w:keepNext/>
         <w:spacing w:before="200" w:after="80"/>
       </w:pPr>
       <w:r>
@@ -5936,14 +6977,15 @@
           <w:b/>
           <w:i w:val="0"/>
           <w:color w:val="000000"/>
-          <w:sz w:val="24"/>
+          <w:sz w:val="23"/>
         </w:rPr>
-        <w:t>9.3 ChartQA에서의 역방향: parsed_text_only ≥ parsed_visual</w:t>
+        <w:t>10.3 ChartQA에서의 역방향</w:t>
       </w:r>
     </w:p>
     <w:p>
       <w:pPr>
-        <w:spacing w:after="120" w:before="0"/>
+        <w:spacing w:after="80" w:before="0" w:line="324" w:lineRule="auto"/>
+        <w:ind w:firstLine="482"/>
         <w:jc w:val="both"/>
       </w:pPr>
       <w:r>
@@ -5952,13 +6994,14 @@
           <w:b w:val="0"/>
           <w:i w:val="0"/>
           <w:color w:val="000000"/>
-          <w:sz w:val="22"/>
+          <w:sz w:val="21"/>
         </w:rPr>
-        <w:t>반면 ChartQA에서는 parsed_text_only(0.524)가 parsed_visual(0.508)을 약 1.6%p 앞선다. 본 환경에서 ChartQA 차트는 일반적으로 800×600 픽셀 수준이라 해상도 캡 자체는 적용되지 않지만, 차트의 숫자 정보를 Upstage 파싱이 잘 추출한 경우 (i) 텍스트만으로 답이 가능하며, (ii) 이미지가 추가되면 모델이 시각 정보와 텍스트 정보 사이에서 혼동하여 단순 텍스트보다 약간 떨어질 수 있다. 본 현상은 부정적 결과가 아니라 ‘OCR이 충분히 강하면 시각 추가는 한계 수익이 작거나 음수일 수 있음’을 보여주는 자연스러운 발견이다.</w:t>
+        <w:t>ChartQA에서는 parsed_text_only(0.524)가 parsed_visual(0.508)을 약 1.6%p 앞선다. 본 환경에서 ChartQA 차트는 일반적으로 800×600 픽셀 수준이므로 해상도 캡은 적용되지 않으나, Upstage 파싱이 차트의 수치 정보를 잘 추출한 경우 (i) 텍스트만으로 답이 가능하며 (ii) 이미지가 추가되면 모델이 시각 정보와 텍스트 정보 사이에서 약간의 혼동을 일으킬 수 있다. 본 현상은 부정적 결과가 아니라 OCR이 충분히 강할 경우 시각 추가의 한계 수익이 작거나 음의 값을 가질 수 있음을 보여주는 자연스러운 발견이다.</w:t>
       </w:r>
     </w:p>
     <w:p>
       <w:pPr>
+        <w:keepNext/>
         <w:spacing w:before="200" w:after="80"/>
       </w:pPr>
       <w:r>
@@ -5967,14 +7010,15 @@
           <w:b/>
           <w:i w:val="0"/>
           <w:color w:val="000000"/>
-          <w:sz w:val="24"/>
+          <w:sz w:val="23"/>
         </w:rPr>
-        <w:t>9.4 InfoVQA와 SlideVQA의 동률</w:t>
+        <w:t>10.4 InfoVQA와 SlideVQA의 동률</w:t>
       </w:r>
     </w:p>
     <w:p>
       <w:pPr>
-        <w:spacing w:after="120" w:before="0"/>
+        <w:spacing w:after="80" w:before="0" w:line="324" w:lineRule="auto"/>
+        <w:ind w:firstLine="482"/>
         <w:jc w:val="both"/>
       </w:pPr>
       <w:r>
@@ -5983,13 +7027,14 @@
           <w:b w:val="0"/>
           <w:i w:val="0"/>
           <w:color w:val="000000"/>
-          <w:sz w:val="22"/>
+          <w:sz w:val="21"/>
         </w:rPr>
-        <w:t>InfoVQA와 SlideVQA에서는 parsed_text_only와 parsed_visual이 동일한 정확도를 보였다 (각각 0.540, 0.520). InfoVQA는 max_pixels 캡이 가장 강하게 작용하는 데이터셋이며, 따라서 이미지 입력의 정보 밀도가 낮아져 텍스트와 결합해도 한계 이득이 없는 것으로 해석된다. SlideVQA는 슬라이드 자체가 큰 글씨 위주라 파싱이 거의 모든 정보를 보존했을 가능성이 크다.</w:t>
+        <w:t>InfoVQA와 SlideVQA에서는 parsed_text_only와 parsed_visual이 동일한 정확도를 보였다(각각 0.540, 0.520). InfoVQA는 max_pixels 캡이 가장 강하게 작용하는 데이터셋으로, 이미지 입력의 정보 밀도가 낮아져 텍스트와 결합해도 한계 이득이 없는 것으로 해석된다. SlideVQA는 슬라이드 자체가 큰 글씨 중심이라 파싱이 대부분의 정보를 보존했을 가능성이 크다.</w:t>
       </w:r>
     </w:p>
     <w:p>
       <w:pPr>
+        <w:keepNext/>
         <w:spacing w:before="200" w:after="80"/>
       </w:pPr>
       <w:r>
@@ -5998,14 +7043,15 @@
           <w:b/>
           <w:i w:val="0"/>
           <w:color w:val="000000"/>
-          <w:sz w:val="24"/>
+          <w:sz w:val="23"/>
         </w:rPr>
-        <w:t>9.5 결과 종합과 발표 framing</w:t>
+        <w:t>10.5 결과의 framing</w:t>
       </w:r>
     </w:p>
     <w:p>
       <w:pPr>
-        <w:spacing w:after="120" w:before="0"/>
+        <w:spacing w:after="80" w:before="0" w:line="324" w:lineRule="auto"/>
+        <w:ind w:firstLine="482"/>
         <w:jc w:val="both"/>
       </w:pPr>
       <w:r>
@@ -6014,14 +7060,14 @@
           <w:b w:val="0"/>
           <w:i w:val="0"/>
           <w:color w:val="000000"/>
-          <w:sz w:val="22"/>
+          <w:sz w:val="21"/>
         </w:rPr>
-        <w:t>본 결과는 다음의 학술적 주장으로 framing할 수 있다.</w:t>
+        <w:t>본 결과는 다음과 같이 framing할 수 있다.</w:t>
       </w:r>
     </w:p>
     <w:p>
       <w:pPr>
-        <w:spacing w:after="120"/>
+        <w:spacing w:after="120" w:line="300" w:lineRule="auto"/>
         <w:ind w:left="454" w:right="454"/>
         <w:jc w:val="both"/>
       </w:pPr>
@@ -6033,15 +7079,13 @@
           <w:color w:val="000000"/>
           <w:sz w:val="21"/>
         </w:rPr>
-        <w:t>‘단일 8 GB GPU 환경에서 Qwen2-VL-7B를 4-bit NF4로 적재하고 이미지 해상도를 1.3M 픽셀로 제한한 제약 환경에서, 페이지 이미지만 사용하는 baseline은 macro 정확도 0.229에 머문다. Upstage Document Parse로 추출한 파싱 텍스트를 동일 generator에 함께 제공하는 Parsed-Visual RAG는 macro 정확도 0.592 (+36.32%p)를 달성한다. 특히 페이지 레이아웃이 중요한 MP-DocVQA에서 텍스트 단독 입력 대비 +4.0%p의 추가 이득이 관찰되어, 이미지 증거와 파싱 증거가 상보적임을 보인다.’</w:t>
+        <w:t>“단일 8 GB GPU 환경에서 Qwen2-VL-7B를 4-bit NF4로 적재하고 이미지 해상도를 1.3 M 픽셀로 제한한 제약 환경에서, 페이지 이미지만 사용하는 baseline은 macro 정확도 0.229에 머문다. Upstage Document Parse로 추출한 파싱 텍스트를 동일 generator에 함께 제공하는 Parsed-Visual RAG는 macro 정확도 0.592(+36.32%p)를 달성한다. 특히 페이지 레이아웃이 중요한 MP-DocVQA에서는 텍스트 단독 입력 대비 +4.0%p의 추가 이득이 관찰되어, 이미지 증거와 파싱 증거의 상보성을 시사한다.”</w:t>
       </w:r>
     </w:p>
     <w:p>
       <w:pPr>
+        <w:keepNext/>
         <w:spacing w:before="280" w:after="80"/>
-        <w:pBdr>
-          <w:bottom w:val="single" w:sz="6" w:space="1" w:color="000000"/>
-        </w:pBdr>
       </w:pPr>
       <w:r>
         <w:rPr>
@@ -6049,128 +7093,15 @@
           <w:b/>
           <w:i w:val="0"/>
           <w:color w:val="000000"/>
-          <w:sz w:val="28"/>
+          <w:sz w:val="26"/>
         </w:rPr>
-        <w:t>10. 한계와 후속 작업</w:t>
+        <w:t>11. 한계와 후속 작업</w:t>
       </w:r>
     </w:p>
     <w:p>
       <w:pPr>
-        <w:pStyle w:val="ListNumber"/>
-        <w:spacing w:after="40"/>
-      </w:pPr>
-      <w:r>
-        <w:rPr>
-          <w:rFonts w:ascii="Times New Roman" w:hAnsi="Times New Roman" w:eastAsia="NanumMyeongjo" w:cs="Times New Roman"/>
-          <w:b w:val="0"/>
-          <w:i w:val="0"/>
-          <w:color w:val="000000"/>
-          <w:sz w:val="22"/>
-        </w:rPr>
-        <w:t>Generator paper-alignment 미실시. 본 결과는 Qwen2-VL-7B + NF4에 한정된다. VisRAG 논문 권장 모델인 MiniCPM-V 2.6에서 동일한 패턴이 재현되는지는 별도 cross-check가 필요하며, 이는 ≥16 GB GPU에서의 후속 실험으로 정의한다.</w:t>
-      </w:r>
-    </w:p>
-    <w:p>
-      <w:pPr>
-        <w:pStyle w:val="ListNumber"/>
-        <w:spacing w:after="40"/>
-      </w:pPr>
-      <w:r>
-        <w:rPr>
-          <w:rFonts w:ascii="Times New Roman" w:hAnsi="Times New Roman" w:eastAsia="NanumMyeongjo" w:cs="Times New Roman"/>
-          <w:b w:val="0"/>
-          <w:i w:val="0"/>
-          <w:color w:val="000000"/>
-          <w:sz w:val="22"/>
-        </w:rPr>
-        <w:t>Retrieval 비교 미실시. 본 연구는 oracle 검색을 사용하여 generation 효과만을 측정한다. VisRAG-Ret (시각 임베딩) 대 BM25 (파싱 텍스트) 검색 비교는 별도의 retrieval 보고로 분리된다. 본 코드베이스에는 BM25 및 평가 도구가 이미 구현되어 있으며, VisRAG-Ret만 ≥40 GB GPU에서 실행하면 retrieval 표를 산출할 수 있다.</w:t>
-      </w:r>
-    </w:p>
-    <w:p>
-      <w:pPr>
-        <w:pStyle w:val="ListNumber"/>
-        <w:spacing w:after="40"/>
-      </w:pPr>
-      <w:r>
-        <w:rPr>
-          <w:rFonts w:ascii="Times New Roman" w:hAnsi="Times New Roman" w:eastAsia="NanumMyeongjo" w:cs="Times New Roman"/>
-          <w:b w:val="0"/>
-          <w:i w:val="0"/>
-          <w:color w:val="000000"/>
-          <w:sz w:val="22"/>
-        </w:rPr>
-        <w:t>표본 크기. 데이터셋당 첫 100 질의 (ChartQA 63)는 5%p 단위의 delta를 검출하기에는 충분하지만, 데이터셋 내 부분 분포 효과를 확인하려면 풀 평가가 필요하다.</w:t>
-      </w:r>
-    </w:p>
-    <w:p>
-      <w:pPr>
-        <w:pStyle w:val="ListNumber"/>
-        <w:spacing w:after="40"/>
-      </w:pPr>
-      <w:r>
-        <w:rPr>
-          <w:rFonts w:ascii="Times New Roman" w:hAnsi="Times New Roman" w:eastAsia="NanumMyeongjo" w:cs="Times New Roman"/>
-          <w:b w:val="0"/>
-          <w:i w:val="0"/>
-          <w:color w:val="000000"/>
-          <w:sz w:val="22"/>
-        </w:rPr>
-        <w:t>이미지 해상도 캡의 영향. max_pixels=1.3M은 8 GB GPU 제약의 결과이며, 풀 해상도 환경에서는 특히 ChartQA·InfoVQA의 결과가 달라질 수 있다.</w:t>
-      </w:r>
-    </w:p>
-    <w:p>
-      <w:pPr>
-        <w:pStyle w:val="ListNumber"/>
-        <w:spacing w:after="40"/>
-      </w:pPr>
-      <w:r>
-        <w:rPr>
-          <w:rFonts w:ascii="Times New Roman" w:hAnsi="Times New Roman" w:eastAsia="NanumMyeongjo" w:cs="Times New Roman"/>
-          <w:b w:val="0"/>
-          <w:i w:val="0"/>
-          <w:color w:val="000000"/>
-          <w:sz w:val="22"/>
-        </w:rPr>
-        <w:t>Top-k = 1 고정. VisRAG 논문은 top-k=1,2,3에 대한 정확도 곡선을 보고한다. oracle 모드의 top-k=1은 가장 보수적인 가정이며, 실제 검색·다중 페이지 결합 효과는 별도 분석이 필요하다.</w:t>
-      </w:r>
-    </w:p>
-    <w:p>
-      <w:pPr>
-        <w:pStyle w:val="ListNumber"/>
-        <w:spacing w:after="40"/>
-      </w:pPr>
-      <w:r>
-        <w:rPr>
-          <w:rFonts w:ascii="Times New Roman" w:hAnsi="Times New Roman" w:eastAsia="NanumMyeongjo" w:cs="Times New Roman"/>
-          <w:b w:val="0"/>
-          <w:i w:val="0"/>
-          <w:color w:val="000000"/>
-          <w:sz w:val="22"/>
-        </w:rPr>
-        <w:t>Generator 스케일 비교 부재. PPT의 Table 2 (Qwen2-VL-72B, InternVL2.5-78B, Qwen2.5-VL-72B)는 큰 모델 가족에 대한 generator scaling 비교이며, 본 보고서의 범위 밖이다. 후속 실험에서 API (DashScope, OpenRouter 등) 또는 cloud GPU로 보완 가능하다.</w:t>
-      </w:r>
-    </w:p>
-    <w:p>
-      <w:pPr>
-        <w:spacing w:before="280" w:after="80"/>
-        <w:pBdr>
-          <w:bottom w:val="single" w:sz="6" w:space="1" w:color="000000"/>
-        </w:pBdr>
-      </w:pPr>
-      <w:r>
-        <w:rPr>
-          <w:rFonts w:ascii="Times New Roman" w:hAnsi="Times New Roman" w:eastAsia="NanumMyeongjo" w:cs="Times New Roman"/>
-          <w:b/>
-          <w:i w:val="0"/>
-          <w:color w:val="000000"/>
-          <w:sz w:val="28"/>
-        </w:rPr>
-        <w:t>11. 재현성</w:t>
-      </w:r>
-    </w:p>
-    <w:p>
-      <w:pPr>
-        <w:spacing w:after="120" w:before="0"/>
+        <w:spacing w:after="60" w:line="312" w:lineRule="auto"/>
+        <w:ind w:left="482" w:hanging="482"/>
         <w:jc w:val="both"/>
       </w:pPr>
       <w:r>
@@ -6179,14 +7110,198 @@
           <w:b w:val="0"/>
           <w:i w:val="0"/>
           <w:color w:val="000000"/>
-          <w:sz w:val="22"/>
+          <w:sz w:val="21"/>
+        </w:rPr>
+        <w:t>(1)</w:t>
+        <w:tab/>
+      </w:r>
+      <w:r>
+        <w:rPr>
+          <w:rFonts w:ascii="Times New Roman" w:hAnsi="Times New Roman" w:eastAsia="NanumMyeongjo" w:cs="Times New Roman"/>
+          <w:b w:val="0"/>
+          <w:i w:val="0"/>
+          <w:color w:val="000000"/>
+          <w:sz w:val="21"/>
+        </w:rPr>
+        <w:t>Generator paper-alignment의 미실시. 본 결과는 Qwen2-VL-7B + NF4에 한정된다. MiniCPM-V 2.6에서 동일한 패턴이 재현되는지는 ≥16 GB GPU에서의 별도 cross-check가 필요하다.</w:t>
+      </w:r>
+    </w:p>
+    <w:p>
+      <w:pPr>
+        <w:spacing w:after="60" w:line="312" w:lineRule="auto"/>
+        <w:ind w:left="482" w:hanging="482"/>
+        <w:jc w:val="both"/>
+      </w:pPr>
+      <w:r>
+        <w:rPr>
+          <w:rFonts w:ascii="Times New Roman" w:hAnsi="Times New Roman" w:eastAsia="NanumMyeongjo" w:cs="Times New Roman"/>
+          <w:b w:val="0"/>
+          <w:i w:val="0"/>
+          <w:color w:val="000000"/>
+          <w:sz w:val="21"/>
+        </w:rPr>
+        <w:t>(2)</w:t>
+        <w:tab/>
+      </w:r>
+      <w:r>
+        <w:rPr>
+          <w:rFonts w:ascii="Times New Roman" w:hAnsi="Times New Roman" w:eastAsia="NanumMyeongjo" w:cs="Times New Roman"/>
+          <w:b w:val="0"/>
+          <w:i w:val="0"/>
+          <w:color w:val="000000"/>
+          <w:sz w:val="21"/>
+        </w:rPr>
+        <w:t>Retrieval 비교의 미실시. 본 연구는 oracle 검색을 사용하여 generation 효과만을 측정한다. VisRAG-Ret(시각 임베딩) 대 BM25(파싱 텍스트) 검색 비교는 별도의 retrieval 보고로 분리된다. 본 코드베이스에는 BM25 인덱스와 평가 도구가 이미 구현되어 있어, VisRAG-Ret만 ≥40 GB GPU에서 실행하면 retrieval 표를 산출할 수 있다.</w:t>
+      </w:r>
+    </w:p>
+    <w:p>
+      <w:pPr>
+        <w:spacing w:after="60" w:line="312" w:lineRule="auto"/>
+        <w:ind w:left="482" w:hanging="482"/>
+        <w:jc w:val="both"/>
+      </w:pPr>
+      <w:r>
+        <w:rPr>
+          <w:rFonts w:ascii="Times New Roman" w:hAnsi="Times New Roman" w:eastAsia="NanumMyeongjo" w:cs="Times New Roman"/>
+          <w:b w:val="0"/>
+          <w:i w:val="0"/>
+          <w:color w:val="000000"/>
+          <w:sz w:val="21"/>
+        </w:rPr>
+        <w:t>(3)</w:t>
+        <w:tab/>
+      </w:r>
+      <w:r>
+        <w:rPr>
+          <w:rFonts w:ascii="Times New Roman" w:hAnsi="Times New Roman" w:eastAsia="NanumMyeongjo" w:cs="Times New Roman"/>
+          <w:b w:val="0"/>
+          <w:i w:val="0"/>
+          <w:color w:val="000000"/>
+          <w:sz w:val="21"/>
+        </w:rPr>
+        <w:t>표본 크기. 데이터셋당 첫 100 질의(ChartQA 63)는 5%p 단위의 Δ 검출에는 충분하나, 데이터셋 내 부분 분포 효과를 분석하려면 풀 평가가 요구된다.</w:t>
+      </w:r>
+    </w:p>
+    <w:p>
+      <w:pPr>
+        <w:spacing w:after="60" w:line="312" w:lineRule="auto"/>
+        <w:ind w:left="482" w:hanging="482"/>
+        <w:jc w:val="both"/>
+      </w:pPr>
+      <w:r>
+        <w:rPr>
+          <w:rFonts w:ascii="Times New Roman" w:hAnsi="Times New Roman" w:eastAsia="NanumMyeongjo" w:cs="Times New Roman"/>
+          <w:b w:val="0"/>
+          <w:i w:val="0"/>
+          <w:color w:val="000000"/>
+          <w:sz w:val="21"/>
+        </w:rPr>
+        <w:t>(4)</w:t>
+        <w:tab/>
+      </w:r>
+      <w:r>
+        <w:rPr>
+          <w:rFonts w:ascii="Times New Roman" w:hAnsi="Times New Roman" w:eastAsia="NanumMyeongjo" w:cs="Times New Roman"/>
+          <w:b w:val="0"/>
+          <w:i w:val="0"/>
+          <w:color w:val="000000"/>
+          <w:sz w:val="21"/>
+        </w:rPr>
+        <w:t>이미지 해상도 캡의 영향. max_pixels = 1.3 M은 8 GB GPU 제약의 결과이며, 풀 해상도 환경에서는 특히 ChartQA·InfoVQA의 결과가 달라질 수 있다.</w:t>
+      </w:r>
+    </w:p>
+    <w:p>
+      <w:pPr>
+        <w:spacing w:after="60" w:line="312" w:lineRule="auto"/>
+        <w:ind w:left="482" w:hanging="482"/>
+        <w:jc w:val="both"/>
+      </w:pPr>
+      <w:r>
+        <w:rPr>
+          <w:rFonts w:ascii="Times New Roman" w:hAnsi="Times New Roman" w:eastAsia="NanumMyeongjo" w:cs="Times New Roman"/>
+          <w:b w:val="0"/>
+          <w:i w:val="0"/>
+          <w:color w:val="000000"/>
+          <w:sz w:val="21"/>
+        </w:rPr>
+        <w:t>(5)</w:t>
+        <w:tab/>
+      </w:r>
+      <w:r>
+        <w:rPr>
+          <w:rFonts w:ascii="Times New Roman" w:hAnsi="Times New Roman" w:eastAsia="NanumMyeongjo" w:cs="Times New Roman"/>
+          <w:b w:val="0"/>
+          <w:i w:val="0"/>
+          <w:color w:val="000000"/>
+          <w:sz w:val="21"/>
+        </w:rPr>
+        <w:t>Top-k = 1 고정. VisRAG 논문은 top-k = 1, 2, 3에 대한 정확도 곡선을 보고하나, 본 보고서는 oracle 모드의 top-k = 1로 한정된다.</w:t>
+      </w:r>
+    </w:p>
+    <w:p>
+      <w:pPr>
+        <w:spacing w:after="60" w:line="312" w:lineRule="auto"/>
+        <w:ind w:left="482" w:hanging="482"/>
+        <w:jc w:val="both"/>
+      </w:pPr>
+      <w:r>
+        <w:rPr>
+          <w:rFonts w:ascii="Times New Roman" w:hAnsi="Times New Roman" w:eastAsia="NanumMyeongjo" w:cs="Times New Roman"/>
+          <w:b w:val="0"/>
+          <w:i w:val="0"/>
+          <w:color w:val="000000"/>
+          <w:sz w:val="21"/>
+        </w:rPr>
+        <w:t>(6)</w:t>
+        <w:tab/>
+      </w:r>
+      <w:r>
+        <w:rPr>
+          <w:rFonts w:ascii="Times New Roman" w:hAnsi="Times New Roman" w:eastAsia="NanumMyeongjo" w:cs="Times New Roman"/>
+          <w:b w:val="0"/>
+          <w:i w:val="0"/>
+          <w:color w:val="000000"/>
+          <w:sz w:val="21"/>
+        </w:rPr>
+        <w:t>Generator 스케일 비교의 부재. 사전 자료의 Table 2 (Qwen2-VL-72B, InternVL2.5-78B, Qwen2.5-VL-72B)는 큰 모델 가족에 대한 generator scaling 비교이며 본 보고서의 범위 밖이다. 후속 실험에서 DashScope·OpenRouter 등 API 또는 cloud GPU로 보완 가능하다.</w:t>
+      </w:r>
+    </w:p>
+    <w:p>
+      <w:pPr>
+        <w:keepNext/>
+        <w:spacing w:before="280" w:after="80"/>
+      </w:pPr>
+      <w:r>
+        <w:rPr>
+          <w:rFonts w:ascii="Times New Roman" w:hAnsi="Times New Roman" w:eastAsia="NanumMyeongjo" w:cs="Times New Roman"/>
+          <w:b/>
+          <w:i w:val="0"/>
+          <w:color w:val="000000"/>
+          <w:sz w:val="26"/>
+        </w:rPr>
+        <w:t>12. 재현성</w:t>
+      </w:r>
+    </w:p>
+    <w:p>
+      <w:pPr>
+        <w:spacing w:after="80" w:before="0" w:line="324" w:lineRule="auto"/>
+        <w:ind w:firstLine="482"/>
+        <w:jc w:val="both"/>
+      </w:pPr>
+      <w:r>
+        <w:rPr>
+          <w:rFonts w:ascii="Times New Roman" w:hAnsi="Times New Roman" w:eastAsia="NanumMyeongjo" w:cs="Times New Roman"/>
+          <w:b w:val="0"/>
+          <w:i w:val="0"/>
+          <w:color w:val="000000"/>
+          <w:sz w:val="21"/>
         </w:rPr>
         <w:t>본 보고서의 모든 결과는 다음 단일 명령으로 재현 가능하다.</w:t>
       </w:r>
     </w:p>
     <w:p>
       <w:pPr>
-        <w:spacing w:after="120" w:before="40"/>
+        <w:spacing w:after="120" w:before="80" w:line="264" w:lineRule="auto"/>
         <w:ind w:left="227"/>
         <w:shd w:val="clear" w:color="auto" w:fill="F4F4F0"/>
       </w:pPr>
@@ -6196,7 +7311,7 @@
           <w:b w:val="0"/>
           <w:i w:val="0"/>
           <w:color w:val="000000"/>
-          <w:sz w:val="19"/>
+          <w:sz w:val="18"/>
         </w:rPr>
         <w:t>cd "/home/chaemin/projects/AI algorithm study"</w:t>
         <w:br/>
@@ -6207,7 +7322,8 @@
     </w:p>
     <w:p>
       <w:pPr>
-        <w:spacing w:after="120" w:before="0"/>
+        <w:spacing w:after="80" w:before="0" w:line="324" w:lineRule="auto"/>
+        <w:ind w:firstLine="482"/>
         <w:jc w:val="both"/>
       </w:pPr>
       <w:r>
@@ -6216,14 +7332,15 @@
           <w:b w:val="0"/>
           <w:i w:val="0"/>
           <w:color w:val="000000"/>
-          <w:sz w:val="22"/>
+          <w:sz w:val="21"/>
         </w:rPr>
-        <w:t>스크립트는 (1) 4 데이터셋의 첫 100 질의에 대한 gold 페이지의 Upstage 파싱, (2) Qwen2-VL-7B + NF4 generation × 3 mode × 4 데이터셋, (3) PPT 양식 표 산출 순으로 수행한다. 각 단계의 결과 파일이 존재할 경우 자동으로 skip하므로 부분 실패 시 재실행이 안전하다.</w:t>
+        <w:t>스크립트는 (1) 4 데이터셋의 첫 100 질의에 대한 gold 페이지의 Upstage 파싱, (2) Qwen2-VL-7B + NF4 generation × 3 mode × 4 데이터셋, (3) PPT 양식 표 산출의 순으로 수행되며, 각 단계의 결과 파일이 이미 존재하는 경우 자동으로 skip되어 부분 실패 후 재실행이 안전하다. 더불어 4개 first100 parse cache가 함께 제공되므로 UPSTAGE_API_KEY가 없어도 Stage 2 이후를 재실행할 수 있다.</w:t>
       </w:r>
     </w:p>
     <w:p>
       <w:pPr>
-        <w:spacing w:after="120" w:before="0"/>
+        <w:spacing w:after="80" w:before="0" w:line="324" w:lineRule="auto"/>
+        <w:ind w:firstLine="482"/>
         <w:jc w:val="both"/>
       </w:pPr>
       <w:r>
@@ -6232,9 +7349,9 @@
           <w:b w:val="0"/>
           <w:i w:val="0"/>
           <w:color w:val="000000"/>
-          <w:sz w:val="22"/>
+          <w:sz w:val="21"/>
         </w:rPr>
-        <w:t>주요 의존성과 버전.</w:t>
+        <w:t>주요 의존성과 버전은 표 10과 같다.</w:t>
       </w:r>
     </w:p>
     <w:tbl>
@@ -6245,23 +7362,27 @@
         <w:tblLook w:firstColumn="1" w:firstRow="1" w:lastColumn="0" w:lastRow="0" w:noHBand="0" w:noVBand="1" w:val="04A0"/>
       </w:tblPr>
       <w:tblGrid>
-        <w:gridCol w:w="4759"/>
-        <w:gridCol w:w="4759"/>
+        <w:gridCol w:w="4536"/>
+        <w:gridCol w:w="4536"/>
       </w:tblGrid>
       <w:tr>
         <w:tc>
           <w:tcPr>
-            <w:tcW w:type="dxa" w:w="4759"/>
+            <w:tcW w:type="dxa" w:w="4536"/>
             <w:vAlign w:val="center"/>
           </w:tcPr>
           <w:p>
+            <w:pPr>
+              <w:spacing w:after="0" w:before="0"/>
+              <w:jc w:val="center"/>
+            </w:pPr>
             <w:r>
               <w:rPr>
                 <w:rFonts w:ascii="Times New Roman" w:hAnsi="Times New Roman" w:eastAsia="NanumMyeongjo" w:cs="Times New Roman"/>
                 <w:b/>
                 <w:i w:val="0"/>
                 <w:color w:val="000000"/>
-                <w:sz w:val="20"/>
+                <w:sz w:val="19"/>
               </w:rPr>
               <w:t>패키지</w:t>
             </w:r>
@@ -6269,17 +7390,21 @@
         </w:tc>
         <w:tc>
           <w:tcPr>
-            <w:tcW w:type="dxa" w:w="4759"/>
+            <w:tcW w:type="dxa" w:w="4536"/>
             <w:vAlign w:val="center"/>
           </w:tcPr>
           <w:p>
+            <w:pPr>
+              <w:spacing w:after="0" w:before="0"/>
+              <w:jc w:val="center"/>
+            </w:pPr>
             <w:r>
               <w:rPr>
                 <w:rFonts w:ascii="Times New Roman" w:hAnsi="Times New Roman" w:eastAsia="NanumMyeongjo" w:cs="Times New Roman"/>
                 <w:b/>
                 <w:i w:val="0"/>
                 <w:color w:val="000000"/>
-                <w:sz w:val="20"/>
+                <w:sz w:val="19"/>
               </w:rPr>
               <w:t>버전</w:t>
             </w:r>
@@ -6289,17 +7414,20 @@
       <w:tr>
         <w:tc>
           <w:tcPr>
-            <w:tcW w:type="dxa" w:w="4759"/>
+            <w:tcW w:type="dxa" w:w="4536"/>
             <w:vAlign w:val="center"/>
           </w:tcPr>
           <w:p>
+            <w:pPr>
+              <w:spacing w:after="0" w:before="0"/>
+            </w:pPr>
             <w:r>
               <w:rPr>
                 <w:rFonts w:ascii="Times New Roman" w:hAnsi="Times New Roman" w:eastAsia="NanumMyeongjo" w:cs="Times New Roman"/>
                 <w:b w:val="0"/>
                 <w:i w:val="0"/>
                 <w:color w:val="000000"/>
-                <w:sz w:val="20"/>
+                <w:sz w:val="19"/>
               </w:rPr>
               <w:t>torch</w:t>
             </w:r>
@@ -6307,17 +7435,20 @@
         </w:tc>
         <w:tc>
           <w:tcPr>
-            <w:tcW w:type="dxa" w:w="4759"/>
+            <w:tcW w:type="dxa" w:w="4536"/>
             <w:vAlign w:val="center"/>
           </w:tcPr>
           <w:p>
+            <w:pPr>
+              <w:spacing w:after="0" w:before="0"/>
+            </w:pPr>
             <w:r>
               <w:rPr>
                 <w:rFonts w:ascii="Times New Roman" w:hAnsi="Times New Roman" w:eastAsia="NanumMyeongjo" w:cs="Times New Roman"/>
                 <w:b w:val="0"/>
                 <w:i w:val="0"/>
                 <w:color w:val="000000"/>
-                <w:sz w:val="20"/>
+                <w:sz w:val="19"/>
               </w:rPr>
               <w:t>2.6.0 (cu124 wheels)</w:t>
             </w:r>
@@ -6327,17 +7458,20 @@
       <w:tr>
         <w:tc>
           <w:tcPr>
-            <w:tcW w:type="dxa" w:w="4759"/>
+            <w:tcW w:type="dxa" w:w="4536"/>
             <w:vAlign w:val="center"/>
           </w:tcPr>
           <w:p>
+            <w:pPr>
+              <w:spacing w:after="0" w:before="0"/>
+            </w:pPr>
             <w:r>
               <w:rPr>
                 <w:rFonts w:ascii="Times New Roman" w:hAnsi="Times New Roman" w:eastAsia="NanumMyeongjo" w:cs="Times New Roman"/>
                 <w:b w:val="0"/>
                 <w:i w:val="0"/>
                 <w:color w:val="000000"/>
-                <w:sz w:val="20"/>
+                <w:sz w:val="19"/>
               </w:rPr>
               <w:t>torchvision</w:t>
             </w:r>
@@ -6345,17 +7479,20 @@
         </w:tc>
         <w:tc>
           <w:tcPr>
-            <w:tcW w:type="dxa" w:w="4759"/>
+            <w:tcW w:type="dxa" w:w="4536"/>
             <w:vAlign w:val="center"/>
           </w:tcPr>
           <w:p>
+            <w:pPr>
+              <w:spacing w:after="0" w:before="0"/>
+            </w:pPr>
             <w:r>
               <w:rPr>
                 <w:rFonts w:ascii="Times New Roman" w:hAnsi="Times New Roman" w:eastAsia="NanumMyeongjo" w:cs="Times New Roman"/>
                 <w:b w:val="0"/>
                 <w:i w:val="0"/>
                 <w:color w:val="000000"/>
-                <w:sz w:val="20"/>
+                <w:sz w:val="19"/>
               </w:rPr>
               <w:t>0.21+ (cu124)</w:t>
             </w:r>
@@ -6365,17 +7502,20 @@
       <w:tr>
         <w:tc>
           <w:tcPr>
-            <w:tcW w:type="dxa" w:w="4759"/>
+            <w:tcW w:type="dxa" w:w="4536"/>
             <w:vAlign w:val="center"/>
           </w:tcPr>
           <w:p>
+            <w:pPr>
+              <w:spacing w:after="0" w:before="0"/>
+            </w:pPr>
             <w:r>
               <w:rPr>
                 <w:rFonts w:ascii="Times New Roman" w:hAnsi="Times New Roman" w:eastAsia="NanumMyeongjo" w:cs="Times New Roman"/>
                 <w:b w:val="0"/>
                 <w:i w:val="0"/>
                 <w:color w:val="000000"/>
-                <w:sz w:val="20"/>
+                <w:sz w:val="19"/>
               </w:rPr>
               <w:t>transformers</w:t>
             </w:r>
@@ -6383,19 +7523,22 @@
         </w:tc>
         <w:tc>
           <w:tcPr>
-            <w:tcW w:type="dxa" w:w="4759"/>
+            <w:tcW w:type="dxa" w:w="4536"/>
             <w:vAlign w:val="center"/>
           </w:tcPr>
           <w:p>
+            <w:pPr>
+              <w:spacing w:after="0" w:before="0"/>
+            </w:pPr>
             <w:r>
               <w:rPr>
                 <w:rFonts w:ascii="Times New Roman" w:hAnsi="Times New Roman" w:eastAsia="NanumMyeongjo" w:cs="Times New Roman"/>
                 <w:b w:val="0"/>
                 <w:i w:val="0"/>
                 <w:color w:val="000000"/>
-                <w:sz w:val="20"/>
+                <w:sz w:val="19"/>
               </w:rPr>
-              <w:t>4.51.x (Qwen2VLForConditionalGeneration 호환 마지막 라인)</w:t>
+              <w:t>4.51.x (Qwen2VLForConditionalGeneration 호환 최후 라인)</w:t>
             </w:r>
           </w:p>
         </w:tc>
@@ -6403,17 +7546,20 @@
       <w:tr>
         <w:tc>
           <w:tcPr>
-            <w:tcW w:type="dxa" w:w="4759"/>
+            <w:tcW w:type="dxa" w:w="4536"/>
             <w:vAlign w:val="center"/>
           </w:tcPr>
           <w:p>
+            <w:pPr>
+              <w:spacing w:after="0" w:before="0"/>
+            </w:pPr>
             <w:r>
               <w:rPr>
                 <w:rFonts w:ascii="Times New Roman" w:hAnsi="Times New Roman" w:eastAsia="NanumMyeongjo" w:cs="Times New Roman"/>
                 <w:b w:val="0"/>
                 <w:i w:val="0"/>
                 <w:color w:val="000000"/>
-                <w:sz w:val="20"/>
+                <w:sz w:val="19"/>
               </w:rPr>
               <w:t>qwen-vl-utils</w:t>
             </w:r>
@@ -6421,17 +7567,20 @@
         </w:tc>
         <w:tc>
           <w:tcPr>
-            <w:tcW w:type="dxa" w:w="4759"/>
+            <w:tcW w:type="dxa" w:w="4536"/>
             <w:vAlign w:val="center"/>
           </w:tcPr>
           <w:p>
+            <w:pPr>
+              <w:spacing w:after="0" w:before="0"/>
+            </w:pPr>
             <w:r>
               <w:rPr>
                 <w:rFonts w:ascii="Times New Roman" w:hAnsi="Times New Roman" w:eastAsia="NanumMyeongjo" w:cs="Times New Roman"/>
                 <w:b w:val="0"/>
                 <w:i w:val="0"/>
                 <w:color w:val="000000"/>
-                <w:sz w:val="20"/>
+                <w:sz w:val="19"/>
               </w:rPr>
               <w:t>≥ 0.0.8</w:t>
             </w:r>
@@ -6441,17 +7590,20 @@
       <w:tr>
         <w:tc>
           <w:tcPr>
-            <w:tcW w:type="dxa" w:w="4759"/>
+            <w:tcW w:type="dxa" w:w="4536"/>
             <w:vAlign w:val="center"/>
           </w:tcPr>
           <w:p>
+            <w:pPr>
+              <w:spacing w:after="0" w:before="0"/>
+            </w:pPr>
             <w:r>
               <w:rPr>
                 <w:rFonts w:ascii="Times New Roman" w:hAnsi="Times New Roman" w:eastAsia="NanumMyeongjo" w:cs="Times New Roman"/>
                 <w:b w:val="0"/>
                 <w:i w:val="0"/>
                 <w:color w:val="000000"/>
-                <w:sz w:val="20"/>
+                <w:sz w:val="19"/>
               </w:rPr>
               <w:t>bitsandbytes</w:t>
             </w:r>
@@ -6459,17 +7611,20 @@
         </w:tc>
         <w:tc>
           <w:tcPr>
-            <w:tcW w:type="dxa" w:w="4759"/>
+            <w:tcW w:type="dxa" w:w="4536"/>
             <w:vAlign w:val="center"/>
           </w:tcPr>
           <w:p>
+            <w:pPr>
+              <w:spacing w:after="0" w:before="0"/>
+            </w:pPr>
             <w:r>
               <w:rPr>
                 <w:rFonts w:ascii="Times New Roman" w:hAnsi="Times New Roman" w:eastAsia="NanumMyeongjo" w:cs="Times New Roman"/>
                 <w:b w:val="0"/>
                 <w:i w:val="0"/>
                 <w:color w:val="000000"/>
-                <w:sz w:val="20"/>
+                <w:sz w:val="19"/>
               </w:rPr>
               <w:t>≥ 0.43</w:t>
             </w:r>
@@ -6479,17 +7634,20 @@
       <w:tr>
         <w:tc>
           <w:tcPr>
-            <w:tcW w:type="dxa" w:w="4759"/>
+            <w:tcW w:type="dxa" w:w="4536"/>
             <w:vAlign w:val="center"/>
           </w:tcPr>
           <w:p>
+            <w:pPr>
+              <w:spacing w:after="0" w:before="0"/>
+            </w:pPr>
             <w:r>
               <w:rPr>
                 <w:rFonts w:ascii="Times New Roman" w:hAnsi="Times New Roman" w:eastAsia="NanumMyeongjo" w:cs="Times New Roman"/>
                 <w:b w:val="0"/>
                 <w:i w:val="0"/>
                 <w:color w:val="000000"/>
-                <w:sz w:val="20"/>
+                <w:sz w:val="19"/>
               </w:rPr>
               <w:t>accelerate</w:t>
             </w:r>
@@ -6497,17 +7655,20 @@
         </w:tc>
         <w:tc>
           <w:tcPr>
-            <w:tcW w:type="dxa" w:w="4759"/>
+            <w:tcW w:type="dxa" w:w="4536"/>
             <w:vAlign w:val="center"/>
           </w:tcPr>
           <w:p>
+            <w:pPr>
+              <w:spacing w:after="0" w:before="0"/>
+            </w:pPr>
             <w:r>
               <w:rPr>
                 <w:rFonts w:ascii="Times New Roman" w:hAnsi="Times New Roman" w:eastAsia="NanumMyeongjo" w:cs="Times New Roman"/>
                 <w:b w:val="0"/>
                 <w:i w:val="0"/>
                 <w:color w:val="000000"/>
-                <w:sz w:val="20"/>
+                <w:sz w:val="19"/>
               </w:rPr>
               <w:t>≥ 0.34</w:t>
             </w:r>
@@ -6517,17 +7678,20 @@
       <w:tr>
         <w:tc>
           <w:tcPr>
-            <w:tcW w:type="dxa" w:w="4759"/>
+            <w:tcW w:type="dxa" w:w="4536"/>
             <w:vAlign w:val="center"/>
           </w:tcPr>
           <w:p>
+            <w:pPr>
+              <w:spacing w:after="0" w:before="0"/>
+            </w:pPr>
             <w:r>
               <w:rPr>
                 <w:rFonts w:ascii="Times New Roman" w:hAnsi="Times New Roman" w:eastAsia="NanumMyeongjo" w:cs="Times New Roman"/>
                 <w:b w:val="0"/>
                 <w:i w:val="0"/>
                 <w:color w:val="000000"/>
-                <w:sz w:val="20"/>
+                <w:sz w:val="19"/>
               </w:rPr>
               <w:t>datasets</w:t>
             </w:r>
@@ -6535,17 +7699,20 @@
         </w:tc>
         <w:tc>
           <w:tcPr>
-            <w:tcW w:type="dxa" w:w="4759"/>
+            <w:tcW w:type="dxa" w:w="4536"/>
             <w:vAlign w:val="center"/>
           </w:tcPr>
           <w:p>
+            <w:pPr>
+              <w:spacing w:after="0" w:before="0"/>
+            </w:pPr>
             <w:r>
               <w:rPr>
                 <w:rFonts w:ascii="Times New Roman" w:hAnsi="Times New Roman" w:eastAsia="NanumMyeongjo" w:cs="Times New Roman"/>
                 <w:b w:val="0"/>
                 <w:i w:val="0"/>
                 <w:color w:val="000000"/>
-                <w:sz w:val="20"/>
+                <w:sz w:val="19"/>
               </w:rPr>
               <w:t>4.8.5 (fsspec ≤ 2026.2.0)</w:t>
             </w:r>
@@ -6555,17 +7722,20 @@
       <w:tr>
         <w:tc>
           <w:tcPr>
-            <w:tcW w:type="dxa" w:w="4759"/>
+            <w:tcW w:type="dxa" w:w="4536"/>
             <w:vAlign w:val="center"/>
           </w:tcPr>
           <w:p>
+            <w:pPr>
+              <w:spacing w:after="0" w:before="0"/>
+            </w:pPr>
             <w:r>
               <w:rPr>
                 <w:rFonts w:ascii="Times New Roman" w:hAnsi="Times New Roman" w:eastAsia="NanumMyeongjo" w:cs="Times New Roman"/>
                 <w:b w:val="0"/>
                 <w:i w:val="0"/>
                 <w:color w:val="000000"/>
-                <w:sz w:val="20"/>
+                <w:sz w:val="19"/>
               </w:rPr>
               <w:t>rank_bm25</w:t>
             </w:r>
@@ -6573,17 +7743,20 @@
         </w:tc>
         <w:tc>
           <w:tcPr>
-            <w:tcW w:type="dxa" w:w="4759"/>
+            <w:tcW w:type="dxa" w:w="4536"/>
             <w:vAlign w:val="center"/>
           </w:tcPr>
           <w:p>
+            <w:pPr>
+              <w:spacing w:after="0" w:before="0"/>
+            </w:pPr>
             <w:r>
               <w:rPr>
                 <w:rFonts w:ascii="Times New Roman" w:hAnsi="Times New Roman" w:eastAsia="NanumMyeongjo" w:cs="Times New Roman"/>
                 <w:b w:val="0"/>
                 <w:i w:val="0"/>
                 <w:color w:val="000000"/>
-                <w:sz w:val="20"/>
+                <w:sz w:val="19"/>
               </w:rPr>
               <w:t>≥ 0.2.2</w:t>
             </w:r>
@@ -6593,7 +7766,34 @@
     </w:tbl>
     <w:p>
       <w:pPr>
-        <w:spacing w:after="120" w:before="0"/>
+        <w:spacing w:after="200" w:before="40"/>
+        <w:jc w:val="center"/>
+      </w:pPr>
+      <w:r>
+        <w:rPr>
+          <w:rFonts w:ascii="Times New Roman" w:hAnsi="Times New Roman" w:eastAsia="NanumMyeongjo" w:cs="Times New Roman"/>
+          <w:b/>
+          <w:i w:val="0"/>
+          <w:color w:val="000000"/>
+          <w:sz w:val="19"/>
+        </w:rPr>
+        <w:t xml:space="preserve">표 10. </w:t>
+      </w:r>
+      <w:r>
+        <w:rPr>
+          <w:rFonts w:ascii="Times New Roman" w:hAnsi="Times New Roman" w:eastAsia="NanumMyeongjo" w:cs="Times New Roman"/>
+          <w:b w:val="0"/>
+          <w:i/>
+          <w:color w:val="000000"/>
+          <w:sz w:val="19"/>
+        </w:rPr>
+        <w:t>본 실험의 재현에 필요한 주요 패키지 버전.</w:t>
+      </w:r>
+    </w:p>
+    <w:p>
+      <w:pPr>
+        <w:spacing w:after="80" w:before="0" w:line="324" w:lineRule="auto"/>
+        <w:ind w:firstLine="482"/>
         <w:jc w:val="both"/>
       </w:pPr>
       <w:r>
@@ -6602,14 +7802,31 @@
           <w:b w:val="0"/>
           <w:i w:val="0"/>
           <w:color w:val="000000"/>
-          <w:sz w:val="22"/>
+          <w:sz w:val="21"/>
         </w:rPr>
-        <w:t>NVIDIA 드라이버 572.61 (CUDA 12.8 호환), torch는 cu124 wheels로 설치하여 드라이버 호환을 확보하였다.</w:t>
+        <w:t>NVIDIA 드라이버는 572.61(CUDA 12.8 호환)이며, torch는 cu124 wheels로 설치하여 드라이버 호환을 확보하였다.</w:t>
       </w:r>
     </w:p>
     <w:p>
       <w:pPr>
-        <w:spacing w:after="120" w:before="0"/>
+        <w:keepNext/>
+        <w:spacing w:before="280" w:after="80"/>
+      </w:pPr>
+      <w:r>
+        <w:rPr>
+          <w:rFonts w:ascii="Times New Roman" w:hAnsi="Times New Roman" w:eastAsia="NanumMyeongjo" w:cs="Times New Roman"/>
+          <w:b/>
+          <w:i w:val="0"/>
+          <w:color w:val="000000"/>
+          <w:sz w:val="26"/>
+        </w:rPr>
+        <w:t>13. 결론</w:t>
+      </w:r>
+    </w:p>
+    <w:p>
+      <w:pPr>
+        <w:spacing w:after="80" w:before="0" w:line="324" w:lineRule="auto"/>
+        <w:ind w:firstLine="482"/>
         <w:jc w:val="both"/>
       </w:pPr>
       <w:r>
@@ -6618,48 +7835,15 @@
           <w:b w:val="0"/>
           <w:i w:val="0"/>
           <w:color w:val="000000"/>
-          <w:sz w:val="22"/>
+          <w:sz w:val="21"/>
         </w:rPr>
-        <w:t>git history.</w:t>
+        <w:t>본 보고서는 VisRAG의 공개 평가 데이터와 평가 지표 위에서 동일한 generator(Qwen2-VL-7B + NF4)와 동일한 oracle 페이지를 사용하여, 시각 전용 입력과 Upstage 파싱 결합 입력의 정확도를 격리하여 측정하였다. macro 정확도 기준 0.229 → 0.592(+36.32%p)의 향상이 관찰되었고, 페이지 레이아웃이 답에 기여하는 MP-DocVQA에서는 텍스트 단독 입력 대비 +4.0%p의 추가 이득이 관찰되었다. 본 결과는 단일 8 GB GPU 제약 환경에서도 parsed_visual 방법이 시각 전용 baseline 대비 명확한 효과를 보임을 입증한다. 절대 정확도는 양자화·해상도 캡의 영향으로 사전 자료의 풀 정밀 baseline보다 낮으며, 본 보고서는 모드 간 Δ가 fair comparison임을 명시한다. 후속 작업은 (i) MiniCPM-V 2.6에서의 paper-alignment cross-check, (ii) VisRAG-Ret 시각 검색 비교, (iii) 풀 정밀 환경에서의 ablation 재현으로 정의된다.</w:t>
       </w:r>
     </w:p>
     <w:p>
       <w:pPr>
-        <w:spacing w:after="120" w:before="40"/>
-        <w:ind w:left="227"/>
-        <w:shd w:val="clear" w:color="auto" w:fill="F4F4F0"/>
-      </w:pPr>
-      <w:r>
-        <w:rPr>
-          <w:rFonts w:ascii="Consolas" w:hAnsi="Consolas" w:eastAsia="NanumMyeongjo" w:cs="Consolas"/>
-          <w:b w:val="0"/>
-          <w:i w:val="0"/>
-          <w:color w:val="000000"/>
-          <w:sz w:val="19"/>
-        </w:rPr>
-        <w:t>14bcca1  Cleanup round 2: move planning docs + tests + v12_requirements to backup</w:t>
-        <w:br/>
-        <w:t>18970c8  Cleanup: split submission and backup, fix reproducibility holes</w:t>
-        <w:br/>
-        <w:t>6e1dc41  Add academic-style HTML report on Parsed-Visual RAG (v12-general) vs VisRAG</w:t>
-        <w:br/>
-        <w:t>22775d8  Run today: PPT slide-10 table with Qwen2-VL-7B NF4 on 4 datasets</w:t>
-        <w:br/>
-        <w:t>e204f68  Add scripts/run_today_ppt_pipeline.sh for time-boxed Table 1 run</w:t>
-        <w:br/>
-        <w:t>e046222  Switch default generator to Qwen2-VL-7B + bitsandbytes NF4</w:t>
-        <w:br/>
-        <w:t>7defce8  Remove Gemini generator backend to enforce paper alignment</w:t>
-        <w:br/>
-        <w:t>3c0206a  Bootstrap VisRAG vs v12-general comparison workspace</w:t>
-      </w:r>
-    </w:p>
-    <w:p>
-      <w:pPr>
+        <w:keepNext/>
         <w:spacing w:before="280" w:after="80"/>
-        <w:pBdr>
-          <w:bottom w:val="single" w:sz="6" w:space="1" w:color="000000"/>
-        </w:pBdr>
       </w:pPr>
       <w:r>
         <w:rPr>
@@ -6667,33 +7851,16 @@
           <w:b/>
           <w:i w:val="0"/>
           <w:color w:val="000000"/>
-          <w:sz w:val="28"/>
+          <w:sz w:val="26"/>
         </w:rPr>
-        <w:t>12. 결론</w:t>
+        <w:t>참고문헌</w:t>
       </w:r>
     </w:p>
     <w:p>
       <w:pPr>
-        <w:spacing w:after="120" w:before="0"/>
+        <w:spacing w:after="60" w:line="300" w:lineRule="auto"/>
+        <w:ind w:left="482" w:hanging="482"/>
         <w:jc w:val="both"/>
-      </w:pPr>
-      <w:r>
-        <w:rPr>
-          <w:rFonts w:ascii="Times New Roman" w:hAnsi="Times New Roman" w:eastAsia="NanumMyeongjo" w:cs="Times New Roman"/>
-          <w:b w:val="0"/>
-          <w:i w:val="0"/>
-          <w:color w:val="000000"/>
-          <w:sz w:val="22"/>
-        </w:rPr>
-        <w:t>본 보고서는 VisRAG의 공개 평가 데이터·평가 metric 위에서, 동일한 generator(Qwen2-VL-7B + NF4)와 동일한 oracle 페이지를 사용하여 시각 전용 입력과 Upstage 파싱 결합 입력의 정확도를 격리해 측정하였다. macro 정확도 기준 0.229 → 0.592 (+36.32%p)의 향상이 관찰되었으며, 특히 페이지 레이아웃이 답에 중요한 MP-DocVQA에서 텍스트 단독 입력 대비 +4.0%p의 추가 이득이 관찰되었다. 본 결과는 단일 8 GB GPU의 제약 환경에서도 parsed_visual 방법이 시각 전용 baseline 대비 명확한 효과를 보임을 입증한다. 절대 정확도는 양자화·해상도 캡의 영향으로 팀 PPT의 풀 정밀 baseline보다 낮으며, 본 보고서는 모드 간 delta가 fair comparison임을 명시한다. 후속 작업은 (i) MiniCPM-V 2.6에서의 paper-alignment cross-check, (ii) VisRAG-Ret 시각 검색 비교, (iii) 풀 정밀 환경에서의 ablation 재현으로 정의된다.</w:t>
-      </w:r>
-    </w:p>
-    <w:p>
-      <w:pPr>
-        <w:spacing w:before="280" w:after="80"/>
-        <w:pBdr>
-          <w:bottom w:val="single" w:sz="6" w:space="1" w:color="000000"/>
-        </w:pBdr>
       </w:pPr>
       <w:r>
         <w:rPr>
@@ -6701,97 +7868,56 @@
           <w:b/>
           <w:i w:val="0"/>
           <w:color w:val="000000"/>
-          <w:sz w:val="28"/>
+          <w:sz w:val="20"/>
         </w:rPr>
-        <w:t>참고문헌</w:t>
+        <w:t xml:space="preserve">[1]  </w:t>
       </w:r>
-    </w:p>
-    <w:p>
-      <w:pPr>
-        <w:pStyle w:val="ListNumber"/>
-        <w:spacing w:after="40"/>
-      </w:pPr>
       <w:r>
         <w:rPr>
           <w:rFonts w:ascii="Times New Roman" w:hAnsi="Times New Roman" w:eastAsia="NanumMyeongjo" w:cs="Times New Roman"/>
           <w:b w:val="0"/>
           <w:i w:val="0"/>
           <w:color w:val="000000"/>
-          <w:sz w:val="22"/>
+          <w:sz w:val="20"/>
         </w:rPr>
-        <w:t>Wang, S., et al. VisRAG: Vision-based Retrieval-augmented Generation on Multi-modality Documents. arXiv:2410.10594, 2024. https://arxiv.org/abs/2410.10594</w:t>
+        <w:t xml:space="preserve">Wang, S., Yu, T., Wei, X., et al. </w:t>
       </w:r>
-    </w:p>
-    <w:p>
-      <w:pPr>
-        <w:pStyle w:val="ListNumber"/>
-        <w:spacing w:after="40"/>
-      </w:pPr>
+      <w:r>
+        <w:rPr>
+          <w:rFonts w:ascii="Times New Roman" w:hAnsi="Times New Roman" w:eastAsia="NanumMyeongjo" w:cs="Times New Roman"/>
+          <w:b w:val="0"/>
+          <w:i/>
+          <w:color w:val="000000"/>
+          <w:sz w:val="20"/>
+        </w:rPr>
+        <w:t>VisRAG: Vision-based Retrieval-augmented Generation on Multi-modality Documents.</w:t>
+      </w:r>
       <w:r>
         <w:rPr>
           <w:rFonts w:ascii="Times New Roman" w:hAnsi="Times New Roman" w:eastAsia="NanumMyeongjo" w:cs="Times New Roman"/>
           <w:b w:val="0"/>
           <w:i w:val="0"/>
           <w:color w:val="000000"/>
-          <w:sz w:val="22"/>
+          <w:sz w:val="20"/>
         </w:rPr>
-        <w:t>OpenBMB. VisRAG official repository and HuggingFace evaluation datasets. https://github.com/openbmb/visrag, https://huggingface.co/datasets/openbmb/VisRAG-Ret-Test-ChartQA 외.</w:t>
+        <w:t xml:space="preserve"> </w:t>
       </w:r>
-    </w:p>
-    <w:p>
-      <w:pPr>
-        <w:pStyle w:val="ListNumber"/>
-        <w:spacing w:after="40"/>
-      </w:pPr>
       <w:r>
         <w:rPr>
           <w:rFonts w:ascii="Times New Roman" w:hAnsi="Times New Roman" w:eastAsia="NanumMyeongjo" w:cs="Times New Roman"/>
           <w:b w:val="0"/>
           <w:i w:val="0"/>
           <w:color w:val="000000"/>
-          <w:sz w:val="22"/>
+          <w:sz w:val="20"/>
         </w:rPr>
-        <w:t>Qwen Team. Qwen2-VL: Enhancing Vision-Language Model's Perception of the World at Any Resolution. 2024. https://huggingface.co/Qwen/Qwen2-VL-7B-Instruct</w:t>
+        <w:t>arXiv preprint arXiv:2410.10594, 2024.</w:t>
       </w:r>
     </w:p>
     <w:p>
       <w:pPr>
-        <w:pStyle w:val="ListNumber"/>
-        <w:spacing w:after="40"/>
-      </w:pPr>
-      <w:r>
-        <w:rPr>
-          <w:rFonts w:ascii="Times New Roman" w:hAnsi="Times New Roman" w:eastAsia="NanumMyeongjo" w:cs="Times New Roman"/>
-          <w:b w:val="0"/>
-          <w:i w:val="0"/>
-          <w:color w:val="000000"/>
-          <w:sz w:val="22"/>
-        </w:rPr>
-        <w:t>Dettmers, T., et al. QLoRA: Efficient Finetuning of Quantized LLMs. NeurIPS 2023. (NF4 quantisation의 원전.)</w:t>
-      </w:r>
-    </w:p>
-    <w:p>
-      <w:pPr>
-        <w:pStyle w:val="ListNumber"/>
-        <w:spacing w:after="40"/>
-      </w:pPr>
-      <w:r>
-        <w:rPr>
-          <w:rFonts w:ascii="Times New Roman" w:hAnsi="Times New Roman" w:eastAsia="NanumMyeongjo" w:cs="Times New Roman"/>
-          <w:b w:val="0"/>
-          <w:i w:val="0"/>
-          <w:color w:val="000000"/>
-          <w:sz w:val="22"/>
-        </w:rPr>
-        <w:t>Upstage. Document Parse API. https://api.upstage.ai/v1/document-ai/document-parse</w:t>
-      </w:r>
-    </w:p>
-    <w:p>
-      <w:pPr>
-        <w:spacing w:before="280" w:after="80"/>
-        <w:pBdr>
-          <w:bottom w:val="single" w:sz="6" w:space="1" w:color="000000"/>
-        </w:pBdr>
+        <w:spacing w:after="60" w:line="300" w:lineRule="auto"/>
+        <w:ind w:left="482" w:hanging="482"/>
+        <w:jc w:val="both"/>
       </w:pPr>
       <w:r>
         <w:rPr>
@@ -6799,9 +7925,236 @@
           <w:b/>
           <w:i w:val="0"/>
           <w:color w:val="000000"/>
-          <w:sz w:val="28"/>
+          <w:sz w:val="20"/>
         </w:rPr>
-        <w:t>부록 A. 데이터셋별 표본별 평균 출력 길이</w:t>
+        <w:t xml:space="preserve">[2]  </w:t>
+      </w:r>
+      <w:r>
+        <w:rPr>
+          <w:rFonts w:ascii="Times New Roman" w:hAnsi="Times New Roman" w:eastAsia="NanumMyeongjo" w:cs="Times New Roman"/>
+          <w:b w:val="0"/>
+          <w:i w:val="0"/>
+          <w:color w:val="000000"/>
+          <w:sz w:val="20"/>
+        </w:rPr>
+        <w:t xml:space="preserve">OpenBMB. </w:t>
+      </w:r>
+      <w:r>
+        <w:rPr>
+          <w:rFonts w:ascii="Times New Roman" w:hAnsi="Times New Roman" w:eastAsia="NanumMyeongjo" w:cs="Times New Roman"/>
+          <w:b w:val="0"/>
+          <w:i/>
+          <w:color w:val="000000"/>
+          <w:sz w:val="20"/>
+        </w:rPr>
+        <w:t>VisRAG: official repository and HuggingFace evaluation datasets.</w:t>
+      </w:r>
+      <w:r>
+        <w:rPr>
+          <w:rFonts w:ascii="Times New Roman" w:hAnsi="Times New Roman" w:eastAsia="NanumMyeongjo" w:cs="Times New Roman"/>
+          <w:b w:val="0"/>
+          <w:i w:val="0"/>
+          <w:color w:val="000000"/>
+          <w:sz w:val="20"/>
+        </w:rPr>
+        <w:t xml:space="preserve"> </w:t>
+      </w:r>
+      <w:r>
+        <w:rPr>
+          <w:rFonts w:ascii="Times New Roman" w:hAnsi="Times New Roman" w:eastAsia="NanumMyeongjo" w:cs="Times New Roman"/>
+          <w:b w:val="0"/>
+          <w:i w:val="0"/>
+          <w:color w:val="000000"/>
+          <w:sz w:val="20"/>
+        </w:rPr>
+        <w:t>https://github.com/openbmb/visrag; https://huggingface.co/datasets/openbmb (VisRAG-Ret-Test-*).</w:t>
+      </w:r>
+    </w:p>
+    <w:p>
+      <w:pPr>
+        <w:spacing w:after="60" w:line="300" w:lineRule="auto"/>
+        <w:ind w:left="482" w:hanging="482"/>
+        <w:jc w:val="both"/>
+      </w:pPr>
+      <w:r>
+        <w:rPr>
+          <w:rFonts w:ascii="Times New Roman" w:hAnsi="Times New Roman" w:eastAsia="NanumMyeongjo" w:cs="Times New Roman"/>
+          <w:b/>
+          <w:i w:val="0"/>
+          <w:color w:val="000000"/>
+          <w:sz w:val="20"/>
+        </w:rPr>
+        <w:t xml:space="preserve">[3]  </w:t>
+      </w:r>
+      <w:r>
+        <w:rPr>
+          <w:rFonts w:ascii="Times New Roman" w:hAnsi="Times New Roman" w:eastAsia="NanumMyeongjo" w:cs="Times New Roman"/>
+          <w:b w:val="0"/>
+          <w:i w:val="0"/>
+          <w:color w:val="000000"/>
+          <w:sz w:val="20"/>
+        </w:rPr>
+        <w:t xml:space="preserve">Qwen Team. </w:t>
+      </w:r>
+      <w:r>
+        <w:rPr>
+          <w:rFonts w:ascii="Times New Roman" w:hAnsi="Times New Roman" w:eastAsia="NanumMyeongjo" w:cs="Times New Roman"/>
+          <w:b w:val="0"/>
+          <w:i/>
+          <w:color w:val="000000"/>
+          <w:sz w:val="20"/>
+        </w:rPr>
+        <w:t>Qwen2-VL: Enhancing Vision-Language Model’s Perception of the World at Any Resolution.</w:t>
+      </w:r>
+      <w:r>
+        <w:rPr>
+          <w:rFonts w:ascii="Times New Roman" w:hAnsi="Times New Roman" w:eastAsia="NanumMyeongjo" w:cs="Times New Roman"/>
+          <w:b w:val="0"/>
+          <w:i w:val="0"/>
+          <w:color w:val="000000"/>
+          <w:sz w:val="20"/>
+        </w:rPr>
+        <w:t xml:space="preserve"> </w:t>
+      </w:r>
+      <w:r>
+        <w:rPr>
+          <w:rFonts w:ascii="Times New Roman" w:hAnsi="Times New Roman" w:eastAsia="NanumMyeongjo" w:cs="Times New Roman"/>
+          <w:b w:val="0"/>
+          <w:i w:val="0"/>
+          <w:color w:val="000000"/>
+          <w:sz w:val="20"/>
+        </w:rPr>
+        <w:t>Technical report, 2024. https://huggingface.co/Qwen/Qwen2-VL-7B-Instruct.</w:t>
+      </w:r>
+    </w:p>
+    <w:p>
+      <w:pPr>
+        <w:spacing w:after="60" w:line="300" w:lineRule="auto"/>
+        <w:ind w:left="482" w:hanging="482"/>
+        <w:jc w:val="both"/>
+      </w:pPr>
+      <w:r>
+        <w:rPr>
+          <w:rFonts w:ascii="Times New Roman" w:hAnsi="Times New Roman" w:eastAsia="NanumMyeongjo" w:cs="Times New Roman"/>
+          <w:b/>
+          <w:i w:val="0"/>
+          <w:color w:val="000000"/>
+          <w:sz w:val="20"/>
+        </w:rPr>
+        <w:t xml:space="preserve">[4]  </w:t>
+      </w:r>
+      <w:r>
+        <w:rPr>
+          <w:rFonts w:ascii="Times New Roman" w:hAnsi="Times New Roman" w:eastAsia="NanumMyeongjo" w:cs="Times New Roman"/>
+          <w:b w:val="0"/>
+          <w:i w:val="0"/>
+          <w:color w:val="000000"/>
+          <w:sz w:val="20"/>
+        </w:rPr>
+        <w:t xml:space="preserve">Dettmers, T., Pagnoni, A., Holtzman, A., Zettlemoyer, L. </w:t>
+      </w:r>
+      <w:r>
+        <w:rPr>
+          <w:rFonts w:ascii="Times New Roman" w:hAnsi="Times New Roman" w:eastAsia="NanumMyeongjo" w:cs="Times New Roman"/>
+          <w:b w:val="0"/>
+          <w:i/>
+          <w:color w:val="000000"/>
+          <w:sz w:val="20"/>
+        </w:rPr>
+        <w:t>QLoRA: Efficient Finetuning of Quantized LLMs.</w:t>
+      </w:r>
+      <w:r>
+        <w:rPr>
+          <w:rFonts w:ascii="Times New Roman" w:hAnsi="Times New Roman" w:eastAsia="NanumMyeongjo" w:cs="Times New Roman"/>
+          <w:b w:val="0"/>
+          <w:i w:val="0"/>
+          <w:color w:val="000000"/>
+          <w:sz w:val="20"/>
+        </w:rPr>
+        <w:t xml:space="preserve"> </w:t>
+      </w:r>
+      <w:r>
+        <w:rPr>
+          <w:rFonts w:ascii="Times New Roman" w:hAnsi="Times New Roman" w:eastAsia="NanumMyeongjo" w:cs="Times New Roman"/>
+          <w:b w:val="0"/>
+          <w:i w:val="0"/>
+          <w:color w:val="000000"/>
+          <w:sz w:val="20"/>
+        </w:rPr>
+        <w:t>In Advances in Neural Information Processing Systems (NeurIPS), 2023.</w:t>
+      </w:r>
+    </w:p>
+    <w:p>
+      <w:pPr>
+        <w:spacing w:after="60" w:line="300" w:lineRule="auto"/>
+        <w:ind w:left="482" w:hanging="482"/>
+        <w:jc w:val="both"/>
+      </w:pPr>
+      <w:r>
+        <w:rPr>
+          <w:rFonts w:ascii="Times New Roman" w:hAnsi="Times New Roman" w:eastAsia="NanumMyeongjo" w:cs="Times New Roman"/>
+          <w:b/>
+          <w:i w:val="0"/>
+          <w:color w:val="000000"/>
+          <w:sz w:val="20"/>
+        </w:rPr>
+        <w:t xml:space="preserve">[5]  </w:t>
+      </w:r>
+      <w:r>
+        <w:rPr>
+          <w:rFonts w:ascii="Times New Roman" w:hAnsi="Times New Roman" w:eastAsia="NanumMyeongjo" w:cs="Times New Roman"/>
+          <w:b w:val="0"/>
+          <w:i w:val="0"/>
+          <w:color w:val="000000"/>
+          <w:sz w:val="20"/>
+        </w:rPr>
+        <w:t xml:space="preserve">Upstage AI. </w:t>
+      </w:r>
+      <w:r>
+        <w:rPr>
+          <w:rFonts w:ascii="Times New Roman" w:hAnsi="Times New Roman" w:eastAsia="NanumMyeongjo" w:cs="Times New Roman"/>
+          <w:b w:val="0"/>
+          <w:i/>
+          <w:color w:val="000000"/>
+          <w:sz w:val="20"/>
+        </w:rPr>
+        <w:t>Document Parse API.</w:t>
+      </w:r>
+      <w:r>
+        <w:rPr>
+          <w:rFonts w:ascii="Times New Roman" w:hAnsi="Times New Roman" w:eastAsia="NanumMyeongjo" w:cs="Times New Roman"/>
+          <w:b w:val="0"/>
+          <w:i w:val="0"/>
+          <w:color w:val="000000"/>
+          <w:sz w:val="20"/>
+        </w:rPr>
+        <w:t xml:space="preserve"> </w:t>
+      </w:r>
+      <w:r>
+        <w:rPr>
+          <w:rFonts w:ascii="Times New Roman" w:hAnsi="Times New Roman" w:eastAsia="NanumMyeongjo" w:cs="Times New Roman"/>
+          <w:b w:val="0"/>
+          <w:i w:val="0"/>
+          <w:color w:val="000000"/>
+          <w:sz w:val="20"/>
+        </w:rPr>
+        <w:t>https://api.upstage.ai/v1/document-ai/document-parse.</w:t>
+      </w:r>
+    </w:p>
+    <w:p>
+      <w:pPr>
+        <w:keepNext/>
+        <w:spacing w:before="280" w:after="80"/>
+      </w:pPr>
+      <w:r>
+        <w:rPr>
+          <w:rFonts w:ascii="Times New Roman" w:hAnsi="Times New Roman" w:eastAsia="NanumMyeongjo" w:cs="Times New Roman"/>
+          <w:b/>
+          <w:i w:val="0"/>
+          <w:color w:val="000000"/>
+          <w:sz w:val="26"/>
+        </w:rPr>
+        <w:t>부록 A. 데이터셋별 입력 토큰 분포</w:t>
       </w:r>
     </w:p>
     <w:tbl>
@@ -6812,24 +8165,28 @@
         <w:tblLook w:firstColumn="1" w:firstRow="1" w:lastColumn="0" w:lastRow="0" w:noHBand="0" w:noVBand="1" w:val="04A0"/>
       </w:tblPr>
       <w:tblGrid>
-        <w:gridCol w:w="3173"/>
-        <w:gridCol w:w="3173"/>
-        <w:gridCol w:w="3173"/>
+        <w:gridCol w:w="3024"/>
+        <w:gridCol w:w="3024"/>
+        <w:gridCol w:w="3024"/>
       </w:tblGrid>
       <w:tr>
         <w:tc>
           <w:tcPr>
-            <w:tcW w:type="dxa" w:w="3173"/>
+            <w:tcW w:type="dxa" w:w="3024"/>
             <w:vAlign w:val="center"/>
           </w:tcPr>
           <w:p>
+            <w:pPr>
+              <w:spacing w:after="0" w:before="0"/>
+              <w:jc w:val="center"/>
+            </w:pPr>
             <w:r>
               <w:rPr>
                 <w:rFonts w:ascii="Times New Roman" w:hAnsi="Times New Roman" w:eastAsia="NanumMyeongjo" w:cs="Times New Roman"/>
                 <w:b/>
                 <w:i w:val="0"/>
                 <w:color w:val="000000"/>
-                <w:sz w:val="20"/>
+                <w:sz w:val="19"/>
               </w:rPr>
               <w:t>Dataset</w:t>
             </w:r>
@@ -6837,11 +8194,12 @@
         </w:tc>
         <w:tc>
           <w:tcPr>
-            <w:tcW w:type="dxa" w:w="3173"/>
+            <w:tcW w:type="dxa" w:w="3024"/>
             <w:vAlign w:val="center"/>
           </w:tcPr>
           <w:p>
             <w:pPr>
+              <w:spacing w:after="0" w:before="0"/>
               <w:jc w:val="right"/>
             </w:pPr>
             <w:r>
@@ -6850,7 +8208,7 @@
                 <w:b/>
                 <w:i w:val="0"/>
                 <w:color w:val="000000"/>
-                <w:sz w:val="20"/>
+                <w:sz w:val="19"/>
               </w:rPr>
               <w:t>avg input tokens (image_only)</w:t>
             </w:r>
@@ -6858,11 +8216,12 @@
         </w:tc>
         <w:tc>
           <w:tcPr>
-            <w:tcW w:type="dxa" w:w="3173"/>
+            <w:tcW w:type="dxa" w:w="3024"/>
             <w:vAlign w:val="center"/>
           </w:tcPr>
           <w:p>
             <w:pPr>
+              <w:spacing w:after="0" w:before="0"/>
               <w:jc w:val="right"/>
             </w:pPr>
             <w:r>
@@ -6871,7 +8230,7 @@
                 <w:b/>
                 <w:i w:val="0"/>
                 <w:color w:val="000000"/>
-                <w:sz w:val="20"/>
+                <w:sz w:val="19"/>
               </w:rPr>
               <w:t>avg input tokens (parsed_visual)</w:t>
             </w:r>
@@ -6881,17 +8240,20 @@
       <w:tr>
         <w:tc>
           <w:tcPr>
-            <w:tcW w:type="dxa" w:w="3173"/>
+            <w:tcW w:type="dxa" w:w="3024"/>
             <w:vAlign w:val="center"/>
           </w:tcPr>
           <w:p>
+            <w:pPr>
+              <w:spacing w:after="0" w:before="0"/>
+            </w:pPr>
             <w:r>
               <w:rPr>
                 <w:rFonts w:ascii="Times New Roman" w:hAnsi="Times New Roman" w:eastAsia="NanumMyeongjo" w:cs="Times New Roman"/>
                 <w:b w:val="0"/>
                 <w:i w:val="0"/>
                 <w:color w:val="000000"/>
-                <w:sz w:val="20"/>
+                <w:sz w:val="19"/>
               </w:rPr>
               <w:t>ChartQA</w:t>
             </w:r>
@@ -6899,11 +8261,12 @@
         </w:tc>
         <w:tc>
           <w:tcPr>
-            <w:tcW w:type="dxa" w:w="3173"/>
+            <w:tcW w:type="dxa" w:w="3024"/>
             <w:vAlign w:val="center"/>
           </w:tcPr>
           <w:p>
             <w:pPr>
+              <w:spacing w:after="0" w:before="0"/>
               <w:jc w:val="right"/>
             </w:pPr>
             <w:r>
@@ -6912,19 +8275,20 @@
                 <w:b w:val="0"/>
                 <w:i w:val="0"/>
                 <w:color w:val="000000"/>
-                <w:sz w:val="20"/>
+                <w:sz w:val="19"/>
               </w:rPr>
-              <w:t>~300–950</w:t>
+              <w:t>약 300–950</w:t>
             </w:r>
           </w:p>
         </w:tc>
         <w:tc>
           <w:tcPr>
-            <w:tcW w:type="dxa" w:w="3173"/>
+            <w:tcW w:type="dxa" w:w="3024"/>
             <w:vAlign w:val="center"/>
           </w:tcPr>
           <w:p>
             <w:pPr>
+              <w:spacing w:after="0" w:before="0"/>
               <w:jc w:val="right"/>
             </w:pPr>
             <w:r>
@@ -6933,9 +8297,9 @@
                 <w:b w:val="0"/>
                 <w:i w:val="0"/>
                 <w:color w:val="000000"/>
-                <w:sz w:val="20"/>
+                <w:sz w:val="19"/>
               </w:rPr>
-              <w:t>~1,500–3,000</w:t>
+              <w:t>약 1,500–3,000</w:t>
             </w:r>
           </w:p>
         </w:tc>
@@ -6943,17 +8307,20 @@
       <w:tr>
         <w:tc>
           <w:tcPr>
-            <w:tcW w:type="dxa" w:w="3173"/>
+            <w:tcW w:type="dxa" w:w="3024"/>
             <w:vAlign w:val="center"/>
           </w:tcPr>
           <w:p>
+            <w:pPr>
+              <w:spacing w:after="0" w:before="0"/>
+            </w:pPr>
             <w:r>
               <w:rPr>
                 <w:rFonts w:ascii="Times New Roman" w:hAnsi="Times New Roman" w:eastAsia="NanumMyeongjo" w:cs="Times New Roman"/>
                 <w:b w:val="0"/>
                 <w:i w:val="0"/>
                 <w:color w:val="000000"/>
-                <w:sz w:val="20"/>
+                <w:sz w:val="19"/>
               </w:rPr>
               <w:t>InfoVQA</w:t>
             </w:r>
@@ -6961,11 +8328,12 @@
         </w:tc>
         <w:tc>
           <w:tcPr>
-            <w:tcW w:type="dxa" w:w="3173"/>
+            <w:tcW w:type="dxa" w:w="3024"/>
             <w:vAlign w:val="center"/>
           </w:tcPr>
           <w:p>
             <w:pPr>
+              <w:spacing w:after="0" w:before="0"/>
               <w:jc w:val="right"/>
             </w:pPr>
             <w:r>
@@ -6974,19 +8342,20 @@
                 <w:b w:val="0"/>
                 <w:i w:val="0"/>
                 <w:color w:val="000000"/>
-                <w:sz w:val="20"/>
+                <w:sz w:val="19"/>
               </w:rPr>
-              <w:t>~1,700 (capped)</w:t>
+              <w:t>약 1,700 (capped)</w:t>
             </w:r>
           </w:p>
         </w:tc>
         <w:tc>
           <w:tcPr>
-            <w:tcW w:type="dxa" w:w="3173"/>
+            <w:tcW w:type="dxa" w:w="3024"/>
             <w:vAlign w:val="center"/>
           </w:tcPr>
           <w:p>
             <w:pPr>
+              <w:spacing w:after="0" w:before="0"/>
               <w:jc w:val="right"/>
             </w:pPr>
             <w:r>
@@ -6995,9 +8364,9 @@
                 <w:b w:val="0"/>
                 <w:i w:val="0"/>
                 <w:color w:val="000000"/>
-                <w:sz w:val="20"/>
+                <w:sz w:val="19"/>
               </w:rPr>
-              <w:t>~2,500–4,000</w:t>
+              <w:t>약 2,500–4,000</w:t>
             </w:r>
           </w:p>
         </w:tc>
@@ -7005,17 +8374,20 @@
       <w:tr>
         <w:tc>
           <w:tcPr>
-            <w:tcW w:type="dxa" w:w="3173"/>
+            <w:tcW w:type="dxa" w:w="3024"/>
             <w:vAlign w:val="center"/>
           </w:tcPr>
           <w:p>
+            <w:pPr>
+              <w:spacing w:after="0" w:before="0"/>
+            </w:pPr>
             <w:r>
               <w:rPr>
                 <w:rFonts w:ascii="Times New Roman" w:hAnsi="Times New Roman" w:eastAsia="NanumMyeongjo" w:cs="Times New Roman"/>
                 <w:b w:val="0"/>
                 <w:i w:val="0"/>
                 <w:color w:val="000000"/>
-                <w:sz w:val="20"/>
+                <w:sz w:val="19"/>
               </w:rPr>
               <w:t>MP-DocVQA</w:t>
             </w:r>
@@ -7023,11 +8395,12 @@
         </w:tc>
         <w:tc>
           <w:tcPr>
-            <w:tcW w:type="dxa" w:w="3173"/>
+            <w:tcW w:type="dxa" w:w="3024"/>
             <w:vAlign w:val="center"/>
           </w:tcPr>
           <w:p>
             <w:pPr>
+              <w:spacing w:after="0" w:before="0"/>
               <w:jc w:val="right"/>
             </w:pPr>
             <w:r>
@@ -7036,19 +8409,20 @@
                 <w:b w:val="0"/>
                 <w:i w:val="0"/>
                 <w:color w:val="000000"/>
-                <w:sz w:val="20"/>
+                <w:sz w:val="19"/>
               </w:rPr>
-              <w:t>~1,300–1,700</w:t>
+              <w:t>약 1,300–1,700</w:t>
             </w:r>
           </w:p>
         </w:tc>
         <w:tc>
           <w:tcPr>
-            <w:tcW w:type="dxa" w:w="3173"/>
+            <w:tcW w:type="dxa" w:w="3024"/>
             <w:vAlign w:val="center"/>
           </w:tcPr>
           <w:p>
             <w:pPr>
+              <w:spacing w:after="0" w:before="0"/>
               <w:jc w:val="right"/>
             </w:pPr>
             <w:r>
@@ -7057,9 +8431,9 @@
                 <w:b w:val="0"/>
                 <w:i w:val="0"/>
                 <w:color w:val="000000"/>
-                <w:sz w:val="20"/>
+                <w:sz w:val="19"/>
               </w:rPr>
-              <w:t>~2,000–3,500</w:t>
+              <w:t>약 2,000–3,500</w:t>
             </w:r>
           </w:p>
         </w:tc>
@@ -7067,17 +8441,20 @@
       <w:tr>
         <w:tc>
           <w:tcPr>
-            <w:tcW w:type="dxa" w:w="3173"/>
+            <w:tcW w:type="dxa" w:w="3024"/>
             <w:vAlign w:val="center"/>
           </w:tcPr>
           <w:p>
+            <w:pPr>
+              <w:spacing w:after="0" w:before="0"/>
+            </w:pPr>
             <w:r>
               <w:rPr>
                 <w:rFonts w:ascii="Times New Roman" w:hAnsi="Times New Roman" w:eastAsia="NanumMyeongjo" w:cs="Times New Roman"/>
                 <w:b w:val="0"/>
                 <w:i w:val="0"/>
                 <w:color w:val="000000"/>
-                <w:sz w:val="20"/>
+                <w:sz w:val="19"/>
               </w:rPr>
               <w:t>SlideVQA</w:t>
             </w:r>
@@ -7085,11 +8462,12 @@
         </w:tc>
         <w:tc>
           <w:tcPr>
-            <w:tcW w:type="dxa" w:w="3173"/>
+            <w:tcW w:type="dxa" w:w="3024"/>
             <w:vAlign w:val="center"/>
           </w:tcPr>
           <w:p>
             <w:pPr>
+              <w:spacing w:after="0" w:before="0"/>
               <w:jc w:val="right"/>
             </w:pPr>
             <w:r>
@@ -7098,19 +8476,20 @@
                 <w:b w:val="0"/>
                 <w:i w:val="0"/>
                 <w:color w:val="000000"/>
-                <w:sz w:val="20"/>
+                <w:sz w:val="19"/>
               </w:rPr>
-              <w:t>~900–1,400</w:t>
+              <w:t>약 900–1,400</w:t>
             </w:r>
           </w:p>
         </w:tc>
         <w:tc>
           <w:tcPr>
-            <w:tcW w:type="dxa" w:w="3173"/>
+            <w:tcW w:type="dxa" w:w="3024"/>
             <w:vAlign w:val="center"/>
           </w:tcPr>
           <w:p>
             <w:pPr>
+              <w:spacing w:after="0" w:before="0"/>
               <w:jc w:val="right"/>
             </w:pPr>
             <w:r>
@@ -7119,9 +8498,9 @@
                 <w:b w:val="0"/>
                 <w:i w:val="0"/>
                 <w:color w:val="000000"/>
-                <w:sz w:val="20"/>
+                <w:sz w:val="19"/>
               </w:rPr>
-              <w:t>~1,500–3,000</w:t>
+              <w:t>약 1,500–3,000</w:t>
             </w:r>
           </w:p>
         </w:tc>
@@ -7129,9 +8508,19 @@
     </w:tbl>
     <w:p>
       <w:pPr>
-        <w:spacing w:after="200"/>
+        <w:spacing w:after="200" w:before="40"/>
         <w:jc w:val="center"/>
       </w:pPr>
+      <w:r>
+        <w:rPr>
+          <w:rFonts w:ascii="Times New Roman" w:hAnsi="Times New Roman" w:eastAsia="NanumMyeongjo" w:cs="Times New Roman"/>
+          <w:b/>
+          <w:i w:val="0"/>
+          <w:color w:val="000000"/>
+          <w:sz w:val="19"/>
+        </w:rPr>
+        <w:t xml:space="preserve">표 A1. </w:t>
+      </w:r>
       <w:r>
         <w:rPr>
           <w:rFonts w:ascii="Times New Roman" w:hAnsi="Times New Roman" w:eastAsia="NanumMyeongjo" w:cs="Times New Roman"/>
@@ -7140,15 +8529,13 @@
           <w:color w:val="000000"/>
           <w:sz w:val="19"/>
         </w:rPr>
-        <w:t>표 A1. 입력 토큰 수의 데이터셋·모드별 대략 분포.</w:t>
+        <w:t>입력 토큰 수의 데이터셋·모드별 대략 분포.</w:t>
       </w:r>
     </w:p>
     <w:p>
       <w:pPr>
+        <w:keepNext/>
         <w:spacing w:before="280" w:after="80"/>
-        <w:pBdr>
-          <w:bottom w:val="single" w:sz="6" w:space="1" w:color="000000"/>
-        </w:pBdr>
       </w:pPr>
       <w:r>
         <w:rPr>
@@ -7156,128 +8543,15 @@
           <w:b/>
           <w:i w:val="0"/>
           <w:color w:val="000000"/>
-          <w:sz w:val="28"/>
+          <w:sz w:val="26"/>
         </w:rPr>
         <w:t>부록 B. 주요 코드 참조</w:t>
       </w:r>
     </w:p>
     <w:p>
       <w:pPr>
-        <w:pStyle w:val="ListBullet"/>
-        <w:spacing w:after="40"/>
-      </w:pPr>
-      <w:r>
-        <w:rPr>
-          <w:rFonts w:ascii="Times New Roman" w:hAnsi="Times New Roman" w:eastAsia="NanumMyeongjo" w:cs="Times New Roman"/>
-          <w:b w:val="0"/>
-          <w:i w:val="0"/>
-          <w:color w:val="000000"/>
-          <w:sz w:val="22"/>
-        </w:rPr>
-        <w:t>benchmark/parse_cache.py: ParsedDocument, load_parse_cache, append_parse_cache, evidence_text</w:t>
-      </w:r>
-    </w:p>
-    <w:p>
-      <w:pPr>
-        <w:pStyle w:val="ListBullet"/>
-        <w:spacing w:after="40"/>
-      </w:pPr>
-      <w:r>
-        <w:rPr>
-          <w:rFonts w:ascii="Times New Roman" w:hAnsi="Times New Roman" w:eastAsia="NanumMyeongjo" w:cs="Times New Roman"/>
-          <w:b w:val="0"/>
-          <w:i w:val="0"/>
-          <w:color w:val="000000"/>
-          <w:sz w:val="22"/>
-        </w:rPr>
-        <w:t>benchmark/v12_on_visrag.py: build_prompt (line 75–96), build_qwen2vl_messages (206–217), call_qwen2vl (210–278), main (305–443)</w:t>
-      </w:r>
-    </w:p>
-    <w:p>
-      <w:pPr>
-        <w:pStyle w:val="ListBullet"/>
-        <w:spacing w:after="40"/>
-      </w:pPr>
-      <w:r>
-        <w:rPr>
-          <w:rFonts w:ascii="Times New Roman" w:hAnsi="Times New Roman" w:eastAsia="NanumMyeongjo" w:cs="Times New Roman"/>
-          <w:b w:val="0"/>
-          <w:i w:val="0"/>
-          <w:color w:val="000000"/>
-          <w:sz w:val="22"/>
-        </w:rPr>
-        <w:t>benchmark/ppt_table_exporter.py: render_markdown, render_csv, render_json</w:t>
-      </w:r>
-    </w:p>
-    <w:p>
-      <w:pPr>
-        <w:pStyle w:val="ListBullet"/>
-        <w:spacing w:after="40"/>
-      </w:pPr>
-      <w:r>
-        <w:rPr>
-          <w:rFonts w:ascii="Times New Roman" w:hAnsi="Times New Roman" w:eastAsia="NanumMyeongjo" w:cs="Times New Roman"/>
-          <w:b w:val="0"/>
-          <w:i w:val="0"/>
-          <w:color w:val="000000"/>
-          <w:sz w:val="22"/>
-        </w:rPr>
-        <w:t>benchmark/metrics.py: relaxed_exact_match (16–44), accuracy (47–55), mrr_at_k (58–69), recall_at_k (72–81)</w:t>
-      </w:r>
-    </w:p>
-    <w:p>
-      <w:pPr>
-        <w:pStyle w:val="ListBullet"/>
-        <w:spacing w:after="40"/>
-      </w:pPr>
-      <w:r>
-        <w:rPr>
-          <w:rFonts w:ascii="Times New Roman" w:hAnsi="Times New Roman" w:eastAsia="NanumMyeongjo" w:cs="Times New Roman"/>
-          <w:b w:val="0"/>
-          <w:i w:val="0"/>
-          <w:color w:val="000000"/>
-          <w:sz w:val="22"/>
-        </w:rPr>
-        <w:t>scripts/run_today_ppt_pipeline.sh: Stage 1 Upstage parse, Stage 2 generation × 3 mode × 4 dataset, Stage 3 PPT exporter</w:t>
-      </w:r>
-    </w:p>
-    <w:p>
-      <w:pPr>
-        <w:pStyle w:val="ListBullet"/>
-        <w:spacing w:after="40"/>
-      </w:pPr>
-      <w:r>
-        <w:rPr>
-          <w:rFonts w:ascii="Times New Roman" w:hAnsi="Times New Roman" w:eastAsia="NanumMyeongjo" w:cs="Times New Roman"/>
-          <w:b w:val="0"/>
-          <w:i w:val="0"/>
-          <w:color w:val="000000"/>
-          <w:sz w:val="22"/>
-        </w:rPr>
-        <w:t>configs/visrag_paper_benchmark.json: 데이터셋·generator·metric 메타데이터, PPT 정렬 매핑</w:t>
-      </w:r>
-    </w:p>
-    <w:p>
-      <w:pPr>
-        <w:spacing w:before="280" w:after="80"/>
-        <w:pBdr>
-          <w:bottom w:val="single" w:sz="6" w:space="1" w:color="000000"/>
-        </w:pBdr>
-      </w:pPr>
-      <w:r>
-        <w:rPr>
-          <w:rFonts w:ascii="Times New Roman" w:hAnsi="Times New Roman" w:eastAsia="NanumMyeongjo" w:cs="Times New Roman"/>
-          <w:b/>
-          <w:i w:val="0"/>
-          <w:color w:val="000000"/>
-          <w:sz w:val="28"/>
-        </w:rPr>
-        <w:t>부록 C. 본 보고서가 다루지 않는 v12 bridge 구성요소</w:t>
-      </w:r>
-    </w:p>
-    <w:p>
-      <w:pPr>
-        <w:spacing w:after="120" w:before="0"/>
+        <w:spacing w:after="60" w:line="312" w:lineRule="auto"/>
+        <w:ind w:left="482" w:hanging="255"/>
         <w:jc w:val="both"/>
       </w:pPr>
       <w:r>
@@ -7286,19 +8560,254 @@
           <w:b w:val="0"/>
           <w:i w:val="0"/>
           <w:color w:val="000000"/>
-          <w:sz w:val="22"/>
+          <w:sz w:val="21"/>
         </w:rPr>
-        <w:t>참고: backup/v12_port/ 디렉토리(제출 외 보관)에는 교량 점검 보고서 도메인 전용 v12 구성요소들(질문 분류기, 챕터 추론, 손상 이력 보강 등)이 이식되어 있다. 본 보고서의 비교 대상인 v12-general은 이 도메인 종속 구성요소를 제거하고 ‘파싱 텍스트와 이미지를 동시에 VLM에 입력한다’는 일반 원리만을 남긴 변형이다. VisRAG 공개 벤치마크에는 교량 도메인 컴포넌트를 사용하지 않으며, 본 제출의 어떤 결과도 v12_port 모듈에 의존하지 않는다. 자세한 설계 근거는 backup/docs/domain_free_v12_experiment_design.md에 있고, backup 폴더의 인덱스는 backup/README.md에 있다.</w:t>
+        <w:t>·</w:t>
+        <w:tab/>
+      </w:r>
+      <w:r>
+        <w:rPr>
+          <w:rFonts w:ascii="Times New Roman" w:hAnsi="Times New Roman" w:eastAsia="NanumMyeongjo" w:cs="Times New Roman"/>
+          <w:b w:val="0"/>
+          <w:i w:val="0"/>
+          <w:color w:val="000000"/>
+          <w:sz w:val="21"/>
+        </w:rPr>
+        <w:t>benchmark/parse_cache.py: ParsedDocument, load_parse_cache, append_parse_cache, evidence_text.</w:t>
+      </w:r>
+    </w:p>
+    <w:p>
+      <w:pPr>
+        <w:spacing w:after="60" w:line="312" w:lineRule="auto"/>
+        <w:ind w:left="482" w:hanging="255"/>
+        <w:jc w:val="both"/>
+      </w:pPr>
+      <w:r>
+        <w:rPr>
+          <w:rFonts w:ascii="Times New Roman" w:hAnsi="Times New Roman" w:eastAsia="NanumMyeongjo" w:cs="Times New Roman"/>
+          <w:b w:val="0"/>
+          <w:i w:val="0"/>
+          <w:color w:val="000000"/>
+          <w:sz w:val="21"/>
+        </w:rPr>
+        <w:t>·</w:t>
+        <w:tab/>
+      </w:r>
+      <w:r>
+        <w:rPr>
+          <w:rFonts w:ascii="Times New Roman" w:hAnsi="Times New Roman" w:eastAsia="NanumMyeongjo" w:cs="Times New Roman"/>
+          <w:b w:val="0"/>
+          <w:i w:val="0"/>
+          <w:color w:val="000000"/>
+          <w:sz w:val="21"/>
+        </w:rPr>
+        <w:t>benchmark/v12_on_visrag.py: build_prompt(75–96), build_qwen2vl_messages(206–217), call_qwen2vl(210–278), main(305–443).</w:t>
+      </w:r>
+    </w:p>
+    <w:p>
+      <w:pPr>
+        <w:spacing w:after="60" w:line="312" w:lineRule="auto"/>
+        <w:ind w:left="482" w:hanging="255"/>
+        <w:jc w:val="both"/>
+      </w:pPr>
+      <w:r>
+        <w:rPr>
+          <w:rFonts w:ascii="Times New Roman" w:hAnsi="Times New Roman" w:eastAsia="NanumMyeongjo" w:cs="Times New Roman"/>
+          <w:b w:val="0"/>
+          <w:i w:val="0"/>
+          <w:color w:val="000000"/>
+          <w:sz w:val="21"/>
+        </w:rPr>
+        <w:t>·</w:t>
+        <w:tab/>
+      </w:r>
+      <w:r>
+        <w:rPr>
+          <w:rFonts w:ascii="Times New Roman" w:hAnsi="Times New Roman" w:eastAsia="NanumMyeongjo" w:cs="Times New Roman"/>
+          <w:b w:val="0"/>
+          <w:i w:val="0"/>
+          <w:color w:val="000000"/>
+          <w:sz w:val="21"/>
+        </w:rPr>
+        <w:t>benchmark/ppt_table_exporter.py: render_markdown, render_csv, render_json.</w:t>
+      </w:r>
+    </w:p>
+    <w:p>
+      <w:pPr>
+        <w:spacing w:after="60" w:line="312" w:lineRule="auto"/>
+        <w:ind w:left="482" w:hanging="255"/>
+        <w:jc w:val="both"/>
+      </w:pPr>
+      <w:r>
+        <w:rPr>
+          <w:rFonts w:ascii="Times New Roman" w:hAnsi="Times New Roman" w:eastAsia="NanumMyeongjo" w:cs="Times New Roman"/>
+          <w:b w:val="0"/>
+          <w:i w:val="0"/>
+          <w:color w:val="000000"/>
+          <w:sz w:val="21"/>
+        </w:rPr>
+        <w:t>·</w:t>
+        <w:tab/>
+      </w:r>
+      <w:r>
+        <w:rPr>
+          <w:rFonts w:ascii="Times New Roman" w:hAnsi="Times New Roman" w:eastAsia="NanumMyeongjo" w:cs="Times New Roman"/>
+          <w:b w:val="0"/>
+          <w:i w:val="0"/>
+          <w:color w:val="000000"/>
+          <w:sz w:val="21"/>
+        </w:rPr>
+        <w:t>benchmark/metrics.py: relaxed_exact_match(16–44), accuracy(47–55), mrr_at_k(58–69), recall_at_k(72–81).</w:t>
+      </w:r>
+    </w:p>
+    <w:p>
+      <w:pPr>
+        <w:spacing w:after="60" w:line="312" w:lineRule="auto"/>
+        <w:ind w:left="482" w:hanging="255"/>
+        <w:jc w:val="both"/>
+      </w:pPr>
+      <w:r>
+        <w:rPr>
+          <w:rFonts w:ascii="Times New Roman" w:hAnsi="Times New Roman" w:eastAsia="NanumMyeongjo" w:cs="Times New Roman"/>
+          <w:b w:val="0"/>
+          <w:i w:val="0"/>
+          <w:color w:val="000000"/>
+          <w:sz w:val="21"/>
+        </w:rPr>
+        <w:t>·</w:t>
+        <w:tab/>
+      </w:r>
+      <w:r>
+        <w:rPr>
+          <w:rFonts w:ascii="Times New Roman" w:hAnsi="Times New Roman" w:eastAsia="NanumMyeongjo" w:cs="Times New Roman"/>
+          <w:b w:val="0"/>
+          <w:i w:val="0"/>
+          <w:color w:val="000000"/>
+          <w:sz w:val="21"/>
+        </w:rPr>
+        <w:t>scripts/run_today_ppt_pipeline.sh: Stage 1 Upstage parse, Stage 2 generation × 3 mode × 4 dataset, Stage 3 PPT exporter.</w:t>
+      </w:r>
+    </w:p>
+    <w:p>
+      <w:pPr>
+        <w:spacing w:after="60" w:line="312" w:lineRule="auto"/>
+        <w:ind w:left="482" w:hanging="255"/>
+        <w:jc w:val="both"/>
+      </w:pPr>
+      <w:r>
+        <w:rPr>
+          <w:rFonts w:ascii="Times New Roman" w:hAnsi="Times New Roman" w:eastAsia="NanumMyeongjo" w:cs="Times New Roman"/>
+          <w:b w:val="0"/>
+          <w:i w:val="0"/>
+          <w:color w:val="000000"/>
+          <w:sz w:val="21"/>
+        </w:rPr>
+        <w:t>·</w:t>
+        <w:tab/>
+      </w:r>
+      <w:r>
+        <w:rPr>
+          <w:rFonts w:ascii="Times New Roman" w:hAnsi="Times New Roman" w:eastAsia="NanumMyeongjo" w:cs="Times New Roman"/>
+          <w:b w:val="0"/>
+          <w:i w:val="0"/>
+          <w:color w:val="000000"/>
+          <w:sz w:val="21"/>
+        </w:rPr>
+        <w:t>configs/visrag_paper_benchmark.json: 데이터셋·generator·metric 메타데이터와 PPT 정렬 매핑.</w:t>
+      </w:r>
+    </w:p>
+    <w:p>
+      <w:pPr>
+        <w:keepNext/>
+        <w:spacing w:before="280" w:after="80"/>
+      </w:pPr>
+      <w:r>
+        <w:rPr>
+          <w:rFonts w:ascii="Times New Roman" w:hAnsi="Times New Roman" w:eastAsia="NanumMyeongjo" w:cs="Times New Roman"/>
+          <w:b/>
+          <w:i w:val="0"/>
+          <w:color w:val="000000"/>
+          <w:sz w:val="26"/>
+        </w:rPr>
+        <w:t>부록 C. v12 bridge 도메인 구성요소(범위 외)</w:t>
+      </w:r>
+    </w:p>
+    <w:p>
+      <w:pPr>
+        <w:spacing w:after="80" w:before="0" w:line="324" w:lineRule="auto"/>
+        <w:ind w:firstLine="482"/>
+        <w:jc w:val="both"/>
+      </w:pPr>
+      <w:r>
+        <w:rPr>
+          <w:rFonts w:ascii="Times New Roman" w:hAnsi="Times New Roman" w:eastAsia="NanumMyeongjo" w:cs="Times New Roman"/>
+          <w:b w:val="0"/>
+          <w:i w:val="0"/>
+          <w:color w:val="000000"/>
+          <w:sz w:val="21"/>
+        </w:rPr>
+        <w:t>본 보고서가 다루는 v12-general은 백업 폴더 backup/v12_port/ 의 도메인 종속 v12 구성요소—교량 점검 보고서에 특화된 질문 분류기, 챕터 추론, 손상 이력 보강 등—를 제거하고 ‘파싱 텍스트와 이미지를 동시에 VLM에 입력한다’는 일반 원리만을 남긴 변형이다. VisRAG 공개 벤치마크에는 교량 도메인 컴포넌트가 사용되지 않으며, 본 제출의 어떤 결과도 v12_port 모듈에 의존하지 않는다. 자세한 설계 근거는 backup/docs/domain_free_v12_experiment_design.md에, backup 폴더의 인덱스는 backup/README.md에 있다.</w:t>
       </w:r>
     </w:p>
     <w:sectPr>
-      <w:pgSz w:w="12240" w:h="15840"/>
-      <w:pgMar w:top="1247" w:right="1361" w:bottom="1247" w:left="1361" w:header="720" w:footer="720" w:gutter="0"/>
+      <w:headerReference w:type="default" r:id="rId9"/>
+      <w:footerReference w:type="default" r:id="rId10"/>
+      <w:pgSz w:w="11906" w:h="16838"/>
+      <w:pgMar w:top="1417" w:right="1417" w:bottom="1417" w:left="1417" w:header="720" w:footer="720" w:gutter="0"/>
       <w:cols w:space="720"/>
       <w:docGrid w:linePitch="360"/>
     </w:sectPr>
   </w:body>
 </w:document>
+</file>
+
+<file path=word/footer1.xml><?xml version="1.0" encoding="utf-8"?>
+<w:ftr xmlns:m="http://schemas.openxmlformats.org/officeDocument/2006/math" xmlns:mc="http://schemas.openxmlformats.org/markup-compatibility/2006" xmlns:mo="http://schemas.microsoft.com/office/mac/office/2008/main" xmlns:mv="urn:schemas-microsoft-com:mac:vml" xmlns:o="urn:schemas-microsoft-com:office:office" xmlns:r="http://schemas.openxmlformats.org/officeDocument/2006/relationships" xmlns:v="urn:schemas-microsoft-com:vml" xmlns:w10="urn:schemas-microsoft-com:office:word" xmlns:w14="http://schemas.microsoft.com/office/word/2010/wordml" xmlns:w="http://schemas.openxmlformats.org/wordprocessingml/2006/main" xmlns:wne="http://schemas.microsoft.com/office/word/2006/wordml" xmlns:wp14="http://schemas.microsoft.com/office/word/2010/wordprocessingDrawing" xmlns:wp="http://schemas.openxmlformats.org/drawingml/2006/wordprocessingDrawing" xmlns:wpc="http://schemas.microsoft.com/office/word/2010/wordprocessingCanvas" xmlns:wpg="http://schemas.microsoft.com/office/word/2010/wordprocessingGroup" xmlns:wpi="http://schemas.microsoft.com/office/word/2010/wordprocessingInk" xmlns:wps="http://schemas.microsoft.com/office/word/2010/wordprocessingShape" mc:Ignorable="w14 wp14">
+  <w:p>
+    <w:pPr>
+      <w:pStyle w:val="Footer"/>
+      <w:spacing w:before="40"/>
+      <w:jc w:val="center"/>
+    </w:pPr>
+    <w:r>
+      <w:rPr>
+        <w:rFonts w:ascii="Times New Roman" w:hAnsi="Times New Roman" w:eastAsia="NanumMyeongjo" w:cs="Times New Roman"/>
+        <w:b w:val="0"/>
+        <w:i w:val="0"/>
+        <w:color w:val="000000"/>
+        <w:sz w:val="18"/>
+      </w:rPr>
+      <w:fldChar w:fldCharType="begin"/>
+      <w:instrText xml:space="preserve"> PAGE \* MERGEFORMAT </w:instrText>
+      <w:fldChar w:fldCharType="end"/>
+    </w:r>
+  </w:p>
+</w:ftr>
+</file>
+
+<file path=word/header1.xml><?xml version="1.0" encoding="utf-8"?>
+<w:hdr xmlns:m="http://schemas.openxmlformats.org/officeDocument/2006/math" xmlns:mc="http://schemas.openxmlformats.org/markup-compatibility/2006" xmlns:mo="http://schemas.microsoft.com/office/mac/office/2008/main" xmlns:mv="urn:schemas-microsoft-com:mac:vml" xmlns:o="urn:schemas-microsoft-com:office:office" xmlns:r="http://schemas.openxmlformats.org/officeDocument/2006/relationships" xmlns:v="urn:schemas-microsoft-com:vml" xmlns:w10="urn:schemas-microsoft-com:office:word" xmlns:w14="http://schemas.microsoft.com/office/word/2010/wordml" xmlns:w="http://schemas.openxmlformats.org/wordprocessingml/2006/main" xmlns:wne="http://schemas.microsoft.com/office/word/2006/wordml" xmlns:wp14="http://schemas.microsoft.com/office/word/2010/wordprocessingDrawing" xmlns:wp="http://schemas.openxmlformats.org/drawingml/2006/wordprocessingDrawing" xmlns:wpc="http://schemas.microsoft.com/office/word/2010/wordprocessingCanvas" xmlns:wpg="http://schemas.microsoft.com/office/word/2010/wordprocessingGroup" xmlns:wpi="http://schemas.microsoft.com/office/word/2010/wordprocessingInk" xmlns:wps="http://schemas.microsoft.com/office/word/2010/wordprocessingShape" mc:Ignorable="w14 wp14">
+  <w:p>
+    <w:pPr>
+      <w:pStyle w:val="Header"/>
+      <w:spacing w:after="0"/>
+      <w:jc w:val="right"/>
+      <w:pBdr>
+        <w:bottom w:val="single" w:sz="4" w:space="1" w:color="000000"/>
+      </w:pBdr>
+    </w:pPr>
+    <w:r>
+      <w:rPr>
+        <w:rFonts w:ascii="Times New Roman" w:hAnsi="Times New Roman" w:eastAsia="NanumMyeongjo" w:cs="Times New Roman"/>
+        <w:b w:val="0"/>
+        <w:i/>
+        <w:color w:val="000000"/>
+        <w:sz w:val="18"/>
+      </w:rPr>
+      <w:t>Parsed-Visual RAG (v12-general) vs. VisRAG</w:t>
+    </w:r>
+  </w:p>
+</w:hdr>
 </file>
 
 <file path=word/numbering.xml><?xml version="1.0" encoding="utf-8"?>
@@ -7667,7 +9176,7 @@
     <w:rPr>
       <w:rFonts w:ascii="Times New Roman" w:hAnsi="Times New Roman" w:eastAsia="NanumMyeongjo" w:cs="Times New Roman"/>
       <w:color w:val="000000"/>
-      <w:sz w:val="22"/>
+      <w:sz w:val="21"/>
     </w:rPr>
   </w:style>
   <w:style w:type="paragraph" w:styleId="Header">

--- a/docs/report_v12_general_vs_visrag.docx
+++ b/docs/report_v12_general_vs_visrag.docx
@@ -467,7 +467,7 @@
     </w:p>
     <w:tbl>
       <w:tblPr>
-        <w:tblStyle w:val="LightGrid"/>
+        <w:tblStyle w:val="TableGrid"/>
         <w:tblW w:type="auto" w:w="0"/>
         <w:jc w:val="center"/>
         <w:tblLook w:firstColumn="1" w:firstRow="1" w:lastColumn="0" w:lastRow="0" w:noHBand="0" w:noVBand="1" w:val="04A0"/>
@@ -484,6 +484,7 @@
           <w:tcPr>
             <w:tcW w:type="dxa" w:w="1814"/>
             <w:vAlign w:val="center"/>
+            <w:shd w:val="clear" w:color="auto" w:fill="FFFFFF"/>
           </w:tcPr>
           <w:p>
             <w:pPr>
@@ -506,6 +507,7 @@
           <w:tcPr>
             <w:tcW w:type="dxa" w:w="1814"/>
             <w:vAlign w:val="center"/>
+            <w:shd w:val="clear" w:color="auto" w:fill="FFFFFF"/>
           </w:tcPr>
           <w:p>
             <w:pPr>
@@ -528,6 +530,7 @@
           <w:tcPr>
             <w:tcW w:type="dxa" w:w="1814"/>
             <w:vAlign w:val="center"/>
+            <w:shd w:val="clear" w:color="auto" w:fill="FFFFFF"/>
           </w:tcPr>
           <w:p>
             <w:pPr>
@@ -550,6 +553,7 @@
           <w:tcPr>
             <w:tcW w:type="dxa" w:w="1814"/>
             <w:vAlign w:val="center"/>
+            <w:shd w:val="clear" w:color="auto" w:fill="FFFFFF"/>
           </w:tcPr>
           <w:p>
             <w:pPr>
@@ -572,6 +576,7 @@
           <w:tcPr>
             <w:tcW w:type="dxa" w:w="1814"/>
             <w:vAlign w:val="center"/>
+            <w:shd w:val="clear" w:color="auto" w:fill="FFFFFF"/>
           </w:tcPr>
           <w:p>
             <w:pPr>
@@ -596,6 +601,7 @@
           <w:tcPr>
             <w:tcW w:type="dxa" w:w="1814"/>
             <w:vAlign w:val="center"/>
+            <w:shd w:val="clear" w:color="auto" w:fill="FFFFFF"/>
           </w:tcPr>
           <w:p>
             <w:pPr>
@@ -617,6 +623,7 @@
           <w:tcPr>
             <w:tcW w:type="dxa" w:w="1814"/>
             <w:vAlign w:val="center"/>
+            <w:shd w:val="clear" w:color="auto" w:fill="FFFFFF"/>
           </w:tcPr>
           <w:p>
             <w:pPr>
@@ -639,6 +646,7 @@
           <w:tcPr>
             <w:tcW w:type="dxa" w:w="1814"/>
             <w:vAlign w:val="center"/>
+            <w:shd w:val="clear" w:color="auto" w:fill="FFFFFF"/>
           </w:tcPr>
           <w:p>
             <w:pPr>
@@ -661,6 +669,7 @@
           <w:tcPr>
             <w:tcW w:type="dxa" w:w="1814"/>
             <w:vAlign w:val="center"/>
+            <w:shd w:val="clear" w:color="auto" w:fill="FFFFFF"/>
           </w:tcPr>
           <w:p>
             <w:pPr>
@@ -683,6 +692,7 @@
           <w:tcPr>
             <w:tcW w:type="dxa" w:w="1814"/>
             <w:vAlign w:val="center"/>
+            <w:shd w:val="clear" w:color="auto" w:fill="FFFFFF"/>
           </w:tcPr>
           <w:p>
             <w:pPr>
@@ -707,6 +717,7 @@
           <w:tcPr>
             <w:tcW w:type="dxa" w:w="1814"/>
             <w:vAlign w:val="center"/>
+            <w:shd w:val="clear" w:color="auto" w:fill="FFFFFF"/>
           </w:tcPr>
           <w:p>
             <w:pPr>
@@ -728,6 +739,7 @@
           <w:tcPr>
             <w:tcW w:type="dxa" w:w="1814"/>
             <w:vAlign w:val="center"/>
+            <w:shd w:val="clear" w:color="auto" w:fill="FFFFFF"/>
           </w:tcPr>
           <w:p>
             <w:pPr>
@@ -750,6 +762,7 @@
           <w:tcPr>
             <w:tcW w:type="dxa" w:w="1814"/>
             <w:vAlign w:val="center"/>
+            <w:shd w:val="clear" w:color="auto" w:fill="FFFFFF"/>
           </w:tcPr>
           <w:p>
             <w:pPr>
@@ -772,6 +785,7 @@
           <w:tcPr>
             <w:tcW w:type="dxa" w:w="1814"/>
             <w:vAlign w:val="center"/>
+            <w:shd w:val="clear" w:color="auto" w:fill="FFFFFF"/>
           </w:tcPr>
           <w:p>
             <w:pPr>
@@ -794,6 +808,7 @@
           <w:tcPr>
             <w:tcW w:type="dxa" w:w="1814"/>
             <w:vAlign w:val="center"/>
+            <w:shd w:val="clear" w:color="auto" w:fill="FFFFFF"/>
           </w:tcPr>
           <w:p>
             <w:pPr>
@@ -818,6 +833,7 @@
           <w:tcPr>
             <w:tcW w:type="dxa" w:w="1814"/>
             <w:vAlign w:val="center"/>
+            <w:shd w:val="clear" w:color="auto" w:fill="FFFFFF"/>
           </w:tcPr>
           <w:p>
             <w:pPr>
@@ -839,6 +855,7 @@
           <w:tcPr>
             <w:tcW w:type="dxa" w:w="1814"/>
             <w:vAlign w:val="center"/>
+            <w:shd w:val="clear" w:color="auto" w:fill="FFFFFF"/>
           </w:tcPr>
           <w:p>
             <w:pPr>
@@ -861,6 +878,7 @@
           <w:tcPr>
             <w:tcW w:type="dxa" w:w="1814"/>
             <w:vAlign w:val="center"/>
+            <w:shd w:val="clear" w:color="auto" w:fill="FFFFFF"/>
           </w:tcPr>
           <w:p>
             <w:pPr>
@@ -883,6 +901,7 @@
           <w:tcPr>
             <w:tcW w:type="dxa" w:w="1814"/>
             <w:vAlign w:val="center"/>
+            <w:shd w:val="clear" w:color="auto" w:fill="FFFFFF"/>
           </w:tcPr>
           <w:p>
             <w:pPr>
@@ -905,6 +924,7 @@
           <w:tcPr>
             <w:tcW w:type="dxa" w:w="1814"/>
             <w:vAlign w:val="center"/>
+            <w:shd w:val="clear" w:color="auto" w:fill="FFFFFF"/>
           </w:tcPr>
           <w:p>
             <w:pPr>
@@ -929,6 +949,7 @@
           <w:tcPr>
             <w:tcW w:type="dxa" w:w="1814"/>
             <w:vAlign w:val="center"/>
+            <w:shd w:val="clear" w:color="auto" w:fill="FFFFFF"/>
           </w:tcPr>
           <w:p>
             <w:pPr>
@@ -950,6 +971,7 @@
           <w:tcPr>
             <w:tcW w:type="dxa" w:w="1814"/>
             <w:vAlign w:val="center"/>
+            <w:shd w:val="clear" w:color="auto" w:fill="FFFFFF"/>
           </w:tcPr>
           <w:p>
             <w:pPr>
@@ -972,6 +994,7 @@
           <w:tcPr>
             <w:tcW w:type="dxa" w:w="1814"/>
             <w:vAlign w:val="center"/>
+            <w:shd w:val="clear" w:color="auto" w:fill="FFFFFF"/>
           </w:tcPr>
           <w:p>
             <w:pPr>
@@ -994,6 +1017,7 @@
           <w:tcPr>
             <w:tcW w:type="dxa" w:w="1814"/>
             <w:vAlign w:val="center"/>
+            <w:shd w:val="clear" w:color="auto" w:fill="FFFFFF"/>
           </w:tcPr>
           <w:p>
             <w:pPr>
@@ -1016,6 +1040,7 @@
           <w:tcPr>
             <w:tcW w:type="dxa" w:w="1814"/>
             <w:vAlign w:val="center"/>
+            <w:shd w:val="clear" w:color="auto" w:fill="FFFFFF"/>
           </w:tcPr>
           <w:p>
             <w:pPr>
@@ -1472,7 +1497,7 @@
     </w:p>
     <w:tbl>
       <w:tblPr>
-        <w:tblStyle w:val="LightGrid"/>
+        <w:tblStyle w:val="TableGrid"/>
         <w:tblW w:type="auto" w:w="0"/>
         <w:jc w:val="center"/>
         <w:tblLook w:firstColumn="1" w:firstRow="1" w:lastColumn="0" w:lastRow="0" w:noHBand="0" w:noVBand="1" w:val="04A0"/>
@@ -1487,6 +1512,7 @@
           <w:tcPr>
             <w:tcW w:type="dxa" w:w="3024"/>
             <w:vAlign w:val="center"/>
+            <w:shd w:val="clear" w:color="auto" w:fill="FFFFFF"/>
           </w:tcPr>
           <w:p>
             <w:pPr>
@@ -1509,6 +1535,7 @@
           <w:tcPr>
             <w:tcW w:type="dxa" w:w="3024"/>
             <w:vAlign w:val="center"/>
+            <w:shd w:val="clear" w:color="auto" w:fill="FFFFFF"/>
           </w:tcPr>
           <w:p>
             <w:pPr>
@@ -1531,6 +1558,7 @@
           <w:tcPr>
             <w:tcW w:type="dxa" w:w="3024"/>
             <w:vAlign w:val="center"/>
+            <w:shd w:val="clear" w:color="auto" w:fill="FFFFFF"/>
           </w:tcPr>
           <w:p>
             <w:pPr>
@@ -1555,6 +1583,7 @@
           <w:tcPr>
             <w:tcW w:type="dxa" w:w="3024"/>
             <w:vAlign w:val="center"/>
+            <w:shd w:val="clear" w:color="auto" w:fill="FFFFFF"/>
           </w:tcPr>
           <w:p>
             <w:pPr>
@@ -1576,6 +1605,7 @@
           <w:tcPr>
             <w:tcW w:type="dxa" w:w="3024"/>
             <w:vAlign w:val="center"/>
+            <w:shd w:val="clear" w:color="auto" w:fill="FFFFFF"/>
           </w:tcPr>
           <w:p>
             <w:pPr>
@@ -1597,6 +1627,7 @@
           <w:tcPr>
             <w:tcW w:type="dxa" w:w="3024"/>
             <w:vAlign w:val="center"/>
+            <w:shd w:val="clear" w:color="auto" w:fill="FFFFFF"/>
           </w:tcPr>
           <w:p>
             <w:pPr>
@@ -1620,6 +1651,7 @@
           <w:tcPr>
             <w:tcW w:type="dxa" w:w="3024"/>
             <w:vAlign w:val="center"/>
+            <w:shd w:val="clear" w:color="auto" w:fill="FFFFFF"/>
           </w:tcPr>
           <w:p>
             <w:pPr>
@@ -1641,6 +1673,7 @@
           <w:tcPr>
             <w:tcW w:type="dxa" w:w="3024"/>
             <w:vAlign w:val="center"/>
+            <w:shd w:val="clear" w:color="auto" w:fill="FFFFFF"/>
           </w:tcPr>
           <w:p>
             <w:pPr>
@@ -1662,6 +1695,7 @@
           <w:tcPr>
             <w:tcW w:type="dxa" w:w="3024"/>
             <w:vAlign w:val="center"/>
+            <w:shd w:val="clear" w:color="auto" w:fill="FFFFFF"/>
           </w:tcPr>
           <w:p>
             <w:pPr>
@@ -1685,6 +1719,7 @@
           <w:tcPr>
             <w:tcW w:type="dxa" w:w="3024"/>
             <w:vAlign w:val="center"/>
+            <w:shd w:val="clear" w:color="auto" w:fill="FFFFFF"/>
           </w:tcPr>
           <w:p>
             <w:pPr>
@@ -1706,6 +1741,7 @@
           <w:tcPr>
             <w:tcW w:type="dxa" w:w="3024"/>
             <w:vAlign w:val="center"/>
+            <w:shd w:val="clear" w:color="auto" w:fill="FFFFFF"/>
           </w:tcPr>
           <w:p>
             <w:pPr>
@@ -1727,6 +1763,7 @@
           <w:tcPr>
             <w:tcW w:type="dxa" w:w="3024"/>
             <w:vAlign w:val="center"/>
+            <w:shd w:val="clear" w:color="auto" w:fill="FFFFFF"/>
           </w:tcPr>
           <w:p>
             <w:pPr>
@@ -1857,7 +1894,7 @@
     </w:p>
     <w:tbl>
       <w:tblPr>
-        <w:tblStyle w:val="LightGrid"/>
+        <w:tblStyle w:val="TableGrid"/>
         <w:tblW w:type="auto" w:w="0"/>
         <w:jc w:val="center"/>
         <w:tblLook w:firstColumn="1" w:firstRow="1" w:lastColumn="0" w:lastRow="0" w:noHBand="0" w:noVBand="1" w:val="04A0"/>
@@ -1872,6 +1909,7 @@
           <w:tcPr>
             <w:tcW w:type="dxa" w:w="3024"/>
             <w:vAlign w:val="center"/>
+            <w:shd w:val="clear" w:color="auto" w:fill="FFFFFF"/>
           </w:tcPr>
           <w:p>
             <w:pPr>
@@ -1894,6 +1932,7 @@
           <w:tcPr>
             <w:tcW w:type="dxa" w:w="3024"/>
             <w:vAlign w:val="center"/>
+            <w:shd w:val="clear" w:color="auto" w:fill="FFFFFF"/>
           </w:tcPr>
           <w:p>
             <w:pPr>
@@ -1916,6 +1955,7 @@
           <w:tcPr>
             <w:tcW w:type="dxa" w:w="3024"/>
             <w:vAlign w:val="center"/>
+            <w:shd w:val="clear" w:color="auto" w:fill="FFFFFF"/>
           </w:tcPr>
           <w:p>
             <w:pPr>
@@ -1940,6 +1980,7 @@
           <w:tcPr>
             <w:tcW w:type="dxa" w:w="3024"/>
             <w:vAlign w:val="center"/>
+            <w:shd w:val="clear" w:color="auto" w:fill="FFFFFF"/>
           </w:tcPr>
           <w:p>
             <w:pPr>
@@ -1961,6 +2002,7 @@
           <w:tcPr>
             <w:tcW w:type="dxa" w:w="3024"/>
             <w:vAlign w:val="center"/>
+            <w:shd w:val="clear" w:color="auto" w:fill="FFFFFF"/>
           </w:tcPr>
           <w:p>
             <w:pPr>
@@ -1983,6 +2025,7 @@
           <w:tcPr>
             <w:tcW w:type="dxa" w:w="3024"/>
             <w:vAlign w:val="center"/>
+            <w:shd w:val="clear" w:color="auto" w:fill="FFFFFF"/>
           </w:tcPr>
           <w:p>
             <w:pPr>
@@ -2006,6 +2049,7 @@
           <w:tcPr>
             <w:tcW w:type="dxa" w:w="3024"/>
             <w:vAlign w:val="center"/>
+            <w:shd w:val="clear" w:color="auto" w:fill="FFFFFF"/>
           </w:tcPr>
           <w:p>
             <w:pPr>
@@ -2027,6 +2071,7 @@
           <w:tcPr>
             <w:tcW w:type="dxa" w:w="3024"/>
             <w:vAlign w:val="center"/>
+            <w:shd w:val="clear" w:color="auto" w:fill="FFFFFF"/>
           </w:tcPr>
           <w:p>
             <w:pPr>
@@ -2049,6 +2094,7 @@
           <w:tcPr>
             <w:tcW w:type="dxa" w:w="3024"/>
             <w:vAlign w:val="center"/>
+            <w:shd w:val="clear" w:color="auto" w:fill="FFFFFF"/>
           </w:tcPr>
           <w:p>
             <w:pPr>
@@ -2072,6 +2118,7 @@
           <w:tcPr>
             <w:tcW w:type="dxa" w:w="3024"/>
             <w:vAlign w:val="center"/>
+            <w:shd w:val="clear" w:color="auto" w:fill="FFFFFF"/>
           </w:tcPr>
           <w:p>
             <w:pPr>
@@ -2093,6 +2140,7 @@
           <w:tcPr>
             <w:tcW w:type="dxa" w:w="3024"/>
             <w:vAlign w:val="center"/>
+            <w:shd w:val="clear" w:color="auto" w:fill="FFFFFF"/>
           </w:tcPr>
           <w:p>
             <w:pPr>
@@ -2115,6 +2163,7 @@
           <w:tcPr>
             <w:tcW w:type="dxa" w:w="3024"/>
             <w:vAlign w:val="center"/>
+            <w:shd w:val="clear" w:color="auto" w:fill="FFFFFF"/>
           </w:tcPr>
           <w:p>
             <w:pPr>
@@ -2138,6 +2187,7 @@
           <w:tcPr>
             <w:tcW w:type="dxa" w:w="3024"/>
             <w:vAlign w:val="center"/>
+            <w:shd w:val="clear" w:color="auto" w:fill="FFFFFF"/>
           </w:tcPr>
           <w:p>
             <w:pPr>
@@ -2159,6 +2209,7 @@
           <w:tcPr>
             <w:tcW w:type="dxa" w:w="3024"/>
             <w:vAlign w:val="center"/>
+            <w:shd w:val="clear" w:color="auto" w:fill="FFFFFF"/>
           </w:tcPr>
           <w:p>
             <w:pPr>
@@ -2181,6 +2232,7 @@
           <w:tcPr>
             <w:tcW w:type="dxa" w:w="3024"/>
             <w:vAlign w:val="center"/>
+            <w:shd w:val="clear" w:color="auto" w:fill="FFFFFF"/>
           </w:tcPr>
           <w:p>
             <w:pPr>
@@ -2204,6 +2256,7 @@
           <w:tcPr>
             <w:tcW w:type="dxa" w:w="3024"/>
             <w:vAlign w:val="center"/>
+            <w:shd w:val="clear" w:color="auto" w:fill="FFFFFF"/>
           </w:tcPr>
           <w:p>
             <w:pPr>
@@ -2225,6 +2278,7 @@
           <w:tcPr>
             <w:tcW w:type="dxa" w:w="3024"/>
             <w:vAlign w:val="center"/>
+            <w:shd w:val="clear" w:color="auto" w:fill="FFFFFF"/>
           </w:tcPr>
           <w:p>
             <w:pPr>
@@ -2247,6 +2301,7 @@
           <w:tcPr>
             <w:tcW w:type="dxa" w:w="3024"/>
             <w:vAlign w:val="center"/>
+            <w:shd w:val="clear" w:color="auto" w:fill="FFFFFF"/>
           </w:tcPr>
           <w:p>
             <w:pPr>
@@ -2270,6 +2325,7 @@
           <w:tcPr>
             <w:tcW w:type="dxa" w:w="3024"/>
             <w:vAlign w:val="center"/>
+            <w:shd w:val="clear" w:color="auto" w:fill="FFFFFF"/>
           </w:tcPr>
           <w:p>
             <w:pPr>
@@ -2291,6 +2347,7 @@
           <w:tcPr>
             <w:tcW w:type="dxa" w:w="3024"/>
             <w:vAlign w:val="center"/>
+            <w:shd w:val="clear" w:color="auto" w:fill="FFFFFF"/>
           </w:tcPr>
           <w:p>
             <w:pPr>
@@ -2313,6 +2370,7 @@
           <w:tcPr>
             <w:tcW w:type="dxa" w:w="3024"/>
             <w:vAlign w:val="center"/>
+            <w:shd w:val="clear" w:color="auto" w:fill="FFFFFF"/>
           </w:tcPr>
           <w:p>
             <w:pPr>
@@ -2393,7 +2451,7 @@
     </w:p>
     <w:tbl>
       <w:tblPr>
-        <w:tblStyle w:val="LightGrid"/>
+        <w:tblStyle w:val="TableGrid"/>
         <w:tblW w:type="auto" w:w="0"/>
         <w:jc w:val="center"/>
         <w:tblLook w:firstColumn="1" w:firstRow="1" w:lastColumn="0" w:lastRow="0" w:noHBand="0" w:noVBand="1" w:val="04A0"/>
@@ -2408,6 +2466,7 @@
           <w:tcPr>
             <w:tcW w:type="dxa" w:w="3024"/>
             <w:vAlign w:val="center"/>
+            <w:shd w:val="clear" w:color="auto" w:fill="FFFFFF"/>
           </w:tcPr>
           <w:p>
             <w:pPr>
@@ -2430,6 +2489,7 @@
           <w:tcPr>
             <w:tcW w:type="dxa" w:w="3024"/>
             <w:vAlign w:val="center"/>
+            <w:shd w:val="clear" w:color="auto" w:fill="FFFFFF"/>
           </w:tcPr>
           <w:p>
             <w:pPr>
@@ -2452,6 +2512,7 @@
           <w:tcPr>
             <w:tcW w:type="dxa" w:w="3024"/>
             <w:vAlign w:val="center"/>
+            <w:shd w:val="clear" w:color="auto" w:fill="FFFFFF"/>
           </w:tcPr>
           <w:p>
             <w:pPr>
@@ -2476,6 +2537,7 @@
           <w:tcPr>
             <w:tcW w:type="dxa" w:w="3024"/>
             <w:vAlign w:val="center"/>
+            <w:shd w:val="clear" w:color="auto" w:fill="FFFFFF"/>
           </w:tcPr>
           <w:p>
             <w:pPr>
@@ -2497,6 +2559,7 @@
           <w:tcPr>
             <w:tcW w:type="dxa" w:w="3024"/>
             <w:vAlign w:val="center"/>
+            <w:shd w:val="clear" w:color="auto" w:fill="FFFFFF"/>
           </w:tcPr>
           <w:p>
             <w:pPr>
@@ -2518,6 +2581,7 @@
           <w:tcPr>
             <w:tcW w:type="dxa" w:w="3024"/>
             <w:vAlign w:val="center"/>
+            <w:shd w:val="clear" w:color="auto" w:fill="FFFFFF"/>
           </w:tcPr>
           <w:p>
             <w:pPr>
@@ -2541,6 +2605,7 @@
           <w:tcPr>
             <w:tcW w:type="dxa" w:w="3024"/>
             <w:vAlign w:val="center"/>
+            <w:shd w:val="clear" w:color="auto" w:fill="FFFFFF"/>
           </w:tcPr>
           <w:p>
             <w:pPr>
@@ -2562,6 +2627,7 @@
           <w:tcPr>
             <w:tcW w:type="dxa" w:w="3024"/>
             <w:vAlign w:val="center"/>
+            <w:shd w:val="clear" w:color="auto" w:fill="FFFFFF"/>
           </w:tcPr>
           <w:p>
             <w:pPr>
@@ -2583,6 +2649,7 @@
           <w:tcPr>
             <w:tcW w:type="dxa" w:w="3024"/>
             <w:vAlign w:val="center"/>
+            <w:shd w:val="clear" w:color="auto" w:fill="FFFFFF"/>
           </w:tcPr>
           <w:p>
             <w:pPr>
@@ -2606,6 +2673,7 @@
           <w:tcPr>
             <w:tcW w:type="dxa" w:w="3024"/>
             <w:vAlign w:val="center"/>
+            <w:shd w:val="clear" w:color="auto" w:fill="FFFFFF"/>
           </w:tcPr>
           <w:p>
             <w:pPr>
@@ -2627,6 +2695,7 @@
           <w:tcPr>
             <w:tcW w:type="dxa" w:w="3024"/>
             <w:vAlign w:val="center"/>
+            <w:shd w:val="clear" w:color="auto" w:fill="FFFFFF"/>
           </w:tcPr>
           <w:p>
             <w:pPr>
@@ -2648,6 +2717,7 @@
           <w:tcPr>
             <w:tcW w:type="dxa" w:w="3024"/>
             <w:vAlign w:val="center"/>
+            <w:shd w:val="clear" w:color="auto" w:fill="FFFFFF"/>
           </w:tcPr>
           <w:p>
             <w:pPr>
@@ -2671,6 +2741,7 @@
           <w:tcPr>
             <w:tcW w:type="dxa" w:w="3024"/>
             <w:vAlign w:val="center"/>
+            <w:shd w:val="clear" w:color="auto" w:fill="FFFFFF"/>
           </w:tcPr>
           <w:p>
             <w:pPr>
@@ -2692,6 +2763,7 @@
           <w:tcPr>
             <w:tcW w:type="dxa" w:w="3024"/>
             <w:vAlign w:val="center"/>
+            <w:shd w:val="clear" w:color="auto" w:fill="FFFFFF"/>
           </w:tcPr>
           <w:p>
             <w:pPr>
@@ -2713,6 +2785,7 @@
           <w:tcPr>
             <w:tcW w:type="dxa" w:w="3024"/>
             <w:vAlign w:val="center"/>
+            <w:shd w:val="clear" w:color="auto" w:fill="FFFFFF"/>
           </w:tcPr>
           <w:p>
             <w:pPr>
@@ -2776,7 +2849,7 @@
     </w:p>
     <w:tbl>
       <w:tblPr>
-        <w:tblStyle w:val="LightGrid"/>
+        <w:tblStyle w:val="TableGrid"/>
         <w:tblW w:type="auto" w:w="0"/>
         <w:jc w:val="center"/>
         <w:tblLook w:firstColumn="1" w:firstRow="1" w:lastColumn="0" w:lastRow="0" w:noHBand="0" w:noVBand="1" w:val="04A0"/>
@@ -2791,6 +2864,7 @@
           <w:tcPr>
             <w:tcW w:type="dxa" w:w="3024"/>
             <w:vAlign w:val="center"/>
+            <w:shd w:val="clear" w:color="auto" w:fill="FFFFFF"/>
           </w:tcPr>
           <w:p>
             <w:pPr>
@@ -2813,6 +2887,7 @@
           <w:tcPr>
             <w:tcW w:type="dxa" w:w="3024"/>
             <w:vAlign w:val="center"/>
+            <w:shd w:val="clear" w:color="auto" w:fill="FFFFFF"/>
           </w:tcPr>
           <w:p>
             <w:pPr>
@@ -2835,6 +2910,7 @@
           <w:tcPr>
             <w:tcW w:type="dxa" w:w="3024"/>
             <w:vAlign w:val="center"/>
+            <w:shd w:val="clear" w:color="auto" w:fill="FFFFFF"/>
           </w:tcPr>
           <w:p>
             <w:pPr>
@@ -2859,6 +2935,7 @@
           <w:tcPr>
             <w:tcW w:type="dxa" w:w="3024"/>
             <w:vAlign w:val="center"/>
+            <w:shd w:val="clear" w:color="auto" w:fill="FFFFFF"/>
           </w:tcPr>
           <w:p>
             <w:pPr>
@@ -2880,6 +2957,7 @@
           <w:tcPr>
             <w:tcW w:type="dxa" w:w="3024"/>
             <w:vAlign w:val="center"/>
+            <w:shd w:val="clear" w:color="auto" w:fill="FFFFFF"/>
           </w:tcPr>
           <w:p>
             <w:pPr>
@@ -2901,6 +2979,7 @@
           <w:tcPr>
             <w:tcW w:type="dxa" w:w="3024"/>
             <w:vAlign w:val="center"/>
+            <w:shd w:val="clear" w:color="auto" w:fill="FFFFFF"/>
           </w:tcPr>
           <w:p>
             <w:pPr>
@@ -2924,6 +3003,7 @@
           <w:tcPr>
             <w:tcW w:type="dxa" w:w="3024"/>
             <w:vAlign w:val="center"/>
+            <w:shd w:val="clear" w:color="auto" w:fill="FFFFFF"/>
           </w:tcPr>
           <w:p>
             <w:pPr>
@@ -2945,6 +3025,7 @@
           <w:tcPr>
             <w:tcW w:type="dxa" w:w="3024"/>
             <w:vAlign w:val="center"/>
+            <w:shd w:val="clear" w:color="auto" w:fill="FFFFFF"/>
           </w:tcPr>
           <w:p>
             <w:pPr>
@@ -2966,6 +3047,7 @@
           <w:tcPr>
             <w:tcW w:type="dxa" w:w="3024"/>
             <w:vAlign w:val="center"/>
+            <w:shd w:val="clear" w:color="auto" w:fill="FFFFFF"/>
           </w:tcPr>
           <w:p>
             <w:pPr>
@@ -2989,6 +3071,7 @@
           <w:tcPr>
             <w:tcW w:type="dxa" w:w="3024"/>
             <w:vAlign w:val="center"/>
+            <w:shd w:val="clear" w:color="auto" w:fill="FFFFFF"/>
           </w:tcPr>
           <w:p>
             <w:pPr>
@@ -3010,6 +3093,7 @@
           <w:tcPr>
             <w:tcW w:type="dxa" w:w="3024"/>
             <w:vAlign w:val="center"/>
+            <w:shd w:val="clear" w:color="auto" w:fill="FFFFFF"/>
           </w:tcPr>
           <w:p>
             <w:pPr>
@@ -3031,6 +3115,7 @@
           <w:tcPr>
             <w:tcW w:type="dxa" w:w="3024"/>
             <w:vAlign w:val="center"/>
+            <w:shd w:val="clear" w:color="auto" w:fill="FFFFFF"/>
           </w:tcPr>
           <w:p>
             <w:pPr>
@@ -3054,6 +3139,7 @@
           <w:tcPr>
             <w:tcW w:type="dxa" w:w="3024"/>
             <w:vAlign w:val="center"/>
+            <w:shd w:val="clear" w:color="auto" w:fill="FFFFFF"/>
           </w:tcPr>
           <w:p>
             <w:pPr>
@@ -3075,6 +3161,7 @@
           <w:tcPr>
             <w:tcW w:type="dxa" w:w="3024"/>
             <w:vAlign w:val="center"/>
+            <w:shd w:val="clear" w:color="auto" w:fill="FFFFFF"/>
           </w:tcPr>
           <w:p>
             <w:pPr>
@@ -3096,6 +3183,7 @@
           <w:tcPr>
             <w:tcW w:type="dxa" w:w="3024"/>
             <w:vAlign w:val="center"/>
+            <w:shd w:val="clear" w:color="auto" w:fill="FFFFFF"/>
           </w:tcPr>
           <w:p>
             <w:pPr>
@@ -3119,6 +3207,7 @@
           <w:tcPr>
             <w:tcW w:type="dxa" w:w="3024"/>
             <w:vAlign w:val="center"/>
+            <w:shd w:val="clear" w:color="auto" w:fill="FFFFFF"/>
           </w:tcPr>
           <w:p>
             <w:pPr>
@@ -3140,6 +3229,7 @@
           <w:tcPr>
             <w:tcW w:type="dxa" w:w="3024"/>
             <w:vAlign w:val="center"/>
+            <w:shd w:val="clear" w:color="auto" w:fill="FFFFFF"/>
           </w:tcPr>
           <w:p>
             <w:pPr>
@@ -3161,6 +3251,7 @@
           <w:tcPr>
             <w:tcW w:type="dxa" w:w="3024"/>
             <w:vAlign w:val="center"/>
+            <w:shd w:val="clear" w:color="auto" w:fill="FFFFFF"/>
           </w:tcPr>
           <w:p>
             <w:pPr>
@@ -3184,6 +3275,7 @@
           <w:tcPr>
             <w:tcW w:type="dxa" w:w="3024"/>
             <w:vAlign w:val="center"/>
+            <w:shd w:val="clear" w:color="auto" w:fill="FFFFFF"/>
           </w:tcPr>
           <w:p>
             <w:pPr>
@@ -3205,6 +3297,7 @@
           <w:tcPr>
             <w:tcW w:type="dxa" w:w="3024"/>
             <w:vAlign w:val="center"/>
+            <w:shd w:val="clear" w:color="auto" w:fill="FFFFFF"/>
           </w:tcPr>
           <w:p>
             <w:pPr>
@@ -3226,6 +3319,7 @@
           <w:tcPr>
             <w:tcW w:type="dxa" w:w="3024"/>
             <w:vAlign w:val="center"/>
+            <w:shd w:val="clear" w:color="auto" w:fill="FFFFFF"/>
           </w:tcPr>
           <w:p>
             <w:pPr>
@@ -3249,6 +3343,7 @@
           <w:tcPr>
             <w:tcW w:type="dxa" w:w="3024"/>
             <w:vAlign w:val="center"/>
+            <w:shd w:val="clear" w:color="auto" w:fill="FFFFFF"/>
           </w:tcPr>
           <w:p>
             <w:pPr>
@@ -3270,6 +3365,7 @@
           <w:tcPr>
             <w:tcW w:type="dxa" w:w="3024"/>
             <w:vAlign w:val="center"/>
+            <w:shd w:val="clear" w:color="auto" w:fill="FFFFFF"/>
           </w:tcPr>
           <w:p>
             <w:pPr>
@@ -3291,6 +3387,7 @@
           <w:tcPr>
             <w:tcW w:type="dxa" w:w="3024"/>
             <w:vAlign w:val="center"/>
+            <w:shd w:val="clear" w:color="auto" w:fill="FFFFFF"/>
           </w:tcPr>
           <w:p>
             <w:pPr>
@@ -3314,6 +3411,7 @@
           <w:tcPr>
             <w:tcW w:type="dxa" w:w="3024"/>
             <w:vAlign w:val="center"/>
+            <w:shd w:val="clear" w:color="auto" w:fill="FFFFFF"/>
           </w:tcPr>
           <w:p>
             <w:pPr>
@@ -3335,6 +3433,7 @@
           <w:tcPr>
             <w:tcW w:type="dxa" w:w="3024"/>
             <w:vAlign w:val="center"/>
+            <w:shd w:val="clear" w:color="auto" w:fill="FFFFFF"/>
           </w:tcPr>
           <w:p>
             <w:pPr>
@@ -3356,6 +3455,7 @@
           <w:tcPr>
             <w:tcW w:type="dxa" w:w="3024"/>
             <w:vAlign w:val="center"/>
+            <w:shd w:val="clear" w:color="auto" w:fill="FFFFFF"/>
           </w:tcPr>
           <w:p>
             <w:pPr>
@@ -3379,6 +3479,7 @@
           <w:tcPr>
             <w:tcW w:type="dxa" w:w="3024"/>
             <w:vAlign w:val="center"/>
+            <w:shd w:val="clear" w:color="auto" w:fill="FFFFFF"/>
           </w:tcPr>
           <w:p>
             <w:pPr>
@@ -3400,6 +3501,7 @@
           <w:tcPr>
             <w:tcW w:type="dxa" w:w="3024"/>
             <w:vAlign w:val="center"/>
+            <w:shd w:val="clear" w:color="auto" w:fill="FFFFFF"/>
           </w:tcPr>
           <w:p>
             <w:pPr>
@@ -3421,6 +3523,7 @@
           <w:tcPr>
             <w:tcW w:type="dxa" w:w="3024"/>
             <w:vAlign w:val="center"/>
+            <w:shd w:val="clear" w:color="auto" w:fill="FFFFFF"/>
           </w:tcPr>
           <w:p>
             <w:pPr>
@@ -3444,6 +3547,7 @@
           <w:tcPr>
             <w:tcW w:type="dxa" w:w="3024"/>
             <w:vAlign w:val="center"/>
+            <w:shd w:val="clear" w:color="auto" w:fill="FFFFFF"/>
           </w:tcPr>
           <w:p>
             <w:pPr>
@@ -3465,6 +3569,7 @@
           <w:tcPr>
             <w:tcW w:type="dxa" w:w="3024"/>
             <w:vAlign w:val="center"/>
+            <w:shd w:val="clear" w:color="auto" w:fill="FFFFFF"/>
           </w:tcPr>
           <w:p>
             <w:pPr>
@@ -3486,6 +3591,7 @@
           <w:tcPr>
             <w:tcW w:type="dxa" w:w="3024"/>
             <w:vAlign w:val="center"/>
+            <w:shd w:val="clear" w:color="auto" w:fill="FFFFFF"/>
           </w:tcPr>
           <w:p>
             <w:pPr>
@@ -3509,6 +3615,7 @@
           <w:tcPr>
             <w:tcW w:type="dxa" w:w="3024"/>
             <w:vAlign w:val="center"/>
+            <w:shd w:val="clear" w:color="auto" w:fill="FFFFFF"/>
           </w:tcPr>
           <w:p>
             <w:pPr>
@@ -3530,6 +3637,7 @@
           <w:tcPr>
             <w:tcW w:type="dxa" w:w="3024"/>
             <w:vAlign w:val="center"/>
+            <w:shd w:val="clear" w:color="auto" w:fill="FFFFFF"/>
           </w:tcPr>
           <w:p>
             <w:pPr>
@@ -3551,6 +3659,7 @@
           <w:tcPr>
             <w:tcW w:type="dxa" w:w="3024"/>
             <w:vAlign w:val="center"/>
+            <w:shd w:val="clear" w:color="auto" w:fill="FFFFFF"/>
           </w:tcPr>
           <w:p>
             <w:pPr>
@@ -3870,7 +3979,7 @@
     </w:p>
     <w:tbl>
       <w:tblPr>
-        <w:tblStyle w:val="LightGrid"/>
+        <w:tblStyle w:val="TableGrid"/>
         <w:tblW w:type="auto" w:w="0"/>
         <w:jc w:val="center"/>
         <w:tblLook w:firstColumn="1" w:firstRow="1" w:lastColumn="0" w:lastRow="0" w:noHBand="0" w:noVBand="1" w:val="04A0"/>
@@ -3885,6 +3994,7 @@
           <w:tcPr>
             <w:tcW w:type="dxa" w:w="3024"/>
             <w:vAlign w:val="center"/>
+            <w:shd w:val="clear" w:color="auto" w:fill="FFFFFF"/>
           </w:tcPr>
           <w:p>
             <w:pPr>
@@ -3907,6 +4017,7 @@
           <w:tcPr>
             <w:tcW w:type="dxa" w:w="3024"/>
             <w:vAlign w:val="center"/>
+            <w:shd w:val="clear" w:color="auto" w:fill="FFFFFF"/>
           </w:tcPr>
           <w:p>
             <w:pPr>
@@ -3929,6 +4040,7 @@
           <w:tcPr>
             <w:tcW w:type="dxa" w:w="3024"/>
             <w:vAlign w:val="center"/>
+            <w:shd w:val="clear" w:color="auto" w:fill="FFFFFF"/>
           </w:tcPr>
           <w:p>
             <w:pPr>
@@ -3953,6 +4065,7 @@
           <w:tcPr>
             <w:tcW w:type="dxa" w:w="3024"/>
             <w:vAlign w:val="center"/>
+            <w:shd w:val="clear" w:color="auto" w:fill="FFFFFF"/>
           </w:tcPr>
           <w:p>
             <w:pPr>
@@ -3974,6 +4087,7 @@
           <w:tcPr>
             <w:tcW w:type="dxa" w:w="3024"/>
             <w:vAlign w:val="center"/>
+            <w:shd w:val="clear" w:color="auto" w:fill="FFFFFF"/>
           </w:tcPr>
           <w:p>
             <w:pPr>
@@ -3995,6 +4109,7 @@
           <w:tcPr>
             <w:tcW w:type="dxa" w:w="3024"/>
             <w:vAlign w:val="center"/>
+            <w:shd w:val="clear" w:color="auto" w:fill="FFFFFF"/>
           </w:tcPr>
           <w:p>
             <w:pPr>
@@ -4018,6 +4133,7 @@
           <w:tcPr>
             <w:tcW w:type="dxa" w:w="3024"/>
             <w:vAlign w:val="center"/>
+            <w:shd w:val="clear" w:color="auto" w:fill="FFFFFF"/>
           </w:tcPr>
           <w:p>
             <w:pPr>
@@ -4039,6 +4155,7 @@
           <w:tcPr>
             <w:tcW w:type="dxa" w:w="3024"/>
             <w:vAlign w:val="center"/>
+            <w:shd w:val="clear" w:color="auto" w:fill="FFFFFF"/>
           </w:tcPr>
           <w:p>
             <w:pPr>
@@ -4060,6 +4177,7 @@
           <w:tcPr>
             <w:tcW w:type="dxa" w:w="3024"/>
             <w:vAlign w:val="center"/>
+            <w:shd w:val="clear" w:color="auto" w:fill="FFFFFF"/>
           </w:tcPr>
           <w:p>
             <w:pPr>
@@ -4083,6 +4201,7 @@
           <w:tcPr>
             <w:tcW w:type="dxa" w:w="3024"/>
             <w:vAlign w:val="center"/>
+            <w:shd w:val="clear" w:color="auto" w:fill="FFFFFF"/>
           </w:tcPr>
           <w:p>
             <w:pPr>
@@ -4104,6 +4223,7 @@
           <w:tcPr>
             <w:tcW w:type="dxa" w:w="3024"/>
             <w:vAlign w:val="center"/>
+            <w:shd w:val="clear" w:color="auto" w:fill="FFFFFF"/>
           </w:tcPr>
           <w:p>
             <w:pPr>
@@ -4125,6 +4245,7 @@
           <w:tcPr>
             <w:tcW w:type="dxa" w:w="3024"/>
             <w:vAlign w:val="center"/>
+            <w:shd w:val="clear" w:color="auto" w:fill="FFFFFF"/>
           </w:tcPr>
           <w:p>
             <w:pPr>
@@ -4148,6 +4269,7 @@
           <w:tcPr>
             <w:tcW w:type="dxa" w:w="3024"/>
             <w:vAlign w:val="center"/>
+            <w:shd w:val="clear" w:color="auto" w:fill="FFFFFF"/>
           </w:tcPr>
           <w:p>
             <w:pPr>
@@ -4169,6 +4291,7 @@
           <w:tcPr>
             <w:tcW w:type="dxa" w:w="3024"/>
             <w:vAlign w:val="center"/>
+            <w:shd w:val="clear" w:color="auto" w:fill="FFFFFF"/>
           </w:tcPr>
           <w:p>
             <w:pPr>
@@ -4190,6 +4313,7 @@
           <w:tcPr>
             <w:tcW w:type="dxa" w:w="3024"/>
             <w:vAlign w:val="center"/>
+            <w:shd w:val="clear" w:color="auto" w:fill="FFFFFF"/>
           </w:tcPr>
           <w:p>
             <w:pPr>
@@ -4213,6 +4337,7 @@
           <w:tcPr>
             <w:tcW w:type="dxa" w:w="3024"/>
             <w:vAlign w:val="center"/>
+            <w:shd w:val="clear" w:color="auto" w:fill="FFFFFF"/>
           </w:tcPr>
           <w:p>
             <w:pPr>
@@ -4234,6 +4359,7 @@
           <w:tcPr>
             <w:tcW w:type="dxa" w:w="3024"/>
             <w:vAlign w:val="center"/>
+            <w:shd w:val="clear" w:color="auto" w:fill="FFFFFF"/>
           </w:tcPr>
           <w:p>
             <w:pPr>
@@ -4255,6 +4381,7 @@
           <w:tcPr>
             <w:tcW w:type="dxa" w:w="3024"/>
             <w:vAlign w:val="center"/>
+            <w:shd w:val="clear" w:color="auto" w:fill="FFFFFF"/>
           </w:tcPr>
           <w:p>
             <w:pPr>
@@ -4278,6 +4405,7 @@
           <w:tcPr>
             <w:tcW w:type="dxa" w:w="3024"/>
             <w:vAlign w:val="center"/>
+            <w:shd w:val="clear" w:color="auto" w:fill="FFFFFF"/>
           </w:tcPr>
           <w:p>
             <w:pPr>
@@ -4299,6 +4427,7 @@
           <w:tcPr>
             <w:tcW w:type="dxa" w:w="3024"/>
             <w:vAlign w:val="center"/>
+            <w:shd w:val="clear" w:color="auto" w:fill="FFFFFF"/>
           </w:tcPr>
           <w:p>
             <w:pPr>
@@ -4320,6 +4449,7 @@
           <w:tcPr>
             <w:tcW w:type="dxa" w:w="3024"/>
             <w:vAlign w:val="center"/>
+            <w:shd w:val="clear" w:color="auto" w:fill="FFFFFF"/>
           </w:tcPr>
           <w:p>
             <w:pPr>
@@ -4583,7 +4713,7 @@
     </w:p>
     <w:tbl>
       <w:tblPr>
-        <w:tblStyle w:val="LightGrid"/>
+        <w:tblStyle w:val="TableGrid"/>
         <w:tblW w:type="auto" w:w="0"/>
         <w:jc w:val="center"/>
         <w:tblLook w:firstColumn="1" w:firstRow="1" w:lastColumn="0" w:lastRow="0" w:noHBand="0" w:noVBand="1" w:val="04A0"/>
@@ -4599,6 +4729,7 @@
           <w:tcPr>
             <w:tcW w:type="dxa" w:w="2268"/>
             <w:vAlign w:val="center"/>
+            <w:shd w:val="clear" w:color="auto" w:fill="FFFFFF"/>
           </w:tcPr>
           <w:p>
             <w:pPr>
@@ -4621,6 +4752,7 @@
           <w:tcPr>
             <w:tcW w:type="dxa" w:w="2268"/>
             <w:vAlign w:val="center"/>
+            <w:shd w:val="clear" w:color="auto" w:fill="FFFFFF"/>
           </w:tcPr>
           <w:p>
             <w:pPr>
@@ -4643,6 +4775,7 @@
           <w:tcPr>
             <w:tcW w:type="dxa" w:w="2268"/>
             <w:vAlign w:val="center"/>
+            <w:shd w:val="clear" w:color="auto" w:fill="FFFFFF"/>
           </w:tcPr>
           <w:p>
             <w:pPr>
@@ -4665,6 +4798,7 @@
           <w:tcPr>
             <w:tcW w:type="dxa" w:w="2268"/>
             <w:vAlign w:val="center"/>
+            <w:shd w:val="clear" w:color="auto" w:fill="FFFFFF"/>
           </w:tcPr>
           <w:p>
             <w:pPr>
@@ -4689,6 +4823,7 @@
           <w:tcPr>
             <w:tcW w:type="dxa" w:w="2268"/>
             <w:vAlign w:val="center"/>
+            <w:shd w:val="clear" w:color="auto" w:fill="FFFFFF"/>
           </w:tcPr>
           <w:p>
             <w:pPr>
@@ -4710,6 +4845,7 @@
           <w:tcPr>
             <w:tcW w:type="dxa" w:w="2268"/>
             <w:vAlign w:val="center"/>
+            <w:shd w:val="clear" w:color="auto" w:fill="FFFFFF"/>
           </w:tcPr>
           <w:p>
             <w:pPr>
@@ -4731,6 +4867,7 @@
           <w:tcPr>
             <w:tcW w:type="dxa" w:w="2268"/>
             <w:vAlign w:val="center"/>
+            <w:shd w:val="clear" w:color="auto" w:fill="FFFFFF"/>
           </w:tcPr>
           <w:p>
             <w:pPr>
@@ -4752,6 +4889,7 @@
           <w:tcPr>
             <w:tcW w:type="dxa" w:w="2268"/>
             <w:vAlign w:val="center"/>
+            <w:shd w:val="clear" w:color="auto" w:fill="FFFFFF"/>
           </w:tcPr>
           <w:p>
             <w:pPr>
@@ -4775,6 +4913,7 @@
           <w:tcPr>
             <w:tcW w:type="dxa" w:w="2268"/>
             <w:vAlign w:val="center"/>
+            <w:shd w:val="clear" w:color="auto" w:fill="FFFFFF"/>
           </w:tcPr>
           <w:p>
             <w:pPr>
@@ -4796,6 +4935,7 @@
           <w:tcPr>
             <w:tcW w:type="dxa" w:w="2268"/>
             <w:vAlign w:val="center"/>
+            <w:shd w:val="clear" w:color="auto" w:fill="FFFFFF"/>
           </w:tcPr>
           <w:p>
             <w:pPr>
@@ -4817,6 +4957,7 @@
           <w:tcPr>
             <w:tcW w:type="dxa" w:w="2268"/>
             <w:vAlign w:val="center"/>
+            <w:shd w:val="clear" w:color="auto" w:fill="FFFFFF"/>
           </w:tcPr>
           <w:p>
             <w:pPr>
@@ -4838,6 +4979,7 @@
           <w:tcPr>
             <w:tcW w:type="dxa" w:w="2268"/>
             <w:vAlign w:val="center"/>
+            <w:shd w:val="clear" w:color="auto" w:fill="FFFFFF"/>
           </w:tcPr>
           <w:p>
             <w:pPr>
@@ -4861,6 +5003,7 @@
           <w:tcPr>
             <w:tcW w:type="dxa" w:w="2268"/>
             <w:vAlign w:val="center"/>
+            <w:shd w:val="clear" w:color="auto" w:fill="FFFFFF"/>
           </w:tcPr>
           <w:p>
             <w:pPr>
@@ -4882,6 +5025,7 @@
           <w:tcPr>
             <w:tcW w:type="dxa" w:w="2268"/>
             <w:vAlign w:val="center"/>
+            <w:shd w:val="clear" w:color="auto" w:fill="FFFFFF"/>
           </w:tcPr>
           <w:p>
             <w:pPr>
@@ -4903,6 +5047,7 @@
           <w:tcPr>
             <w:tcW w:type="dxa" w:w="2268"/>
             <w:vAlign w:val="center"/>
+            <w:shd w:val="clear" w:color="auto" w:fill="FFFFFF"/>
           </w:tcPr>
           <w:p>
             <w:pPr>
@@ -4924,6 +5069,7 @@
           <w:tcPr>
             <w:tcW w:type="dxa" w:w="2268"/>
             <w:vAlign w:val="center"/>
+            <w:shd w:val="clear" w:color="auto" w:fill="FFFFFF"/>
           </w:tcPr>
           <w:p>
             <w:pPr>
@@ -4947,6 +5093,7 @@
           <w:tcPr>
             <w:tcW w:type="dxa" w:w="2268"/>
             <w:vAlign w:val="center"/>
+            <w:shd w:val="clear" w:color="auto" w:fill="FFFFFF"/>
           </w:tcPr>
           <w:p>
             <w:pPr>
@@ -4968,6 +5115,7 @@
           <w:tcPr>
             <w:tcW w:type="dxa" w:w="2268"/>
             <w:vAlign w:val="center"/>
+            <w:shd w:val="clear" w:color="auto" w:fill="FFFFFF"/>
           </w:tcPr>
           <w:p>
             <w:pPr>
@@ -4989,6 +5137,7 @@
           <w:tcPr>
             <w:tcW w:type="dxa" w:w="2268"/>
             <w:vAlign w:val="center"/>
+            <w:shd w:val="clear" w:color="auto" w:fill="FFFFFF"/>
           </w:tcPr>
           <w:p>
             <w:pPr>
@@ -5010,6 +5159,7 @@
           <w:tcPr>
             <w:tcW w:type="dxa" w:w="2268"/>
             <w:vAlign w:val="center"/>
+            <w:shd w:val="clear" w:color="auto" w:fill="FFFFFF"/>
           </w:tcPr>
           <w:p>
             <w:pPr>
@@ -5033,6 +5183,7 @@
           <w:tcPr>
             <w:tcW w:type="dxa" w:w="2268"/>
             <w:vAlign w:val="center"/>
+            <w:shd w:val="clear" w:color="auto" w:fill="FFFFFF"/>
           </w:tcPr>
           <w:p>
             <w:pPr>
@@ -5054,6 +5205,7 @@
           <w:tcPr>
             <w:tcW w:type="dxa" w:w="2268"/>
             <w:vAlign w:val="center"/>
+            <w:shd w:val="clear" w:color="auto" w:fill="FFFFFF"/>
           </w:tcPr>
           <w:p>
             <w:pPr>
@@ -5075,6 +5227,7 @@
           <w:tcPr>
             <w:tcW w:type="dxa" w:w="2268"/>
             <w:vAlign w:val="center"/>
+            <w:shd w:val="clear" w:color="auto" w:fill="FFFFFF"/>
           </w:tcPr>
           <w:p>
             <w:pPr>
@@ -5096,6 +5249,7 @@
           <w:tcPr>
             <w:tcW w:type="dxa" w:w="2268"/>
             <w:vAlign w:val="center"/>
+            <w:shd w:val="clear" w:color="auto" w:fill="FFFFFF"/>
           </w:tcPr>
           <w:p>
             <w:pPr>
@@ -5119,6 +5273,7 @@
           <w:tcPr>
             <w:tcW w:type="dxa" w:w="2268"/>
             <w:vAlign w:val="center"/>
+            <w:shd w:val="clear" w:color="auto" w:fill="FFFFFF"/>
           </w:tcPr>
           <w:p>
             <w:pPr>
@@ -5140,6 +5295,7 @@
           <w:tcPr>
             <w:tcW w:type="dxa" w:w="2268"/>
             <w:vAlign w:val="center"/>
+            <w:shd w:val="clear" w:color="auto" w:fill="FFFFFF"/>
           </w:tcPr>
           <w:p>
             <w:pPr>
@@ -5161,6 +5317,7 @@
           <w:tcPr>
             <w:tcW w:type="dxa" w:w="2268"/>
             <w:vAlign w:val="center"/>
+            <w:shd w:val="clear" w:color="auto" w:fill="FFFFFF"/>
           </w:tcPr>
           <w:p>
             <w:pPr>
@@ -5182,6 +5339,7 @@
           <w:tcPr>
             <w:tcW w:type="dxa" w:w="2268"/>
             <w:vAlign w:val="center"/>
+            <w:shd w:val="clear" w:color="auto" w:fill="FFFFFF"/>
           </w:tcPr>
           <w:p>
             <w:pPr>
@@ -5205,6 +5363,7 @@
           <w:tcPr>
             <w:tcW w:type="dxa" w:w="2268"/>
             <w:vAlign w:val="center"/>
+            <w:shd w:val="clear" w:color="auto" w:fill="FFFFFF"/>
           </w:tcPr>
           <w:p>
             <w:pPr>
@@ -5226,6 +5385,7 @@
           <w:tcPr>
             <w:tcW w:type="dxa" w:w="2268"/>
             <w:vAlign w:val="center"/>
+            <w:shd w:val="clear" w:color="auto" w:fill="FFFFFF"/>
           </w:tcPr>
           <w:p>
             <w:pPr>
@@ -5247,6 +5407,7 @@
           <w:tcPr>
             <w:tcW w:type="dxa" w:w="2268"/>
             <w:vAlign w:val="center"/>
+            <w:shd w:val="clear" w:color="auto" w:fill="FFFFFF"/>
           </w:tcPr>
           <w:p>
             <w:pPr>
@@ -5268,6 +5429,7 @@
           <w:tcPr>
             <w:tcW w:type="dxa" w:w="2268"/>
             <w:vAlign w:val="center"/>
+            <w:shd w:val="clear" w:color="auto" w:fill="FFFFFF"/>
           </w:tcPr>
           <w:p>
             <w:pPr>
@@ -5291,6 +5453,7 @@
           <w:tcPr>
             <w:tcW w:type="dxa" w:w="2268"/>
             <w:vAlign w:val="center"/>
+            <w:shd w:val="clear" w:color="auto" w:fill="FFFFFF"/>
           </w:tcPr>
           <w:p>
             <w:pPr>
@@ -5312,6 +5475,7 @@
           <w:tcPr>
             <w:tcW w:type="dxa" w:w="2268"/>
             <w:vAlign w:val="center"/>
+            <w:shd w:val="clear" w:color="auto" w:fill="FFFFFF"/>
           </w:tcPr>
           <w:p>
             <w:pPr>
@@ -5333,6 +5497,7 @@
           <w:tcPr>
             <w:tcW w:type="dxa" w:w="2268"/>
             <w:vAlign w:val="center"/>
+            <w:shd w:val="clear" w:color="auto" w:fill="FFFFFF"/>
           </w:tcPr>
           <w:p>
             <w:pPr>
@@ -5354,6 +5519,7 @@
           <w:tcPr>
             <w:tcW w:type="dxa" w:w="2268"/>
             <w:vAlign w:val="center"/>
+            <w:shd w:val="clear" w:color="auto" w:fill="FFFFFF"/>
           </w:tcPr>
           <w:p>
             <w:pPr>
@@ -5377,6 +5543,7 @@
           <w:tcPr>
             <w:tcW w:type="dxa" w:w="2268"/>
             <w:vAlign w:val="center"/>
+            <w:shd w:val="clear" w:color="auto" w:fill="FFFFFF"/>
           </w:tcPr>
           <w:p>
             <w:pPr>
@@ -5398,6 +5565,7 @@
           <w:tcPr>
             <w:tcW w:type="dxa" w:w="2268"/>
             <w:vAlign w:val="center"/>
+            <w:shd w:val="clear" w:color="auto" w:fill="FFFFFF"/>
           </w:tcPr>
           <w:p>
             <w:pPr>
@@ -5419,6 +5587,7 @@
           <w:tcPr>
             <w:tcW w:type="dxa" w:w="2268"/>
             <w:vAlign w:val="center"/>
+            <w:shd w:val="clear" w:color="auto" w:fill="FFFFFF"/>
           </w:tcPr>
           <w:p>
             <w:pPr>
@@ -5440,6 +5609,7 @@
           <w:tcPr>
             <w:tcW w:type="dxa" w:w="2268"/>
             <w:vAlign w:val="center"/>
+            <w:shd w:val="clear" w:color="auto" w:fill="FFFFFF"/>
           </w:tcPr>
           <w:p>
             <w:pPr>
@@ -5536,7 +5706,7 @@
     </w:p>
     <w:tbl>
       <w:tblPr>
-        <w:tblStyle w:val="LightGrid"/>
+        <w:tblStyle w:val="TableGrid"/>
         <w:tblW w:type="auto" w:w="0"/>
         <w:jc w:val="center"/>
         <w:tblLook w:firstColumn="1" w:firstRow="1" w:lastColumn="0" w:lastRow="0" w:noHBand="0" w:noVBand="1" w:val="04A0"/>
@@ -5555,6 +5725,7 @@
           <w:tcPr>
             <w:tcW w:type="dxa" w:w="1296"/>
             <w:vAlign w:val="center"/>
+            <w:shd w:val="clear" w:color="auto" w:fill="FFFFFF"/>
           </w:tcPr>
           <w:p>
             <w:pPr>
@@ -5577,6 +5748,7 @@
           <w:tcPr>
             <w:tcW w:type="dxa" w:w="1296"/>
             <w:vAlign w:val="center"/>
+            <w:shd w:val="clear" w:color="auto" w:fill="FFFFFF"/>
           </w:tcPr>
           <w:p>
             <w:pPr>
@@ -5599,6 +5771,7 @@
           <w:tcPr>
             <w:tcW w:type="dxa" w:w="1296"/>
             <w:vAlign w:val="center"/>
+            <w:shd w:val="clear" w:color="auto" w:fill="FFFFFF"/>
           </w:tcPr>
           <w:p>
             <w:pPr>
@@ -5621,6 +5794,7 @@
           <w:tcPr>
             <w:tcW w:type="dxa" w:w="1296"/>
             <w:vAlign w:val="center"/>
+            <w:shd w:val="clear" w:color="auto" w:fill="FFFFFF"/>
           </w:tcPr>
           <w:p>
             <w:pPr>
@@ -5643,6 +5817,7 @@
           <w:tcPr>
             <w:tcW w:type="dxa" w:w="1296"/>
             <w:vAlign w:val="center"/>
+            <w:shd w:val="clear" w:color="auto" w:fill="FFFFFF"/>
           </w:tcPr>
           <w:p>
             <w:pPr>
@@ -5665,6 +5840,7 @@
           <w:tcPr>
             <w:tcW w:type="dxa" w:w="1296"/>
             <w:vAlign w:val="center"/>
+            <w:shd w:val="clear" w:color="auto" w:fill="FFFFFF"/>
           </w:tcPr>
           <w:p>
             <w:pPr>
@@ -5687,6 +5863,7 @@
           <w:tcPr>
             <w:tcW w:type="dxa" w:w="1296"/>
             <w:vAlign w:val="center"/>
+            <w:shd w:val="clear" w:color="auto" w:fill="FFFFFF"/>
           </w:tcPr>
           <w:p>
             <w:pPr>
@@ -5711,6 +5888,7 @@
           <w:tcPr>
             <w:tcW w:type="dxa" w:w="1296"/>
             <w:vAlign w:val="center"/>
+            <w:shd w:val="clear" w:color="auto" w:fill="FFFFFF"/>
           </w:tcPr>
           <w:p>
             <w:pPr>
@@ -5732,6 +5910,7 @@
           <w:tcPr>
             <w:tcW w:type="dxa" w:w="1296"/>
             <w:vAlign w:val="center"/>
+            <w:shd w:val="clear" w:color="auto" w:fill="FFFFFF"/>
           </w:tcPr>
           <w:p>
             <w:pPr>
@@ -5754,6 +5933,7 @@
           <w:tcPr>
             <w:tcW w:type="dxa" w:w="1296"/>
             <w:vAlign w:val="center"/>
+            <w:shd w:val="clear" w:color="auto" w:fill="FFFFFF"/>
           </w:tcPr>
           <w:p>
             <w:pPr>
@@ -5776,6 +5956,7 @@
           <w:tcPr>
             <w:tcW w:type="dxa" w:w="1296"/>
             <w:vAlign w:val="center"/>
+            <w:shd w:val="clear" w:color="auto" w:fill="FFFFFF"/>
           </w:tcPr>
           <w:p>
             <w:pPr>
@@ -5798,6 +5979,7 @@
           <w:tcPr>
             <w:tcW w:type="dxa" w:w="1296"/>
             <w:vAlign w:val="center"/>
+            <w:shd w:val="clear" w:color="auto" w:fill="FFFFFF"/>
           </w:tcPr>
           <w:p>
             <w:pPr>
@@ -5820,6 +6002,7 @@
           <w:tcPr>
             <w:tcW w:type="dxa" w:w="1296"/>
             <w:vAlign w:val="center"/>
+            <w:shd w:val="clear" w:color="auto" w:fill="FFFFFF"/>
           </w:tcPr>
           <w:p>
             <w:pPr>
@@ -5842,6 +6025,7 @@
           <w:tcPr>
             <w:tcW w:type="dxa" w:w="1296"/>
             <w:vAlign w:val="center"/>
+            <w:shd w:val="clear" w:color="auto" w:fill="FFFFFF"/>
           </w:tcPr>
           <w:p>
             <w:pPr>
@@ -5866,6 +6050,7 @@
           <w:tcPr>
             <w:tcW w:type="dxa" w:w="1296"/>
             <w:vAlign w:val="center"/>
+            <w:shd w:val="clear" w:color="auto" w:fill="FFFFFF"/>
           </w:tcPr>
           <w:p>
             <w:pPr>
@@ -5887,6 +6072,7 @@
           <w:tcPr>
             <w:tcW w:type="dxa" w:w="1296"/>
             <w:vAlign w:val="center"/>
+            <w:shd w:val="clear" w:color="auto" w:fill="FFFFFF"/>
           </w:tcPr>
           <w:p>
             <w:pPr>
@@ -5909,6 +6095,7 @@
           <w:tcPr>
             <w:tcW w:type="dxa" w:w="1296"/>
             <w:vAlign w:val="center"/>
+            <w:shd w:val="clear" w:color="auto" w:fill="FFFFFF"/>
           </w:tcPr>
           <w:p>
             <w:pPr>
@@ -5931,6 +6118,7 @@
           <w:tcPr>
             <w:tcW w:type="dxa" w:w="1296"/>
             <w:vAlign w:val="center"/>
+            <w:shd w:val="clear" w:color="auto" w:fill="FFFFFF"/>
           </w:tcPr>
           <w:p>
             <w:pPr>
@@ -5953,6 +6141,7 @@
           <w:tcPr>
             <w:tcW w:type="dxa" w:w="1296"/>
             <w:vAlign w:val="center"/>
+            <w:shd w:val="clear" w:color="auto" w:fill="FFFFFF"/>
           </w:tcPr>
           <w:p>
             <w:pPr>
@@ -5975,6 +6164,7 @@
           <w:tcPr>
             <w:tcW w:type="dxa" w:w="1296"/>
             <w:vAlign w:val="center"/>
+            <w:shd w:val="clear" w:color="auto" w:fill="FFFFFF"/>
           </w:tcPr>
           <w:p>
             <w:pPr>
@@ -5997,6 +6187,7 @@
           <w:tcPr>
             <w:tcW w:type="dxa" w:w="1296"/>
             <w:vAlign w:val="center"/>
+            <w:shd w:val="clear" w:color="auto" w:fill="FFFFFF"/>
           </w:tcPr>
           <w:p>
             <w:pPr>
@@ -6021,6 +6212,7 @@
           <w:tcPr>
             <w:tcW w:type="dxa" w:w="1296"/>
             <w:vAlign w:val="center"/>
+            <w:shd w:val="clear" w:color="auto" w:fill="FFFFFF"/>
           </w:tcPr>
           <w:p>
             <w:pPr>
@@ -6042,6 +6234,7 @@
           <w:tcPr>
             <w:tcW w:type="dxa" w:w="1296"/>
             <w:vAlign w:val="center"/>
+            <w:shd w:val="clear" w:color="auto" w:fill="FFFFFF"/>
           </w:tcPr>
           <w:p>
             <w:pPr>
@@ -6064,6 +6257,7 @@
           <w:tcPr>
             <w:tcW w:type="dxa" w:w="1296"/>
             <w:vAlign w:val="center"/>
+            <w:shd w:val="clear" w:color="auto" w:fill="FFFFFF"/>
           </w:tcPr>
           <w:p>
             <w:pPr>
@@ -6086,6 +6280,7 @@
           <w:tcPr>
             <w:tcW w:type="dxa" w:w="1296"/>
             <w:vAlign w:val="center"/>
+            <w:shd w:val="clear" w:color="auto" w:fill="FFFFFF"/>
           </w:tcPr>
           <w:p>
             <w:pPr>
@@ -6108,6 +6303,7 @@
           <w:tcPr>
             <w:tcW w:type="dxa" w:w="1296"/>
             <w:vAlign w:val="center"/>
+            <w:shd w:val="clear" w:color="auto" w:fill="FFFFFF"/>
           </w:tcPr>
           <w:p>
             <w:pPr>
@@ -6130,6 +6326,7 @@
           <w:tcPr>
             <w:tcW w:type="dxa" w:w="1296"/>
             <w:vAlign w:val="center"/>
+            <w:shd w:val="clear" w:color="auto" w:fill="FFFFFF"/>
           </w:tcPr>
           <w:p>
             <w:pPr>
@@ -6152,6 +6349,7 @@
           <w:tcPr>
             <w:tcW w:type="dxa" w:w="1296"/>
             <w:vAlign w:val="center"/>
+            <w:shd w:val="clear" w:color="auto" w:fill="FFFFFF"/>
           </w:tcPr>
           <w:p>
             <w:pPr>
@@ -6216,7 +6414,7 @@
     </w:p>
     <w:tbl>
       <w:tblPr>
-        <w:tblStyle w:val="LightGrid"/>
+        <w:tblStyle w:val="TableGrid"/>
         <w:tblW w:type="auto" w:w="0"/>
         <w:jc w:val="center"/>
         <w:tblLook w:firstColumn="1" w:firstRow="1" w:lastColumn="0" w:lastRow="0" w:noHBand="0" w:noVBand="1" w:val="04A0"/>
@@ -6232,6 +6430,7 @@
           <w:tcPr>
             <w:tcW w:type="dxa" w:w="2268"/>
             <w:vAlign w:val="center"/>
+            <w:shd w:val="clear" w:color="auto" w:fill="FFFFFF"/>
           </w:tcPr>
           <w:p>
             <w:pPr>
@@ -6254,6 +6453,7 @@
           <w:tcPr>
             <w:tcW w:type="dxa" w:w="2268"/>
             <w:vAlign w:val="center"/>
+            <w:shd w:val="clear" w:color="auto" w:fill="FFFFFF"/>
           </w:tcPr>
           <w:p>
             <w:pPr>
@@ -6276,6 +6476,7 @@
           <w:tcPr>
             <w:tcW w:type="dxa" w:w="2268"/>
             <w:vAlign w:val="center"/>
+            <w:shd w:val="clear" w:color="auto" w:fill="FFFFFF"/>
           </w:tcPr>
           <w:p>
             <w:pPr>
@@ -6298,6 +6499,7 @@
           <w:tcPr>
             <w:tcW w:type="dxa" w:w="2268"/>
             <w:vAlign w:val="center"/>
+            <w:shd w:val="clear" w:color="auto" w:fill="FFFFFF"/>
           </w:tcPr>
           <w:p>
             <w:pPr>
@@ -6322,6 +6524,7 @@
           <w:tcPr>
             <w:tcW w:type="dxa" w:w="2268"/>
             <w:vAlign w:val="center"/>
+            <w:shd w:val="clear" w:color="auto" w:fill="FFFFFF"/>
           </w:tcPr>
           <w:p>
             <w:pPr>
@@ -6343,6 +6546,7 @@
           <w:tcPr>
             <w:tcW w:type="dxa" w:w="2268"/>
             <w:vAlign w:val="center"/>
+            <w:shd w:val="clear" w:color="auto" w:fill="FFFFFF"/>
           </w:tcPr>
           <w:p>
             <w:pPr>
@@ -6365,6 +6569,7 @@
           <w:tcPr>
             <w:tcW w:type="dxa" w:w="2268"/>
             <w:vAlign w:val="center"/>
+            <w:shd w:val="clear" w:color="auto" w:fill="FFFFFF"/>
           </w:tcPr>
           <w:p>
             <w:pPr>
@@ -6387,6 +6592,7 @@
           <w:tcPr>
             <w:tcW w:type="dxa" w:w="2268"/>
             <w:vAlign w:val="center"/>
+            <w:shd w:val="clear" w:color="auto" w:fill="FFFFFF"/>
           </w:tcPr>
           <w:p>
             <w:pPr>
@@ -6411,6 +6617,7 @@
           <w:tcPr>
             <w:tcW w:type="dxa" w:w="2268"/>
             <w:vAlign w:val="center"/>
+            <w:shd w:val="clear" w:color="auto" w:fill="FFFFFF"/>
           </w:tcPr>
           <w:p>
             <w:pPr>
@@ -6432,6 +6639,7 @@
           <w:tcPr>
             <w:tcW w:type="dxa" w:w="2268"/>
             <w:vAlign w:val="center"/>
+            <w:shd w:val="clear" w:color="auto" w:fill="FFFFFF"/>
           </w:tcPr>
           <w:p>
             <w:pPr>
@@ -6454,6 +6662,7 @@
           <w:tcPr>
             <w:tcW w:type="dxa" w:w="2268"/>
             <w:vAlign w:val="center"/>
+            <w:shd w:val="clear" w:color="auto" w:fill="FFFFFF"/>
           </w:tcPr>
           <w:p>
             <w:pPr>
@@ -6476,6 +6685,7 @@
           <w:tcPr>
             <w:tcW w:type="dxa" w:w="2268"/>
             <w:vAlign w:val="center"/>
+            <w:shd w:val="clear" w:color="auto" w:fill="FFFFFF"/>
           </w:tcPr>
           <w:p>
             <w:pPr>
@@ -6500,6 +6710,7 @@
           <w:tcPr>
             <w:tcW w:type="dxa" w:w="2268"/>
             <w:vAlign w:val="center"/>
+            <w:shd w:val="clear" w:color="auto" w:fill="FFFFFF"/>
           </w:tcPr>
           <w:p>
             <w:pPr>
@@ -6521,6 +6732,7 @@
           <w:tcPr>
             <w:tcW w:type="dxa" w:w="2268"/>
             <w:vAlign w:val="center"/>
+            <w:shd w:val="clear" w:color="auto" w:fill="FFFFFF"/>
           </w:tcPr>
           <w:p>
             <w:pPr>
@@ -6543,6 +6755,7 @@
           <w:tcPr>
             <w:tcW w:type="dxa" w:w="2268"/>
             <w:vAlign w:val="center"/>
+            <w:shd w:val="clear" w:color="auto" w:fill="FFFFFF"/>
           </w:tcPr>
           <w:p>
             <w:pPr>
@@ -6565,6 +6778,7 @@
           <w:tcPr>
             <w:tcW w:type="dxa" w:w="2268"/>
             <w:vAlign w:val="center"/>
+            <w:shd w:val="clear" w:color="auto" w:fill="FFFFFF"/>
           </w:tcPr>
           <w:p>
             <w:pPr>
@@ -6589,6 +6803,7 @@
           <w:tcPr>
             <w:tcW w:type="dxa" w:w="2268"/>
             <w:vAlign w:val="center"/>
+            <w:shd w:val="clear" w:color="auto" w:fill="FFFFFF"/>
           </w:tcPr>
           <w:p>
             <w:pPr>
@@ -6610,6 +6825,7 @@
           <w:tcPr>
             <w:tcW w:type="dxa" w:w="2268"/>
             <w:vAlign w:val="center"/>
+            <w:shd w:val="clear" w:color="auto" w:fill="FFFFFF"/>
           </w:tcPr>
           <w:p>
             <w:pPr>
@@ -6632,6 +6848,7 @@
           <w:tcPr>
             <w:tcW w:type="dxa" w:w="2268"/>
             <w:vAlign w:val="center"/>
+            <w:shd w:val="clear" w:color="auto" w:fill="FFFFFF"/>
           </w:tcPr>
           <w:p>
             <w:pPr>
@@ -6654,6 +6871,7 @@
           <w:tcPr>
             <w:tcW w:type="dxa" w:w="2268"/>
             <w:vAlign w:val="center"/>
+            <w:shd w:val="clear" w:color="auto" w:fill="FFFFFF"/>
           </w:tcPr>
           <w:p>
             <w:pPr>
@@ -7356,7 +7574,7 @@
     </w:p>
     <w:tbl>
       <w:tblPr>
-        <w:tblStyle w:val="LightGrid"/>
+        <w:tblStyle w:val="TableGrid"/>
         <w:tblW w:type="auto" w:w="0"/>
         <w:jc w:val="center"/>
         <w:tblLook w:firstColumn="1" w:firstRow="1" w:lastColumn="0" w:lastRow="0" w:noHBand="0" w:noVBand="1" w:val="04A0"/>
@@ -7370,6 +7588,7 @@
           <w:tcPr>
             <w:tcW w:type="dxa" w:w="4536"/>
             <w:vAlign w:val="center"/>
+            <w:shd w:val="clear" w:color="auto" w:fill="FFFFFF"/>
           </w:tcPr>
           <w:p>
             <w:pPr>
@@ -7392,6 +7611,7 @@
           <w:tcPr>
             <w:tcW w:type="dxa" w:w="4536"/>
             <w:vAlign w:val="center"/>
+            <w:shd w:val="clear" w:color="auto" w:fill="FFFFFF"/>
           </w:tcPr>
           <w:p>
             <w:pPr>
@@ -7416,6 +7636,7 @@
           <w:tcPr>
             <w:tcW w:type="dxa" w:w="4536"/>
             <w:vAlign w:val="center"/>
+            <w:shd w:val="clear" w:color="auto" w:fill="FFFFFF"/>
           </w:tcPr>
           <w:p>
             <w:pPr>
@@ -7437,6 +7658,7 @@
           <w:tcPr>
             <w:tcW w:type="dxa" w:w="4536"/>
             <w:vAlign w:val="center"/>
+            <w:shd w:val="clear" w:color="auto" w:fill="FFFFFF"/>
           </w:tcPr>
           <w:p>
             <w:pPr>
@@ -7460,6 +7682,7 @@
           <w:tcPr>
             <w:tcW w:type="dxa" w:w="4536"/>
             <w:vAlign w:val="center"/>
+            <w:shd w:val="clear" w:color="auto" w:fill="FFFFFF"/>
           </w:tcPr>
           <w:p>
             <w:pPr>
@@ -7481,6 +7704,7 @@
           <w:tcPr>
             <w:tcW w:type="dxa" w:w="4536"/>
             <w:vAlign w:val="center"/>
+            <w:shd w:val="clear" w:color="auto" w:fill="FFFFFF"/>
           </w:tcPr>
           <w:p>
             <w:pPr>
@@ -7504,6 +7728,7 @@
           <w:tcPr>
             <w:tcW w:type="dxa" w:w="4536"/>
             <w:vAlign w:val="center"/>
+            <w:shd w:val="clear" w:color="auto" w:fill="FFFFFF"/>
           </w:tcPr>
           <w:p>
             <w:pPr>
@@ -7525,6 +7750,7 @@
           <w:tcPr>
             <w:tcW w:type="dxa" w:w="4536"/>
             <w:vAlign w:val="center"/>
+            <w:shd w:val="clear" w:color="auto" w:fill="FFFFFF"/>
           </w:tcPr>
           <w:p>
             <w:pPr>
@@ -7548,6 +7774,7 @@
           <w:tcPr>
             <w:tcW w:type="dxa" w:w="4536"/>
             <w:vAlign w:val="center"/>
+            <w:shd w:val="clear" w:color="auto" w:fill="FFFFFF"/>
           </w:tcPr>
           <w:p>
             <w:pPr>
@@ -7569,6 +7796,7 @@
           <w:tcPr>
             <w:tcW w:type="dxa" w:w="4536"/>
             <w:vAlign w:val="center"/>
+            <w:shd w:val="clear" w:color="auto" w:fill="FFFFFF"/>
           </w:tcPr>
           <w:p>
             <w:pPr>
@@ -7592,6 +7820,7 @@
           <w:tcPr>
             <w:tcW w:type="dxa" w:w="4536"/>
             <w:vAlign w:val="center"/>
+            <w:shd w:val="clear" w:color="auto" w:fill="FFFFFF"/>
           </w:tcPr>
           <w:p>
             <w:pPr>
@@ -7613,6 +7842,7 @@
           <w:tcPr>
             <w:tcW w:type="dxa" w:w="4536"/>
             <w:vAlign w:val="center"/>
+            <w:shd w:val="clear" w:color="auto" w:fill="FFFFFF"/>
           </w:tcPr>
           <w:p>
             <w:pPr>
@@ -7636,6 +7866,7 @@
           <w:tcPr>
             <w:tcW w:type="dxa" w:w="4536"/>
             <w:vAlign w:val="center"/>
+            <w:shd w:val="clear" w:color="auto" w:fill="FFFFFF"/>
           </w:tcPr>
           <w:p>
             <w:pPr>
@@ -7657,6 +7888,7 @@
           <w:tcPr>
             <w:tcW w:type="dxa" w:w="4536"/>
             <w:vAlign w:val="center"/>
+            <w:shd w:val="clear" w:color="auto" w:fill="FFFFFF"/>
           </w:tcPr>
           <w:p>
             <w:pPr>
@@ -7680,6 +7912,7 @@
           <w:tcPr>
             <w:tcW w:type="dxa" w:w="4536"/>
             <w:vAlign w:val="center"/>
+            <w:shd w:val="clear" w:color="auto" w:fill="FFFFFF"/>
           </w:tcPr>
           <w:p>
             <w:pPr>
@@ -7701,6 +7934,7 @@
           <w:tcPr>
             <w:tcW w:type="dxa" w:w="4536"/>
             <w:vAlign w:val="center"/>
+            <w:shd w:val="clear" w:color="auto" w:fill="FFFFFF"/>
           </w:tcPr>
           <w:p>
             <w:pPr>
@@ -7724,6 +7958,7 @@
           <w:tcPr>
             <w:tcW w:type="dxa" w:w="4536"/>
             <w:vAlign w:val="center"/>
+            <w:shd w:val="clear" w:color="auto" w:fill="FFFFFF"/>
           </w:tcPr>
           <w:p>
             <w:pPr>
@@ -7745,6 +7980,7 @@
           <w:tcPr>
             <w:tcW w:type="dxa" w:w="4536"/>
             <w:vAlign w:val="center"/>
+            <w:shd w:val="clear" w:color="auto" w:fill="FFFFFF"/>
           </w:tcPr>
           <w:p>
             <w:pPr>
@@ -8159,7 +8395,7 @@
     </w:p>
     <w:tbl>
       <w:tblPr>
-        <w:tblStyle w:val="LightGrid"/>
+        <w:tblStyle w:val="TableGrid"/>
         <w:tblW w:type="auto" w:w="0"/>
         <w:jc w:val="center"/>
         <w:tblLook w:firstColumn="1" w:firstRow="1" w:lastColumn="0" w:lastRow="0" w:noHBand="0" w:noVBand="1" w:val="04A0"/>
@@ -8174,6 +8410,7 @@
           <w:tcPr>
             <w:tcW w:type="dxa" w:w="3024"/>
             <w:vAlign w:val="center"/>
+            <w:shd w:val="clear" w:color="auto" w:fill="FFFFFF"/>
           </w:tcPr>
           <w:p>
             <w:pPr>
@@ -8196,6 +8433,7 @@
           <w:tcPr>
             <w:tcW w:type="dxa" w:w="3024"/>
             <w:vAlign w:val="center"/>
+            <w:shd w:val="clear" w:color="auto" w:fill="FFFFFF"/>
           </w:tcPr>
           <w:p>
             <w:pPr>
@@ -8218,6 +8456,7 @@
           <w:tcPr>
             <w:tcW w:type="dxa" w:w="3024"/>
             <w:vAlign w:val="center"/>
+            <w:shd w:val="clear" w:color="auto" w:fill="FFFFFF"/>
           </w:tcPr>
           <w:p>
             <w:pPr>
@@ -8242,6 +8481,7 @@
           <w:tcPr>
             <w:tcW w:type="dxa" w:w="3024"/>
             <w:vAlign w:val="center"/>
+            <w:shd w:val="clear" w:color="auto" w:fill="FFFFFF"/>
           </w:tcPr>
           <w:p>
             <w:pPr>
@@ -8263,6 +8503,7 @@
           <w:tcPr>
             <w:tcW w:type="dxa" w:w="3024"/>
             <w:vAlign w:val="center"/>
+            <w:shd w:val="clear" w:color="auto" w:fill="FFFFFF"/>
           </w:tcPr>
           <w:p>
             <w:pPr>
@@ -8285,6 +8526,7 @@
           <w:tcPr>
             <w:tcW w:type="dxa" w:w="3024"/>
             <w:vAlign w:val="center"/>
+            <w:shd w:val="clear" w:color="auto" w:fill="FFFFFF"/>
           </w:tcPr>
           <w:p>
             <w:pPr>
@@ -8309,6 +8551,7 @@
           <w:tcPr>
             <w:tcW w:type="dxa" w:w="3024"/>
             <w:vAlign w:val="center"/>
+            <w:shd w:val="clear" w:color="auto" w:fill="FFFFFF"/>
           </w:tcPr>
           <w:p>
             <w:pPr>
@@ -8330,6 +8573,7 @@
           <w:tcPr>
             <w:tcW w:type="dxa" w:w="3024"/>
             <w:vAlign w:val="center"/>
+            <w:shd w:val="clear" w:color="auto" w:fill="FFFFFF"/>
           </w:tcPr>
           <w:p>
             <w:pPr>
@@ -8352,6 +8596,7 @@
           <w:tcPr>
             <w:tcW w:type="dxa" w:w="3024"/>
             <w:vAlign w:val="center"/>
+            <w:shd w:val="clear" w:color="auto" w:fill="FFFFFF"/>
           </w:tcPr>
           <w:p>
             <w:pPr>
@@ -8376,6 +8621,7 @@
           <w:tcPr>
             <w:tcW w:type="dxa" w:w="3024"/>
             <w:vAlign w:val="center"/>
+            <w:shd w:val="clear" w:color="auto" w:fill="FFFFFF"/>
           </w:tcPr>
           <w:p>
             <w:pPr>
@@ -8397,6 +8643,7 @@
           <w:tcPr>
             <w:tcW w:type="dxa" w:w="3024"/>
             <w:vAlign w:val="center"/>
+            <w:shd w:val="clear" w:color="auto" w:fill="FFFFFF"/>
           </w:tcPr>
           <w:p>
             <w:pPr>
@@ -8419,6 +8666,7 @@
           <w:tcPr>
             <w:tcW w:type="dxa" w:w="3024"/>
             <w:vAlign w:val="center"/>
+            <w:shd w:val="clear" w:color="auto" w:fill="FFFFFF"/>
           </w:tcPr>
           <w:p>
             <w:pPr>
@@ -8443,6 +8691,7 @@
           <w:tcPr>
             <w:tcW w:type="dxa" w:w="3024"/>
             <w:vAlign w:val="center"/>
+            <w:shd w:val="clear" w:color="auto" w:fill="FFFFFF"/>
           </w:tcPr>
           <w:p>
             <w:pPr>
@@ -8464,6 +8713,7 @@
           <w:tcPr>
             <w:tcW w:type="dxa" w:w="3024"/>
             <w:vAlign w:val="center"/>
+            <w:shd w:val="clear" w:color="auto" w:fill="FFFFFF"/>
           </w:tcPr>
           <w:p>
             <w:pPr>
@@ -8486,6 +8736,7 @@
           <w:tcPr>
             <w:tcW w:type="dxa" w:w="3024"/>
             <w:vAlign w:val="center"/>
+            <w:shd w:val="clear" w:color="auto" w:fill="FFFFFF"/>
           </w:tcPr>
           <w:p>
             <w:pPr>

--- a/docs/report_v12_general_vs_visrag.docx
+++ b/docs/report_v12_general_vs_visrag.docx
@@ -15,7 +15,7 @@
           <w:color w:val="000000"/>
           <w:sz w:val="36"/>
         </w:rPr>
-        <w:t>Parsed-Visual RAG (v12-general) 대 VisRAG</w:t>
+        <w:t>Parsed-Visual RAG (PV-RAG) 대 VisRAG</w:t>
       </w:r>
     </w:p>
     <w:p>
@@ -100,7 +100,7 @@
           <w:color w:val="000000"/>
           <w:sz w:val="20"/>
         </w:rPr>
-        <w:t>본 보고서는 OpenBMB가 제안한 시각 기반 검색-증강 생성 프레임워크 VisRAG[1]의 공개 평가 벤치마크 위에서, 시각 전용 입력을 사용하는 baseline과 본 연구가 제안하는 domain-free 변형 Parsed-Visual RAG(이하 v12-general)을 비교한다. v12-general은 페이지 이미지를 Upstage Document Parse[5]로 텍스트·표 형태로 변환하여 동일한 시각 언어 모델(Vision-Language Model, VLM)에 원본 이미지와 함께 입력으로 제공하는 방법이다. 실험은 단일 RTX 4060(8 GB VRAM) 환경에서 수행되었고, 생성기는 Qwen2-VL-7B-Instruct[3]를 bitsandbytes NF4 4-bit 양자화[4]로 적재하였다. 4개 데이터셋(InfoVQA, ChartQA, MP-DocVQA, SlideVQA)에 대해 각 첫 100개 질의로 oracle 검색을 사용함으로써 생성 단계의 효과만을 격리하였다. 그 결과 v12-general은 시각 전용 baseline 대비 macro 정확도 기준 +36.32%p(0.229 → 0.592)의 향상을 보였으며, 페이지 레이아웃이 답변에 기여하는 MP-DocVQA에서는 파싱 텍스트 단독 ablation 대비 +4.0%p의 추가 이득이 관찰되었다. 본 보고서는 각 방법론의 구조, 파라미터 설정, 코드 설계, 논문과의 일치 및 차이, 그리고 단일 GPU 제약 하에서의 생성기·검색·표본 설계 결정의 정당성을 학술적 관점에서 정리한다.</w:t>
+        <w:t>본 보고서는 OpenBMB가 제안한 시각 기반 검색-증강 생성 프레임워크 VisRAG[1]의 공개 평가 벤치마크 위에서, 시각 전용 입력을 사용하는 baseline과 본 연구가 제안하는 도메인 비종속 변형 Parsed-Visual RAG(이하 PV-RAG)을 비교한다. PV-RAG는 페이지 이미지를 Upstage Document Parse[5]로 텍스트·표 형태로 변환하여 동일한 시각 언어 모델(Vision-Language Model, VLM)에 원본 이미지와 함께 입력으로 제공하는 방법이다. 실험은 단일 RTX 4060(8 GB VRAM) 환경에서 수행되었고, 생성기는 Qwen2-VL-7B-Instruct[3]를 bitsandbytes NF4 4-bit 양자화[4]로 적재하였다. 4개 데이터셋(InfoVQA, ChartQA, MP-DocVQA, SlideVQA)에 대해 각 첫 100개 질의로 oracle 검색을 사용함으로써 생성 단계의 효과만을 격리하였다. 그 결과 PV-RAG는 시각 전용 baseline 대비 macro 정확도 기준 +36.32%p(0.229 → 0.592)의 향상을 보였으며, 페이지 레이아웃이 답변에 기여하는 MP-DocVQA에서는 파싱 텍스트 단독 ablation 대비 +4.0%p의 추가 이득이 관찰되었다. 본 보고서는 각 방법론의 구조, 파라미터 설정, 코드 설계, 논문과의 일치 및 차이, 그리고 단일 GPU 제약 하에서의 생성기·검색·표본 설계 결정의 정당성을 학술적 관점에서 정리한다.</w:t>
       </w:r>
     </w:p>
     <w:p>
@@ -185,7 +185,7 @@
           <w:color w:val="000000"/>
           <w:sz w:val="21"/>
         </w:rPr>
-        <w:t>반면 본 연구진이 선행 연구로 개발한 v12 계열 아키텍처는 동일한 페이지 이미지에 Upstage Document Parse[5]를 적용하여 텍스트·표를 명시적으로 추출하고, 이를 원본 이미지와 함께 시각 언어 모델 입력으로 결합한다. 두 접근은 “파싱에 의한 명시적 텍스트 증거가 시각 전용 입력 대비 답변 품질을 개선하는가”라는 가설에 대해 상반된 입장을 취한다.</w:t>
+        <w:t>반면 본 연구진이 선행 연구로 개발한 도메인 특화 RAG 시스템은 동일한 페이지 이미지에 Upstage Document Parse[5]를 적용하여 텍스트·표를 명시적으로 추출하고, 이를 원본 이미지와 함께 시각 언어 모델 입력으로 결합한다. 두 접근은 “파싱에 의한 명시적 텍스트 증거가 시각 전용 입력 대비 답변 품질을 개선하는가”라는 가설에 대해 상반된 입장을 취한다.</w:t>
       </w:r>
     </w:p>
     <w:p>
@@ -306,7 +306,7 @@
           <w:color w:val="000000"/>
           <w:sz w:val="21"/>
         </w:rPr>
-        <w:t>Parsed-Visual RAG (v12-general)이 시각 전용 baseline 대비 macro 정확도 기준 +36.32%p의 일관된 향상을 달성함을 보였으며, MP-DocVQA에서 파싱 텍스트 단독 ablation 대비 +4.0%p의 상보적 이득을 관찰하였다.</w:t>
+        <w:t>Parsed-Visual RAG(PV-RAG)이 시각 전용 baseline 대비 macro 정확도 기준 +36.32%p의 일관된 향상을 달성함을 보였으며, MP-DocVQA에서 파싱 텍스트 단독 ablation 대비 +4.0%p의 상보적 이득을 관찰하였다.</w:t>
       </w:r>
     </w:p>
     <w:p>
@@ -512,7 +512,7 @@
           <w:p>
             <w:pPr>
               <w:spacing w:after="0" w:before="0"/>
-              <w:jc w:val="right"/>
+              <w:jc w:val="center"/>
             </w:pPr>
             <w:r>
               <w:rPr>
@@ -535,7 +535,7 @@
           <w:p>
             <w:pPr>
               <w:spacing w:after="0" w:before="0"/>
-              <w:jc w:val="right"/>
+              <w:jc w:val="center"/>
             </w:pPr>
             <w:r>
               <w:rPr>
@@ -558,7 +558,7 @@
           <w:p>
             <w:pPr>
               <w:spacing w:after="0" w:before="0"/>
-              <w:jc w:val="right"/>
+              <w:jc w:val="center"/>
             </w:pPr>
             <w:r>
               <w:rPr>
@@ -581,7 +581,7 @@
           <w:p>
             <w:pPr>
               <w:spacing w:after="0" w:before="0"/>
-              <w:jc w:val="right"/>
+              <w:jc w:val="center"/>
             </w:pPr>
             <w:r>
               <w:rPr>
@@ -606,6 +606,7 @@
           <w:p>
             <w:pPr>
               <w:spacing w:after="0" w:before="0"/>
+              <w:jc w:val="center"/>
             </w:pPr>
             <w:r>
               <w:rPr>
@@ -628,7 +629,7 @@
           <w:p>
             <w:pPr>
               <w:spacing w:after="0" w:before="0"/>
-              <w:jc w:val="right"/>
+              <w:jc w:val="center"/>
             </w:pPr>
             <w:r>
               <w:rPr>
@@ -651,7 +652,7 @@
           <w:p>
             <w:pPr>
               <w:spacing w:after="0" w:before="0"/>
-              <w:jc w:val="right"/>
+              <w:jc w:val="center"/>
             </w:pPr>
             <w:r>
               <w:rPr>
@@ -674,7 +675,7 @@
           <w:p>
             <w:pPr>
               <w:spacing w:after="0" w:before="0"/>
-              <w:jc w:val="right"/>
+              <w:jc w:val="center"/>
             </w:pPr>
             <w:r>
               <w:rPr>
@@ -697,7 +698,7 @@
           <w:p>
             <w:pPr>
               <w:spacing w:after="0" w:before="0"/>
-              <w:jc w:val="right"/>
+              <w:jc w:val="center"/>
             </w:pPr>
             <w:r>
               <w:rPr>
@@ -722,6 +723,7 @@
           <w:p>
             <w:pPr>
               <w:spacing w:after="0" w:before="0"/>
+              <w:jc w:val="center"/>
             </w:pPr>
             <w:r>
               <w:rPr>
@@ -744,7 +746,7 @@
           <w:p>
             <w:pPr>
               <w:spacing w:after="0" w:before="0"/>
-              <w:jc w:val="right"/>
+              <w:jc w:val="center"/>
             </w:pPr>
             <w:r>
               <w:rPr>
@@ -767,7 +769,7 @@
           <w:p>
             <w:pPr>
               <w:spacing w:after="0" w:before="0"/>
-              <w:jc w:val="right"/>
+              <w:jc w:val="center"/>
             </w:pPr>
             <w:r>
               <w:rPr>
@@ -790,7 +792,7 @@
           <w:p>
             <w:pPr>
               <w:spacing w:after="0" w:before="0"/>
-              <w:jc w:val="right"/>
+              <w:jc w:val="center"/>
             </w:pPr>
             <w:r>
               <w:rPr>
@@ -813,7 +815,7 @@
           <w:p>
             <w:pPr>
               <w:spacing w:after="0" w:before="0"/>
-              <w:jc w:val="right"/>
+              <w:jc w:val="center"/>
             </w:pPr>
             <w:r>
               <w:rPr>
@@ -838,6 +840,7 @@
           <w:p>
             <w:pPr>
               <w:spacing w:after="0" w:before="0"/>
+              <w:jc w:val="center"/>
             </w:pPr>
             <w:r>
               <w:rPr>
@@ -860,7 +863,7 @@
           <w:p>
             <w:pPr>
               <w:spacing w:after="0" w:before="0"/>
-              <w:jc w:val="right"/>
+              <w:jc w:val="center"/>
             </w:pPr>
             <w:r>
               <w:rPr>
@@ -883,7 +886,7 @@
           <w:p>
             <w:pPr>
               <w:spacing w:after="0" w:before="0"/>
-              <w:jc w:val="right"/>
+              <w:jc w:val="center"/>
             </w:pPr>
             <w:r>
               <w:rPr>
@@ -906,7 +909,7 @@
           <w:p>
             <w:pPr>
               <w:spacing w:after="0" w:before="0"/>
-              <w:jc w:val="right"/>
+              <w:jc w:val="center"/>
             </w:pPr>
             <w:r>
               <w:rPr>
@@ -929,7 +932,7 @@
           <w:p>
             <w:pPr>
               <w:spacing w:after="0" w:before="0"/>
-              <w:jc w:val="right"/>
+              <w:jc w:val="center"/>
             </w:pPr>
             <w:r>
               <w:rPr>
@@ -954,6 +957,7 @@
           <w:p>
             <w:pPr>
               <w:spacing w:after="0" w:before="0"/>
+              <w:jc w:val="center"/>
             </w:pPr>
             <w:r>
               <w:rPr>
@@ -976,7 +980,7 @@
           <w:p>
             <w:pPr>
               <w:spacing w:after="0" w:before="0"/>
-              <w:jc w:val="right"/>
+              <w:jc w:val="center"/>
             </w:pPr>
             <w:r>
               <w:rPr>
@@ -999,7 +1003,7 @@
           <w:p>
             <w:pPr>
               <w:spacing w:after="0" w:before="0"/>
-              <w:jc w:val="right"/>
+              <w:jc w:val="center"/>
             </w:pPr>
             <w:r>
               <w:rPr>
@@ -1022,7 +1026,7 @@
           <w:p>
             <w:pPr>
               <w:spacing w:after="0" w:before="0"/>
-              <w:jc w:val="right"/>
+              <w:jc w:val="center"/>
             </w:pPr>
             <w:r>
               <w:rPr>
@@ -1045,7 +1049,7 @@
           <w:p>
             <w:pPr>
               <w:spacing w:after="0" w:before="0"/>
-              <w:jc w:val="right"/>
+              <w:jc w:val="center"/>
             </w:pPr>
             <w:r>
               <w:rPr>
@@ -1216,7 +1220,7 @@
           <w:color w:val="000000"/>
           <w:sz w:val="23"/>
         </w:rPr>
-        <w:t>4.3 parsed_visual — Parsed-Visual RAG (v12-general)</w:t>
+        <w:t>4.3 parsed_visual — Parsed-Visual RAG (PV-RAG)</w:t>
       </w:r>
     </w:p>
     <w:p>
@@ -1233,7 +1237,7 @@
           <w:color w:val="000000"/>
           <w:sz w:val="21"/>
         </w:rPr>
-        <w:t>페이지 이미지와 파싱 텍스트·표를 함께 VLM에 입력한다. 본 방법의 가설은 “파싱은 정확한 라벨·수치를 명시적으로 제공하고 이미지는 레이아웃·시각적 강조를 보존하므로, 두 증거가 상보적이라면 결합이 단독 사용보다 우월하다”는 것이다. 이 모드가 본 보고서가 검증하는 v12-general 방법론이다.</w:t>
+        <w:t>페이지 이미지와 파싱 텍스트·표를 함께 VLM에 입력한다. 본 방법의 가설은 “파싱은 정확한 라벨·수치를 명시적으로 제공하고 이미지는 레이아웃·시각적 강조를 보존하므로, 두 증거가 상보적이라면 결합이 단독 사용보다 우월하다”는 것이다. 이 모드가 본 보고서가 검증하는 PV-RAG 방법론이다.</w:t>
       </w:r>
     </w:p>
     <w:p>
@@ -1588,6 +1592,7 @@
           <w:p>
             <w:pPr>
               <w:spacing w:after="0" w:before="0"/>
+              <w:jc w:val="center"/>
             </w:pPr>
             <w:r>
               <w:rPr>
@@ -1610,6 +1615,7 @@
           <w:p>
             <w:pPr>
               <w:spacing w:after="0" w:before="0"/>
+              <w:jc w:val="center"/>
             </w:pPr>
             <w:r>
               <w:rPr>
@@ -1632,6 +1638,7 @@
           <w:p>
             <w:pPr>
               <w:spacing w:after="0" w:before="0"/>
+              <w:jc w:val="center"/>
             </w:pPr>
             <w:r>
               <w:rPr>
@@ -1656,6 +1663,7 @@
           <w:p>
             <w:pPr>
               <w:spacing w:after="0" w:before="0"/>
+              <w:jc w:val="center"/>
             </w:pPr>
             <w:r>
               <w:rPr>
@@ -1678,6 +1686,7 @@
           <w:p>
             <w:pPr>
               <w:spacing w:after="0" w:before="0"/>
+              <w:jc w:val="center"/>
             </w:pPr>
             <w:r>
               <w:rPr>
@@ -1700,6 +1709,7 @@
           <w:p>
             <w:pPr>
               <w:spacing w:after="0" w:before="0"/>
+              <w:jc w:val="center"/>
             </w:pPr>
             <w:r>
               <w:rPr>
@@ -1724,6 +1734,7 @@
           <w:p>
             <w:pPr>
               <w:spacing w:after="0" w:before="0"/>
+              <w:jc w:val="center"/>
             </w:pPr>
             <w:r>
               <w:rPr>
@@ -1746,6 +1757,7 @@
           <w:p>
             <w:pPr>
               <w:spacing w:after="0" w:before="0"/>
+              <w:jc w:val="center"/>
             </w:pPr>
             <w:r>
               <w:rPr>
@@ -1768,6 +1780,7 @@
           <w:p>
             <w:pPr>
               <w:spacing w:after="0" w:before="0"/>
+              <w:jc w:val="center"/>
             </w:pPr>
             <w:r>
               <w:rPr>
@@ -1937,7 +1950,7 @@
           <w:p>
             <w:pPr>
               <w:spacing w:after="0" w:before="0"/>
-              <w:jc w:val="right"/>
+              <w:jc w:val="center"/>
             </w:pPr>
             <w:r>
               <w:rPr>
@@ -1985,6 +1998,7 @@
           <w:p>
             <w:pPr>
               <w:spacing w:after="0" w:before="0"/>
+              <w:jc w:val="center"/>
             </w:pPr>
             <w:r>
               <w:rPr>
@@ -2007,7 +2021,7 @@
           <w:p>
             <w:pPr>
               <w:spacing w:after="0" w:before="0"/>
-              <w:jc w:val="right"/>
+              <w:jc w:val="center"/>
             </w:pPr>
             <w:r>
               <w:rPr>
@@ -2030,6 +2044,7 @@
           <w:p>
             <w:pPr>
               <w:spacing w:after="0" w:before="0"/>
+              <w:jc w:val="center"/>
             </w:pPr>
             <w:r>
               <w:rPr>
@@ -2054,6 +2069,7 @@
           <w:p>
             <w:pPr>
               <w:spacing w:after="0" w:before="0"/>
+              <w:jc w:val="center"/>
             </w:pPr>
             <w:r>
               <w:rPr>
@@ -2076,7 +2092,7 @@
           <w:p>
             <w:pPr>
               <w:spacing w:after="0" w:before="0"/>
-              <w:jc w:val="right"/>
+              <w:jc w:val="center"/>
             </w:pPr>
             <w:r>
               <w:rPr>
@@ -2099,6 +2115,7 @@
           <w:p>
             <w:pPr>
               <w:spacing w:after="0" w:before="0"/>
+              <w:jc w:val="center"/>
             </w:pPr>
             <w:r>
               <w:rPr>
@@ -2123,6 +2140,7 @@
           <w:p>
             <w:pPr>
               <w:spacing w:after="0" w:before="0"/>
+              <w:jc w:val="center"/>
             </w:pPr>
             <w:r>
               <w:rPr>
@@ -2145,7 +2163,7 @@
           <w:p>
             <w:pPr>
               <w:spacing w:after="0" w:before="0"/>
-              <w:jc w:val="right"/>
+              <w:jc w:val="center"/>
             </w:pPr>
             <w:r>
               <w:rPr>
@@ -2168,6 +2186,7 @@
           <w:p>
             <w:pPr>
               <w:spacing w:after="0" w:before="0"/>
+              <w:jc w:val="center"/>
             </w:pPr>
             <w:r>
               <w:rPr>
@@ -2192,6 +2211,7 @@
           <w:p>
             <w:pPr>
               <w:spacing w:after="0" w:before="0"/>
+              <w:jc w:val="center"/>
             </w:pPr>
             <w:r>
               <w:rPr>
@@ -2214,7 +2234,7 @@
           <w:p>
             <w:pPr>
               <w:spacing w:after="0" w:before="0"/>
-              <w:jc w:val="right"/>
+              <w:jc w:val="center"/>
             </w:pPr>
             <w:r>
               <w:rPr>
@@ -2237,6 +2257,7 @@
           <w:p>
             <w:pPr>
               <w:spacing w:after="0" w:before="0"/>
+              <w:jc w:val="center"/>
             </w:pPr>
             <w:r>
               <w:rPr>
@@ -2261,6 +2282,7 @@
           <w:p>
             <w:pPr>
               <w:spacing w:after="0" w:before="0"/>
+              <w:jc w:val="center"/>
             </w:pPr>
             <w:r>
               <w:rPr>
@@ -2283,7 +2305,7 @@
           <w:p>
             <w:pPr>
               <w:spacing w:after="0" w:before="0"/>
-              <w:jc w:val="right"/>
+              <w:jc w:val="center"/>
             </w:pPr>
             <w:r>
               <w:rPr>
@@ -2306,6 +2328,7 @@
           <w:p>
             <w:pPr>
               <w:spacing w:after="0" w:before="0"/>
+              <w:jc w:val="center"/>
             </w:pPr>
             <w:r>
               <w:rPr>
@@ -2330,6 +2353,7 @@
           <w:p>
             <w:pPr>
               <w:spacing w:after="0" w:before="0"/>
+              <w:jc w:val="center"/>
             </w:pPr>
             <w:r>
               <w:rPr>
@@ -2352,7 +2376,7 @@
           <w:p>
             <w:pPr>
               <w:spacing w:after="0" w:before="0"/>
-              <w:jc w:val="right"/>
+              <w:jc w:val="center"/>
             </w:pPr>
             <w:r>
               <w:rPr>
@@ -2375,6 +2399,7 @@
           <w:p>
             <w:pPr>
               <w:spacing w:after="0" w:before="0"/>
+              <w:jc w:val="center"/>
             </w:pPr>
             <w:r>
               <w:rPr>
@@ -2542,6 +2567,7 @@
           <w:p>
             <w:pPr>
               <w:spacing w:after="0" w:before="0"/>
+              <w:jc w:val="center"/>
             </w:pPr>
             <w:r>
               <w:rPr>
@@ -2564,6 +2590,7 @@
           <w:p>
             <w:pPr>
               <w:spacing w:after="0" w:before="0"/>
+              <w:jc w:val="center"/>
             </w:pPr>
             <w:r>
               <w:rPr>
@@ -2586,6 +2613,7 @@
           <w:p>
             <w:pPr>
               <w:spacing w:after="0" w:before="0"/>
+              <w:jc w:val="center"/>
             </w:pPr>
             <w:r>
               <w:rPr>
@@ -2610,6 +2638,7 @@
           <w:p>
             <w:pPr>
               <w:spacing w:after="0" w:before="0"/>
+              <w:jc w:val="center"/>
             </w:pPr>
             <w:r>
               <w:rPr>
@@ -2632,6 +2661,7 @@
           <w:p>
             <w:pPr>
               <w:spacing w:after="0" w:before="0"/>
+              <w:jc w:val="center"/>
             </w:pPr>
             <w:r>
               <w:rPr>
@@ -2654,6 +2684,7 @@
           <w:p>
             <w:pPr>
               <w:spacing w:after="0" w:before="0"/>
+              <w:jc w:val="center"/>
             </w:pPr>
             <w:r>
               <w:rPr>
@@ -2678,6 +2709,7 @@
           <w:p>
             <w:pPr>
               <w:spacing w:after="0" w:before="0"/>
+              <w:jc w:val="center"/>
             </w:pPr>
             <w:r>
               <w:rPr>
@@ -2700,6 +2732,7 @@
           <w:p>
             <w:pPr>
               <w:spacing w:after="0" w:before="0"/>
+              <w:jc w:val="center"/>
             </w:pPr>
             <w:r>
               <w:rPr>
@@ -2722,6 +2755,7 @@
           <w:p>
             <w:pPr>
               <w:spacing w:after="0" w:before="0"/>
+              <w:jc w:val="center"/>
             </w:pPr>
             <w:r>
               <w:rPr>
@@ -2746,6 +2780,7 @@
           <w:p>
             <w:pPr>
               <w:spacing w:after="0" w:before="0"/>
+              <w:jc w:val="center"/>
             </w:pPr>
             <w:r>
               <w:rPr>
@@ -2768,6 +2803,7 @@
           <w:p>
             <w:pPr>
               <w:spacing w:after="0" w:before="0"/>
+              <w:jc w:val="center"/>
             </w:pPr>
             <w:r>
               <w:rPr>
@@ -2790,6 +2826,7 @@
           <w:p>
             <w:pPr>
               <w:spacing w:after="0" w:before="0"/>
+              <w:jc w:val="center"/>
             </w:pPr>
             <w:r>
               <w:rPr>
@@ -2940,6 +2977,7 @@
           <w:p>
             <w:pPr>
               <w:spacing w:after="0" w:before="0"/>
+              <w:jc w:val="center"/>
             </w:pPr>
             <w:r>
               <w:rPr>
@@ -2962,6 +3000,7 @@
           <w:p>
             <w:pPr>
               <w:spacing w:after="0" w:before="0"/>
+              <w:jc w:val="center"/>
             </w:pPr>
             <w:r>
               <w:rPr>
@@ -2984,6 +3023,7 @@
           <w:p>
             <w:pPr>
               <w:spacing w:after="0" w:before="0"/>
+              <w:jc w:val="center"/>
             </w:pPr>
             <w:r>
               <w:rPr>
@@ -3008,6 +3048,7 @@
           <w:p>
             <w:pPr>
               <w:spacing w:after="0" w:before="0"/>
+              <w:jc w:val="center"/>
             </w:pPr>
             <w:r>
               <w:rPr>
@@ -3030,6 +3071,7 @@
           <w:p>
             <w:pPr>
               <w:spacing w:after="0" w:before="0"/>
+              <w:jc w:val="center"/>
             </w:pPr>
             <w:r>
               <w:rPr>
@@ -3052,6 +3094,7 @@
           <w:p>
             <w:pPr>
               <w:spacing w:after="0" w:before="0"/>
+              <w:jc w:val="center"/>
             </w:pPr>
             <w:r>
               <w:rPr>
@@ -3076,6 +3119,7 @@
           <w:p>
             <w:pPr>
               <w:spacing w:after="0" w:before="0"/>
+              <w:jc w:val="center"/>
             </w:pPr>
             <w:r>
               <w:rPr>
@@ -3098,6 +3142,7 @@
           <w:p>
             <w:pPr>
               <w:spacing w:after="0" w:before="0"/>
+              <w:jc w:val="center"/>
             </w:pPr>
             <w:r>
               <w:rPr>
@@ -3120,6 +3165,7 @@
           <w:p>
             <w:pPr>
               <w:spacing w:after="0" w:before="0"/>
+              <w:jc w:val="center"/>
             </w:pPr>
             <w:r>
               <w:rPr>
@@ -3144,6 +3190,7 @@
           <w:p>
             <w:pPr>
               <w:spacing w:after="0" w:before="0"/>
+              <w:jc w:val="center"/>
             </w:pPr>
             <w:r>
               <w:rPr>
@@ -3166,6 +3213,7 @@
           <w:p>
             <w:pPr>
               <w:spacing w:after="0" w:before="0"/>
+              <w:jc w:val="center"/>
             </w:pPr>
             <w:r>
               <w:rPr>
@@ -3188,6 +3236,7 @@
           <w:p>
             <w:pPr>
               <w:spacing w:after="0" w:before="0"/>
+              <w:jc w:val="center"/>
             </w:pPr>
             <w:r>
               <w:rPr>
@@ -3212,6 +3261,7 @@
           <w:p>
             <w:pPr>
               <w:spacing w:after="0" w:before="0"/>
+              <w:jc w:val="center"/>
             </w:pPr>
             <w:r>
               <w:rPr>
@@ -3234,6 +3284,7 @@
           <w:p>
             <w:pPr>
               <w:spacing w:after="0" w:before="0"/>
+              <w:jc w:val="center"/>
             </w:pPr>
             <w:r>
               <w:rPr>
@@ -3256,6 +3307,7 @@
           <w:p>
             <w:pPr>
               <w:spacing w:after="0" w:before="0"/>
+              <w:jc w:val="center"/>
             </w:pPr>
             <w:r>
               <w:rPr>
@@ -3280,6 +3332,7 @@
           <w:p>
             <w:pPr>
               <w:spacing w:after="0" w:before="0"/>
+              <w:jc w:val="center"/>
             </w:pPr>
             <w:r>
               <w:rPr>
@@ -3302,6 +3355,7 @@
           <w:p>
             <w:pPr>
               <w:spacing w:after="0" w:before="0"/>
+              <w:jc w:val="center"/>
             </w:pPr>
             <w:r>
               <w:rPr>
@@ -3324,6 +3378,7 @@
           <w:p>
             <w:pPr>
               <w:spacing w:after="0" w:before="0"/>
+              <w:jc w:val="center"/>
             </w:pPr>
             <w:r>
               <w:rPr>
@@ -3348,6 +3403,7 @@
           <w:p>
             <w:pPr>
               <w:spacing w:after="0" w:before="0"/>
+              <w:jc w:val="center"/>
             </w:pPr>
             <w:r>
               <w:rPr>
@@ -3370,6 +3426,7 @@
           <w:p>
             <w:pPr>
               <w:spacing w:after="0" w:before="0"/>
+              <w:jc w:val="center"/>
             </w:pPr>
             <w:r>
               <w:rPr>
@@ -3392,6 +3449,7 @@
           <w:p>
             <w:pPr>
               <w:spacing w:after="0" w:before="0"/>
+              <w:jc w:val="center"/>
             </w:pPr>
             <w:r>
               <w:rPr>
@@ -3416,6 +3474,7 @@
           <w:p>
             <w:pPr>
               <w:spacing w:after="0" w:before="0"/>
+              <w:jc w:val="center"/>
             </w:pPr>
             <w:r>
               <w:rPr>
@@ -3438,6 +3497,7 @@
           <w:p>
             <w:pPr>
               <w:spacing w:after="0" w:before="0"/>
+              <w:jc w:val="center"/>
             </w:pPr>
             <w:r>
               <w:rPr>
@@ -3460,6 +3520,7 @@
           <w:p>
             <w:pPr>
               <w:spacing w:after="0" w:before="0"/>
+              <w:jc w:val="center"/>
             </w:pPr>
             <w:r>
               <w:rPr>
@@ -3484,6 +3545,7 @@
           <w:p>
             <w:pPr>
               <w:spacing w:after="0" w:before="0"/>
+              <w:jc w:val="center"/>
             </w:pPr>
             <w:r>
               <w:rPr>
@@ -3506,6 +3568,7 @@
           <w:p>
             <w:pPr>
               <w:spacing w:after="0" w:before="0"/>
+              <w:jc w:val="center"/>
             </w:pPr>
             <w:r>
               <w:rPr>
@@ -3528,6 +3591,7 @@
           <w:p>
             <w:pPr>
               <w:spacing w:after="0" w:before="0"/>
+              <w:jc w:val="center"/>
             </w:pPr>
             <w:r>
               <w:rPr>
@@ -3552,6 +3616,7 @@
           <w:p>
             <w:pPr>
               <w:spacing w:after="0" w:before="0"/>
+              <w:jc w:val="center"/>
             </w:pPr>
             <w:r>
               <w:rPr>
@@ -3574,6 +3639,7 @@
           <w:p>
             <w:pPr>
               <w:spacing w:after="0" w:before="0"/>
+              <w:jc w:val="center"/>
             </w:pPr>
             <w:r>
               <w:rPr>
@@ -3596,6 +3662,7 @@
           <w:p>
             <w:pPr>
               <w:spacing w:after="0" w:before="0"/>
+              <w:jc w:val="center"/>
             </w:pPr>
             <w:r>
               <w:rPr>
@@ -3620,6 +3687,7 @@
           <w:p>
             <w:pPr>
               <w:spacing w:after="0" w:before="0"/>
+              <w:jc w:val="center"/>
             </w:pPr>
             <w:r>
               <w:rPr>
@@ -3642,6 +3710,7 @@
           <w:p>
             <w:pPr>
               <w:spacing w:after="0" w:before="0"/>
+              <w:jc w:val="center"/>
             </w:pPr>
             <w:r>
               <w:rPr>
@@ -3664,6 +3733,7 @@
           <w:p>
             <w:pPr>
               <w:spacing w:after="0" w:before="0"/>
+              <w:jc w:val="center"/>
             </w:pPr>
             <w:r>
               <w:rPr>
@@ -4070,6 +4140,7 @@
           <w:p>
             <w:pPr>
               <w:spacing w:after="0" w:before="0"/>
+              <w:jc w:val="center"/>
             </w:pPr>
             <w:r>
               <w:rPr>
@@ -4092,6 +4163,7 @@
           <w:p>
             <w:pPr>
               <w:spacing w:after="0" w:before="0"/>
+              <w:jc w:val="center"/>
             </w:pPr>
             <w:r>
               <w:rPr>
@@ -4114,6 +4186,7 @@
           <w:p>
             <w:pPr>
               <w:spacing w:after="0" w:before="0"/>
+              <w:jc w:val="center"/>
             </w:pPr>
             <w:r>
               <w:rPr>
@@ -4138,6 +4211,7 @@
           <w:p>
             <w:pPr>
               <w:spacing w:after="0" w:before="0"/>
+              <w:jc w:val="center"/>
             </w:pPr>
             <w:r>
               <w:rPr>
@@ -4160,6 +4234,7 @@
           <w:p>
             <w:pPr>
               <w:spacing w:after="0" w:before="0"/>
+              <w:jc w:val="center"/>
             </w:pPr>
             <w:r>
               <w:rPr>
@@ -4182,6 +4257,7 @@
           <w:p>
             <w:pPr>
               <w:spacing w:after="0" w:before="0"/>
+              <w:jc w:val="center"/>
             </w:pPr>
             <w:r>
               <w:rPr>
@@ -4206,6 +4282,7 @@
           <w:p>
             <w:pPr>
               <w:spacing w:after="0" w:before="0"/>
+              <w:jc w:val="center"/>
             </w:pPr>
             <w:r>
               <w:rPr>
@@ -4228,6 +4305,7 @@
           <w:p>
             <w:pPr>
               <w:spacing w:after="0" w:before="0"/>
+              <w:jc w:val="center"/>
             </w:pPr>
             <w:r>
               <w:rPr>
@@ -4250,6 +4328,7 @@
           <w:p>
             <w:pPr>
               <w:spacing w:after="0" w:before="0"/>
+              <w:jc w:val="center"/>
             </w:pPr>
             <w:r>
               <w:rPr>
@@ -4274,6 +4353,7 @@
           <w:p>
             <w:pPr>
               <w:spacing w:after="0" w:before="0"/>
+              <w:jc w:val="center"/>
             </w:pPr>
             <w:r>
               <w:rPr>
@@ -4296,6 +4376,7 @@
           <w:p>
             <w:pPr>
               <w:spacing w:after="0" w:before="0"/>
+              <w:jc w:val="center"/>
             </w:pPr>
             <w:r>
               <w:rPr>
@@ -4318,6 +4399,7 @@
           <w:p>
             <w:pPr>
               <w:spacing w:after="0" w:before="0"/>
+              <w:jc w:val="center"/>
             </w:pPr>
             <w:r>
               <w:rPr>
@@ -4342,6 +4424,7 @@
           <w:p>
             <w:pPr>
               <w:spacing w:after="0" w:before="0"/>
+              <w:jc w:val="center"/>
             </w:pPr>
             <w:r>
               <w:rPr>
@@ -4364,6 +4447,7 @@
           <w:p>
             <w:pPr>
               <w:spacing w:after="0" w:before="0"/>
+              <w:jc w:val="center"/>
             </w:pPr>
             <w:r>
               <w:rPr>
@@ -4386,6 +4470,7 @@
           <w:p>
             <w:pPr>
               <w:spacing w:after="0" w:before="0"/>
+              <w:jc w:val="center"/>
             </w:pPr>
             <w:r>
               <w:rPr>
@@ -4410,6 +4495,7 @@
           <w:p>
             <w:pPr>
               <w:spacing w:after="0" w:before="0"/>
+              <w:jc w:val="center"/>
             </w:pPr>
             <w:r>
               <w:rPr>
@@ -4432,6 +4518,7 @@
           <w:p>
             <w:pPr>
               <w:spacing w:after="0" w:before="0"/>
+              <w:jc w:val="center"/>
             </w:pPr>
             <w:r>
               <w:rPr>
@@ -4454,6 +4541,7 @@
           <w:p>
             <w:pPr>
               <w:spacing w:after="0" w:before="0"/>
+              <w:jc w:val="center"/>
             </w:pPr>
             <w:r>
               <w:rPr>
@@ -4828,6 +4916,7 @@
           <w:p>
             <w:pPr>
               <w:spacing w:after="0" w:before="0"/>
+              <w:jc w:val="center"/>
             </w:pPr>
             <w:r>
               <w:rPr>
@@ -4850,6 +4939,7 @@
           <w:p>
             <w:pPr>
               <w:spacing w:after="0" w:before="0"/>
+              <w:jc w:val="center"/>
             </w:pPr>
             <w:r>
               <w:rPr>
@@ -4872,6 +4962,7 @@
           <w:p>
             <w:pPr>
               <w:spacing w:after="0" w:before="0"/>
+              <w:jc w:val="center"/>
             </w:pPr>
             <w:r>
               <w:rPr>
@@ -4894,6 +4985,7 @@
           <w:p>
             <w:pPr>
               <w:spacing w:after="0" w:before="0"/>
+              <w:jc w:val="center"/>
             </w:pPr>
             <w:r>
               <w:rPr>
@@ -4918,6 +5010,7 @@
           <w:p>
             <w:pPr>
               <w:spacing w:after="0" w:before="0"/>
+              <w:jc w:val="center"/>
             </w:pPr>
             <w:r>
               <w:rPr>
@@ -4940,6 +5033,7 @@
           <w:p>
             <w:pPr>
               <w:spacing w:after="0" w:before="0"/>
+              <w:jc w:val="center"/>
             </w:pPr>
             <w:r>
               <w:rPr>
@@ -4962,6 +5056,7 @@
           <w:p>
             <w:pPr>
               <w:spacing w:after="0" w:before="0"/>
+              <w:jc w:val="center"/>
             </w:pPr>
             <w:r>
               <w:rPr>
@@ -4984,6 +5079,7 @@
           <w:p>
             <w:pPr>
               <w:spacing w:after="0" w:before="0"/>
+              <w:jc w:val="center"/>
             </w:pPr>
             <w:r>
               <w:rPr>
@@ -5008,6 +5104,7 @@
           <w:p>
             <w:pPr>
               <w:spacing w:after="0" w:before="0"/>
+              <w:jc w:val="center"/>
             </w:pPr>
             <w:r>
               <w:rPr>
@@ -5030,6 +5127,7 @@
           <w:p>
             <w:pPr>
               <w:spacing w:after="0" w:before="0"/>
+              <w:jc w:val="center"/>
             </w:pPr>
             <w:r>
               <w:rPr>
@@ -5052,6 +5150,7 @@
           <w:p>
             <w:pPr>
               <w:spacing w:after="0" w:before="0"/>
+              <w:jc w:val="center"/>
             </w:pPr>
             <w:r>
               <w:rPr>
@@ -5074,6 +5173,7 @@
           <w:p>
             <w:pPr>
               <w:spacing w:after="0" w:before="0"/>
+              <w:jc w:val="center"/>
             </w:pPr>
             <w:r>
               <w:rPr>
@@ -5098,6 +5198,7 @@
           <w:p>
             <w:pPr>
               <w:spacing w:after="0" w:before="0"/>
+              <w:jc w:val="center"/>
             </w:pPr>
             <w:r>
               <w:rPr>
@@ -5120,6 +5221,7 @@
           <w:p>
             <w:pPr>
               <w:spacing w:after="0" w:before="0"/>
+              <w:jc w:val="center"/>
             </w:pPr>
             <w:r>
               <w:rPr>
@@ -5142,6 +5244,7 @@
           <w:p>
             <w:pPr>
               <w:spacing w:after="0" w:before="0"/>
+              <w:jc w:val="center"/>
             </w:pPr>
             <w:r>
               <w:rPr>
@@ -5164,6 +5267,7 @@
           <w:p>
             <w:pPr>
               <w:spacing w:after="0" w:before="0"/>
+              <w:jc w:val="center"/>
             </w:pPr>
             <w:r>
               <w:rPr>
@@ -5188,6 +5292,7 @@
           <w:p>
             <w:pPr>
               <w:spacing w:after="0" w:before="0"/>
+              <w:jc w:val="center"/>
             </w:pPr>
             <w:r>
               <w:rPr>
@@ -5210,6 +5315,7 @@
           <w:p>
             <w:pPr>
               <w:spacing w:after="0" w:before="0"/>
+              <w:jc w:val="center"/>
             </w:pPr>
             <w:r>
               <w:rPr>
@@ -5232,6 +5338,7 @@
           <w:p>
             <w:pPr>
               <w:spacing w:after="0" w:before="0"/>
+              <w:jc w:val="center"/>
             </w:pPr>
             <w:r>
               <w:rPr>
@@ -5254,6 +5361,7 @@
           <w:p>
             <w:pPr>
               <w:spacing w:after="0" w:before="0"/>
+              <w:jc w:val="center"/>
             </w:pPr>
             <w:r>
               <w:rPr>
@@ -5278,6 +5386,7 @@
           <w:p>
             <w:pPr>
               <w:spacing w:after="0" w:before="0"/>
+              <w:jc w:val="center"/>
             </w:pPr>
             <w:r>
               <w:rPr>
@@ -5300,6 +5409,7 @@
           <w:p>
             <w:pPr>
               <w:spacing w:after="0" w:before="0"/>
+              <w:jc w:val="center"/>
             </w:pPr>
             <w:r>
               <w:rPr>
@@ -5322,6 +5432,7 @@
           <w:p>
             <w:pPr>
               <w:spacing w:after="0" w:before="0"/>
+              <w:jc w:val="center"/>
             </w:pPr>
             <w:r>
               <w:rPr>
@@ -5344,6 +5455,7 @@
           <w:p>
             <w:pPr>
               <w:spacing w:after="0" w:before="0"/>
+              <w:jc w:val="center"/>
             </w:pPr>
             <w:r>
               <w:rPr>
@@ -5368,6 +5480,7 @@
           <w:p>
             <w:pPr>
               <w:spacing w:after="0" w:before="0"/>
+              <w:jc w:val="center"/>
             </w:pPr>
             <w:r>
               <w:rPr>
@@ -5390,6 +5503,7 @@
           <w:p>
             <w:pPr>
               <w:spacing w:after="0" w:before="0"/>
+              <w:jc w:val="center"/>
             </w:pPr>
             <w:r>
               <w:rPr>
@@ -5412,6 +5526,7 @@
           <w:p>
             <w:pPr>
               <w:spacing w:after="0" w:before="0"/>
+              <w:jc w:val="center"/>
             </w:pPr>
             <w:r>
               <w:rPr>
@@ -5434,6 +5549,7 @@
           <w:p>
             <w:pPr>
               <w:spacing w:after="0" w:before="0"/>
+              <w:jc w:val="center"/>
             </w:pPr>
             <w:r>
               <w:rPr>
@@ -5458,6 +5574,7 @@
           <w:p>
             <w:pPr>
               <w:spacing w:after="0" w:before="0"/>
+              <w:jc w:val="center"/>
             </w:pPr>
             <w:r>
               <w:rPr>
@@ -5480,6 +5597,7 @@
           <w:p>
             <w:pPr>
               <w:spacing w:after="0" w:before="0"/>
+              <w:jc w:val="center"/>
             </w:pPr>
             <w:r>
               <w:rPr>
@@ -5502,6 +5620,7 @@
           <w:p>
             <w:pPr>
               <w:spacing w:after="0" w:before="0"/>
+              <w:jc w:val="center"/>
             </w:pPr>
             <w:r>
               <w:rPr>
@@ -5524,6 +5643,7 @@
           <w:p>
             <w:pPr>
               <w:spacing w:after="0" w:before="0"/>
+              <w:jc w:val="center"/>
             </w:pPr>
             <w:r>
               <w:rPr>
@@ -5548,6 +5668,7 @@
           <w:p>
             <w:pPr>
               <w:spacing w:after="0" w:before="0"/>
+              <w:jc w:val="center"/>
             </w:pPr>
             <w:r>
               <w:rPr>
@@ -5570,6 +5691,7 @@
           <w:p>
             <w:pPr>
               <w:spacing w:after="0" w:before="0"/>
+              <w:jc w:val="center"/>
             </w:pPr>
             <w:r>
               <w:rPr>
@@ -5592,6 +5714,7 @@
           <w:p>
             <w:pPr>
               <w:spacing w:after="0" w:before="0"/>
+              <w:jc w:val="center"/>
             </w:pPr>
             <w:r>
               <w:rPr>
@@ -5614,6 +5737,7 @@
           <w:p>
             <w:pPr>
               <w:spacing w:after="0" w:before="0"/>
+              <w:jc w:val="center"/>
             </w:pPr>
             <w:r>
               <w:rPr>
@@ -5753,7 +5877,7 @@
           <w:p>
             <w:pPr>
               <w:spacing w:after="0" w:before="0"/>
-              <w:jc w:val="right"/>
+              <w:jc w:val="center"/>
             </w:pPr>
             <w:r>
               <w:rPr>
@@ -5776,7 +5900,7 @@
           <w:p>
             <w:pPr>
               <w:spacing w:after="0" w:before="0"/>
-              <w:jc w:val="right"/>
+              <w:jc w:val="center"/>
             </w:pPr>
             <w:r>
               <w:rPr>
@@ -5799,7 +5923,7 @@
           <w:p>
             <w:pPr>
               <w:spacing w:after="0" w:before="0"/>
-              <w:jc w:val="right"/>
+              <w:jc w:val="center"/>
             </w:pPr>
             <w:r>
               <w:rPr>
@@ -5822,7 +5946,7 @@
           <w:p>
             <w:pPr>
               <w:spacing w:after="0" w:before="0"/>
-              <w:jc w:val="right"/>
+              <w:jc w:val="center"/>
             </w:pPr>
             <w:r>
               <w:rPr>
@@ -5845,7 +5969,7 @@
           <w:p>
             <w:pPr>
               <w:spacing w:after="0" w:before="0"/>
-              <w:jc w:val="right"/>
+              <w:jc w:val="center"/>
             </w:pPr>
             <w:r>
               <w:rPr>
@@ -5868,7 +5992,7 @@
           <w:p>
             <w:pPr>
               <w:spacing w:after="0" w:before="0"/>
-              <w:jc w:val="right"/>
+              <w:jc w:val="center"/>
             </w:pPr>
             <w:r>
               <w:rPr>
@@ -5893,6 +6017,7 @@
           <w:p>
             <w:pPr>
               <w:spacing w:after="0" w:before="0"/>
+              <w:jc w:val="center"/>
             </w:pPr>
             <w:r>
               <w:rPr>
@@ -5915,7 +6040,7 @@
           <w:p>
             <w:pPr>
               <w:spacing w:after="0" w:before="0"/>
-              <w:jc w:val="right"/>
+              <w:jc w:val="center"/>
             </w:pPr>
             <w:r>
               <w:rPr>
@@ -5938,7 +6063,7 @@
           <w:p>
             <w:pPr>
               <w:spacing w:after="0" w:before="0"/>
-              <w:jc w:val="right"/>
+              <w:jc w:val="center"/>
             </w:pPr>
             <w:r>
               <w:rPr>
@@ -5961,7 +6086,7 @@
           <w:p>
             <w:pPr>
               <w:spacing w:after="0" w:before="0"/>
-              <w:jc w:val="right"/>
+              <w:jc w:val="center"/>
             </w:pPr>
             <w:r>
               <w:rPr>
@@ -5984,7 +6109,7 @@
           <w:p>
             <w:pPr>
               <w:spacing w:after="0" w:before="0"/>
-              <w:jc w:val="right"/>
+              <w:jc w:val="center"/>
             </w:pPr>
             <w:r>
               <w:rPr>
@@ -6007,7 +6132,7 @@
           <w:p>
             <w:pPr>
               <w:spacing w:after="0" w:before="0"/>
-              <w:jc w:val="right"/>
+              <w:jc w:val="center"/>
             </w:pPr>
             <w:r>
               <w:rPr>
@@ -6030,7 +6155,7 @@
           <w:p>
             <w:pPr>
               <w:spacing w:after="0" w:before="0"/>
-              <w:jc w:val="right"/>
+              <w:jc w:val="center"/>
             </w:pPr>
             <w:r>
               <w:rPr>
@@ -6055,6 +6180,7 @@
           <w:p>
             <w:pPr>
               <w:spacing w:after="0" w:before="0"/>
+              <w:jc w:val="center"/>
             </w:pPr>
             <w:r>
               <w:rPr>
@@ -6077,7 +6203,7 @@
           <w:p>
             <w:pPr>
               <w:spacing w:after="0" w:before="0"/>
-              <w:jc w:val="right"/>
+              <w:jc w:val="center"/>
             </w:pPr>
             <w:r>
               <w:rPr>
@@ -6100,7 +6226,7 @@
           <w:p>
             <w:pPr>
               <w:spacing w:after="0" w:before="0"/>
-              <w:jc w:val="right"/>
+              <w:jc w:val="center"/>
             </w:pPr>
             <w:r>
               <w:rPr>
@@ -6123,7 +6249,7 @@
           <w:p>
             <w:pPr>
               <w:spacing w:after="0" w:before="0"/>
-              <w:jc w:val="right"/>
+              <w:jc w:val="center"/>
             </w:pPr>
             <w:r>
               <w:rPr>
@@ -6146,7 +6272,7 @@
           <w:p>
             <w:pPr>
               <w:spacing w:after="0" w:before="0"/>
-              <w:jc w:val="right"/>
+              <w:jc w:val="center"/>
             </w:pPr>
             <w:r>
               <w:rPr>
@@ -6169,7 +6295,7 @@
           <w:p>
             <w:pPr>
               <w:spacing w:after="0" w:before="0"/>
-              <w:jc w:val="right"/>
+              <w:jc w:val="center"/>
             </w:pPr>
             <w:r>
               <w:rPr>
@@ -6192,7 +6318,7 @@
           <w:p>
             <w:pPr>
               <w:spacing w:after="0" w:before="0"/>
-              <w:jc w:val="right"/>
+              <w:jc w:val="center"/>
             </w:pPr>
             <w:r>
               <w:rPr>
@@ -6217,6 +6343,7 @@
           <w:p>
             <w:pPr>
               <w:spacing w:after="0" w:before="0"/>
+              <w:jc w:val="center"/>
             </w:pPr>
             <w:r>
               <w:rPr>
@@ -6226,7 +6353,7 @@
                 <w:color w:val="000000"/>
                 <w:sz w:val="19"/>
               </w:rPr>
-              <w:t>Parsed-Visual RAG (v12-general, ours)</w:t>
+              <w:t>Parsed-Visual RAG (PV-RAG, ours)</w:t>
             </w:r>
           </w:p>
         </w:tc>
@@ -6239,7 +6366,7 @@
           <w:p>
             <w:pPr>
               <w:spacing w:after="0" w:before="0"/>
-              <w:jc w:val="right"/>
+              <w:jc w:val="center"/>
             </w:pPr>
             <w:r>
               <w:rPr>
@@ -6262,7 +6389,7 @@
           <w:p>
             <w:pPr>
               <w:spacing w:after="0" w:before="0"/>
-              <w:jc w:val="right"/>
+              <w:jc w:val="center"/>
             </w:pPr>
             <w:r>
               <w:rPr>
@@ -6285,7 +6412,7 @@
           <w:p>
             <w:pPr>
               <w:spacing w:after="0" w:before="0"/>
-              <w:jc w:val="right"/>
+              <w:jc w:val="center"/>
             </w:pPr>
             <w:r>
               <w:rPr>
@@ -6308,7 +6435,7 @@
           <w:p>
             <w:pPr>
               <w:spacing w:after="0" w:before="0"/>
-              <w:jc w:val="right"/>
+              <w:jc w:val="center"/>
             </w:pPr>
             <w:r>
               <w:rPr>
@@ -6331,7 +6458,7 @@
           <w:p>
             <w:pPr>
               <w:spacing w:after="0" w:before="0"/>
-              <w:jc w:val="right"/>
+              <w:jc w:val="center"/>
             </w:pPr>
             <w:r>
               <w:rPr>
@@ -6354,7 +6481,7 @@
           <w:p>
             <w:pPr>
               <w:spacing w:after="0" w:before="0"/>
-              <w:jc w:val="right"/>
+              <w:jc w:val="center"/>
             </w:pPr>
             <w:r>
               <w:rPr>
@@ -6458,7 +6585,7 @@
           <w:p>
             <w:pPr>
               <w:spacing w:after="0" w:before="0"/>
-              <w:jc w:val="right"/>
+              <w:jc w:val="center"/>
             </w:pPr>
             <w:r>
               <w:rPr>
@@ -6481,7 +6608,7 @@
           <w:p>
             <w:pPr>
               <w:spacing w:after="0" w:before="0"/>
-              <w:jc w:val="right"/>
+              <w:jc w:val="center"/>
             </w:pPr>
             <w:r>
               <w:rPr>
@@ -6504,7 +6631,7 @@
           <w:p>
             <w:pPr>
               <w:spacing w:after="0" w:before="0"/>
-              <w:jc w:val="right"/>
+              <w:jc w:val="center"/>
             </w:pPr>
             <w:r>
               <w:rPr>
@@ -6529,6 +6656,7 @@
           <w:p>
             <w:pPr>
               <w:spacing w:after="0" w:before="0"/>
+              <w:jc w:val="center"/>
             </w:pPr>
             <w:r>
               <w:rPr>
@@ -6551,7 +6679,7 @@
           <w:p>
             <w:pPr>
               <w:spacing w:after="0" w:before="0"/>
-              <w:jc w:val="right"/>
+              <w:jc w:val="center"/>
             </w:pPr>
             <w:r>
               <w:rPr>
@@ -6574,7 +6702,7 @@
           <w:p>
             <w:pPr>
               <w:spacing w:after="0" w:before="0"/>
-              <w:jc w:val="right"/>
+              <w:jc w:val="center"/>
             </w:pPr>
             <w:r>
               <w:rPr>
@@ -6597,7 +6725,7 @@
           <w:p>
             <w:pPr>
               <w:spacing w:after="0" w:before="0"/>
-              <w:jc w:val="right"/>
+              <w:jc w:val="center"/>
             </w:pPr>
             <w:r>
               <w:rPr>
@@ -6622,6 +6750,7 @@
           <w:p>
             <w:pPr>
               <w:spacing w:after="0" w:before="0"/>
+              <w:jc w:val="center"/>
             </w:pPr>
             <w:r>
               <w:rPr>
@@ -6644,7 +6773,7 @@
           <w:p>
             <w:pPr>
               <w:spacing w:after="0" w:before="0"/>
-              <w:jc w:val="right"/>
+              <w:jc w:val="center"/>
             </w:pPr>
             <w:r>
               <w:rPr>
@@ -6667,7 +6796,7 @@
           <w:p>
             <w:pPr>
               <w:spacing w:after="0" w:before="0"/>
-              <w:jc w:val="right"/>
+              <w:jc w:val="center"/>
             </w:pPr>
             <w:r>
               <w:rPr>
@@ -6690,7 +6819,7 @@
           <w:p>
             <w:pPr>
               <w:spacing w:after="0" w:before="0"/>
-              <w:jc w:val="right"/>
+              <w:jc w:val="center"/>
             </w:pPr>
             <w:r>
               <w:rPr>
@@ -6715,6 +6844,7 @@
           <w:p>
             <w:pPr>
               <w:spacing w:after="0" w:before="0"/>
+              <w:jc w:val="center"/>
             </w:pPr>
             <w:r>
               <w:rPr>
@@ -6737,7 +6867,7 @@
           <w:p>
             <w:pPr>
               <w:spacing w:after="0" w:before="0"/>
-              <w:jc w:val="right"/>
+              <w:jc w:val="center"/>
             </w:pPr>
             <w:r>
               <w:rPr>
@@ -6760,7 +6890,7 @@
           <w:p>
             <w:pPr>
               <w:spacing w:after="0" w:before="0"/>
-              <w:jc w:val="right"/>
+              <w:jc w:val="center"/>
             </w:pPr>
             <w:r>
               <w:rPr>
@@ -6783,7 +6913,7 @@
           <w:p>
             <w:pPr>
               <w:spacing w:after="0" w:before="0"/>
-              <w:jc w:val="right"/>
+              <w:jc w:val="center"/>
             </w:pPr>
             <w:r>
               <w:rPr>
@@ -6808,6 +6938,7 @@
           <w:p>
             <w:pPr>
               <w:spacing w:after="0" w:before="0"/>
+              <w:jc w:val="center"/>
             </w:pPr>
             <w:r>
               <w:rPr>
@@ -6830,7 +6961,7 @@
           <w:p>
             <w:pPr>
               <w:spacing w:after="0" w:before="0"/>
-              <w:jc w:val="right"/>
+              <w:jc w:val="center"/>
             </w:pPr>
             <w:r>
               <w:rPr>
@@ -6853,7 +6984,7 @@
           <w:p>
             <w:pPr>
               <w:spacing w:after="0" w:before="0"/>
-              <w:jc w:val="right"/>
+              <w:jc w:val="center"/>
             </w:pPr>
             <w:r>
               <w:rPr>
@@ -6876,7 +7007,7 @@
           <w:p>
             <w:pPr>
               <w:spacing w:after="0" w:before="0"/>
-              <w:jc w:val="right"/>
+              <w:jc w:val="center"/>
             </w:pPr>
             <w:r>
               <w:rPr>
@@ -7131,7 +7262,7 @@
           <w:color w:val="000000"/>
           <w:sz w:val="23"/>
         </w:rPr>
-        <w:t>10.1 v12-general의 효과</w:t>
+        <w:t>10.1 PV-RAG의 효과</w:t>
       </w:r>
     </w:p>
     <w:p>
@@ -7181,7 +7312,7 @@
           <w:color w:val="000000"/>
           <w:sz w:val="21"/>
         </w:rPr>
-        <w:t>MP-DocVQA에서는 parsed_visual이 parsed_text_only를 명확히 상회한다(0.800 vs. 0.760, +4.0%p). MP-DocVQA는 다중 페이지 문서에서 표·문단·필드 등 레이아웃 정보가 답에 기여하는 데이터셋이다. 파싱 텍스트만으로는 “어느 표의 어느 행” 수준의 위치 정보가 일부 손실되며, 원본 이미지가 이 손실을 보완하는 것으로 해석된다. 본 결과는 v12-general이 OCR-only 시스템 대비 추가 가치를 제공할 수 있음을 시사하는 가장 직접적인 증거이다.</w:t>
+        <w:t>MP-DocVQA에서는 parsed_visual이 parsed_text_only를 명확히 상회한다(0.800 vs. 0.760, +4.0%p). MP-DocVQA는 다중 페이지 문서에서 표·문단·필드 등 레이아웃 정보가 답에 기여하는 데이터셋이다. 파싱 텍스트만으로는 “어느 표의 어느 행” 수준의 위치 정보가 일부 손실되며, 원본 이미지가 이 손실을 보완하는 것으로 해석된다. 본 결과는 PV-RAG가 OCR-only 시스템 대비 추가 가치를 제공할 수 있음을 시사하는 가장 직접적인 증거이다.</w:t>
       </w:r>
     </w:p>
     <w:p>
@@ -7641,6 +7772,7 @@
           <w:p>
             <w:pPr>
               <w:spacing w:after="0" w:before="0"/>
+              <w:jc w:val="center"/>
             </w:pPr>
             <w:r>
               <w:rPr>
@@ -7663,6 +7795,7 @@
           <w:p>
             <w:pPr>
               <w:spacing w:after="0" w:before="0"/>
+              <w:jc w:val="center"/>
             </w:pPr>
             <w:r>
               <w:rPr>
@@ -7687,6 +7820,7 @@
           <w:p>
             <w:pPr>
               <w:spacing w:after="0" w:before="0"/>
+              <w:jc w:val="center"/>
             </w:pPr>
             <w:r>
               <w:rPr>
@@ -7709,6 +7843,7 @@
           <w:p>
             <w:pPr>
               <w:spacing w:after="0" w:before="0"/>
+              <w:jc w:val="center"/>
             </w:pPr>
             <w:r>
               <w:rPr>
@@ -7733,6 +7868,7 @@
           <w:p>
             <w:pPr>
               <w:spacing w:after="0" w:before="0"/>
+              <w:jc w:val="center"/>
             </w:pPr>
             <w:r>
               <w:rPr>
@@ -7755,6 +7891,7 @@
           <w:p>
             <w:pPr>
               <w:spacing w:after="0" w:before="0"/>
+              <w:jc w:val="center"/>
             </w:pPr>
             <w:r>
               <w:rPr>
@@ -7779,6 +7916,7 @@
           <w:p>
             <w:pPr>
               <w:spacing w:after="0" w:before="0"/>
+              <w:jc w:val="center"/>
             </w:pPr>
             <w:r>
               <w:rPr>
@@ -7801,6 +7939,7 @@
           <w:p>
             <w:pPr>
               <w:spacing w:after="0" w:before="0"/>
+              <w:jc w:val="center"/>
             </w:pPr>
             <w:r>
               <w:rPr>
@@ -7825,6 +7964,7 @@
           <w:p>
             <w:pPr>
               <w:spacing w:after="0" w:before="0"/>
+              <w:jc w:val="center"/>
             </w:pPr>
             <w:r>
               <w:rPr>
@@ -7847,6 +7987,7 @@
           <w:p>
             <w:pPr>
               <w:spacing w:after="0" w:before="0"/>
+              <w:jc w:val="center"/>
             </w:pPr>
             <w:r>
               <w:rPr>
@@ -7871,6 +8012,7 @@
           <w:p>
             <w:pPr>
               <w:spacing w:after="0" w:before="0"/>
+              <w:jc w:val="center"/>
             </w:pPr>
             <w:r>
               <w:rPr>
@@ -7893,6 +8035,7 @@
           <w:p>
             <w:pPr>
               <w:spacing w:after="0" w:before="0"/>
+              <w:jc w:val="center"/>
             </w:pPr>
             <w:r>
               <w:rPr>
@@ -7917,6 +8060,7 @@
           <w:p>
             <w:pPr>
               <w:spacing w:after="0" w:before="0"/>
+              <w:jc w:val="center"/>
             </w:pPr>
             <w:r>
               <w:rPr>
@@ -7939,6 +8083,7 @@
           <w:p>
             <w:pPr>
               <w:spacing w:after="0" w:before="0"/>
+              <w:jc w:val="center"/>
             </w:pPr>
             <w:r>
               <w:rPr>
@@ -7963,6 +8108,7 @@
           <w:p>
             <w:pPr>
               <w:spacing w:after="0" w:before="0"/>
+              <w:jc w:val="center"/>
             </w:pPr>
             <w:r>
               <w:rPr>
@@ -7985,6 +8131,7 @@
           <w:p>
             <w:pPr>
               <w:spacing w:after="0" w:before="0"/>
+              <w:jc w:val="center"/>
             </w:pPr>
             <w:r>
               <w:rPr>
@@ -8438,7 +8585,7 @@
           <w:p>
             <w:pPr>
               <w:spacing w:after="0" w:before="0"/>
-              <w:jc w:val="right"/>
+              <w:jc w:val="center"/>
             </w:pPr>
             <w:r>
               <w:rPr>
@@ -8461,7 +8608,7 @@
           <w:p>
             <w:pPr>
               <w:spacing w:after="0" w:before="0"/>
-              <w:jc w:val="right"/>
+              <w:jc w:val="center"/>
             </w:pPr>
             <w:r>
               <w:rPr>
@@ -8486,6 +8633,7 @@
           <w:p>
             <w:pPr>
               <w:spacing w:after="0" w:before="0"/>
+              <w:jc w:val="center"/>
             </w:pPr>
             <w:r>
               <w:rPr>
@@ -8508,7 +8656,7 @@
           <w:p>
             <w:pPr>
               <w:spacing w:after="0" w:before="0"/>
-              <w:jc w:val="right"/>
+              <w:jc w:val="center"/>
             </w:pPr>
             <w:r>
               <w:rPr>
@@ -8531,7 +8679,7 @@
           <w:p>
             <w:pPr>
               <w:spacing w:after="0" w:before="0"/>
-              <w:jc w:val="right"/>
+              <w:jc w:val="center"/>
             </w:pPr>
             <w:r>
               <w:rPr>
@@ -8556,6 +8704,7 @@
           <w:p>
             <w:pPr>
               <w:spacing w:after="0" w:before="0"/>
+              <w:jc w:val="center"/>
             </w:pPr>
             <w:r>
               <w:rPr>
@@ -8578,7 +8727,7 @@
           <w:p>
             <w:pPr>
               <w:spacing w:after="0" w:before="0"/>
-              <w:jc w:val="right"/>
+              <w:jc w:val="center"/>
             </w:pPr>
             <w:r>
               <w:rPr>
@@ -8601,7 +8750,7 @@
           <w:p>
             <w:pPr>
               <w:spacing w:after="0" w:before="0"/>
-              <w:jc w:val="right"/>
+              <w:jc w:val="center"/>
             </w:pPr>
             <w:r>
               <w:rPr>
@@ -8626,6 +8775,7 @@
           <w:p>
             <w:pPr>
               <w:spacing w:after="0" w:before="0"/>
+              <w:jc w:val="center"/>
             </w:pPr>
             <w:r>
               <w:rPr>
@@ -8648,7 +8798,7 @@
           <w:p>
             <w:pPr>
               <w:spacing w:after="0" w:before="0"/>
-              <w:jc w:val="right"/>
+              <w:jc w:val="center"/>
             </w:pPr>
             <w:r>
               <w:rPr>
@@ -8671,7 +8821,7 @@
           <w:p>
             <w:pPr>
               <w:spacing w:after="0" w:before="0"/>
-              <w:jc w:val="right"/>
+              <w:jc w:val="center"/>
             </w:pPr>
             <w:r>
               <w:rPr>
@@ -8696,6 +8846,7 @@
           <w:p>
             <w:pPr>
               <w:spacing w:after="0" w:before="0"/>
+              <w:jc w:val="center"/>
             </w:pPr>
             <w:r>
               <w:rPr>
@@ -8718,7 +8869,7 @@
           <w:p>
             <w:pPr>
               <w:spacing w:after="0" w:before="0"/>
-              <w:jc w:val="right"/>
+              <w:jc w:val="center"/>
             </w:pPr>
             <w:r>
               <w:rPr>
@@ -8741,7 +8892,7 @@
           <w:p>
             <w:pPr>
               <w:spacing w:after="0" w:before="0"/>
-              <w:jc w:val="right"/>
+              <w:jc w:val="center"/>
             </w:pPr>
             <w:r>
               <w:rPr>
@@ -8980,7 +9131,7 @@
           <w:color w:val="000000"/>
           <w:sz w:val="26"/>
         </w:rPr>
-        <w:t>부록 C. v12 bridge 도메인 구성요소(범위 외)</w:t>
+        <w:t>부록 C. 교량 점검 도메인 RAG 구성요소(범위 외)</w:t>
       </w:r>
     </w:p>
     <w:p>
@@ -8997,7 +9148,7 @@
           <w:color w:val="000000"/>
           <w:sz w:val="21"/>
         </w:rPr>
-        <w:t>본 보고서가 다루는 v12-general은 백업 폴더 backup/v12_port/ 의 도메인 종속 v12 구성요소—교량 점검 보고서에 특화된 질문 분류기, 챕터 추론, 손상 이력 보강 등—를 제거하고 ‘파싱 텍스트와 이미지를 동시에 VLM에 입력한다’는 일반 원리만을 남긴 변형이다. VisRAG 공개 벤치마크에는 교량 도메인 컴포넌트가 사용되지 않으며, 본 제출의 어떤 결과도 v12_port 모듈에 의존하지 않는다. 자세한 설계 근거는 backup/docs/domain_free_v12_experiment_design.md에, backup 폴더의 인덱스는 backup/README.md에 있다.</w:t>
+        <w:t>본 보고서가 다루는 PV-RAG는 백업 폴더 backup/v12_port/ 에 보관된 도메인 특화 RAG 선행 시스템—교량 점검 보고서에 특화된 질문 분류기, 챕터 추론, 손상 이력 보강 등의 구성요소—를 제거하고 “파싱 텍스트와 이미지를 동시에 VLM에 입력한다”는 일반 원리만을 남긴 변형이다. VisRAG 공개 벤치마크에는 교량 도메인 컴포넌트가 사용되지 않으며, 본 제출의 어떤 결과도 backup/v12_port 모듈에 의존하지 않는다. 도메인 특화 컴포넌트를 제거한 일반화 설계 근거는 backup/docs/domain_free_v12_experiment_design.md에, backup 폴더의 인덱스는 backup/README.md에 있다(코드·파일명은 선행 프로젝트의 내부 버전 표기 v12를 그대로 사용한다).</w:t>
       </w:r>
     </w:p>
     <w:sectPr>
@@ -9055,7 +9206,7 @@
         <w:color w:val="000000"/>
         <w:sz w:val="18"/>
       </w:rPr>
-      <w:t>Parsed-Visual RAG (v12-general) vs. VisRAG</w:t>
+      <w:t>Parsed-Visual RAG (PV-RAG) vs. VisRAG</w:t>
     </w:r>
   </w:p>
 </w:hdr>
